--- a/All reports and proposals/23085795_RANAN_BARUA_IPR.docx
+++ b/All reports and proposals/23085795_RANAN_BARUA_IPR.docx
@@ -35,7 +35,7 @@
       <w:r>
         <w:rPr>
           <w:rFonts w:ascii="Amasis MT Pro Black" w:eastAsia="Yu Gothic UI Semibold" w:hAnsi="Amasis MT Pro Black"/>
-          <w:color w:val="C00000"/>
+          <w:color w:val="000000" w:themeColor="text1"/>
           <w:sz w:val="40"/>
           <w:szCs w:val="40"/>
         </w:rPr>
@@ -52,7 +52,7 @@
       <w:r>
         <w:rPr>
           <w:rFonts w:ascii="Amasis MT Pro Black" w:eastAsia="Yu Gothic UI Semibold" w:hAnsi="Amasis MT Pro Black"/>
-          <w:color w:val="C00000"/>
+          <w:color w:val="000000" w:themeColor="text1"/>
           <w:sz w:val="40"/>
           <w:szCs w:val="40"/>
         </w:rPr>
@@ -69,7 +69,7 @@
       <w:r>
         <w:rPr>
           <w:rFonts w:ascii="Amasis MT Pro Black" w:eastAsia="Yu Gothic UI Semibold" w:hAnsi="Amasis MT Pro Black"/>
-          <w:color w:val="FF0000"/>
+          <w:color w:val="000000" w:themeColor="text1"/>
           <w:sz w:val="40"/>
           <w:szCs w:val="40"/>
         </w:rPr>
@@ -86,7 +86,7 @@
       <w:r>
         <w:rPr>
           <w:rFonts w:ascii="Amasis MT Pro Black" w:eastAsia="Yu Gothic UI Semibold" w:hAnsi="Amasis MT Pro Black"/>
-          <w:color w:val="C00000"/>
+          <w:color w:val="000000" w:themeColor="text1"/>
           <w:sz w:val="40"/>
           <w:szCs w:val="40"/>
         </w:rPr>
@@ -103,7 +103,7 @@
       <w:r>
         <w:rPr>
           <w:rFonts w:ascii="Amasis MT Pro Black" w:eastAsia="Yu Gothic UI Semibold" w:hAnsi="Amasis MT Pro Black"/>
-          <w:color w:val="C00000"/>
+          <w:color w:val="000000" w:themeColor="text1"/>
           <w:sz w:val="40"/>
           <w:szCs w:val="40"/>
         </w:rPr>
@@ -128,7 +128,7 @@
       <w:r>
         <w:rPr>
           <w:rFonts w:ascii="Amasis MT Pro Black" w:eastAsia="Yu Gothic UI Semibold" w:hAnsi="Amasis MT Pro Black"/>
-          <w:color w:val="C00000"/>
+          <w:color w:val="000000" w:themeColor="text1"/>
           <w:sz w:val="40"/>
           <w:szCs w:val="40"/>
         </w:rPr>
@@ -145,7 +145,7 @@
       <w:r>
         <w:rPr>
           <w:rFonts w:ascii="Amasis MT Pro Black" w:eastAsia="Yu Gothic UI Semibold" w:hAnsi="Amasis MT Pro Black"/>
-          <w:color w:val="C00000"/>
+          <w:color w:val="000000" w:themeColor="text1"/>
           <w:sz w:val="40"/>
           <w:szCs w:val="40"/>
         </w:rPr>
@@ -162,7 +162,7 @@
       <w:r>
         <w:rPr>
           <w:rFonts w:ascii="Amasis MT Pro Black" w:eastAsia="Yu Gothic UI Semibold" w:hAnsi="Amasis MT Pro Black"/>
-          <w:color w:val="C00000"/>
+          <w:color w:val="000000" w:themeColor="text1"/>
           <w:sz w:val="40"/>
           <w:szCs w:val="40"/>
         </w:rPr>
@@ -179,7 +179,7 @@
       <w:r>
         <w:rPr>
           <w:rFonts w:ascii="Amasis MT Pro Black" w:eastAsia="Yu Gothic UI Semibold" w:hAnsi="Amasis MT Pro Black"/>
-          <w:color w:val="C00000"/>
+          <w:color w:val="000000" w:themeColor="text1"/>
           <w:sz w:val="40"/>
           <w:szCs w:val="40"/>
         </w:rPr>
@@ -196,7 +196,7 @@
       <w:r>
         <w:rPr>
           <w:rFonts w:ascii="Amasis MT Pro Black" w:eastAsia="Yu Gothic UI Semibold" w:hAnsi="Amasis MT Pro Black"/>
-          <w:color w:val="C00000"/>
+          <w:color w:val="000000" w:themeColor="text1"/>
           <w:sz w:val="40"/>
           <w:szCs w:val="40"/>
         </w:rPr>
@@ -213,7 +213,7 @@
       <w:r>
         <w:rPr>
           <w:rFonts w:ascii="Amasis MT Pro Black" w:eastAsia="Yu Gothic UI Semibold" w:hAnsi="Amasis MT Pro Black"/>
-          <w:color w:val="C00000"/>
+          <w:color w:val="000000" w:themeColor="text1"/>
           <w:sz w:val="40"/>
           <w:szCs w:val="40"/>
         </w:rPr>
@@ -230,7 +230,7 @@
       <w:r>
         <w:rPr>
           <w:rFonts w:ascii="Amasis MT Pro Black" w:eastAsia="Yu Gothic UI Semibold" w:hAnsi="Amasis MT Pro Black"/>
-          <w:color w:val="C00000"/>
+          <w:color w:val="000000" w:themeColor="text1"/>
           <w:sz w:val="40"/>
           <w:szCs w:val="40"/>
         </w:rPr>
@@ -244,11 +244,10 @@
         </w:rPr>
         <w:t xml:space="preserve">I with </w:t>
       </w:r>
-      <w:proofErr w:type="spellStart"/>
       <w:r>
         <w:rPr>
           <w:rFonts w:ascii="Amasis MT Pro Black" w:eastAsia="Yu Gothic UI Semibold" w:hAnsi="Amasis MT Pro Black"/>
-          <w:color w:val="C00000"/>
+          <w:color w:val="000000" w:themeColor="text1"/>
           <w:sz w:val="40"/>
           <w:szCs w:val="40"/>
         </w:rPr>
@@ -262,7 +261,6 @@
         </w:rPr>
         <w:t>treamlit</w:t>
       </w:r>
-      <w:proofErr w:type="spellEnd"/>
       <w:r>
         <w:rPr>
           <w:rFonts w:ascii="Amasis MT Pro Black" w:eastAsia="Yu Gothic UI Semibold" w:hAnsi="Amasis MT Pro Black"/>
@@ -274,7 +272,7 @@
       <w:r>
         <w:rPr>
           <w:rFonts w:ascii="Amasis MT Pro Black" w:eastAsia="Yu Gothic UI Semibold" w:hAnsi="Amasis MT Pro Black"/>
-          <w:color w:val="C00000"/>
+          <w:color w:val="000000" w:themeColor="text1"/>
           <w:sz w:val="40"/>
           <w:szCs w:val="40"/>
         </w:rPr>
@@ -871,7 +869,7 @@
           <w:sz w:val="32"/>
           <w:szCs w:val="32"/>
         </w:rPr>
-        <w:t>: 31 O</w:t>
+        <w:t xml:space="preserve">: </w:t>
       </w:r>
       <w:r>
         <w:rPr>
@@ -879,7 +877,23 @@
           <w:sz w:val="32"/>
           <w:szCs w:val="32"/>
         </w:rPr>
-        <w:t>ctober</w:t>
+        <w:t xml:space="preserve">3 </w:t>
+      </w:r>
+      <w:r>
+        <w:rPr>
+          <w:rFonts w:ascii="Footlight MT Light" w:hAnsi="Footlight MT Light"/>
+          <w:sz w:val="32"/>
+          <w:szCs w:val="32"/>
+        </w:rPr>
+        <w:t>Novembe</w:t>
+      </w:r>
+      <w:r>
+        <w:rPr>
+          <w:rFonts w:ascii="Footlight MT Light" w:hAnsi="Footlight MT Light"/>
+          <w:sz w:val="32"/>
+          <w:szCs w:val="32"/>
+        </w:rPr>
+        <w:t>r</w:t>
       </w:r>
       <w:r>
         <w:rPr>
@@ -3849,8 +3863,8 @@
       <w:r>
         <w:t>1. Background Research and Literature Research</w:t>
       </w:r>
+      <w:bookmarkEnd w:id="1"/>
       <w:bookmarkEnd w:id="0"/>
-      <w:bookmarkEnd w:id="1"/>
       <w:r>
         <w:t> </w:t>
       </w:r>
@@ -3893,10 +3907,19 @@
         <w:t>foundational</w:t>
       </w:r>
       <w:r>
-        <w:t xml:space="preserve"> progresses that have been established </w:t>
-      </w:r>
-      <w:r>
-        <w:t>of the Master’s project on Mental Health Risk Prediction.</w:t>
+        <w:t xml:space="preserve"> progress that have been </w:t>
+      </w:r>
+      <w:r>
+        <w:t>made</w:t>
+      </w:r>
+      <w:r>
+        <w:t xml:space="preserve"> </w:t>
+      </w:r>
+      <w:r>
+        <w:t>in</w:t>
+      </w:r>
+      <w:r>
+        <w:t xml:space="preserve"> the Master’s project on Mental Health Risk Prediction.</w:t>
       </w:r>
       <w:r>
         <w:t xml:space="preserve"> The project is</w:t>
@@ -3941,10 +3964,19 @@
         <w:t>as large numbers of individuals still</w:t>
       </w:r>
       <w:r>
-        <w:t xml:space="preserve"> doesn’t </w:t>
-      </w:r>
-      <w:r>
-        <w:t xml:space="preserve">apprehend </w:t>
+        <w:t xml:space="preserve"> do</w:t>
+      </w:r>
+      <w:r>
+        <w:t>n</w:t>
+      </w:r>
+      <w:r>
+        <w:t xml:space="preserve">’t </w:t>
+      </w:r>
+      <w:r>
+        <w:t>compre</w:t>
+      </w:r>
+      <w:r>
+        <w:t xml:space="preserve">hend </w:t>
       </w:r>
       <w:r>
         <w:t>with</w:t>
@@ -3971,7 +4003,7 @@
         <w:t>of</w:t>
       </w:r>
       <w:r>
-        <w:t xml:space="preserve"> the individuals.</w:t>
+        <w:t xml:space="preserve">  individuals.</w:t>
       </w:r>
       <w:r>
         <w:t xml:space="preserve"> According to a r</w:t>
@@ -3984,6 +4016,7 @@
           <w:id w:val="-63729926"/>
           <w:citation/>
         </w:sdtPr>
+        <w:sdtEndPr/>
         <w:sdtContent>
           <w:r>
             <w:fldChar w:fldCharType="begin"/>
@@ -4023,7 +4056,19 @@
         <w:t xml:space="preserve">only </w:t>
       </w:r>
       <w:r>
-        <w:t xml:space="preserve">about 13.7% cases in lower income countries and 36.8% cases in high income countries received </w:t>
+        <w:t>about 13.7% cases in lower</w:t>
+      </w:r>
+      <w:r>
+        <w:t>-</w:t>
+      </w:r>
+      <w:r>
+        <w:t>income countries and 36.8% cases in high</w:t>
+      </w:r>
+      <w:r>
+        <w:t>-</w:t>
+      </w:r>
+      <w:r>
+        <w:t xml:space="preserve">income countries received </w:t>
       </w:r>
       <w:r>
         <w:t>treatment for mental health.</w:t>
@@ -4044,10 +4089,22 @@
         <w:t xml:space="preserve"> a non-clinical</w:t>
       </w:r>
       <w:r>
-        <w:t xml:space="preserve"> screening tool that uses modern machine learning algorithm to provide an accessible </w:t>
-      </w:r>
-      <w:r>
-        <w:t>data driven solution is more a requisite and the project attempts to provide a</w:t>
+        <w:t xml:space="preserve"> screening tool that uses</w:t>
+      </w:r>
+      <w:r>
+        <w:t xml:space="preserve"> a</w:t>
+      </w:r>
+      <w:r>
+        <w:t xml:space="preserve"> modern machine learning algorithm to provide an accessible </w:t>
+      </w:r>
+      <w:r>
+        <w:t>data</w:t>
+      </w:r>
+      <w:r>
+        <w:t>-</w:t>
+      </w:r>
+      <w:r>
+        <w:t>driven solution is more a requisite and the project attempts to provide a</w:t>
       </w:r>
       <w:r>
         <w:t>n equivalent solution.</w:t>
@@ -4082,28 +4139,10 @@
         <w:t>ensemble methods</w:t>
       </w:r>
       <w:r>
-        <w:t xml:space="preserve"> (</w:t>
-      </w:r>
-      <w:proofErr w:type="spellStart"/>
-      <w:proofErr w:type="gramStart"/>
-      <w:r>
-        <w:t>CatBoost,LightGBM</w:t>
-      </w:r>
-      <w:proofErr w:type="spellEnd"/>
-      <w:proofErr w:type="gramEnd"/>
-      <w:r>
-        <w:t>) in mental health study</w:t>
-      </w:r>
-      <w:r>
-        <w:t xml:space="preserve"> to assess their potential. An additional goal of the project is to build a </w:t>
-      </w:r>
-      <w:proofErr w:type="spellStart"/>
-      <w:r>
-        <w:t>Streamlit</w:t>
-      </w:r>
-      <w:proofErr w:type="spellEnd"/>
-      <w:r>
-        <w:t xml:space="preserve"> interface that provides users with an interactive platform, allowing them to grasp the model's insights and interpret the model's predictions.</w:t>
+        <w:t xml:space="preserve"> (CatBoost,LightGBM) in mental health study</w:t>
+      </w:r>
+      <w:r>
+        <w:t xml:space="preserve"> to assess their potential. An additional goal of the project is to build a Streamlit interface that provides users with an interactive platform, allowing them to grasp the model's insights and interpret the model's predictions.</w:t>
       </w:r>
     </w:p>
     <w:p>
@@ -4173,157 +4212,139 @@
         <w:t xml:space="preserve">Advanced Model Optimization: </w:t>
       </w:r>
       <w:r>
-        <w:t>To implement and evaluate, and fine-tune several advanced models (</w:t>
-      </w:r>
-      <w:proofErr w:type="spellStart"/>
-      <w:r>
-        <w:t>CatBoost</w:t>
-      </w:r>
-      <w:proofErr w:type="spellEnd"/>
+        <w:t>To implement and evaluate, and fine-tune several advanced models (CatBoost, LightGBM, BRFC, and Stacked Ensembles) that are infrequent in the mental health analysis industry, with high possibilities of examining if they outperform the conventional models.</w:t>
+      </w:r>
+    </w:p>
+    <w:p>
+      <w:pPr>
+        <w:jc w:val="both"/>
+      </w:pPr>
+      <w:r>
+        <w:rPr>
+          <w:b/>
+          <w:bCs/>
+        </w:rPr>
+        <w:t xml:space="preserve">Scientific Discovery (Feature Importance): </w:t>
+      </w:r>
+      <w:r>
+        <w:t xml:space="preserve">To utilize Explainable A.I. methods (SHAP values) to identify which features dominate the prediction of </w:t>
+      </w:r>
+      <w:r>
+        <w:t xml:space="preserve">each of </w:t>
+      </w:r>
+      <w:r>
+        <w:t>the models and rank them accordingly.</w:t>
+      </w:r>
+    </w:p>
+    <w:p>
+      <w:pPr>
+        <w:jc w:val="both"/>
+      </w:pPr>
+      <w:r>
+        <w:rPr>
+          <w:b/>
+          <w:bCs/>
+        </w:rPr>
+        <w:lastRenderedPageBreak/>
+        <w:t>Performance Measurement and Evaluation:</w:t>
+      </w:r>
+      <w:r>
+        <w:t xml:space="preserve"> To conduct measurement of performance using metrics including Recall, Precision, and AUC, ensuring that the project meets the threshold, and also to compare the results with the previous similar studies.</w:t>
+      </w:r>
+    </w:p>
+    <w:p>
+      <w:pPr>
+        <w:jc w:val="both"/>
+      </w:pPr>
+      <w:r>
+        <w:rPr>
+          <w:b/>
+          <w:bCs/>
+        </w:rPr>
+        <w:t>Installation and Explanation:</w:t>
+      </w:r>
+      <w:r>
+        <w:t xml:space="preserve"> To </w:t>
+      </w:r>
+      <w:r>
+        <w:t>develop</w:t>
+      </w:r>
+      <w:r>
+        <w:t xml:space="preserve"> a Streamlit Interface on the final </w:t>
+      </w:r>
+      <w:r>
+        <w:t>selected</w:t>
+      </w:r>
+      <w:r>
+        <w:t xml:space="preserve"> model, demonstrating a real-time prediction and explaining the top </w:t>
+      </w:r>
+      <w:r>
+        <w:t>features contributing to the prediction</w:t>
+      </w:r>
+      <w:r>
+        <w:t>.</w:t>
+      </w:r>
+    </w:p>
+    <w:p>
+      <w:pPr>
+        <w:jc w:val="both"/>
+      </w:pPr>
+      <w:r>
+        <w:rPr>
+          <w:b/>
+          <w:bCs/>
+        </w:rPr>
+        <w:t>Documentation and Reporting:</w:t>
+      </w:r>
+      <w:r>
+        <w:t xml:space="preserve"> To complete and submit the required project documentation with the inclusion of IPR and FPR to ensure that all the methodologies and procedures are recorded professionally and academically.</w:t>
+      </w:r>
+    </w:p>
+    <w:p>
+      <w:pPr>
+        <w:pStyle w:val="Heading2"/>
+        <w:jc w:val="both"/>
+      </w:pPr>
+      <w:bookmarkStart w:id="7" w:name="_Toc212834202"/>
+      <w:r>
+        <w:t>Research</w:t>
+      </w:r>
+      <w:r>
+        <w:t xml:space="preserve"> Questions</w:t>
+      </w:r>
+      <w:bookmarkEnd w:id="7"/>
+    </w:p>
+    <w:p>
+      <w:pPr>
+        <w:jc w:val="both"/>
+        <w:rPr>
+          <w:b/>
+          <w:bCs/>
+        </w:rPr>
+      </w:pPr>
+      <w:r>
+        <w:t xml:space="preserve">Mental Health is a multifaceted </w:t>
+      </w:r>
+      <w:r>
+        <w:t xml:space="preserve">problem that is not influenced by a single contributor rather is </w:t>
+      </w:r>
+      <w:r>
+        <w:t xml:space="preserve">shaped by  </w:t>
+      </w:r>
+      <w:r>
+        <w:t xml:space="preserve">several </w:t>
+      </w:r>
+      <w:r>
+        <w:t xml:space="preserve">behavioural and demographic features and understanding the </w:t>
+      </w:r>
+      <w:r>
+        <w:t>indicators and their importance</w:t>
+      </w:r>
       <w:r>
         <w:t xml:space="preserve">, </w:t>
       </w:r>
-      <w:proofErr w:type="spellStart"/>
-      <w:r>
-        <w:t>LightGBM</w:t>
-      </w:r>
-      <w:proofErr w:type="spellEnd"/>
-      <w:r>
-        <w:t>, BRFC, and Stacked Ensembles) that are infrequent in the mental health analysis industry, with high possibilities of examining if they outperform the conventional models.</w:t>
-      </w:r>
-    </w:p>
-    <w:p>
-      <w:pPr>
-        <w:jc w:val="both"/>
-      </w:pPr>
-      <w:r>
-        <w:rPr>
-          <w:b/>
-          <w:bCs/>
-        </w:rPr>
-        <w:lastRenderedPageBreak/>
-        <w:t xml:space="preserve">Scientific Discovery (Feature Importance): </w:t>
-      </w:r>
-      <w:r>
-        <w:t xml:space="preserve">To utilize Explainable A.I. methods (SHAP values) to identify which features dominate the prediction of </w:t>
-      </w:r>
-      <w:r>
-        <w:t xml:space="preserve">each of </w:t>
-      </w:r>
-      <w:r>
-        <w:t>the models and rank them accordingly.</w:t>
-      </w:r>
-    </w:p>
-    <w:p>
-      <w:pPr>
-        <w:jc w:val="both"/>
-      </w:pPr>
-      <w:r>
-        <w:rPr>
-          <w:b/>
-          <w:bCs/>
-        </w:rPr>
-        <w:t>Performance Measurement and Evaluation:</w:t>
-      </w:r>
-      <w:r>
-        <w:t xml:space="preserve"> To conduct measurement of performance using metrics including Recall, Precision, and AUC, ensuring that the project meets the threshold, and also to compare the results with the previous similar studies.</w:t>
-      </w:r>
-    </w:p>
-    <w:p>
-      <w:pPr>
-        <w:jc w:val="both"/>
-      </w:pPr>
-      <w:r>
-        <w:rPr>
-          <w:b/>
-          <w:bCs/>
-        </w:rPr>
-        <w:t>Installation and Explanation:</w:t>
-      </w:r>
-      <w:r>
-        <w:t xml:space="preserve"> To </w:t>
-      </w:r>
-      <w:r>
-        <w:t>develop</w:t>
-      </w:r>
-      <w:r>
-        <w:t xml:space="preserve"> a </w:t>
-      </w:r>
-      <w:proofErr w:type="spellStart"/>
-      <w:r>
-        <w:t>Streamlit</w:t>
-      </w:r>
-      <w:proofErr w:type="spellEnd"/>
-      <w:r>
-        <w:t xml:space="preserve"> Interface on the final </w:t>
-      </w:r>
-      <w:r>
-        <w:t>selected</w:t>
-      </w:r>
-      <w:r>
-        <w:t xml:space="preserve"> model, demonstrating a real-time prediction and explaining the top </w:t>
-      </w:r>
-      <w:r>
-        <w:t>features contributing to the prediction</w:t>
-      </w:r>
-      <w:r>
-        <w:t>.</w:t>
-      </w:r>
-    </w:p>
-    <w:p>
-      <w:pPr>
-        <w:jc w:val="both"/>
-      </w:pPr>
-      <w:r>
-        <w:rPr>
-          <w:b/>
-          <w:bCs/>
-        </w:rPr>
-        <w:t>Documentation and Reporting:</w:t>
-      </w:r>
-      <w:r>
-        <w:t xml:space="preserve"> To complete and submit the required project documentation with the inclusion of IPR and FPR to ensure that all the methodologies and procedures are recorded professionally and academically.</w:t>
-      </w:r>
-    </w:p>
-    <w:p>
-      <w:pPr>
-        <w:pStyle w:val="Heading2"/>
-        <w:jc w:val="both"/>
-      </w:pPr>
-      <w:bookmarkStart w:id="7" w:name="_Toc212834202"/>
-      <w:r>
-        <w:t>Research</w:t>
-      </w:r>
-      <w:r>
-        <w:t xml:space="preserve"> Questions</w:t>
-      </w:r>
-      <w:bookmarkEnd w:id="7"/>
-    </w:p>
-    <w:p>
-      <w:pPr>
-        <w:jc w:val="both"/>
-        <w:rPr>
-          <w:b/>
-          <w:bCs/>
-        </w:rPr>
-      </w:pPr>
-      <w:r>
-        <w:t xml:space="preserve">Mental Health is a multifaceted </w:t>
-      </w:r>
-      <w:r>
-        <w:t xml:space="preserve">problem that is not influenced by a single contributor rather is </w:t>
-      </w:r>
-      <w:r>
-        <w:t xml:space="preserve">shaped by both </w:t>
-      </w:r>
-      <w:r>
-        <w:t xml:space="preserve">several </w:t>
-      </w:r>
-      <w:r>
-        <w:t xml:space="preserve">behavioural and demographic features and understanding the </w:t>
-      </w:r>
-      <w:r>
-        <w:t xml:space="preserve">indicators and their importance therefore is </w:t>
+      <w:r>
+        <w:t xml:space="preserve">therefore is </w:t>
       </w:r>
       <w:r>
         <w:t>a necessity</w:t>
@@ -4338,7 +4359,10 @@
         <w:t xml:space="preserve">features </w:t>
       </w:r>
       <w:r>
-        <w:t xml:space="preserve">to the prediction </w:t>
+        <w:t>on</w:t>
+      </w:r>
+      <w:r>
+        <w:t xml:space="preserve"> the prediction </w:t>
       </w:r>
       <w:r>
         <w:t>and</w:t>
@@ -4407,21 +4431,31 @@
         <w:t xml:space="preserve">ensemble methods </w:t>
       </w:r>
       <w:r>
-        <w:t xml:space="preserve">surpass the traditional methods predicting mental health risk levels </w:t>
-      </w:r>
-      <w:proofErr w:type="gramStart"/>
-      <w:r>
-        <w:t>effectively</w:t>
-      </w:r>
-      <w:r>
-        <w:t xml:space="preserve"> </w:t>
-      </w:r>
-      <w:r>
-        <w:t xml:space="preserve"> and</w:t>
-      </w:r>
-      <w:proofErr w:type="gramEnd"/>
-      <w:r>
-        <w:t xml:space="preserve"> which features (behavioural and demographic) has the most contribution over th</w:t>
+        <w:t xml:space="preserve">surpass the traditional methods </w:t>
+      </w:r>
+      <w:r>
+        <w:t xml:space="preserve">in </w:t>
+      </w:r>
+      <w:r>
+        <w:t xml:space="preserve">predicting mental health risk levels </w:t>
+      </w:r>
+      <w:r>
+        <w:t>effectively and</w:t>
+      </w:r>
+      <w:r>
+        <w:t xml:space="preserve"> which features (behavioural and demographic) ha</w:t>
+      </w:r>
+      <w:r>
+        <w:t>ve</w:t>
+      </w:r>
+      <w:r>
+        <w:t xml:space="preserve"> the most contribution </w:t>
+      </w:r>
+      <w:r>
+        <w:t>to</w:t>
+      </w:r>
+      <w:r>
+        <w:t xml:space="preserve"> th</w:t>
       </w:r>
       <w:r>
         <w:t>ose</w:t>
@@ -4457,7 +4491,7 @@
         <w:t xml:space="preserve">What is the individual contribution of each </w:t>
       </w:r>
       <w:r>
-        <w:t xml:space="preserve">behavioural and demographic features to the prediction of mental health risk levels (None, Low, Medium, High) and </w:t>
+        <w:t xml:space="preserve">behavioural and demographic feature to the prediction of mental health risk levels (None, Low, Medium, High) and </w:t>
       </w:r>
       <w:r>
         <w:t>how do they relate to the previous studies?</w:t>
@@ -4478,15 +4512,8 @@
       <w:r>
         <w:t xml:space="preserve">individual boosting methods such as </w:t>
       </w:r>
-      <w:proofErr w:type="spellStart"/>
-      <w:proofErr w:type="gramStart"/>
-      <w:r>
-        <w:t>Catboost,LightGBM</w:t>
-      </w:r>
-      <w:proofErr w:type="spellEnd"/>
-      <w:proofErr w:type="gramEnd"/>
-      <w:r>
-        <w:t xml:space="preserve"> and</w:t>
+      <w:r>
+        <w:t>Catboost,LightGBM and</w:t>
       </w:r>
       <w:r>
         <w:t xml:space="preserve"> </w:t>
@@ -4517,7 +4544,13 @@
         <w:jc w:val="both"/>
       </w:pPr>
       <w:r>
-        <w:t xml:space="preserve">How can XAI methods (SHAP values) interpret the influence of the contributing indicators to the mental health risk </w:t>
+        <w:t xml:space="preserve">How can XAI methods (SHAP values) interpret the influence of the contributing indicators </w:t>
+      </w:r>
+      <w:r>
+        <w:t>on</w:t>
+      </w:r>
+      <w:r>
+        <w:t xml:space="preserve"> the mental health risk </w:t>
       </w:r>
       <w:r>
         <w:t>levels,</w:t>
@@ -4581,26 +4614,20 @@
         <w:t>lack</w:t>
       </w:r>
       <w:r>
-        <w:t>ing</w:t>
-      </w:r>
-      <w:r>
         <w:t xml:space="preserve"> not only significantly decreases a person's confidence but can affect the surrounding personalities as </w:t>
       </w:r>
       <w:r>
         <w:t>w</w:t>
       </w:r>
       <w:r>
-        <w:t xml:space="preserve">ell. An estimated amount of US$1 trillion </w:t>
-      </w:r>
-      <w:r>
-        <w:lastRenderedPageBreak/>
-        <w:t>per year is lost in productivity every year due to the presence of anxiety and depression in the workplace</w:t>
+        <w:t>ell. An estimated amount of US$1 trillion per year is lost in productivity every year due to the presence of anxiety and depression in the workplace</w:t>
       </w:r>
       <w:sdt>
         <w:sdtPr>
           <w:id w:val="-1207714063"/>
           <w:citation/>
         </w:sdtPr>
+        <w:sdtEndPr/>
         <w:sdtContent>
           <w:r>
             <w:fldChar w:fldCharType="begin"/>
@@ -4637,13 +4664,18 @@
         <w:t>.</w:t>
       </w:r>
       <w:r>
-        <w:t>The situation gets worse when social stigma and fear around seeking help kick in and create a barrier for early diagnosis for individuals. Only around 9% of the people with depression globally receive appropriate treatment</w:t>
+        <w:t xml:space="preserve">The situation gets worse when social stigma and fear around seeking help </w:t>
+      </w:r>
+      <w:r>
+        <w:lastRenderedPageBreak/>
+        <w:t>kick in and create a barrier for early diagnosis for individuals. Only around 9% of the people with depression globally receive appropriate treatment</w:t>
       </w:r>
       <w:sdt>
         <w:sdtPr>
           <w:id w:val="2124869987"/>
           <w:citation/>
         </w:sdtPr>
+        <w:sdtEndPr/>
         <w:sdtContent>
           <w:r>
             <w:fldChar w:fldCharType="begin"/>
@@ -4680,6 +4712,9 @@
         <w:t>.</w:t>
       </w:r>
       <w:r>
+        <w:t xml:space="preserve"> </w:t>
+      </w:r>
+      <w:r>
         <w:t>This generates the need for accessible screening tools that are non-clinical to ensure a person can grow confidence to seek mental health treatment.</w:t>
       </w:r>
     </w:p>
@@ -4702,18 +4737,10 @@
         <w:t xml:space="preserve"> the challenge of </w:t>
       </w:r>
       <w:r>
-        <w:t xml:space="preserve">dealing </w:t>
-      </w:r>
-      <w:proofErr w:type="gramStart"/>
-      <w:r>
-        <w:t xml:space="preserve">with </w:t>
-      </w:r>
-      <w:r>
-        <w:t xml:space="preserve"> complexity</w:t>
-      </w:r>
-      <w:proofErr w:type="gramEnd"/>
-      <w:r>
-        <w:t xml:space="preserve"> of risk indicators. The risk for mental health-related scenarios is often caused by a combination of genetic, environmental, and psychiatric factors rather than a single cause. Therefore, any predictive model working on the mental health objectives needs to understand the importance of each determinant, including </w:t>
+        <w:t xml:space="preserve">dealing with </w:t>
+      </w:r>
+      <w:r>
+        <w:t xml:space="preserve">complexity of risk indicators. The risk for mental health-related scenarios is often caused by a combination of genetic, environmental, and psychiatric factors rather than a single cause. Therefore, any predictive model working on the mental health objectives needs to understand the importance of each determinant, including </w:t>
       </w:r>
       <w:r>
         <w:t>demographic (</w:t>
@@ -4844,6 +4871,7 @@
           <w:id w:val="2079703396"/>
           <w:citation/>
         </w:sdtPr>
+        <w:sdtEndPr/>
         <w:sdtContent>
           <w:r>
             <w:rPr>
@@ -4951,6 +4979,7 @@
           <w:id w:val="249005979"/>
           <w:citation/>
         </w:sdtPr>
+        <w:sdtEndPr/>
         <w:sdtContent>
           <w:r>
             <w:rPr>
@@ -5052,6 +5081,7 @@
           <w:id w:val="67085881"/>
           <w:citation/>
         </w:sdtPr>
+        <w:sdtEndPr/>
         <w:sdtContent>
           <w:r>
             <w:rPr>
@@ -5101,31 +5131,7 @@
         <w:t xml:space="preserve"> </w:t>
       </w:r>
       <w:r>
-        <w:t xml:space="preserve">showed that </w:t>
-      </w:r>
-      <w:proofErr w:type="spellStart"/>
-      <w:r>
-        <w:t>XGBoost</w:t>
-      </w:r>
-      <w:proofErr w:type="spellEnd"/>
-      <w:r>
-        <w:t xml:space="preserve">, a member of the Gradient Boosting family, outperformed the conventional algorithms when predicting outcomes like stress and depression. Therefore, the project plans to implement other advanced forms of the Gradient Boosting Algorithm, which include </w:t>
-      </w:r>
-      <w:proofErr w:type="spellStart"/>
-      <w:r>
-        <w:t>CatBoost</w:t>
-      </w:r>
-      <w:proofErr w:type="spellEnd"/>
-      <w:r>
-        <w:t xml:space="preserve"> and </w:t>
-      </w:r>
-      <w:proofErr w:type="spellStart"/>
-      <w:r>
-        <w:t>LightGBM</w:t>
-      </w:r>
-      <w:proofErr w:type="spellEnd"/>
-      <w:r>
-        <w:t>, for their capability to handle large, complex datasets and deliver fast prediction efficiency.</w:t>
+        <w:t>showed that XGBoost, a member of the Gradient Boosting family, outperformed the conventional algorithms when predicting outcomes like stress and depression. Therefore, the project plans to implement other advanced forms of the Gradient Boosting Algorithm, which include CatBoost and LightGBM, for their capability to handle large, complex datasets and deliver fast prediction efficiency.</w:t>
       </w:r>
     </w:p>
     <w:p>
@@ -5151,6 +5157,7 @@
           <w:id w:val="-341859776"/>
           <w:citation/>
         </w:sdtPr>
+        <w:sdtEndPr/>
         <w:sdtContent>
           <w:r>
             <w:rPr>
@@ -5193,26 +5200,23 @@
         </w:sdtContent>
       </w:sdt>
       <w:r>
-        <w:t xml:space="preserve"> implemented a Voting Classifier ensemble model that was unsuccessful at beating the Gradient Boosting model when it comes to prediction accuracy. Therefore, an advanced Stacked Ensemble Model using hybrid learning could be an optimal solution, </w:t>
-      </w:r>
-      <w:r>
+        <w:t xml:space="preserve"> implemented a Voting Classifier ensemble model that was unsuccessful at beating the Gradient Boosting model when it comes to prediction accuracy. Therefore, an advanced Stacked Ensemble Model using hybrid learning could be an optimal solution, which is specifically designed to outperform the simple ensemble both in terms of precision and robustness, and the project plans to implement this methodology.</w:t>
+      </w:r>
+    </w:p>
+    <w:p>
+      <w:pPr>
+        <w:jc w:val="both"/>
+        <w:rPr>
+          <w:b/>
+          <w:bCs/>
+        </w:rPr>
+      </w:pPr>
+      <w:r>
+        <w:rPr>
+          <w:b/>
+          <w:bCs/>
+        </w:rPr>
         <w:lastRenderedPageBreak/>
-        <w:t>which is specifically designed to outperform the simple ensemble both in terms of precision and robustness, and the project plans to implement this methodology.</w:t>
-      </w:r>
-    </w:p>
-    <w:p>
-      <w:pPr>
-        <w:jc w:val="both"/>
-        <w:rPr>
-          <w:b/>
-          <w:bCs/>
-        </w:rPr>
-      </w:pPr>
-      <w:r>
-        <w:rPr>
-          <w:b/>
-          <w:bCs/>
-        </w:rPr>
         <w:t>Practical Research and Resolving Technical Challenges</w:t>
       </w:r>
     </w:p>
@@ -5344,6 +5348,9 @@
         <w:t xml:space="preserve">ensure </w:t>
       </w:r>
       <w:r>
+        <w:t xml:space="preserve">the </w:t>
+      </w:r>
+      <w:r>
         <w:t>project’s development is done in a well-organized format.</w:t>
       </w:r>
       <w:r>
@@ -5365,7 +5372,13 @@
         <w:t xml:space="preserve">system that </w:t>
       </w:r>
       <w:r>
-        <w:t xml:space="preserve">can handle multiple features based majorly on behavioural, demographical and social data </w:t>
+        <w:t>can handle multiple features based ma</w:t>
+      </w:r>
+      <w:r>
+        <w:t>in</w:t>
+      </w:r>
+      <w:r>
+        <w:t xml:space="preserve">ly on behavioural, demographical and social data </w:t>
       </w:r>
       <w:r>
         <w:t xml:space="preserve">and provide </w:t>
@@ -5410,7 +5423,13 @@
         <w:t>was</w:t>
       </w:r>
       <w:r>
-        <w:t xml:space="preserve"> mainly on achieving high precision and accuracy </w:t>
+        <w:t xml:space="preserve"> mainly on achieving high</w:t>
+      </w:r>
+      <w:r>
+        <w:t>er</w:t>
+      </w:r>
+      <w:r>
+        <w:t xml:space="preserve"> precision and accuracy </w:t>
       </w:r>
       <w:r>
         <w:t xml:space="preserve">than previous studies </w:t>
@@ -5449,7 +5468,10 @@
         <w:t xml:space="preserve">imbalanced data </w:t>
       </w:r>
       <w:r>
-        <w:t xml:space="preserve">was included </w:t>
+        <w:t>were</w:t>
+      </w:r>
+      <w:r>
+        <w:t xml:space="preserve"> included </w:t>
       </w:r>
       <w:r>
         <w:t>too in the non-functional</w:t>
@@ -5479,7 +5501,7 @@
         <w:t>outcomes, satisfying</w:t>
       </w:r>
       <w:r>
-        <w:t xml:space="preserve"> the need the of </w:t>
+        <w:t xml:space="preserve"> the need of </w:t>
       </w:r>
       <w:r>
         <w:t>an</w:t>
@@ -5502,7 +5524,6 @@
       <w:bookmarkStart w:id="14" w:name="_Toc212552683"/>
       <w:bookmarkStart w:id="15" w:name="_Toc212834206"/>
       <w:r>
-        <w:lastRenderedPageBreak/>
         <w:t>Literature Review</w:t>
       </w:r>
       <w:bookmarkEnd w:id="14"/>
@@ -5513,23 +5534,11 @@
         <w:jc w:val="both"/>
       </w:pPr>
       <w:r>
-        <w:t xml:space="preserve">A thorough, detailed review of 15 research papers relevant to my project field was conducted, concentrating on the machine learning algorithm and the hyperparameters that were used to achieve the outcome. The table summarising the findings was created to provide a strong foundation to back the decision of implementing advanced Gradient Boosting Techniques such as </w:t>
-      </w:r>
-      <w:proofErr w:type="spellStart"/>
-      <w:r>
-        <w:t>CatBoost</w:t>
-      </w:r>
-      <w:proofErr w:type="spellEnd"/>
-      <w:r>
-        <w:t xml:space="preserve"> and </w:t>
-      </w:r>
-      <w:proofErr w:type="spellStart"/>
-      <w:r>
-        <w:t>LightGBM</w:t>
-      </w:r>
-      <w:proofErr w:type="spellEnd"/>
-      <w:r>
-        <w:t>. Additionally, the requirement of Explainable AI (XAI) methods was identified from the insights of the findings.</w:t>
+        <w:t xml:space="preserve">A thorough, detailed review of 15 research papers relevant to my project field was conducted, concentrating on the machine learning algorithm and the hyperparameters that were used to achieve the outcome. The table summarising the findings was created to provide a strong foundation to back </w:t>
+      </w:r>
+      <w:r>
+        <w:lastRenderedPageBreak/>
+        <w:t>the decision of implementing advanced Gradient Boosting Techniques such as CatBoost and LightGBM. Additionally, the requirement of Explainable AI (XAI) methods was identified from the insights of the findings.</w:t>
       </w:r>
     </w:p>
     <w:p>
@@ -5599,25 +5608,7 @@
           <w:b/>
           <w:bCs/>
         </w:rPr>
-        <w:t xml:space="preserve"> : </w:t>
-      </w:r>
-      <w:proofErr w:type="spellStart"/>
-      <w:r>
-        <w:rPr>
-          <w:rFonts w:ascii="Times New Roman" w:hAnsi="Times New Roman" w:cs="Times New Roman"/>
-          <w:b/>
-          <w:bCs/>
-        </w:rPr>
-        <w:t>Comparision</w:t>
-      </w:r>
-      <w:proofErr w:type="spellEnd"/>
-      <w:r>
-        <w:rPr>
-          <w:rFonts w:ascii="Times New Roman" w:hAnsi="Times New Roman" w:cs="Times New Roman"/>
-          <w:b/>
-          <w:bCs/>
-        </w:rPr>
-        <w:t xml:space="preserve"> of Models and Parameters of Related Research</w:t>
+        <w:t xml:space="preserve"> : Comparision of Models and Parameters of Related Research</w:t>
       </w:r>
       <w:r>
         <w:rPr>
@@ -5843,6 +5834,7 @@
                 <w:id w:val="1540241193"/>
                 <w:citation/>
               </w:sdtPr>
+              <w:sdtEndPr/>
               <w:sdtContent>
                 <w:r>
                   <w:rPr>
@@ -5924,39 +5916,7 @@
                 <w:sz w:val="16"/>
                 <w:szCs w:val="16"/>
               </w:rPr>
-              <w:t xml:space="preserve">Random Forest, Decision Tree, Logistical Regression, </w:t>
-            </w:r>
-            <w:proofErr w:type="spellStart"/>
-            <w:r>
-              <w:rPr>
-                <w:sz w:val="16"/>
-                <w:szCs w:val="16"/>
-              </w:rPr>
-              <w:t>OneR</w:t>
-            </w:r>
-            <w:proofErr w:type="spellEnd"/>
-            <w:r>
-              <w:rPr>
-                <w:sz w:val="16"/>
-                <w:szCs w:val="16"/>
-              </w:rPr>
-              <w:t xml:space="preserve">, Naïve Bayes, </w:t>
-            </w:r>
-            <w:proofErr w:type="spellStart"/>
-            <w:r>
-              <w:rPr>
-                <w:sz w:val="16"/>
-                <w:szCs w:val="16"/>
-              </w:rPr>
-              <w:t>NNge</w:t>
-            </w:r>
-            <w:proofErr w:type="spellEnd"/>
-            <w:r>
-              <w:rPr>
-                <w:sz w:val="16"/>
-                <w:szCs w:val="16"/>
-              </w:rPr>
-              <w:t xml:space="preserve"> </w:t>
+              <w:t xml:space="preserve">Random Forest, Decision Tree, Logistical Regression, OneR, Naïve Bayes, NNge </w:t>
             </w:r>
           </w:p>
         </w:tc>
@@ -6070,6 +6030,7 @@
                 <w:id w:val="1509480247"/>
                 <w:citation/>
               </w:sdtPr>
+              <w:sdtEndPr/>
               <w:sdtContent>
                 <w:r>
                   <w:rPr>
@@ -6265,6 +6226,7 @@
                 <w:id w:val="1973011730"/>
                 <w:citation/>
               </w:sdtPr>
+              <w:sdtEndPr/>
               <w:sdtContent>
                 <w:r>
                   <w:rPr>
@@ -6346,23 +6308,7 @@
                 <w:sz w:val="16"/>
                 <w:szCs w:val="16"/>
               </w:rPr>
-              <w:t xml:space="preserve">Decision Tree, Naive Bayes, Random Forest, K-Nearest Neighbours, </w:t>
-            </w:r>
-            <w:proofErr w:type="spellStart"/>
-            <w:r>
-              <w:rPr>
-                <w:sz w:val="16"/>
-                <w:szCs w:val="16"/>
-              </w:rPr>
-              <w:t>XGBoost</w:t>
-            </w:r>
-            <w:proofErr w:type="spellEnd"/>
-            <w:r>
-              <w:rPr>
-                <w:sz w:val="16"/>
-                <w:szCs w:val="16"/>
-              </w:rPr>
-              <w:t xml:space="preserve"> </w:t>
+              <w:t xml:space="preserve">Decision Tree, Naive Bayes, Random Forest, K-Nearest Neighbours, XGBoost </w:t>
             </w:r>
           </w:p>
         </w:tc>
@@ -6378,78 +6324,12 @@
                 <w:szCs w:val="16"/>
               </w:rPr>
             </w:pPr>
-            <w:proofErr w:type="spellStart"/>
-            <w:proofErr w:type="gramStart"/>
-            <w:r>
-              <w:rPr>
-                <w:sz w:val="16"/>
-                <w:szCs w:val="16"/>
-              </w:rPr>
-              <w:t>XGBoost</w:t>
-            </w:r>
-            <w:proofErr w:type="spellEnd"/>
-            <w:r>
-              <w:rPr>
-                <w:sz w:val="16"/>
-                <w:szCs w:val="16"/>
-              </w:rPr>
-              <w:t>(</w:t>
-            </w:r>
-            <w:proofErr w:type="gramEnd"/>
-            <w:r>
-              <w:rPr>
-                <w:sz w:val="16"/>
-                <w:szCs w:val="16"/>
-              </w:rPr>
-              <w:t xml:space="preserve">η=0.3, </w:t>
-            </w:r>
-            <w:proofErr w:type="spellStart"/>
-            <w:r>
-              <w:rPr>
-                <w:sz w:val="16"/>
-                <w:szCs w:val="16"/>
-              </w:rPr>
-              <w:t>max_depth</w:t>
-            </w:r>
-            <w:proofErr w:type="spellEnd"/>
-            <w:r>
-              <w:rPr>
-                <w:sz w:val="16"/>
-                <w:szCs w:val="16"/>
-              </w:rPr>
-              <w:t xml:space="preserve">=6, </w:t>
-            </w:r>
-            <w:proofErr w:type="spellStart"/>
-            <w:r>
-              <w:rPr>
-                <w:sz w:val="16"/>
-                <w:szCs w:val="16"/>
-              </w:rPr>
-              <w:t>nrounds</w:t>
-            </w:r>
-            <w:proofErr w:type="spellEnd"/>
-            <w:r>
-              <w:rPr>
-                <w:sz w:val="16"/>
-                <w:szCs w:val="16"/>
-              </w:rPr>
-              <w:t xml:space="preserve">=100, </w:t>
-            </w:r>
-            <w:proofErr w:type="spellStart"/>
-            <w:r>
-              <w:rPr>
-                <w:sz w:val="16"/>
-                <w:szCs w:val="16"/>
-              </w:rPr>
-              <w:t>early_stopping_rounds</w:t>
-            </w:r>
-            <w:proofErr w:type="spellEnd"/>
-            <w:r>
-              <w:rPr>
-                <w:sz w:val="16"/>
-                <w:szCs w:val="16"/>
-              </w:rPr>
-              <w:t>=10, verbose=1)</w:t>
+            <w:r>
+              <w:rPr>
+                <w:sz w:val="16"/>
+                <w:szCs w:val="16"/>
+              </w:rPr>
+              <w:t>XGBoost(η=0.3, max_depth=6, nrounds=100, early_stopping_rounds=10, verbose=1)</w:t>
             </w:r>
           </w:p>
         </w:tc>
@@ -6542,6 +6422,7 @@
                 <w:id w:val="-91322731"/>
                 <w:citation/>
               </w:sdtPr>
+              <w:sdtEndPr/>
               <w:sdtContent>
                 <w:r>
                   <w:rPr>
@@ -6597,21 +6478,12 @@
                 <w:szCs w:val="16"/>
               </w:rPr>
             </w:pPr>
-            <w:proofErr w:type="spellStart"/>
-            <w:r>
-              <w:rPr>
-                <w:sz w:val="16"/>
-                <w:szCs w:val="16"/>
-              </w:rPr>
-              <w:t>Survery</w:t>
-            </w:r>
-            <w:proofErr w:type="spellEnd"/>
-            <w:r>
-              <w:rPr>
-                <w:sz w:val="16"/>
-                <w:szCs w:val="16"/>
-              </w:rPr>
-              <w:t xml:space="preserve"> Dataset from Kaggle</w:t>
+            <w:r>
+              <w:rPr>
+                <w:sz w:val="16"/>
+                <w:szCs w:val="16"/>
+              </w:rPr>
+              <w:t>Survery Dataset from Kaggle</w:t>
             </w:r>
           </w:p>
         </w:tc>
@@ -6746,6 +6618,7 @@
                 <w:id w:val="-1798373710"/>
                 <w:citation/>
               </w:sdtPr>
+              <w:sdtEndPr/>
               <w:sdtContent>
                 <w:r>
                   <w:rPr>
@@ -6848,80 +6721,7 @@
                 <w:sz w:val="16"/>
                 <w:szCs w:val="16"/>
               </w:rPr>
-              <w:t xml:space="preserve">Random </w:t>
-            </w:r>
-            <w:proofErr w:type="gramStart"/>
-            <w:r>
-              <w:rPr>
-                <w:sz w:val="16"/>
-                <w:szCs w:val="16"/>
-              </w:rPr>
-              <w:t>Forest(</w:t>
-            </w:r>
-            <w:proofErr w:type="spellStart"/>
-            <w:proofErr w:type="gramEnd"/>
-            <w:r>
-              <w:rPr>
-                <w:sz w:val="16"/>
-                <w:szCs w:val="16"/>
-              </w:rPr>
-              <w:t>max_depth</w:t>
-            </w:r>
-            <w:proofErr w:type="spellEnd"/>
-            <w:r>
-              <w:rPr>
-                <w:sz w:val="16"/>
-                <w:szCs w:val="16"/>
-              </w:rPr>
-              <w:t xml:space="preserve">=10, </w:t>
-            </w:r>
-            <w:proofErr w:type="spellStart"/>
-            <w:r>
-              <w:rPr>
-                <w:sz w:val="16"/>
-                <w:szCs w:val="16"/>
-              </w:rPr>
-              <w:t>min_samples_leaf</w:t>
-            </w:r>
-            <w:proofErr w:type="spellEnd"/>
-            <w:r>
-              <w:rPr>
-                <w:sz w:val="16"/>
-                <w:szCs w:val="16"/>
-              </w:rPr>
-              <w:t xml:space="preserve">=1, </w:t>
-            </w:r>
-            <w:proofErr w:type="spellStart"/>
-            <w:r>
-              <w:rPr>
-                <w:sz w:val="16"/>
-                <w:szCs w:val="16"/>
-              </w:rPr>
-              <w:t>min_samples_split</w:t>
-            </w:r>
-            <w:proofErr w:type="spellEnd"/>
-            <w:r>
-              <w:rPr>
-                <w:sz w:val="16"/>
-                <w:szCs w:val="16"/>
-              </w:rPr>
-              <w:t xml:space="preserve">=2, </w:t>
-            </w:r>
-            <w:proofErr w:type="spellStart"/>
-            <w:r>
-              <w:rPr>
-                <w:sz w:val="16"/>
-                <w:szCs w:val="16"/>
-              </w:rPr>
-              <w:t>n_estimators</w:t>
-            </w:r>
-            <w:proofErr w:type="spellEnd"/>
-            <w:r>
-              <w:rPr>
-                <w:sz w:val="16"/>
-                <w:szCs w:val="16"/>
-              </w:rPr>
-              <w:t>=200)</w:t>
+              <w:t>Random Forest(max_depth=10, min_samples_leaf=1, min_samples_split=2, n_estimators=200)</w:t>
             </w:r>
           </w:p>
         </w:tc>
@@ -6989,15 +6789,7 @@
                 <w:sz w:val="16"/>
                 <w:szCs w:val="16"/>
               </w:rPr>
-              <w:t xml:space="preserve">Detection of child depression </w:t>
-            </w:r>
-            <w:r>
-              <w:rPr>
-                <w:sz w:val="16"/>
-                <w:szCs w:val="16"/>
-              </w:rPr>
-              <w:lastRenderedPageBreak/>
-              <w:t>using machine learning methods</w:t>
+              <w:t>Detection of child depression using machine learning methods</w:t>
             </w:r>
           </w:p>
         </w:tc>
@@ -7022,6 +6814,7 @@
                 <w:id w:val="1433094410"/>
                 <w:citation/>
               </w:sdtPr>
+              <w:sdtEndPr/>
               <w:sdtContent>
                 <w:r>
                   <w:rPr>
@@ -7082,15 +6875,7 @@
                 <w:sz w:val="16"/>
                 <w:szCs w:val="16"/>
               </w:rPr>
-              <w:t xml:space="preserve">Survey on Mental Health and Wellbeing </w:t>
-            </w:r>
-            <w:r>
-              <w:rPr>
-                <w:sz w:val="16"/>
-                <w:szCs w:val="16"/>
-              </w:rPr>
-              <w:lastRenderedPageBreak/>
-              <w:t>on 2</w:t>
+              <w:t>Survey on Mental Health and Wellbeing on 2</w:t>
             </w:r>
             <w:r>
               <w:rPr>
@@ -7126,32 +6911,7 @@
                 <w:sz w:val="16"/>
                 <w:szCs w:val="16"/>
               </w:rPr>
-              <w:lastRenderedPageBreak/>
-              <w:t xml:space="preserve">Random Forest, </w:t>
-            </w:r>
-            <w:proofErr w:type="spellStart"/>
-            <w:r>
-              <w:rPr>
-                <w:sz w:val="16"/>
-                <w:szCs w:val="16"/>
-              </w:rPr>
-              <w:t>XGBoost</w:t>
-            </w:r>
-            <w:proofErr w:type="spellEnd"/>
-            <w:r>
-              <w:rPr>
-                <w:sz w:val="16"/>
-                <w:szCs w:val="16"/>
-              </w:rPr>
-              <w:t xml:space="preserve">, </w:t>
-            </w:r>
-            <w:r>
-              <w:rPr>
-                <w:sz w:val="16"/>
-                <w:szCs w:val="16"/>
-              </w:rPr>
-              <w:lastRenderedPageBreak/>
-              <w:t xml:space="preserve">Decision Tree, Gaussian Naive Bayes </w:t>
+              <w:t xml:space="preserve">Random Forest, XGBoost, Decision Tree, Gaussian Naive Bayes </w:t>
             </w:r>
           </w:p>
         </w:tc>
@@ -7172,7 +6932,6 @@
                 <w:sz w:val="16"/>
                 <w:szCs w:val="16"/>
               </w:rPr>
-              <w:lastRenderedPageBreak/>
               <w:t>Random Forest</w:t>
             </w:r>
           </w:p>
@@ -7194,15 +6953,7 @@
                 <w:sz w:val="16"/>
                 <w:szCs w:val="16"/>
               </w:rPr>
-              <w:t xml:space="preserve">Oversampling and Class weight was </w:t>
-            </w:r>
-            <w:r>
-              <w:rPr>
-                <w:sz w:val="16"/>
-                <w:szCs w:val="16"/>
-              </w:rPr>
-              <w:lastRenderedPageBreak/>
-              <w:t>applied to handle the imbalance</w:t>
+              <w:t>Oversampling and Class weight was applied to handle the imbalance</w:t>
             </w:r>
           </w:p>
         </w:tc>
@@ -7223,7 +6974,6 @@
                 <w:sz w:val="16"/>
                 <w:szCs w:val="16"/>
               </w:rPr>
-              <w:lastRenderedPageBreak/>
               <w:t>Accuracy: 95%</w:t>
             </w:r>
           </w:p>
@@ -7250,7 +7000,15 @@
                 <w:sz w:val="16"/>
                 <w:szCs w:val="16"/>
               </w:rPr>
-              <w:t>Mental Health Prediction using Machine Learning Models and Large Language Model</w:t>
+              <w:t xml:space="preserve">Mental Health Prediction </w:t>
+            </w:r>
+            <w:r>
+              <w:rPr>
+                <w:sz w:val="16"/>
+                <w:szCs w:val="16"/>
+              </w:rPr>
+              <w:lastRenderedPageBreak/>
+              <w:t>using Machine Learning Models and Large Language Model</w:t>
             </w:r>
           </w:p>
         </w:tc>
@@ -7275,6 +7033,7 @@
                 <w:id w:val="1134361586"/>
                 <w:citation/>
               </w:sdtPr>
+              <w:sdtEndPr/>
               <w:sdtContent>
                 <w:r>
                   <w:rPr>
@@ -7335,7 +7094,15 @@
                 <w:sz w:val="16"/>
                 <w:szCs w:val="16"/>
               </w:rPr>
-              <w:t>A comprehensive survey (41000 samples)</w:t>
+              <w:t xml:space="preserve">A comprehensive </w:t>
+            </w:r>
+            <w:r>
+              <w:rPr>
+                <w:sz w:val="16"/>
+                <w:szCs w:val="16"/>
+              </w:rPr>
+              <w:lastRenderedPageBreak/>
+              <w:t>survey (41000 samples)</w:t>
             </w:r>
           </w:p>
         </w:tc>
@@ -7356,7 +7123,16 @@
                 <w:sz w:val="16"/>
                 <w:szCs w:val="16"/>
               </w:rPr>
-              <w:t xml:space="preserve">SVM, Logistic Regression, Random Forest, Bagging, Ada-Boosting, Max Voting Technique (Ensemble) </w:t>
+              <w:lastRenderedPageBreak/>
+              <w:t xml:space="preserve">SVM, Logistic </w:t>
+            </w:r>
+            <w:r>
+              <w:rPr>
+                <w:sz w:val="16"/>
+                <w:szCs w:val="16"/>
+              </w:rPr>
+              <w:lastRenderedPageBreak/>
+              <w:t xml:space="preserve">Regression, Random Forest, Bagging, Ada-Boosting, Max Voting Technique (Ensemble) </w:t>
             </w:r>
           </w:p>
         </w:tc>
@@ -7377,6 +7153,7 @@
                 <w:sz w:val="16"/>
                 <w:szCs w:val="16"/>
               </w:rPr>
+              <w:lastRenderedPageBreak/>
               <w:t>Random Forest</w:t>
             </w:r>
           </w:p>
@@ -7470,6 +7247,7 @@
                 <w:id w:val="-1294512150"/>
                 <w:citation/>
               </w:sdtPr>
+              <w:sdtEndPr/>
               <w:sdtContent>
                 <w:r>
                   <w:rPr>
@@ -7665,6 +7443,7 @@
                 <w:id w:val="-1386862260"/>
                 <w:citation/>
               </w:sdtPr>
+              <w:sdtEndPr/>
               <w:sdtContent>
                 <w:r>
                   <w:rPr>
@@ -7783,31 +7562,7 @@
                 <w:sz w:val="16"/>
                 <w:szCs w:val="16"/>
               </w:rPr>
-              <w:t xml:space="preserve">Gradient </w:t>
-            </w:r>
-            <w:proofErr w:type="gramStart"/>
-            <w:r>
-              <w:rPr>
-                <w:sz w:val="16"/>
-                <w:szCs w:val="16"/>
-              </w:rPr>
-              <w:t>Boosting(</w:t>
-            </w:r>
-            <w:proofErr w:type="gramEnd"/>
-            <w:r>
-              <w:rPr>
-                <w:sz w:val="16"/>
-                <w:szCs w:val="16"/>
-              </w:rPr>
-              <w:t xml:space="preserve">Estimators=1000, learning rate=0.0001, </w:t>
-            </w:r>
-            <w:proofErr w:type="spellStart"/>
-            <w:r>
-              <w:rPr>
-                <w:sz w:val="16"/>
-                <w:szCs w:val="16"/>
-              </w:rPr>
-              <w:t>max</w:t>
+              <w:t>Gradient Boosting(Estimators=1000, learning rate=0.0001, max</w:t>
             </w:r>
             <w:r>
               <w:rPr>
@@ -7821,47 +7576,7 @@
                 <w:sz w:val="16"/>
                 <w:szCs w:val="16"/>
               </w:rPr>
-              <w:t>depth</w:t>
-            </w:r>
-            <w:proofErr w:type="spellEnd"/>
-            <w:r>
-              <w:rPr>
-                <w:sz w:val="16"/>
-                <w:szCs w:val="16"/>
-              </w:rPr>
-              <w:t xml:space="preserve">=17, </w:t>
-            </w:r>
-            <w:proofErr w:type="spellStart"/>
-            <w:r>
-              <w:rPr>
-                <w:sz w:val="16"/>
-                <w:szCs w:val="16"/>
-              </w:rPr>
-              <w:t>min_samples_split</w:t>
-            </w:r>
-            <w:proofErr w:type="spellEnd"/>
-            <w:r>
-              <w:rPr>
-                <w:sz w:val="16"/>
-                <w:szCs w:val="16"/>
-              </w:rPr>
-              <w:t xml:space="preserve">=10, </w:t>
-            </w:r>
-            <w:proofErr w:type="spellStart"/>
-            <w:r>
-              <w:rPr>
-                <w:sz w:val="16"/>
-                <w:szCs w:val="16"/>
-              </w:rPr>
-              <w:t>min_samples_leaf</w:t>
-            </w:r>
-            <w:proofErr w:type="spellEnd"/>
-            <w:r>
-              <w:rPr>
-                <w:sz w:val="16"/>
-                <w:szCs w:val="16"/>
-              </w:rPr>
-              <w:t>=5, sub-sample=0.5, loss=exponential)</w:t>
+              <w:t>depth=17, min_samples_split=10, min_samples_leaf=5, sub-sample=0.5, loss=exponential)</w:t>
             </w:r>
           </w:p>
         </w:tc>
@@ -7954,6 +7669,7 @@
                 <w:id w:val="-1059788158"/>
                 <w:citation/>
               </w:sdtPr>
+              <w:sdtEndPr/>
               <w:sdtContent>
                 <w:r>
                   <w:rPr>
@@ -8149,6 +7865,7 @@
                 <w:id w:val="109714293"/>
                 <w:citation/>
               </w:sdtPr>
+              <w:sdtEndPr/>
               <w:sdtContent>
                 <w:r>
                   <w:rPr>
@@ -8319,15 +8036,7 @@
                 <w:sz w:val="16"/>
                 <w:szCs w:val="16"/>
               </w:rPr>
-              <w:t xml:space="preserve">Prediction of Depression via Supervised </w:t>
-            </w:r>
-            <w:r>
-              <w:rPr>
-                <w:sz w:val="16"/>
-                <w:szCs w:val="16"/>
-              </w:rPr>
-              <w:lastRenderedPageBreak/>
-              <w:t>Learning Models: Performance Comparison and Analysis</w:t>
+              <w:t>Prediction of Depression via Supervised Learning Models: Performance Comparison and Analysis</w:t>
             </w:r>
           </w:p>
         </w:tc>
@@ -8352,6 +8061,7 @@
                 <w:id w:val="-1088536309"/>
                 <w:citation/>
               </w:sdtPr>
+              <w:sdtEndPr/>
               <w:sdtContent>
                 <w:r>
                   <w:rPr>
@@ -8433,7 +8143,21 @@
                 <w:sz w:val="16"/>
                 <w:szCs w:val="16"/>
               </w:rPr>
-              <w:t xml:space="preserve">K-Nearest Neighbour, Random Forest, </w:t>
+              <w:t xml:space="preserve">K-Nearest Neighbour, Random Forest, Logistic Regression, Decision </w:t>
+            </w:r>
+            <w:r>
+              <w:rPr>
+                <w:sz w:val="16"/>
+                <w:szCs w:val="16"/>
+              </w:rPr>
+              <w:t>Tree,</w:t>
+            </w:r>
+            <w:r>
+              <w:rPr>
+                <w:sz w:val="16"/>
+                <w:szCs w:val="16"/>
+              </w:rPr>
+              <w:t xml:space="preserve"> Support Vector </w:t>
             </w:r>
             <w:r>
               <w:rPr>
@@ -8441,21 +8165,7 @@
                 <w:szCs w:val="16"/>
               </w:rPr>
               <w:lastRenderedPageBreak/>
-              <w:t xml:space="preserve">Logistic Regression, Decision </w:t>
-            </w:r>
-            <w:r>
-              <w:rPr>
-                <w:sz w:val="16"/>
-                <w:szCs w:val="16"/>
-              </w:rPr>
-              <w:t>Tree,</w:t>
-            </w:r>
-            <w:r>
-              <w:rPr>
-                <w:sz w:val="16"/>
-                <w:szCs w:val="16"/>
-              </w:rPr>
-              <w:t xml:space="preserve"> Support Vector Machine, Naive Bayes </w:t>
+              <w:t xml:space="preserve">Machine, Naive Bayes </w:t>
             </w:r>
           </w:p>
         </w:tc>
@@ -8570,6 +8280,7 @@
                 <w:id w:val="1314906808"/>
                 <w:citation/>
               </w:sdtPr>
+              <w:sdtEndPr/>
               <w:sdtContent>
                 <w:r>
                   <w:rPr>
@@ -8779,6 +8490,7 @@
                 <w:id w:val="-562166980"/>
                 <w:citation/>
               </w:sdtPr>
+              <w:sdtEndPr/>
               <w:sdtContent>
                 <w:r>
                   <w:rPr>
@@ -8867,23 +8579,7 @@
                 <w:sz w:val="16"/>
                 <w:szCs w:val="16"/>
               </w:rPr>
-              <w:t xml:space="preserve">Generalized Linear Regression, LASSO regression, Support Vector Regression, CART, </w:t>
-            </w:r>
-            <w:proofErr w:type="spellStart"/>
-            <w:r>
-              <w:rPr>
-                <w:sz w:val="16"/>
-                <w:szCs w:val="16"/>
-              </w:rPr>
-              <w:t>XGBoost</w:t>
-            </w:r>
-            <w:proofErr w:type="spellEnd"/>
-            <w:r>
-              <w:rPr>
-                <w:sz w:val="16"/>
-                <w:szCs w:val="16"/>
-              </w:rPr>
-              <w:t>, Random Forest</w:t>
+              <w:t>Generalized Linear Regression, LASSO regression, Support Vector Regression, CART, XGBoost, Random Forest</w:t>
             </w:r>
           </w:p>
         </w:tc>
@@ -8919,71 +8615,7 @@
                 <w:sz w:val="16"/>
                 <w:szCs w:val="16"/>
               </w:rPr>
-              <w:t>(</w:t>
-            </w:r>
-            <w:proofErr w:type="spellStart"/>
-            <w:r>
-              <w:rPr>
-                <w:sz w:val="16"/>
-                <w:szCs w:val="16"/>
-              </w:rPr>
-              <w:t>max_depth</w:t>
-            </w:r>
-            <w:proofErr w:type="spellEnd"/>
-            <w:r>
-              <w:rPr>
-                <w:sz w:val="16"/>
-                <w:szCs w:val="16"/>
-              </w:rPr>
-              <w:t xml:space="preserve">=10, </w:t>
-            </w:r>
-            <w:proofErr w:type="spellStart"/>
-            <w:r>
-              <w:rPr>
-                <w:sz w:val="16"/>
-                <w:szCs w:val="16"/>
-              </w:rPr>
-              <w:t>max_features</w:t>
-            </w:r>
-            <w:proofErr w:type="spellEnd"/>
-            <w:r>
-              <w:rPr>
-                <w:sz w:val="16"/>
-                <w:szCs w:val="16"/>
-              </w:rPr>
-              <w:t xml:space="preserve">=5, </w:t>
-            </w:r>
-            <w:proofErr w:type="spellStart"/>
-            <w:r>
-              <w:rPr>
-                <w:sz w:val="16"/>
-                <w:szCs w:val="16"/>
-              </w:rPr>
-              <w:t>min_samples_leaf</w:t>
-            </w:r>
-            <w:proofErr w:type="spellEnd"/>
-            <w:r>
-              <w:rPr>
-                <w:sz w:val="16"/>
-                <w:szCs w:val="16"/>
-              </w:rPr>
-              <w:t xml:space="preserve">=3, </w:t>
-            </w:r>
-            <w:proofErr w:type="spellStart"/>
-            <w:r>
-              <w:rPr>
-                <w:sz w:val="16"/>
-                <w:szCs w:val="16"/>
-              </w:rPr>
-              <w:t>n_estimators</w:t>
-            </w:r>
-            <w:proofErr w:type="spellEnd"/>
-            <w:r>
-              <w:rPr>
-                <w:sz w:val="16"/>
-                <w:szCs w:val="16"/>
-              </w:rPr>
-              <w:t>=45)</w:t>
+              <w:t>(max_depth=10, max_features=5, min_samples_leaf=3, n_estimators=45)</w:t>
             </w:r>
           </w:p>
         </w:tc>
@@ -9069,6 +8701,7 @@
                 <w:id w:val="-1644029812"/>
                 <w:citation/>
               </w:sdtPr>
+              <w:sdtEndPr/>
               <w:sdtContent>
                 <w:r>
                   <w:rPr>
@@ -9166,44 +8799,19 @@
               </w:rPr>
               <w:t xml:space="preserve"> Logistic Regression, </w:t>
             </w:r>
-            <w:proofErr w:type="spellStart"/>
-            <w:r>
-              <w:rPr>
-                <w:sz w:val="16"/>
-                <w:szCs w:val="16"/>
-              </w:rPr>
-              <w:t>XGBoost</w:t>
-            </w:r>
-            <w:proofErr w:type="spellEnd"/>
-            <w:r>
-              <w:rPr>
-                <w:sz w:val="16"/>
-                <w:szCs w:val="16"/>
-              </w:rPr>
-              <w:t>,</w:t>
-            </w:r>
-            <w:r>
-              <w:rPr>
-                <w:sz w:val="16"/>
-                <w:szCs w:val="16"/>
-              </w:rPr>
-              <w:t xml:space="preserve"> Naive </w:t>
-            </w:r>
-            <w:proofErr w:type="gramStart"/>
-            <w:r>
-              <w:rPr>
-                <w:sz w:val="16"/>
-                <w:szCs w:val="16"/>
-              </w:rPr>
-              <w:t>Bayes ,Random</w:t>
-            </w:r>
-            <w:proofErr w:type="gramEnd"/>
-            <w:r>
-              <w:rPr>
-                <w:sz w:val="16"/>
-                <w:szCs w:val="16"/>
-              </w:rPr>
-              <w:t xml:space="preserve"> Forest, Decision Tree</w:t>
+            <w:r>
+              <w:rPr>
+                <w:sz w:val="16"/>
+                <w:szCs w:val="16"/>
+              </w:rPr>
+              <w:t>XGBoost,</w:t>
+            </w:r>
+            <w:r>
+              <w:rPr>
+                <w:sz w:val="16"/>
+                <w:szCs w:val="16"/>
+              </w:rPr>
+              <w:t xml:space="preserve"> Naive Bayes ,Random Forest, Decision Tree</w:t>
             </w:r>
           </w:p>
         </w:tc>
@@ -9304,13 +8912,8 @@
         <w:t>The dataset used in the project is from</w:t>
       </w:r>
       <w:r>
-        <w:t xml:space="preserve"> Bhavik </w:t>
-      </w:r>
-      <w:proofErr w:type="spellStart"/>
-      <w:r>
-        <w:t>Jikadara</w:t>
-      </w:r>
-      <w:proofErr w:type="spellEnd"/>
+        <w:t xml:space="preserve"> Bhavik Jikadara</w:t>
+      </w:r>
       <w:r>
         <w:t xml:space="preserve"> (Mental Health Dataset) which is available on Kaggle. The </w:t>
       </w:r>
@@ -9361,6 +8964,9 @@
       </w:r>
       <w:r>
         <w:t>or</w:t>
+      </w:r>
+      <w:r>
+        <w:t>s</w:t>
       </w:r>
       <w:r>
         <w:t xml:space="preserve"> (family history, mental health history). </w:t>
@@ -9925,18 +9531,16 @@
         <w:t>s</w:t>
       </w:r>
       <w:r>
-        <w:t xml:space="preserve"> to </w:t>
-      </w:r>
-      <w:proofErr w:type="gramStart"/>
-      <w:r>
-        <w:t>handle</w:t>
-      </w:r>
-      <w:r>
-        <w:t>d</w:t>
-      </w:r>
-      <w:proofErr w:type="gramEnd"/>
-      <w:r>
-        <w:t>.</w:t>
+        <w:t xml:space="preserve"> to</w:t>
+      </w:r>
+      <w:r>
+        <w:t xml:space="preserve"> be</w:t>
+      </w:r>
+      <w:r>
+        <w:t xml:space="preserve"> handle</w:t>
+      </w:r>
+      <w:r>
+        <w:t>d.</w:t>
       </w:r>
     </w:p>
     <w:p>
@@ -10298,7 +9902,7 @@
         <w:t xml:space="preserve"> </w:t>
       </w:r>
       <w:r>
-        <w:t>are</w:t>
+        <w:t>is</w:t>
       </w:r>
       <w:r>
         <w:t xml:space="preserve"> distributed. </w:t>
@@ -10310,7 +9914,13 @@
         <w:t xml:space="preserve">e number of male candidates </w:t>
       </w:r>
       <w:r>
-        <w:t xml:space="preserve">majorly dominates the number of the female candidates. While the number of candidates that received the treatment and </w:t>
+        <w:t xml:space="preserve">majorly dominates the number of female candidates. While the number of candidates </w:t>
+      </w:r>
+      <w:r>
+        <w:t>who</w:t>
+      </w:r>
+      <w:r>
+        <w:t xml:space="preserve"> received the treatment and </w:t>
       </w:r>
       <w:r>
         <w:t>not</w:t>
@@ -10704,18 +10314,25 @@
         <w:t>’</w:t>
       </w:r>
       <w:r>
-        <w:t xml:space="preserve"> between all categories of Mood swing follows almost the similar pattern. Although these two features may be related</w:t>
-      </w:r>
-      <w:r>
-        <w:t xml:space="preserve"> in a logical </w:t>
-      </w:r>
-      <w:proofErr w:type="gramStart"/>
-      <w:r>
-        <w:t>sense</w:t>
-      </w:r>
-      <w:proofErr w:type="gramEnd"/>
-      <w:r>
-        <w:t xml:space="preserve"> but the dataset doesn’t demonstrate any solid evidence to conclude the statement.</w:t>
+        <w:t xml:space="preserve"> between all categories of Mood swing follows almost the s</w:t>
+      </w:r>
+      <w:r>
+        <w:t>ame</w:t>
+      </w:r>
+      <w:r>
+        <w:t xml:space="preserve"> pattern. Although these two features may be related</w:t>
+      </w:r>
+      <w:r>
+        <w:t xml:space="preserve"> in a logical sense</w:t>
+      </w:r>
+      <w:r>
+        <w:t xml:space="preserve"> but the dataset doesn’t demonstrate any solid evidence to </w:t>
+      </w:r>
+      <w:r>
+        <w:t>support</w:t>
+      </w:r>
+      <w:r>
+        <w:t xml:space="preserve"> the statement.</w:t>
       </w:r>
     </w:p>
     <w:p>
@@ -10739,13 +10356,8 @@
         <w:t>Random Forest, Gradient Boost</w:t>
       </w:r>
       <w:r>
-        <w:t xml:space="preserve"> and </w:t>
-      </w:r>
-      <w:proofErr w:type="spellStart"/>
-      <w:r>
-        <w:t>XGboost</w:t>
-      </w:r>
-      <w:proofErr w:type="spellEnd"/>
+        <w:t xml:space="preserve"> and XGboost</w:t>
+      </w:r>
       <w:r>
         <w:t xml:space="preserve"> were implemented as </w:t>
       </w:r>
@@ -10753,23 +10365,7 @@
         <w:t>i</w:t>
       </w:r>
       <w:r>
-        <w:t xml:space="preserve">nitial prototype Models to later compare their results with advanced models from the same family, such as </w:t>
-      </w:r>
-      <w:proofErr w:type="spellStart"/>
-      <w:r>
-        <w:t>CatBoost</w:t>
-      </w:r>
-      <w:proofErr w:type="spellEnd"/>
-      <w:r>
-        <w:t xml:space="preserve"> and </w:t>
-      </w:r>
-      <w:proofErr w:type="spellStart"/>
-      <w:r>
-        <w:t>LightGBM</w:t>
-      </w:r>
-      <w:proofErr w:type="spellEnd"/>
-      <w:r>
-        <w:t>. The simple models provide a starting point for the analysis of the more advanced machine learning implications.</w:t>
+        <w:t>nitial prototype Models to later compare their results with advanced models from the same family, such as CatBoost and LightGBM. The simple models provide a starting point for the analysis of the more advanced machine learning implications.</w:t>
       </w:r>
       <w:r>
         <w:t xml:space="preserve"> The following table shows the comparison of the </w:t>
@@ -10784,10 +10380,10 @@
         <w:t>ee</w:t>
       </w:r>
       <w:r>
-        <w:t xml:space="preserve"> initial models that have been tested as a baseline for th</w:t>
-      </w:r>
-      <w:r>
-        <w:t xml:space="preserve">e </w:t>
+        <w:t xml:space="preserve"> initial models that have been tested as a baseline for</w:t>
+      </w:r>
+      <w:r>
+        <w:t xml:space="preserve"> </w:t>
       </w:r>
       <w:r>
         <w:t xml:space="preserve">future comparison with </w:t>
@@ -10864,25 +10460,7 @@
           <w:b/>
           <w:bCs/>
         </w:rPr>
-        <w:t xml:space="preserve">: </w:t>
-      </w:r>
-      <w:proofErr w:type="spellStart"/>
-      <w:r>
-        <w:rPr>
-          <w:rFonts w:ascii="Times New Roman" w:hAnsi="Times New Roman" w:cs="Times New Roman"/>
-          <w:b/>
-          <w:bCs/>
-        </w:rPr>
-        <w:t>Comparision</w:t>
-      </w:r>
-      <w:proofErr w:type="spellEnd"/>
-      <w:r>
-        <w:rPr>
-          <w:rFonts w:ascii="Times New Roman" w:hAnsi="Times New Roman" w:cs="Times New Roman"/>
-          <w:b/>
-          <w:bCs/>
-        </w:rPr>
-        <w:t xml:space="preserve"> of Initial Models</w:t>
+        <w:t>: Comparision of Initial Models</w:t>
       </w:r>
       <w:bookmarkEnd w:id="40"/>
       <w:bookmarkEnd w:id="41"/>
@@ -11085,11 +10663,9 @@
             <w:pPr>
               <w:jc w:val="both"/>
             </w:pPr>
-            <w:proofErr w:type="spellStart"/>
             <w:r>
               <w:t>XGBoost</w:t>
             </w:r>
-            <w:proofErr w:type="spellEnd"/>
           </w:p>
         </w:tc>
         <w:tc>
@@ -11338,7 +10914,13 @@
         <w:t xml:space="preserve"> class rather than duplication of samples.</w:t>
       </w:r>
       <w:r>
-        <w:t xml:space="preserve"> Generating more sample of </w:t>
+        <w:t xml:space="preserve"> Generating more sample</w:t>
+      </w:r>
+      <w:r>
+        <w:t>s</w:t>
+      </w:r>
+      <w:r>
+        <w:t xml:space="preserve"> of </w:t>
       </w:r>
       <w:r>
         <w:t xml:space="preserve">the minority class can </w:t>
@@ -11348,7 +10930,19 @@
       </w:r>
       <w:r>
         <w:lastRenderedPageBreak/>
-        <w:t>original data so to ensue purity only four times the samples numbers of minority class were generated</w:t>
+        <w:t>original data so to ensu</w:t>
+      </w:r>
+      <w:r>
+        <w:t>r</w:t>
+      </w:r>
+      <w:r>
+        <w:t>e purity only four times the sample numbers of</w:t>
+      </w:r>
+      <w:r>
+        <w:t xml:space="preserve"> the</w:t>
+      </w:r>
+      <w:r>
+        <w:t xml:space="preserve"> minority class were generated</w:t>
       </w:r>
       <w:r>
         <w:t>.</w:t>
@@ -11644,7 +11238,13 @@
         <w:t>on</w:t>
       </w:r>
       <w:r>
-        <w:t xml:space="preserve"> immediate feedback. The Primary Challenges</w:t>
+        <w:t xml:space="preserve"> immediate feedback. The Primary </w:t>
+      </w:r>
+      <w:r>
+        <w:t>c</w:t>
+      </w:r>
+      <w:r>
+        <w:t>hallenge</w:t>
       </w:r>
       <w:r>
         <w:t xml:space="preserve"> that the project initially</w:t>
@@ -11656,39 +11256,7 @@
         <w:t>was</w:t>
       </w:r>
       <w:r>
-        <w:t xml:space="preserve"> the class imbalance. The introduction of SMOTE generates significant noise, which does not generalize well for the test, especially in the case of AdaBoost. The project plans to switch from data-level resampling to an algorithm-based solution implementing </w:t>
-      </w:r>
-      <w:proofErr w:type="spellStart"/>
-      <w:r>
-        <w:t>CatBoost</w:t>
-      </w:r>
-      <w:proofErr w:type="spellEnd"/>
-      <w:r>
-        <w:t xml:space="preserve"> and </w:t>
-      </w:r>
-      <w:proofErr w:type="spellStart"/>
-      <w:r>
-        <w:t>LightGBM</w:t>
-      </w:r>
-      <w:proofErr w:type="spellEnd"/>
-      <w:r>
-        <w:t xml:space="preserve"> with their dedicated </w:t>
-      </w:r>
-      <w:proofErr w:type="spellStart"/>
-      <w:r>
-        <w:t>scale_pos_weight</w:t>
-      </w:r>
-      <w:proofErr w:type="spellEnd"/>
-      <w:r>
-        <w:t xml:space="preserve"> or </w:t>
-      </w:r>
-      <w:proofErr w:type="spellStart"/>
-      <w:r>
-        <w:t>class_weight</w:t>
-      </w:r>
-      <w:proofErr w:type="spellEnd"/>
-      <w:r>
-        <w:t xml:space="preserve"> parameters.</w:t>
+        <w:t xml:space="preserve"> the class imbalance. The introduction of SMOTE generates significant noise, which does not generalize well for the test, especially in the case of AdaBoost. The project plans to switch from data-level resampling to an algorithm-based solution implementing CatBoost and LightGBM with their dedicated scale_pos_weight or class_weight parameters.</w:t>
       </w:r>
     </w:p>
     <w:p>
@@ -11848,6 +11416,7 @@
           <w:id w:val="-1039192981"/>
           <w:citation/>
         </w:sdtPr>
+        <w:sdtEndPr/>
         <w:sdtContent>
           <w:r>
             <w:fldChar w:fldCharType="begin"/>
@@ -11932,6 +11501,7 @@
           <w:id w:val="270677688"/>
           <w:citation/>
         </w:sdtPr>
+        <w:sdtEndPr/>
         <w:sdtContent>
           <w:r>
             <w:fldChar w:fldCharType="begin"/>
@@ -12026,6 +11596,7 @@
           <w:id w:val="-775491515"/>
           <w:citation/>
         </w:sdtPr>
+        <w:sdtEndPr/>
         <w:sdtContent>
           <w:r>
             <w:fldChar w:fldCharType="begin"/>
@@ -12062,7 +11633,13 @@
         <w:t>. This will be achieved by</w:t>
       </w:r>
       <w:r>
-        <w:t xml:space="preserve"> regular checking to make certain predictions are not skewed by irrelevant features. The final project will be a supporting tool that will enable people to understand their mental health risk without judgment and will encourage them to seek a diagnosis in a safe manner. The project will enable Explainable AI (SHAP values) methods to establish trust among diverse users, ensuring they are not marginalised by the predictions.</w:t>
+        <w:t xml:space="preserve"> regular checking to make</w:t>
+      </w:r>
+      <w:r>
+        <w:t xml:space="preserve"> sure</w:t>
+      </w:r>
+      <w:r>
+        <w:t xml:space="preserve"> certain predictions are not skewed by irrelevant features. The final project will be a supporting tool that will enable people to understand their mental health risk without judgment and will encourage them to seek a diagnosis in a safe manner. The project will enable Explainable AI (SHAP values) methods to establish trust among diverse users, ensuring they are not marginalised by the predictions.</w:t>
       </w:r>
       <w:r>
         <w:t xml:space="preserve"> </w:t>
@@ -12083,7 +11660,7 @@
         <w:t xml:space="preserve">value by breaking the psychological barriers and reducing </w:t>
       </w:r>
       <w:r>
-        <w:t>stigma towards the early mental health diagnosis.</w:t>
+        <w:t>stigma towards early mental health diagnosis.</w:t>
       </w:r>
     </w:p>
     <w:p>
@@ -12151,15 +11728,7 @@
         <w:jc w:val="both"/>
       </w:pPr>
       <w:r>
-        <w:t xml:space="preserve">The project’s scope to create a multi-level mental health prediction system is fixed to deliver the final deliverables promptly, adhering to the academic requirement. However, the project is still flexible for adjustments based on the model’s performance and insights gained from data analysis. The project is organized to deliver a few timely objectives at each stage, better detailed in the Gantt chart below. The main resources of the project are generally technological, which include the resources for conducting model training, such as Python, </w:t>
-      </w:r>
-      <w:proofErr w:type="spellStart"/>
-      <w:r>
-        <w:t>Jupyter</w:t>
-      </w:r>
-      <w:proofErr w:type="spellEnd"/>
-      <w:r>
-        <w:t xml:space="preserve"> Notebooks, and a</w:t>
+        <w:t>The project’s scope to create a multi-level mental health prediction system is fixed to deliver the final deliverables promptly, adhering to the academic requirement. However, the project is still flexible for adjustments based on the model’s performance and insights gained from data analysis. The project is organized to deliver a few timely objectives at each stage, better detailed in the Gantt chart below. The main resources of the project are generally technological, which include the resources for conducting model training, such as Python, Jupyter Notebooks, and a</w:t>
       </w:r>
       <w:r>
         <w:t xml:space="preserve"> proper</w:t>
@@ -12189,7 +11758,7 @@
         <w:t xml:space="preserve"> resources include</w:t>
       </w:r>
       <w:r>
-        <w:t xml:space="preserve"> computing hardware, relevant literatures for investigation,</w:t>
+        <w:t xml:space="preserve"> computing hardware, relevant literature for investigation,</w:t>
       </w:r>
       <w:r>
         <w:t xml:space="preserve"> and </w:t>
@@ -12204,15 +11773,7 @@
         <w:t xml:space="preserve"> To be up to date with both version control and timeline management and </w:t>
       </w:r>
       <w:r>
-        <w:t xml:space="preserve">development toll like </w:t>
-      </w:r>
-      <w:proofErr w:type="spellStart"/>
-      <w:r>
-        <w:t>Github</w:t>
-      </w:r>
-      <w:proofErr w:type="spellEnd"/>
-      <w:r>
-        <w:t xml:space="preserve"> will also be utilized.</w:t>
+        <w:t>development toll like Github will also be utilized.</w:t>
       </w:r>
       <w:r>
         <w:t xml:space="preserve"> The project’s current risk management strategy is focused on adjusting to an alternative solution </w:t>
@@ -12780,15 +12341,7 @@
               <w:t>Baseline Model Training and Evaluation</w:t>
             </w:r>
             <w:r>
-              <w:t xml:space="preserve"> (RF/</w:t>
-            </w:r>
-            <w:proofErr w:type="spellStart"/>
-            <w:r>
-              <w:t>Adaboost</w:t>
-            </w:r>
-            <w:proofErr w:type="spellEnd"/>
-            <w:r>
-              <w:t>)</w:t>
+              <w:t xml:space="preserve"> (RF/Adaboost)</w:t>
             </w:r>
           </w:p>
         </w:tc>
@@ -12853,21 +12406,13 @@
               <w:jc w:val="both"/>
             </w:pPr>
             <w:r>
-              <w:t xml:space="preserve">Implement and Tuning </w:t>
-            </w:r>
-            <w:proofErr w:type="spellStart"/>
-            <w:r>
-              <w:t>Cat</w:t>
+              <w:t>Implement and Tuning Cat</w:t>
             </w:r>
             <w:r>
               <w:t>B</w:t>
             </w:r>
             <w:r>
-              <w:t>oost</w:t>
-            </w:r>
-            <w:proofErr w:type="spellEnd"/>
-            <w:r>
-              <w:t xml:space="preserve"> </w:t>
+              <w:t xml:space="preserve">oost </w:t>
             </w:r>
           </w:p>
         </w:tc>
@@ -12908,13 +12453,8 @@
             <w:r>
               <w:t xml:space="preserve">Optimised </w:t>
             </w:r>
-            <w:proofErr w:type="spellStart"/>
-            <w:r>
-              <w:t>CatBoost</w:t>
-            </w:r>
-            <w:proofErr w:type="spellEnd"/>
-            <w:r>
-              <w:t xml:space="preserve"> model with classification report</w:t>
+            <w:r>
+              <w:t>CatBoost model with classification report</w:t>
             </w:r>
           </w:p>
         </w:tc>
@@ -12929,13 +12469,8 @@
               <w:jc w:val="both"/>
             </w:pPr>
             <w:r>
-              <w:t xml:space="preserve">Implementing and Tuning </w:t>
-            </w:r>
-            <w:proofErr w:type="spellStart"/>
-            <w:r>
-              <w:t>LightGBM</w:t>
-            </w:r>
-            <w:proofErr w:type="spellEnd"/>
+              <w:t>Implementing and Tuning LightGBM</w:t>
+            </w:r>
           </w:p>
         </w:tc>
         <w:tc>
@@ -12973,21 +12508,11 @@
               <w:jc w:val="both"/>
             </w:pPr>
             <w:r>
-              <w:t xml:space="preserve">Optimised </w:t>
-            </w:r>
-            <w:proofErr w:type="spellStart"/>
-            <w:r>
-              <w:t>LightGBM</w:t>
-            </w:r>
-            <w:proofErr w:type="spellEnd"/>
-            <w:r>
-              <w:t xml:space="preserve"> model with </w:t>
-            </w:r>
-            <w:proofErr w:type="spellStart"/>
-            <w:r>
-              <w:t>classfication</w:t>
-            </w:r>
-            <w:proofErr w:type="spellEnd"/>
+              <w:t xml:space="preserve">Optimised LightGBM model with </w:t>
+            </w:r>
+            <w:r>
+              <w:t>classification</w:t>
+            </w:r>
           </w:p>
         </w:tc>
       </w:tr>
@@ -13001,13 +12526,8 @@
               <w:jc w:val="both"/>
             </w:pPr>
             <w:r>
-              <w:t xml:space="preserve">Final Model Selection and Architecture </w:t>
-            </w:r>
-            <w:proofErr w:type="spellStart"/>
-            <w:r>
-              <w:t>Documentaion</w:t>
-            </w:r>
-            <w:proofErr w:type="spellEnd"/>
+              <w:t>Final Model Selection and Architecture Documentaion</w:t>
+            </w:r>
           </w:p>
         </w:tc>
         <w:tc>
@@ -13113,13 +12633,8 @@
             <w:pPr>
               <w:jc w:val="both"/>
             </w:pPr>
-            <w:proofErr w:type="spellStart"/>
-            <w:r>
-              <w:t>Streamlit</w:t>
-            </w:r>
-            <w:proofErr w:type="spellEnd"/>
-            <w:r>
-              <w:t xml:space="preserve"> Interface Creation and Integration</w:t>
+            <w:r>
+              <w:t>Streamlit Interface Creation and Integration</w:t>
             </w:r>
           </w:p>
         </w:tc>
@@ -13584,15 +13099,7 @@
         <w:t>s</w:t>
       </w:r>
       <w:r>
-        <w:t xml:space="preserve"> built-in feature importance and SHAP values, ensuring clarity. User experience will be measured through regular usability testing of the </w:t>
-      </w:r>
-      <w:proofErr w:type="spellStart"/>
-      <w:r>
-        <w:t>Streamlit</w:t>
-      </w:r>
-      <w:proofErr w:type="spellEnd"/>
-      <w:r>
-        <w:t xml:space="preserve"> Interface, ensuring the users have ease in interacting with the platform. Cross-validation and </w:t>
+        <w:t xml:space="preserve"> built-in feature importance and SHAP values, ensuring clarity. User experience will be measured through regular usability testing of the Streamlit Interface, ensuring the users have ease in interacting with the platform. Cross-validation and </w:t>
       </w:r>
       <w:r>
         <w:t>regular S</w:t>
@@ -13607,13 +13114,8 @@
         <w:t>eedback will ensure the project’s robustness, and class imbalance will be addressed through both SMOTE and in-built algorithmic features. The progress of the project will be monitored through Gantt chart</w:t>
       </w:r>
       <w:r>
-        <w:t xml:space="preserve"> and GitHub </w:t>
-      </w:r>
-      <w:proofErr w:type="gramStart"/>
-      <w:r>
-        <w:t>commits</w:t>
-      </w:r>
-      <w:proofErr w:type="gramEnd"/>
+        <w:t xml:space="preserve"> and GitHub commits</w:t>
+      </w:r>
       <w:r>
         <w:t xml:space="preserve"> to ensure that the progress is in sync with the timeline. The project value will be assessed through the practical implications of the mental health predictions and the academic contribution in applying machine learning in mental health research with explainable AI.</w:t>
       </w:r>
@@ -13688,15 +13190,7 @@
         <w:t>not only</w:t>
       </w:r>
       <w:r>
-        <w:t xml:space="preserve"> aligns with my career goals in data science and </w:t>
-      </w:r>
-      <w:proofErr w:type="gramStart"/>
-      <w:r>
-        <w:t>analytics</w:t>
-      </w:r>
-      <w:proofErr w:type="gramEnd"/>
-      <w:r>
-        <w:t xml:space="preserve"> </w:t>
+        <w:t xml:space="preserve"> aligns with my career goals in data science and analytics </w:t>
       </w:r>
       <w:r>
         <w:t xml:space="preserve">but the </w:t>
@@ -13745,31 +13239,7 @@
         <w:jc w:val="both"/>
       </w:pPr>
       <w:r>
-        <w:t xml:space="preserve">The artefact that the project is developing involves creating a predictive machine learning model that has the classification ability to distinguish between low, medium and high-risk categories, focusing upon mental health-based indicators present in the dataset. The project will primarily utilise higher members of the boosting algorithm family, such as </w:t>
-      </w:r>
-      <w:proofErr w:type="spellStart"/>
-      <w:r>
-        <w:t>CatBoost</w:t>
-      </w:r>
-      <w:proofErr w:type="spellEnd"/>
-      <w:r>
-        <w:t xml:space="preserve"> and </w:t>
-      </w:r>
-      <w:proofErr w:type="spellStart"/>
-      <w:r>
-        <w:t>LightGBM</w:t>
-      </w:r>
-      <w:proofErr w:type="spellEnd"/>
-      <w:r>
-        <w:t xml:space="preserve">, to deal with complex, highly complex, and imbalanced datasets and still provide accurate and precise predictions. In Addition, the model will introduce an interactive </w:t>
-      </w:r>
-      <w:proofErr w:type="spellStart"/>
-      <w:r>
-        <w:t>Streamlit</w:t>
-      </w:r>
-      <w:proofErr w:type="spellEnd"/>
-      <w:r>
-        <w:t>-based interface, ensuring accessibility for users who find non-clinical early diagnosis superior, and will enable them to use and interpret real-</w:t>
+        <w:t>The artefact that the project is developing involves creating a predictive machine learning model that has the classification ability to distinguish between low, medium and high-risk categories, focusing upon mental health-based indicators present in the dataset. The project will primarily utilise higher members of the boosting algorithm family, such as CatBoost and LightGBM, to deal with complex, highly complex, and imbalanced datasets and still provide accurate and precise predictions. In Addition, the model will introduce an interactive Streamlit-based interface, ensuring accessibility for users who find non-clinical early diagnosis superior, and will enable them to use and interpret real-</w:t>
       </w:r>
       <w:r>
         <w:lastRenderedPageBreak/>
@@ -13779,7 +13249,7 @@
         <w:t xml:space="preserve">to aggregate the strong features of each boosting algorithm along with </w:t>
       </w:r>
       <w:r>
-        <w:t>integrating model interpretable tools such as Explainable AI (SHAP values), creating a more transparent user user-friendly tool which is often ignored by the existing non-transparent binary prediction models. The incorporation of advanced machine learning algorithms with a user-centric interface design promotes accessibility, fair assessment, and user empowerment.</w:t>
+        <w:t>integrating model interpretable tools such as Explainable AI (SHAP values), creating a more transparent user-friendly tool which is often ignored by the existing non-transparent binary prediction models. The incorporation of advanced machine learning algorithms with a user-centric interface design promotes accessibility, fair assessment, and user empowerment.</w:t>
       </w:r>
     </w:p>
     <w:p>
@@ -13819,7 +13289,13 @@
         <w:t>practical</w:t>
       </w:r>
       <w:r>
-        <w:t xml:space="preserve"> dimensions as the Biopsychosocial model links biological, psychological, and social indicators in assessing mental health. Strict testing and validation are embedded in the project continuity, as cross-validation will ensure the model generalizes well, and evaluation metrics such as precision, recall, and F1-score will deal with the measurement of performance across all risk levels, including underrepresented classes. This aggregation of theory-practical hybrid design illustrates </w:t>
+        <w:t xml:space="preserve"> dimensions as the Biopsychosocial model links biological, psychological, and social indicators in assessing mental health. Strict testing and validation are embedded in the project continuity, as cross-validation will ensure the model generalizes well, and evaluation metrics such as precision, recall, and F1-score will deal with the measurement of performance across all risk levels, including underrepresented classes. This aggregation of theory-practical hybrid design illustrates</w:t>
+      </w:r>
+      <w:r>
+        <w:t xml:space="preserve"> that</w:t>
+      </w:r>
+      <w:r>
+        <w:t xml:space="preserve"> </w:t>
       </w:r>
       <w:r>
         <w:t>the</w:t>
@@ -13847,23 +13323,7 @@
         <w:jc w:val="both"/>
       </w:pPr>
       <w:r>
-        <w:t xml:space="preserve">Finally, the choice of methodologies and the models can be clearly justified as </w:t>
-      </w:r>
-      <w:proofErr w:type="spellStart"/>
-      <w:r>
-        <w:t>Catboost</w:t>
-      </w:r>
-      <w:proofErr w:type="spellEnd"/>
-      <w:r>
-        <w:t xml:space="preserve"> and </w:t>
-      </w:r>
-      <w:proofErr w:type="spellStart"/>
-      <w:r>
-        <w:t>LightGBM</w:t>
-      </w:r>
-      <w:proofErr w:type="spellEnd"/>
-      <w:r>
-        <w:t xml:space="preserve"> are designed to handle large nonlinear datasets, even with the presence of imbalance, which other conventional prototype models often fail to do. At the same time stacked ensemble method combines the strengths of each model to achieve reliability. The choice of SHAP value</w:t>
+        <w:t>Finally, the choice of methodologies and the models can be clearly justified as Catboost and LightGBM are designed to handle large nonlinear datasets, even with the presence of imbalance, which other conventional prototype models often fail to do. At the same time stacked ensemble method combines the strengths of each model to achieve reliability. The choice of SHAP value</w:t>
       </w:r>
       <w:r>
         <w:t xml:space="preserve"> was made</w:t>
@@ -13881,7 +13341,13 @@
         <w:t xml:space="preserve"> and global</w:t>
       </w:r>
       <w:r>
-        <w:t xml:space="preserve"> explanation of a model</w:t>
+        <w:t xml:space="preserve"> explanation</w:t>
+      </w:r>
+      <w:r>
+        <w:t>s</w:t>
+      </w:r>
+      <w:r>
+        <w:t xml:space="preserve"> of a model</w:t>
       </w:r>
       <w:r>
         <w:t xml:space="preserve">’s </w:t>
@@ -13895,7 +13361,13 @@
         <w:jc w:val="both"/>
       </w:pPr>
       <w:r>
-        <w:t>Therefore, the project exhibits MSc-level depth, engagement, and rigor by tackling a real-world global problem with advanced machine learning algorithms for prediction, interpretable outputs for understanding, and a user-friendly interface to achieve accessibility.</w:t>
+        <w:t>Therefore, the project exhibits MSc-level depth, engagement, and rigo</w:t>
+      </w:r>
+      <w:r>
+        <w:t>u</w:t>
+      </w:r>
+      <w:r>
+        <w:t>r by tackling a real-world global problem with advanced machine learning algorithms for prediction, interpretable outputs for understanding, and a user-friendly interface to achieve accessibility.</w:t>
       </w:r>
       <w:bookmarkStart w:id="80" w:name="_Toc212552701"/>
       <w:bookmarkStart w:id="81" w:name="_Toc212834229"/>
@@ -13945,6 +13417,7 @@
           <w:docPartUnique/>
         </w:docPartObj>
       </w:sdtPr>
+      <w:sdtEndPr/>
       <w:sdtContent>
         <w:p>
           <w:pPr>
@@ -13957,6 +13430,7 @@
             <w:id w:val="111145805"/>
             <w:bibliography/>
           </w:sdtPr>
+          <w:sdtEndPr/>
           <w:sdtContent>
             <w:p>
               <w:pPr>
@@ -14747,23 +14221,8 @@
       <w:pPr>
         <w:jc w:val="both"/>
       </w:pPr>
-      <w:proofErr w:type="spellStart"/>
-      <w:proofErr w:type="gramStart"/>
-      <w:r>
-        <w:t>data.isnull</w:t>
-      </w:r>
-      <w:proofErr w:type="spellEnd"/>
-      <w:proofErr w:type="gramEnd"/>
-      <w:r>
-        <w:t>(</w:t>
-      </w:r>
-      <w:proofErr w:type="gramStart"/>
-      <w:r>
-        <w:t>).sum</w:t>
-      </w:r>
-      <w:proofErr w:type="gramEnd"/>
-      <w:r>
-        <w:t>()</w:t>
+      <w:r>
+        <w:t>data.isnull().sum()</w:t>
       </w:r>
       <w:r>
         <w:br/>
@@ -14851,31 +14310,7 @@
         <w:jc w:val="both"/>
       </w:pPr>
       <w:r>
-        <w:t>data['</w:t>
-      </w:r>
-      <w:proofErr w:type="spellStart"/>
-      <w:r>
-        <w:t>self_employed</w:t>
-      </w:r>
-      <w:proofErr w:type="spellEnd"/>
-      <w:r>
-        <w:t>'].</w:t>
-      </w:r>
-      <w:proofErr w:type="spellStart"/>
-      <w:r>
-        <w:t>value_counts</w:t>
-      </w:r>
-      <w:proofErr w:type="spellEnd"/>
-      <w:r>
-        <w:t>(</w:t>
-      </w:r>
-      <w:proofErr w:type="spellStart"/>
-      <w:r>
-        <w:t>dropna</w:t>
-      </w:r>
-      <w:proofErr w:type="spellEnd"/>
-      <w:r>
-        <w:t>=False)</w:t>
+        <w:t>data['self_employed'].value_counts(dropna=False)</w:t>
       </w:r>
       <w:r>
         <w:br/>
@@ -14934,95 +14369,21 @@
           <w:b/>
           <w:bCs/>
         </w:rPr>
-        <w:t xml:space="preserve">Filling the </w:t>
-      </w:r>
-      <w:proofErr w:type="spellStart"/>
-      <w:r>
-        <w:rPr>
-          <w:b/>
-          <w:bCs/>
-        </w:rPr>
-        <w:t>NaN</w:t>
-      </w:r>
-      <w:proofErr w:type="spellEnd"/>
-      <w:r>
-        <w:rPr>
-          <w:b/>
-          <w:bCs/>
-        </w:rPr>
-        <w:t xml:space="preserve"> value with the majority Class</w:t>
-      </w:r>
-    </w:p>
-    <w:p>
-      <w:pPr>
-        <w:jc w:val="both"/>
-      </w:pPr>
-      <w:r>
-        <w:t>data['</w:t>
-      </w:r>
-      <w:proofErr w:type="spellStart"/>
-      <w:r>
-        <w:t>self_employed</w:t>
-      </w:r>
-      <w:proofErr w:type="spellEnd"/>
-      <w:proofErr w:type="gramStart"/>
-      <w:r>
-        <w:t>']=</w:t>
-      </w:r>
-      <w:proofErr w:type="gramEnd"/>
-      <w:r>
-        <w:t>data['</w:t>
-      </w:r>
-      <w:proofErr w:type="spellStart"/>
-      <w:r>
-        <w:t>self_employed</w:t>
-      </w:r>
-      <w:proofErr w:type="spellEnd"/>
-      <w:r>
-        <w:t>'</w:t>
-      </w:r>
-      <w:proofErr w:type="gramStart"/>
-      <w:r>
-        <w:t>].</w:t>
-      </w:r>
-      <w:proofErr w:type="spellStart"/>
-      <w:r>
-        <w:t>fillna</w:t>
-      </w:r>
-      <w:proofErr w:type="spellEnd"/>
-      <w:proofErr w:type="gramEnd"/>
-      <w:r>
-        <w:t>('No')</w:t>
+        <w:t>Filling the NaN value with the majority Class</w:t>
+      </w:r>
+    </w:p>
+    <w:p>
+      <w:pPr>
+        <w:jc w:val="both"/>
+      </w:pPr>
+      <w:r>
+        <w:t>data['self_employed']=data['self_employed'].fillna('No')</w:t>
       </w:r>
       <w:r>
         <w:br/>
       </w:r>
       <w:r>
-        <w:t>data['</w:t>
-      </w:r>
-      <w:proofErr w:type="spellStart"/>
-      <w:r>
-        <w:t>self_employed</w:t>
-      </w:r>
-      <w:proofErr w:type="spellEnd"/>
-      <w:r>
-        <w:t>'].</w:t>
-      </w:r>
-      <w:proofErr w:type="spellStart"/>
-      <w:r>
-        <w:t>value_counts</w:t>
-      </w:r>
-      <w:proofErr w:type="spellEnd"/>
-      <w:r>
-        <w:t>(</w:t>
-      </w:r>
-      <w:proofErr w:type="spellStart"/>
-      <w:r>
-        <w:t>dropna</w:t>
-      </w:r>
-      <w:proofErr w:type="spellEnd"/>
-      <w:r>
-        <w:t>=False)</w:t>
+        <w:t>data['self_employed'].value_counts(dropna=False)</w:t>
       </w:r>
     </w:p>
     <w:p>
@@ -15090,23 +14451,8 @@
       <w:pPr>
         <w:jc w:val="both"/>
       </w:pPr>
-      <w:proofErr w:type="spellStart"/>
-      <w:proofErr w:type="gramStart"/>
-      <w:r>
-        <w:t>data.isnull</w:t>
-      </w:r>
-      <w:proofErr w:type="spellEnd"/>
-      <w:proofErr w:type="gramEnd"/>
-      <w:r>
-        <w:t>(</w:t>
-      </w:r>
-      <w:proofErr w:type="gramStart"/>
-      <w:r>
-        <w:t>).sum</w:t>
-      </w:r>
-      <w:proofErr w:type="gramEnd"/>
-      <w:r>
-        <w:t>()</w:t>
+      <w:r>
+        <w:t>data.isnull().sum()</w:t>
       </w:r>
     </w:p>
     <w:p>
@@ -15183,54 +14529,15 @@
         <w:jc w:val="both"/>
       </w:pPr>
       <w:r>
-        <w:t xml:space="preserve">data = </w:t>
-      </w:r>
-      <w:proofErr w:type="spellStart"/>
-      <w:proofErr w:type="gramStart"/>
-      <w:r>
-        <w:t>data.drop</w:t>
-      </w:r>
-      <w:proofErr w:type="gramEnd"/>
-      <w:r>
-        <w:t>_</w:t>
-      </w:r>
-      <w:proofErr w:type="gramStart"/>
-      <w:r>
-        <w:t>duplicates</w:t>
-      </w:r>
-      <w:proofErr w:type="spellEnd"/>
-      <w:r>
-        <w:t>(</w:t>
-      </w:r>
-      <w:proofErr w:type="gramEnd"/>
-      <w:r>
-        <w:t>)</w:t>
-      </w:r>
-    </w:p>
-    <w:p>
-      <w:pPr>
-        <w:jc w:val="both"/>
-      </w:pPr>
-      <w:r>
-        <w:t>print(</w:t>
-      </w:r>
-      <w:proofErr w:type="spellStart"/>
-      <w:proofErr w:type="gramStart"/>
-      <w:r>
-        <w:t>data.duplicated</w:t>
-      </w:r>
-      <w:proofErr w:type="spellEnd"/>
-      <w:proofErr w:type="gramEnd"/>
-      <w:r>
-        <w:t>(</w:t>
-      </w:r>
-      <w:proofErr w:type="gramStart"/>
-      <w:r>
-        <w:t>).any</w:t>
-      </w:r>
-      <w:proofErr w:type="gramEnd"/>
-      <w:r>
-        <w:t>())</w:t>
+        <w:t>data = data.drop_duplicates()</w:t>
+      </w:r>
+    </w:p>
+    <w:p>
+      <w:pPr>
+        <w:jc w:val="both"/>
+      </w:pPr>
+      <w:r>
+        <w:t>print(data.duplicated().any())</w:t>
       </w:r>
     </w:p>
     <w:p>
@@ -15254,23 +14561,8 @@
         <w:jc w:val="both"/>
       </w:pPr>
       <w:r>
-        <w:t xml:space="preserve">from </w:t>
-      </w:r>
-      <w:proofErr w:type="spellStart"/>
-      <w:proofErr w:type="gramStart"/>
-      <w:r>
-        <w:t>sklearn.preprocessing</w:t>
-      </w:r>
-      <w:proofErr w:type="spellEnd"/>
-      <w:proofErr w:type="gramEnd"/>
-      <w:r>
-        <w:t xml:space="preserve"> import </w:t>
-      </w:r>
-      <w:proofErr w:type="spellStart"/>
-      <w:r>
-        <w:t>LabelEncoder</w:t>
-      </w:r>
-      <w:proofErr w:type="spellEnd"/>
+        <w:t>from sklearn.preprocessing import LabelEncoder</w:t>
+      </w:r>
     </w:p>
     <w:p>
       <w:pPr>
@@ -15285,380 +14577,95 @@
         <w:jc w:val="both"/>
       </w:pPr>
       <w:r>
-        <w:t xml:space="preserve">for col in </w:t>
-      </w:r>
-      <w:proofErr w:type="spellStart"/>
-      <w:r>
-        <w:t>binary_cols</w:t>
-      </w:r>
-      <w:proofErr w:type="spellEnd"/>
-      <w:r>
-        <w:t>:</w:t>
-      </w:r>
-    </w:p>
-    <w:p>
-      <w:pPr>
-        <w:jc w:val="both"/>
-      </w:pPr>
-      <w:r>
-        <w:t xml:space="preserve">    data[col]=</w:t>
-      </w:r>
-      <w:proofErr w:type="spellStart"/>
-      <w:r>
-        <w:t>LabelEncoder</w:t>
-      </w:r>
-      <w:proofErr w:type="spellEnd"/>
-      <w:r>
-        <w:t>(</w:t>
-      </w:r>
-      <w:proofErr w:type="gramStart"/>
-      <w:r>
-        <w:t>).</w:t>
-      </w:r>
-      <w:proofErr w:type="spellStart"/>
-      <w:r>
-        <w:t>fit</w:t>
-      </w:r>
-      <w:proofErr w:type="gramEnd"/>
-      <w:r>
-        <w:t>_transform</w:t>
-      </w:r>
-      <w:proofErr w:type="spellEnd"/>
-      <w:r>
-        <w:t>(data[col])</w:t>
-      </w:r>
-    </w:p>
-    <w:p>
-      <w:pPr>
-        <w:jc w:val="both"/>
-      </w:pPr>
-      <w:r>
-        <w:t>data['</w:t>
-      </w:r>
-      <w:proofErr w:type="spellStart"/>
-      <w:r>
-        <w:t>Days_Indoors</w:t>
-      </w:r>
-      <w:proofErr w:type="spellEnd"/>
-      <w:proofErr w:type="gramStart"/>
-      <w:r>
-        <w:t>']=</w:t>
-      </w:r>
-      <w:proofErr w:type="gramEnd"/>
-      <w:r>
-        <w:t xml:space="preserve"> data['</w:t>
-      </w:r>
-      <w:proofErr w:type="spellStart"/>
-      <w:r>
-        <w:t>Days_Indoors</w:t>
-      </w:r>
-      <w:proofErr w:type="spellEnd"/>
-      <w:r>
-        <w:t>'</w:t>
-      </w:r>
-      <w:proofErr w:type="gramStart"/>
-      <w:r>
-        <w:t>].map</w:t>
-      </w:r>
-      <w:proofErr w:type="gramEnd"/>
-      <w:r>
-        <w:t>({'Go out Every day': 0, '1-14 days': 1, '15-30 days': 2, '31-60 days': 3, 'More than 2 months': 4})</w:t>
-      </w:r>
-    </w:p>
-    <w:p>
-      <w:pPr>
-        <w:jc w:val="both"/>
-      </w:pPr>
-      <w:r>
-        <w:t>data['</w:t>
-      </w:r>
-      <w:proofErr w:type="spellStart"/>
-      <w:r>
-        <w:t>Growing_Stress</w:t>
-      </w:r>
-      <w:proofErr w:type="spellEnd"/>
-      <w:r>
-        <w:t>'] = data['</w:t>
-      </w:r>
-      <w:proofErr w:type="spellStart"/>
-      <w:r>
-        <w:t>Growing_Stress</w:t>
-      </w:r>
-      <w:proofErr w:type="spellEnd"/>
-      <w:r>
-        <w:t>'</w:t>
-      </w:r>
-      <w:proofErr w:type="gramStart"/>
-      <w:r>
-        <w:t>].map</w:t>
-      </w:r>
-      <w:proofErr w:type="gramEnd"/>
-      <w:r>
-        <w:t>({'No': 0, 'Maybe': 1, 'Yes': 2})</w:t>
-      </w:r>
-    </w:p>
-    <w:p>
-      <w:pPr>
-        <w:jc w:val="both"/>
-      </w:pPr>
-      <w:r>
-        <w:t>data['</w:t>
-      </w:r>
-      <w:proofErr w:type="spellStart"/>
-      <w:r>
-        <w:t>Changes_Habits</w:t>
-      </w:r>
-      <w:proofErr w:type="spellEnd"/>
-      <w:r>
-        <w:t>'] = data['</w:t>
-      </w:r>
-      <w:proofErr w:type="spellStart"/>
-      <w:r>
-        <w:t>Changes_Habits</w:t>
-      </w:r>
-      <w:proofErr w:type="spellEnd"/>
-      <w:r>
-        <w:t>'</w:t>
-      </w:r>
-      <w:proofErr w:type="gramStart"/>
-      <w:r>
-        <w:t>].map</w:t>
-      </w:r>
-      <w:proofErr w:type="gramEnd"/>
-      <w:r>
-        <w:t>({'No': 0, 'Maybe': 1, 'Yes': 2})</w:t>
-      </w:r>
-    </w:p>
-    <w:p>
-      <w:pPr>
-        <w:jc w:val="both"/>
-      </w:pPr>
-      <w:r>
-        <w:t>data['</w:t>
-      </w:r>
-      <w:proofErr w:type="spellStart"/>
-      <w:r>
-        <w:t>Mental_Health_History</w:t>
-      </w:r>
-      <w:proofErr w:type="spellEnd"/>
-      <w:r>
-        <w:t>'] = data['</w:t>
-      </w:r>
-      <w:proofErr w:type="spellStart"/>
-      <w:r>
-        <w:t>Mental_Health_History</w:t>
-      </w:r>
-      <w:proofErr w:type="spellEnd"/>
-      <w:r>
-        <w:t>'</w:t>
-      </w:r>
-      <w:proofErr w:type="gramStart"/>
-      <w:r>
-        <w:t>].map</w:t>
-      </w:r>
-      <w:proofErr w:type="gramEnd"/>
-      <w:r>
-        <w:t>({'No': 0, 'Maybe': 1, 'Yes': 2})</w:t>
-      </w:r>
-    </w:p>
-    <w:p>
-      <w:pPr>
-        <w:jc w:val="both"/>
-      </w:pPr>
-      <w:r>
-        <w:t>data['</w:t>
-      </w:r>
-      <w:proofErr w:type="spellStart"/>
-      <w:r>
-        <w:t>Mood_Swings</w:t>
-      </w:r>
-      <w:proofErr w:type="spellEnd"/>
-      <w:r>
-        <w:t>'] = data['</w:t>
-      </w:r>
-      <w:proofErr w:type="spellStart"/>
-      <w:r>
-        <w:t>Mood_Swings</w:t>
-      </w:r>
-      <w:proofErr w:type="spellEnd"/>
-      <w:r>
-        <w:t>'</w:t>
-      </w:r>
-      <w:proofErr w:type="gramStart"/>
-      <w:r>
-        <w:t>].map</w:t>
-      </w:r>
-      <w:proofErr w:type="gramEnd"/>
-      <w:r>
-        <w:t>({'Low': 0, 'Medium': 1, 'High': 2})</w:t>
-      </w:r>
-    </w:p>
-    <w:p>
-      <w:pPr>
-        <w:jc w:val="both"/>
-      </w:pPr>
-      <w:r>
-        <w:t>data['</w:t>
-      </w:r>
-      <w:proofErr w:type="spellStart"/>
-      <w:r>
-        <w:t>Work_Interest</w:t>
-      </w:r>
-      <w:proofErr w:type="spellEnd"/>
-      <w:r>
-        <w:t>'] = data['</w:t>
-      </w:r>
-      <w:proofErr w:type="spellStart"/>
-      <w:r>
-        <w:t>Work_Interest</w:t>
-      </w:r>
-      <w:proofErr w:type="spellEnd"/>
-      <w:r>
-        <w:t>'</w:t>
-      </w:r>
-      <w:proofErr w:type="gramStart"/>
-      <w:r>
-        <w:t>].map</w:t>
-      </w:r>
-      <w:proofErr w:type="gramEnd"/>
-      <w:r>
-        <w:t>({'No': 0, 'Maybe': 1, 'Yes': 2})</w:t>
-      </w:r>
-    </w:p>
-    <w:p>
-      <w:pPr>
-        <w:jc w:val="both"/>
-      </w:pPr>
-      <w:r>
-        <w:t>data['</w:t>
-      </w:r>
-      <w:proofErr w:type="spellStart"/>
-      <w:r>
-        <w:t>Social_Weakness</w:t>
-      </w:r>
-      <w:proofErr w:type="spellEnd"/>
-      <w:r>
-        <w:t>'] = data['</w:t>
-      </w:r>
-      <w:proofErr w:type="spellStart"/>
-      <w:r>
-        <w:t>Social_Weakness</w:t>
-      </w:r>
-      <w:proofErr w:type="spellEnd"/>
-      <w:r>
-        <w:t>'</w:t>
-      </w:r>
-      <w:proofErr w:type="gramStart"/>
-      <w:r>
-        <w:t>].map</w:t>
-      </w:r>
-      <w:proofErr w:type="gramEnd"/>
-      <w:r>
-        <w:t>({'No': 0, 'Maybe': 1, 'Yes': 2})</w:t>
-      </w:r>
-    </w:p>
-    <w:p>
-      <w:pPr>
-        <w:jc w:val="both"/>
-      </w:pPr>
-      <w:r>
-        <w:t>data['</w:t>
-      </w:r>
-      <w:proofErr w:type="spellStart"/>
-      <w:r>
-        <w:t>mental_health_interview</w:t>
-      </w:r>
-      <w:proofErr w:type="spellEnd"/>
-      <w:r>
-        <w:t>'] = data['</w:t>
-      </w:r>
-      <w:proofErr w:type="spellStart"/>
-      <w:r>
-        <w:t>mental_health_interview</w:t>
-      </w:r>
-      <w:proofErr w:type="spellEnd"/>
-      <w:r>
-        <w:t>'</w:t>
-      </w:r>
-      <w:proofErr w:type="gramStart"/>
-      <w:r>
-        <w:t>].map</w:t>
-      </w:r>
-      <w:proofErr w:type="gramEnd"/>
-      <w:r>
-        <w:t>({'No': 0, 'Maybe': 1, 'Yes': 2})</w:t>
-      </w:r>
-    </w:p>
-    <w:p>
-      <w:pPr>
-        <w:jc w:val="both"/>
-      </w:pPr>
-      <w:r>
-        <w:t>data['</w:t>
-      </w:r>
-      <w:proofErr w:type="spellStart"/>
-      <w:r>
-        <w:t>care_options</w:t>
-      </w:r>
-      <w:proofErr w:type="spellEnd"/>
-      <w:r>
-        <w:t>'] = data['</w:t>
-      </w:r>
-      <w:proofErr w:type="spellStart"/>
-      <w:r>
-        <w:t>care_options</w:t>
-      </w:r>
-      <w:proofErr w:type="spellEnd"/>
-      <w:r>
-        <w:t>'</w:t>
-      </w:r>
-      <w:proofErr w:type="gramStart"/>
-      <w:r>
-        <w:t>].map</w:t>
-      </w:r>
-      <w:proofErr w:type="gramEnd"/>
-      <w:r>
-        <w:t>({'No': 0, 'Maybe': 1, 'Yes': 2, 'Not sure': 1})</w:t>
-      </w:r>
-    </w:p>
-    <w:p>
-      <w:pPr>
-        <w:jc w:val="both"/>
-      </w:pPr>
-      <w:r>
-        <w:t xml:space="preserve">data = </w:t>
-      </w:r>
-      <w:proofErr w:type="spellStart"/>
-      <w:r>
-        <w:t>pd.get_</w:t>
-      </w:r>
-      <w:proofErr w:type="gramStart"/>
-      <w:r>
-        <w:t>dummies</w:t>
-      </w:r>
-      <w:proofErr w:type="spellEnd"/>
-      <w:r>
-        <w:t>(</w:t>
-      </w:r>
-      <w:proofErr w:type="gramEnd"/>
-      <w:r>
-        <w:t>data, columns</w:t>
-      </w:r>
-      <w:proofErr w:type="gramStart"/>
-      <w:r>
-        <w:t>=[</w:t>
-      </w:r>
-      <w:proofErr w:type="gramEnd"/>
-      <w:r>
-        <w:t xml:space="preserve">'Country', 'Occupation'], </w:t>
-      </w:r>
-      <w:proofErr w:type="spellStart"/>
-      <w:r>
-        <w:t>drop_first</w:t>
-      </w:r>
-      <w:proofErr w:type="spellEnd"/>
-      <w:r>
-        <w:t>=True)</w:t>
+        <w:t>for col in binary_cols:</w:t>
+      </w:r>
+    </w:p>
+    <w:p>
+      <w:pPr>
+        <w:jc w:val="both"/>
+      </w:pPr>
+      <w:r>
+        <w:t xml:space="preserve">    data[col]=LabelEncoder().fit_transform(data[col])</w:t>
+      </w:r>
+    </w:p>
+    <w:p>
+      <w:pPr>
+        <w:jc w:val="both"/>
+      </w:pPr>
+      <w:r>
+        <w:t>data['Days_Indoors']= data['Days_Indoors'].map({'Go out Every day': 0, '1-14 days': 1, '15-30 days': 2, '31-60 days': 3, 'More than 2 months': 4})</w:t>
+      </w:r>
+    </w:p>
+    <w:p>
+      <w:pPr>
+        <w:jc w:val="both"/>
+      </w:pPr>
+      <w:r>
+        <w:t>data['Growing_Stress'] = data['Growing_Stress'].map({'No': 0, 'Maybe': 1, 'Yes': 2})</w:t>
+      </w:r>
+    </w:p>
+    <w:p>
+      <w:pPr>
+        <w:jc w:val="both"/>
+      </w:pPr>
+      <w:r>
+        <w:t>data['Changes_Habits'] = data['Changes_Habits'].map({'No': 0, 'Maybe': 1, 'Yes': 2})</w:t>
+      </w:r>
+    </w:p>
+    <w:p>
+      <w:pPr>
+        <w:jc w:val="both"/>
+      </w:pPr>
+      <w:r>
+        <w:t>data['Mental_Health_History'] = data['Mental_Health_History'].map({'No': 0, 'Maybe': 1, 'Yes': 2})</w:t>
+      </w:r>
+    </w:p>
+    <w:p>
+      <w:pPr>
+        <w:jc w:val="both"/>
+      </w:pPr>
+      <w:r>
+        <w:t>data['Mood_Swings'] = data['Mood_Swings'].map({'Low': 0, 'Medium': 1, 'High': 2})</w:t>
+      </w:r>
+    </w:p>
+    <w:p>
+      <w:pPr>
+        <w:jc w:val="both"/>
+      </w:pPr>
+      <w:r>
+        <w:t>data['Work_Interest'] = data['Work_Interest'].map({'No': 0, 'Maybe': 1, 'Yes': 2})</w:t>
+      </w:r>
+    </w:p>
+    <w:p>
+      <w:pPr>
+        <w:jc w:val="both"/>
+      </w:pPr>
+      <w:r>
+        <w:t>data['Social_Weakness'] = data['Social_Weakness'].map({'No': 0, 'Maybe': 1, 'Yes': 2})</w:t>
+      </w:r>
+    </w:p>
+    <w:p>
+      <w:pPr>
+        <w:jc w:val="both"/>
+      </w:pPr>
+      <w:r>
+        <w:t>data['mental_health_interview'] = data['mental_health_interview'].map({'No': 0, 'Maybe': 1, 'Yes': 2})</w:t>
+      </w:r>
+    </w:p>
+    <w:p>
+      <w:pPr>
+        <w:jc w:val="both"/>
+      </w:pPr>
+      <w:r>
+        <w:t>data['care_options'] = data['care_options'].map({'No': 0, 'Maybe': 1, 'Yes': 2, 'Not sure': 1})</w:t>
+      </w:r>
+    </w:p>
+    <w:p>
+      <w:pPr>
+        <w:jc w:val="both"/>
+      </w:pPr>
+      <w:r>
+        <w:t>data = pd.get_dummies(data, columns=['Country', 'Occupation'], drop_first=True)</w:t>
       </w:r>
     </w:p>
     <w:p>
@@ -15722,15 +14729,13 @@
         </w:rPr>
         <w:t xml:space="preserve">Dropping the </w:t>
       </w:r>
-      <w:proofErr w:type="spellStart"/>
-      <w:r>
-        <w:rPr>
-          <w:b/>
-          <w:bCs/>
-        </w:rPr>
-        <w:t>TimeStamp</w:t>
-      </w:r>
-      <w:proofErr w:type="spellEnd"/>
+      <w:r>
+        <w:rPr>
+          <w:b/>
+          <w:bCs/>
+        </w:rPr>
+        <w:t>Timestamp</w:t>
+      </w:r>
       <w:r>
         <w:rPr>
           <w:b/>
@@ -15744,17 +14749,7 @@
         <w:jc w:val="both"/>
       </w:pPr>
       <w:r>
-        <w:t>data=</w:t>
-      </w:r>
-      <w:proofErr w:type="spellStart"/>
-      <w:proofErr w:type="gramStart"/>
-      <w:r>
-        <w:t>data.drop</w:t>
-      </w:r>
-      <w:proofErr w:type="spellEnd"/>
-      <w:proofErr w:type="gramEnd"/>
-      <w:r>
-        <w:t>(columns=['Timestamp'])</w:t>
+        <w:t>data=data.drop(columns=['Timestamp'])</w:t>
       </w:r>
     </w:p>
     <w:p>
@@ -15824,23 +14819,7 @@
           <w:b/>
           <w:bCs/>
         </w:rPr>
-        <w:t xml:space="preserve">efining the </w:t>
-      </w:r>
-      <w:proofErr w:type="spellStart"/>
-      <w:r>
-        <w:rPr>
-          <w:b/>
-          <w:bCs/>
-        </w:rPr>
-        <w:t>Risk_Level</w:t>
-      </w:r>
-      <w:proofErr w:type="spellEnd"/>
-      <w:r>
-        <w:rPr>
-          <w:b/>
-          <w:bCs/>
-        </w:rPr>
-        <w:t xml:space="preserve"> column with Appropriate Logic</w:t>
+        <w:t>efining the Risk_Level column with Appropriate Logic</w:t>
       </w:r>
       <w:r>
         <w:rPr>
@@ -15855,15 +14834,7 @@
         <w:jc w:val="both"/>
       </w:pPr>
       <w:r>
-        <w:t xml:space="preserve">def </w:t>
-      </w:r>
-      <w:proofErr w:type="spellStart"/>
-      <w:r>
-        <w:t>define_risk</w:t>
-      </w:r>
-      <w:proofErr w:type="spellEnd"/>
-      <w:r>
-        <w:t>(row):</w:t>
+        <w:t>def define_risk(row):</w:t>
       </w:r>
     </w:p>
     <w:p>
@@ -15879,23 +14850,7 @@
         <w:jc w:val="both"/>
       </w:pPr>
       <w:r>
-        <w:t xml:space="preserve">        (row['</w:t>
-      </w:r>
-      <w:proofErr w:type="spellStart"/>
-      <w:r>
-        <w:t>Mental_Health_History</w:t>
-      </w:r>
-      <w:proofErr w:type="spellEnd"/>
-      <w:r>
-        <w:t>'] == 'Yes' and row['</w:t>
-      </w:r>
-      <w:proofErr w:type="spellStart"/>
-      <w:r>
-        <w:t>Mood_Swings</w:t>
-      </w:r>
-      <w:proofErr w:type="spellEnd"/>
-      <w:r>
-        <w:t>'] == 'High')):</w:t>
+        <w:t xml:space="preserve">        (row['Mental_Health_History'] == 'Yes' and row['Mood_Swings'] == 'High')):</w:t>
       </w:r>
     </w:p>
     <w:p>
@@ -15919,31 +14874,15 @@
         <w:jc w:val="both"/>
       </w:pPr>
       <w:r>
-        <w:t xml:space="preserve">        row['</w:t>
-      </w:r>
-      <w:proofErr w:type="spellStart"/>
-      <w:r>
-        <w:t>Mental_Health_History</w:t>
-      </w:r>
-      <w:proofErr w:type="spellEnd"/>
-      <w:r>
-        <w:t>'] == 'No' and</w:t>
-      </w:r>
-    </w:p>
-    <w:p>
-      <w:pPr>
-        <w:jc w:val="both"/>
-      </w:pPr>
-      <w:r>
-        <w:t xml:space="preserve">        row['</w:t>
-      </w:r>
-      <w:proofErr w:type="spellStart"/>
-      <w:r>
-        <w:t>Mood_Swings</w:t>
-      </w:r>
-      <w:proofErr w:type="spellEnd"/>
-      <w:r>
-        <w:t>'] == 'Low'):</w:t>
+        <w:t xml:space="preserve">        row['Mental_Health_History'] == 'No' and</w:t>
+      </w:r>
+    </w:p>
+    <w:p>
+      <w:pPr>
+        <w:jc w:val="both"/>
+      </w:pPr>
+      <w:r>
+        <w:t xml:space="preserve">        row['Mood_Swings'] == 'Low'):</w:t>
       </w:r>
     </w:p>
     <w:p>
@@ -15967,65 +14906,15 @@
         <w:jc w:val="both"/>
       </w:pPr>
       <w:r>
-        <w:t>data['</w:t>
-      </w:r>
-      <w:proofErr w:type="spellStart"/>
-      <w:r>
-        <w:t>Risk_Level</w:t>
-      </w:r>
-      <w:proofErr w:type="spellEnd"/>
-      <w:r>
-        <w:t xml:space="preserve">'] = </w:t>
-      </w:r>
-      <w:proofErr w:type="spellStart"/>
-      <w:proofErr w:type="gramStart"/>
-      <w:r>
-        <w:t>data.apply</w:t>
-      </w:r>
-      <w:proofErr w:type="spellEnd"/>
-      <w:proofErr w:type="gramEnd"/>
-      <w:r>
-        <w:t>(</w:t>
-      </w:r>
-      <w:proofErr w:type="spellStart"/>
-      <w:r>
-        <w:t>define_risk</w:t>
-      </w:r>
-      <w:proofErr w:type="spellEnd"/>
-      <w:r>
-        <w:t>, axis=1)</w:t>
-      </w:r>
-    </w:p>
-    <w:p>
-      <w:pPr>
-        <w:jc w:val="both"/>
-      </w:pPr>
-      <w:r>
-        <w:t>print(data['</w:t>
-      </w:r>
-      <w:proofErr w:type="spellStart"/>
-      <w:r>
-        <w:t>Risk_Level</w:t>
-      </w:r>
-      <w:proofErr w:type="spellEnd"/>
-      <w:r>
-        <w:t>'].</w:t>
-      </w:r>
-      <w:proofErr w:type="spellStart"/>
-      <w:r>
-        <w:t>value_</w:t>
-      </w:r>
-      <w:proofErr w:type="gramStart"/>
-      <w:r>
-        <w:t>counts</w:t>
-      </w:r>
-      <w:proofErr w:type="spellEnd"/>
-      <w:r>
-        <w:t>(</w:t>
-      </w:r>
-      <w:proofErr w:type="gramEnd"/>
-      <w:r>
-        <w:t>))</w:t>
+        <w:t>data['Risk_Level'] = data.apply(define_risk, axis=1)</w:t>
+      </w:r>
+    </w:p>
+    <w:p>
+      <w:pPr>
+        <w:jc w:val="both"/>
+      </w:pPr>
+      <w:r>
+        <w:t>print(data['Risk_Level'].value_counts())</w:t>
       </w:r>
     </w:p>
     <w:p>
@@ -16093,107 +14982,40 @@
       <w:pPr>
         <w:jc w:val="both"/>
       </w:pPr>
-      <w:proofErr w:type="spellStart"/>
-      <w:r>
-        <w:t>majority_count</w:t>
-      </w:r>
-      <w:proofErr w:type="spellEnd"/>
-      <w:r>
-        <w:t xml:space="preserve"> = </w:t>
-      </w:r>
-      <w:proofErr w:type="spellStart"/>
-      <w:r>
-        <w:t>y_train.value_counts</w:t>
-      </w:r>
-      <w:proofErr w:type="spellEnd"/>
-      <w:proofErr w:type="gramStart"/>
-      <w:r>
-        <w:t>()[</w:t>
-      </w:r>
-      <w:proofErr w:type="gramEnd"/>
-      <w:r>
-        <w:t>'High']</w:t>
-      </w:r>
-    </w:p>
-    <w:p>
-      <w:pPr>
-        <w:jc w:val="both"/>
-      </w:pPr>
-      <w:proofErr w:type="spellStart"/>
-      <w:r>
-        <w:t>low_count</w:t>
-      </w:r>
-      <w:proofErr w:type="spellEnd"/>
-      <w:r>
-        <w:t xml:space="preserve"> = </w:t>
-      </w:r>
-      <w:proofErr w:type="spellStart"/>
-      <w:r>
-        <w:t>y_train.value_counts</w:t>
-      </w:r>
-      <w:proofErr w:type="spellEnd"/>
-      <w:proofErr w:type="gramStart"/>
-      <w:r>
-        <w:t>()[</w:t>
-      </w:r>
-      <w:proofErr w:type="gramEnd"/>
-      <w:r>
-        <w:t>'Low']</w:t>
-      </w:r>
-    </w:p>
-    <w:p>
-      <w:pPr>
-        <w:jc w:val="both"/>
-      </w:pPr>
-      <w:proofErr w:type="spellStart"/>
-      <w:r>
-        <w:t>medium_count</w:t>
-      </w:r>
-      <w:proofErr w:type="spellEnd"/>
-      <w:r>
-        <w:t xml:space="preserve"> = </w:t>
-      </w:r>
-      <w:proofErr w:type="spellStart"/>
-      <w:r>
-        <w:t>y_train.value_counts</w:t>
-      </w:r>
-      <w:proofErr w:type="spellEnd"/>
-      <w:proofErr w:type="gramStart"/>
-      <w:r>
-        <w:t>()[</w:t>
-      </w:r>
-      <w:proofErr w:type="gramEnd"/>
-      <w:r>
-        <w:t>'Medium']</w:t>
-      </w:r>
-    </w:p>
-    <w:p>
-      <w:pPr>
-        <w:jc w:val="both"/>
-      </w:pPr>
-      <w:proofErr w:type="spellStart"/>
-      <w:r>
-        <w:t>sampling_strategy</w:t>
-      </w:r>
-      <w:proofErr w:type="spellEnd"/>
-      <w:r>
-        <w:t xml:space="preserve"> = {</w:t>
-      </w:r>
-    </w:p>
-    <w:p>
-      <w:pPr>
-        <w:jc w:val="both"/>
-      </w:pPr>
-      <w:r>
-        <w:t xml:space="preserve">    'Low': </w:t>
-      </w:r>
-      <w:proofErr w:type="spellStart"/>
-      <w:r>
-        <w:t>low_count</w:t>
-      </w:r>
-      <w:proofErr w:type="spellEnd"/>
-      <w:r>
-        <w:t xml:space="preserve"> * 4,     </w:t>
+      <w:r>
+        <w:t>majority_count = y_train.value_counts()['High']</w:t>
+      </w:r>
+    </w:p>
+    <w:p>
+      <w:pPr>
+        <w:jc w:val="both"/>
+      </w:pPr>
+      <w:r>
+        <w:t>low_count = y_train.value_counts()['Low']</w:t>
+      </w:r>
+    </w:p>
+    <w:p>
+      <w:pPr>
+        <w:jc w:val="both"/>
+      </w:pPr>
+      <w:r>
+        <w:t>medium_count = y_train.value_counts()['Medium']</w:t>
+      </w:r>
+    </w:p>
+    <w:p>
+      <w:pPr>
+        <w:jc w:val="both"/>
+      </w:pPr>
+      <w:r>
+        <w:t>sampling_strategy = {</w:t>
+      </w:r>
+    </w:p>
+    <w:p>
+      <w:pPr>
+        <w:jc w:val="both"/>
+      </w:pPr>
+      <w:r>
+        <w:t xml:space="preserve">    'Low': low_count * 4,     </w:t>
       </w:r>
     </w:p>
     <w:p>
@@ -16202,28 +15024,7 @@
       </w:pPr>
       <w:r>
         <w:lastRenderedPageBreak/>
-        <w:t xml:space="preserve">    'Medium': </w:t>
-      </w:r>
-      <w:proofErr w:type="gramStart"/>
-      <w:r>
-        <w:t>max(</w:t>
-      </w:r>
-      <w:proofErr w:type="gramEnd"/>
-      <w:r>
-        <w:t xml:space="preserve">500, </w:t>
-      </w:r>
-      <w:proofErr w:type="spellStart"/>
-      <w:r>
-        <w:t>y_train.value_counts</w:t>
-      </w:r>
-      <w:proofErr w:type="spellEnd"/>
-      <w:proofErr w:type="gramStart"/>
-      <w:r>
-        <w:t>()[</w:t>
-      </w:r>
-      <w:proofErr w:type="gramEnd"/>
-      <w:r>
-        <w:t xml:space="preserve">'Medium'] * 2)     </w:t>
+        <w:t xml:space="preserve">    'Medium': max(500, y_train.value_counts()['Medium'] * 2)     </w:t>
       </w:r>
     </w:p>
     <w:p>
@@ -16239,36 +15040,7 @@
         <w:jc w:val="both"/>
       </w:pPr>
       <w:r>
-        <w:t xml:space="preserve">smote = </w:t>
-      </w:r>
-      <w:proofErr w:type="gramStart"/>
-      <w:r>
-        <w:t>SMOTE(</w:t>
-      </w:r>
-      <w:proofErr w:type="spellStart"/>
-      <w:proofErr w:type="gramEnd"/>
-      <w:r>
-        <w:t>sampling_strategy</w:t>
-      </w:r>
-      <w:proofErr w:type="spellEnd"/>
-      <w:r>
-        <w:t>=</w:t>
-      </w:r>
-      <w:proofErr w:type="spellStart"/>
-      <w:r>
-        <w:t>sampling_strategy</w:t>
-      </w:r>
-      <w:proofErr w:type="spellEnd"/>
-      <w:r>
-        <w:t xml:space="preserve">, </w:t>
-      </w:r>
-      <w:proofErr w:type="spellStart"/>
-      <w:r>
-        <w:t>random_state</w:t>
-      </w:r>
-      <w:proofErr w:type="spellEnd"/>
-      <w:r>
-        <w:t>=42)</w:t>
+        <w:t>smote = SMOTE(sampling_strategy=sampling_strategy, random_state=42)</w:t>
       </w:r>
     </w:p>
     <w:p>
@@ -16429,371 +15201,103 @@
         <w:jc w:val="both"/>
       </w:pPr>
       <w:r>
-        <w:t xml:space="preserve">from </w:t>
-      </w:r>
-      <w:proofErr w:type="spellStart"/>
-      <w:proofErr w:type="gramStart"/>
-      <w:r>
-        <w:t>sklearn.model</w:t>
-      </w:r>
-      <w:proofErr w:type="gramEnd"/>
-      <w:r>
-        <w:t>_selection</w:t>
-      </w:r>
-      <w:proofErr w:type="spellEnd"/>
-      <w:r>
-        <w:t xml:space="preserve"> import </w:t>
-      </w:r>
-      <w:proofErr w:type="spellStart"/>
-      <w:r>
-        <w:t>train_test_split</w:t>
-      </w:r>
-      <w:proofErr w:type="spellEnd"/>
-    </w:p>
-    <w:p>
-      <w:pPr>
-        <w:jc w:val="both"/>
-      </w:pPr>
-      <w:r>
-        <w:t xml:space="preserve">from </w:t>
-      </w:r>
-      <w:proofErr w:type="spellStart"/>
-      <w:proofErr w:type="gramStart"/>
-      <w:r>
-        <w:t>sklearn.ensemble</w:t>
-      </w:r>
-      <w:proofErr w:type="spellEnd"/>
-      <w:proofErr w:type="gramEnd"/>
-      <w:r>
-        <w:t xml:space="preserve"> import </w:t>
-      </w:r>
-      <w:proofErr w:type="spellStart"/>
-      <w:r>
-        <w:t>RandomForestClassifier</w:t>
-      </w:r>
-      <w:proofErr w:type="spellEnd"/>
-    </w:p>
-    <w:p>
-      <w:pPr>
-        <w:jc w:val="both"/>
-      </w:pPr>
-      <w:r>
-        <w:t xml:space="preserve">from </w:t>
-      </w:r>
-      <w:proofErr w:type="spellStart"/>
-      <w:proofErr w:type="gramStart"/>
-      <w:r>
-        <w:t>sklearn.metrics</w:t>
-      </w:r>
-      <w:proofErr w:type="spellEnd"/>
-      <w:proofErr w:type="gramEnd"/>
-      <w:r>
-        <w:t xml:space="preserve"> import </w:t>
-      </w:r>
-      <w:proofErr w:type="spellStart"/>
-      <w:r>
-        <w:t>classification_report</w:t>
-      </w:r>
-      <w:proofErr w:type="spellEnd"/>
-      <w:r>
-        <w:t xml:space="preserve">, </w:t>
-      </w:r>
-      <w:proofErr w:type="spellStart"/>
-      <w:r>
-        <w:t>confusion_matrix</w:t>
-      </w:r>
-      <w:proofErr w:type="spellEnd"/>
-    </w:p>
-    <w:p>
-      <w:pPr>
-        <w:jc w:val="both"/>
-      </w:pPr>
-      <w:r>
-        <w:t xml:space="preserve">from </w:t>
-      </w:r>
-      <w:proofErr w:type="spellStart"/>
-      <w:proofErr w:type="gramStart"/>
-      <w:r>
-        <w:t>imblearn.over</w:t>
-      </w:r>
-      <w:proofErr w:type="gramEnd"/>
-      <w:r>
-        <w:t>_sampling</w:t>
-      </w:r>
-      <w:proofErr w:type="spellEnd"/>
-      <w:r>
-        <w:t xml:space="preserve"> import SMOTE</w:t>
-      </w:r>
-    </w:p>
-    <w:p>
-      <w:pPr>
-        <w:jc w:val="both"/>
-      </w:pPr>
-      <w:r>
-        <w:t xml:space="preserve">X = </w:t>
-      </w:r>
-      <w:proofErr w:type="spellStart"/>
-      <w:proofErr w:type="gramStart"/>
-      <w:r>
-        <w:t>data.drop</w:t>
-      </w:r>
-      <w:proofErr w:type="spellEnd"/>
-      <w:proofErr w:type="gramEnd"/>
-      <w:r>
-        <w:t>(columns</w:t>
-      </w:r>
-      <w:proofErr w:type="gramStart"/>
-      <w:r>
-        <w:t>=[</w:t>
-      </w:r>
-      <w:proofErr w:type="gramEnd"/>
-      <w:r>
-        <w:t>'</w:t>
-      </w:r>
-      <w:proofErr w:type="spellStart"/>
-      <w:r>
-        <w:t>Risk_Level</w:t>
-      </w:r>
-      <w:proofErr w:type="spellEnd"/>
-      <w:r>
-        <w:t>', 'treatment', '</w:t>
-      </w:r>
-      <w:proofErr w:type="spellStart"/>
-      <w:r>
-        <w:t>Mental_Health_History</w:t>
-      </w:r>
-      <w:proofErr w:type="spellEnd"/>
-      <w:r>
-        <w:t>', '</w:t>
-      </w:r>
-      <w:proofErr w:type="spellStart"/>
-      <w:r>
-        <w:t>Mood_Swings</w:t>
-      </w:r>
-      <w:proofErr w:type="spellEnd"/>
-      <w:r>
-        <w:t>'])</w:t>
-      </w:r>
-    </w:p>
-    <w:p>
-      <w:pPr>
-        <w:jc w:val="both"/>
-      </w:pPr>
-      <w:r>
-        <w:t>y = data['</w:t>
-      </w:r>
-      <w:proofErr w:type="spellStart"/>
-      <w:r>
-        <w:t>Risk_Level</w:t>
-      </w:r>
-      <w:proofErr w:type="spellEnd"/>
-      <w:r>
-        <w:t>']</w:t>
-      </w:r>
-    </w:p>
-    <w:p>
-      <w:pPr>
-        <w:jc w:val="both"/>
-      </w:pPr>
-      <w:proofErr w:type="spellStart"/>
-      <w:r>
-        <w:t>X_train</w:t>
-      </w:r>
-      <w:proofErr w:type="spellEnd"/>
-      <w:r>
-        <w:t xml:space="preserve">, </w:t>
-      </w:r>
-      <w:proofErr w:type="spellStart"/>
-      <w:r>
-        <w:t>X_test</w:t>
-      </w:r>
-      <w:proofErr w:type="spellEnd"/>
-      <w:r>
-        <w:t xml:space="preserve">, </w:t>
-      </w:r>
-      <w:proofErr w:type="spellStart"/>
-      <w:r>
-        <w:t>y_train</w:t>
-      </w:r>
-      <w:proofErr w:type="spellEnd"/>
-      <w:r>
-        <w:t xml:space="preserve">, </w:t>
-      </w:r>
-      <w:proofErr w:type="spellStart"/>
-      <w:r>
-        <w:t>y_test</w:t>
-      </w:r>
-      <w:proofErr w:type="spellEnd"/>
-      <w:r>
-        <w:t xml:space="preserve"> = </w:t>
-      </w:r>
-      <w:proofErr w:type="spellStart"/>
-      <w:r>
-        <w:t>train_test_</w:t>
-      </w:r>
-      <w:proofErr w:type="gramStart"/>
-      <w:r>
-        <w:t>split</w:t>
-      </w:r>
-      <w:proofErr w:type="spellEnd"/>
-      <w:r>
-        <w:t>(</w:t>
-      </w:r>
-      <w:proofErr w:type="gramEnd"/>
-      <w:r>
-        <w:t xml:space="preserve">X, y, </w:t>
-      </w:r>
-      <w:proofErr w:type="spellStart"/>
-      <w:r>
-        <w:t>test_size</w:t>
-      </w:r>
-      <w:proofErr w:type="spellEnd"/>
-      <w:r>
-        <w:t xml:space="preserve">=0.3, </w:t>
-      </w:r>
-      <w:proofErr w:type="spellStart"/>
-      <w:r>
-        <w:t>random_state</w:t>
-      </w:r>
-      <w:proofErr w:type="spellEnd"/>
-      <w:r>
-        <w:t>=42, stratify=y)</w:t>
-      </w:r>
-    </w:p>
-    <w:p>
-      <w:pPr>
-        <w:jc w:val="both"/>
-      </w:pPr>
-      <w:proofErr w:type="spellStart"/>
-      <w:r>
-        <w:t>majority_count</w:t>
-      </w:r>
-      <w:proofErr w:type="spellEnd"/>
-      <w:r>
-        <w:t xml:space="preserve"> = </w:t>
-      </w:r>
-      <w:proofErr w:type="spellStart"/>
-      <w:r>
-        <w:t>y_train.value_counts</w:t>
-      </w:r>
-      <w:proofErr w:type="spellEnd"/>
-      <w:proofErr w:type="gramStart"/>
-      <w:r>
-        <w:t>()[</w:t>
-      </w:r>
-      <w:proofErr w:type="gramEnd"/>
-      <w:r>
-        <w:t>'High']</w:t>
-      </w:r>
-    </w:p>
-    <w:p>
-      <w:pPr>
-        <w:jc w:val="both"/>
-      </w:pPr>
-      <w:proofErr w:type="spellStart"/>
-      <w:r>
-        <w:t>low_count</w:t>
-      </w:r>
-      <w:proofErr w:type="spellEnd"/>
-      <w:r>
-        <w:t xml:space="preserve"> = </w:t>
-      </w:r>
-      <w:proofErr w:type="spellStart"/>
-      <w:r>
-        <w:t>y_train.value_counts</w:t>
-      </w:r>
-      <w:proofErr w:type="spellEnd"/>
-      <w:proofErr w:type="gramStart"/>
-      <w:r>
-        <w:t>()[</w:t>
-      </w:r>
-      <w:proofErr w:type="gramEnd"/>
-      <w:r>
-        <w:t>'Low']</w:t>
-      </w:r>
-    </w:p>
-    <w:p>
-      <w:pPr>
-        <w:jc w:val="both"/>
-      </w:pPr>
-      <w:proofErr w:type="spellStart"/>
-      <w:r>
-        <w:t>medium_count</w:t>
-      </w:r>
-      <w:proofErr w:type="spellEnd"/>
-      <w:r>
-        <w:t xml:space="preserve"> = </w:t>
-      </w:r>
-      <w:proofErr w:type="spellStart"/>
-      <w:r>
-        <w:t>y_train.value_counts</w:t>
-      </w:r>
-      <w:proofErr w:type="spellEnd"/>
-      <w:proofErr w:type="gramStart"/>
-      <w:r>
-        <w:t>()[</w:t>
-      </w:r>
-      <w:proofErr w:type="gramEnd"/>
-      <w:r>
-        <w:t>'Medium']</w:t>
-      </w:r>
-    </w:p>
-    <w:p>
-      <w:pPr>
-        <w:jc w:val="both"/>
-      </w:pPr>
-      <w:proofErr w:type="spellStart"/>
-      <w:r>
-        <w:t>sampling_strategy</w:t>
-      </w:r>
-      <w:proofErr w:type="spellEnd"/>
-      <w:r>
-        <w:t xml:space="preserve"> = {</w:t>
-      </w:r>
-    </w:p>
-    <w:p>
-      <w:pPr>
-        <w:jc w:val="both"/>
-      </w:pPr>
-      <w:r>
-        <w:t xml:space="preserve">    'Low': </w:t>
-      </w:r>
-      <w:proofErr w:type="spellStart"/>
-      <w:r>
-        <w:t>low_count</w:t>
-      </w:r>
-      <w:proofErr w:type="spellEnd"/>
-      <w:r>
-        <w:t xml:space="preserve"> * 4,     </w:t>
-      </w:r>
-    </w:p>
-    <w:p>
-      <w:pPr>
-        <w:jc w:val="both"/>
-      </w:pPr>
-      <w:r>
-        <w:t xml:space="preserve">    'Medium': </w:t>
-      </w:r>
-      <w:proofErr w:type="gramStart"/>
-      <w:r>
-        <w:t>max(</w:t>
-      </w:r>
-      <w:proofErr w:type="gramEnd"/>
-      <w:r>
-        <w:t xml:space="preserve">500, </w:t>
-      </w:r>
-      <w:proofErr w:type="spellStart"/>
-      <w:r>
-        <w:t>y_train.value_counts</w:t>
-      </w:r>
-      <w:proofErr w:type="spellEnd"/>
-      <w:proofErr w:type="gramStart"/>
-      <w:r>
-        <w:t>()[</w:t>
-      </w:r>
-      <w:proofErr w:type="gramEnd"/>
-      <w:r>
-        <w:t xml:space="preserve">'Medium'] * 2)   </w:t>
+        <w:t>from sklearn.model_selection import train_test_split</w:t>
+      </w:r>
+    </w:p>
+    <w:p>
+      <w:pPr>
+        <w:jc w:val="both"/>
+      </w:pPr>
+      <w:r>
+        <w:t>from sklearn.ensemble import RandomForestClassifier</w:t>
+      </w:r>
+    </w:p>
+    <w:p>
+      <w:pPr>
+        <w:jc w:val="both"/>
+      </w:pPr>
+      <w:r>
+        <w:t>from sklearn.metrics import classification_report, confusion_matrix</w:t>
+      </w:r>
+    </w:p>
+    <w:p>
+      <w:pPr>
+        <w:jc w:val="both"/>
+      </w:pPr>
+      <w:r>
+        <w:t>from imblearn.over_sampling import SMOTE</w:t>
+      </w:r>
+    </w:p>
+    <w:p>
+      <w:pPr>
+        <w:jc w:val="both"/>
+      </w:pPr>
+      <w:r>
+        <w:t>X = data.drop(columns=['Risk_Level', 'treatment', 'Mental_Health_History', 'Mood_Swings'])</w:t>
+      </w:r>
+    </w:p>
+    <w:p>
+      <w:pPr>
+        <w:jc w:val="both"/>
+      </w:pPr>
+      <w:r>
+        <w:t>y = data['Risk_Level']</w:t>
+      </w:r>
+    </w:p>
+    <w:p>
+      <w:pPr>
+        <w:jc w:val="both"/>
+      </w:pPr>
+      <w:r>
+        <w:t>X_train, X_test, y_train, y_test = train_test_split(X, y, test_size=0.3, random_state=42, stratify=y)</w:t>
+      </w:r>
+    </w:p>
+    <w:p>
+      <w:pPr>
+        <w:jc w:val="both"/>
+      </w:pPr>
+      <w:r>
+        <w:t>majority_count = y_train.value_counts()['High']</w:t>
+      </w:r>
+    </w:p>
+    <w:p>
+      <w:pPr>
+        <w:jc w:val="both"/>
+      </w:pPr>
+      <w:r>
+        <w:t>low_count = y_train.value_counts()['Low']</w:t>
+      </w:r>
+    </w:p>
+    <w:p>
+      <w:pPr>
+        <w:jc w:val="both"/>
+      </w:pPr>
+      <w:r>
+        <w:t>medium_count = y_train.value_counts()['Medium']</w:t>
+      </w:r>
+    </w:p>
+    <w:p>
+      <w:pPr>
+        <w:jc w:val="both"/>
+      </w:pPr>
+      <w:r>
+        <w:t>sampling_strategy = {</w:t>
+      </w:r>
+    </w:p>
+    <w:p>
+      <w:pPr>
+        <w:jc w:val="both"/>
+      </w:pPr>
+      <w:r>
+        <w:t xml:space="preserve">    'Low': low_count * 4,     </w:t>
+      </w:r>
+    </w:p>
+    <w:p>
+      <w:pPr>
+        <w:jc w:val="both"/>
+      </w:pPr>
+      <w:r>
+        <w:t xml:space="preserve">    'Medium': max(500, y_train.value_counts()['Medium'] * 2)   </w:t>
       </w:r>
     </w:p>
     <w:p>
@@ -16809,331 +15313,72 @@
         <w:jc w:val="both"/>
       </w:pPr>
       <w:r>
-        <w:t xml:space="preserve">smote = </w:t>
-      </w:r>
-      <w:proofErr w:type="gramStart"/>
-      <w:r>
-        <w:t>SMOTE(</w:t>
-      </w:r>
-      <w:proofErr w:type="spellStart"/>
-      <w:proofErr w:type="gramEnd"/>
-      <w:r>
-        <w:t>sampling_strategy</w:t>
-      </w:r>
-      <w:proofErr w:type="spellEnd"/>
-      <w:r>
-        <w:t>=</w:t>
-      </w:r>
-      <w:proofErr w:type="spellStart"/>
-      <w:r>
-        <w:t>sampling_strategy</w:t>
-      </w:r>
-      <w:proofErr w:type="spellEnd"/>
-      <w:r>
-        <w:t xml:space="preserve">, </w:t>
-      </w:r>
-      <w:proofErr w:type="spellStart"/>
-      <w:r>
-        <w:t>random_state</w:t>
-      </w:r>
-      <w:proofErr w:type="spellEnd"/>
-      <w:r>
-        <w:t>=42)</w:t>
-      </w:r>
-    </w:p>
-    <w:p>
-      <w:pPr>
-        <w:jc w:val="both"/>
-      </w:pPr>
-      <w:proofErr w:type="spellStart"/>
+        <w:t>smote = SMOTE(sampling_strategy=sampling_strategy, random_state=42)</w:t>
+      </w:r>
+    </w:p>
+    <w:p>
+      <w:pPr>
+        <w:jc w:val="both"/>
+      </w:pPr>
       <w:r>
         <w:lastRenderedPageBreak/>
-        <w:t>X_res</w:t>
-      </w:r>
-      <w:proofErr w:type="spellEnd"/>
-      <w:r>
-        <w:t xml:space="preserve">, </w:t>
-      </w:r>
-      <w:proofErr w:type="spellStart"/>
-      <w:r>
-        <w:t>y_res</w:t>
-      </w:r>
-      <w:proofErr w:type="spellEnd"/>
-      <w:r>
-        <w:t xml:space="preserve"> = </w:t>
-      </w:r>
-      <w:proofErr w:type="spellStart"/>
-      <w:r>
-        <w:t>smote.fit_</w:t>
-      </w:r>
-      <w:proofErr w:type="gramStart"/>
-      <w:r>
-        <w:t>resample</w:t>
-      </w:r>
-      <w:proofErr w:type="spellEnd"/>
-      <w:r>
-        <w:t>(</w:t>
-      </w:r>
-      <w:proofErr w:type="spellStart"/>
-      <w:proofErr w:type="gramEnd"/>
-      <w:r>
-        <w:t>X_train</w:t>
-      </w:r>
-      <w:proofErr w:type="spellEnd"/>
-      <w:r>
-        <w:t xml:space="preserve">, </w:t>
-      </w:r>
-      <w:proofErr w:type="spellStart"/>
-      <w:r>
-        <w:t>y_train</w:t>
-      </w:r>
-      <w:proofErr w:type="spellEnd"/>
-      <w:r>
-        <w:t>)</w:t>
-      </w:r>
-    </w:p>
-    <w:p>
-      <w:pPr>
-        <w:jc w:val="both"/>
-      </w:pPr>
-      <w:proofErr w:type="gramStart"/>
-      <w:r>
-        <w:t>print(</w:t>
-      </w:r>
-      <w:proofErr w:type="gramEnd"/>
-      <w:r>
-        <w:t xml:space="preserve">"Original training distribution:\n", </w:t>
-      </w:r>
-      <w:proofErr w:type="spellStart"/>
-      <w:r>
-        <w:t>y_train.value_</w:t>
-      </w:r>
-      <w:proofErr w:type="gramStart"/>
-      <w:r>
-        <w:t>counts</w:t>
-      </w:r>
-      <w:proofErr w:type="spellEnd"/>
-      <w:r>
-        <w:t>(</w:t>
-      </w:r>
-      <w:proofErr w:type="gramEnd"/>
-      <w:r>
-        <w:t>))</w:t>
-      </w:r>
-    </w:p>
-    <w:p>
-      <w:pPr>
-        <w:jc w:val="both"/>
-      </w:pPr>
-      <w:proofErr w:type="gramStart"/>
-      <w:r>
-        <w:t>print(</w:t>
-      </w:r>
-      <w:proofErr w:type="gramEnd"/>
-      <w:r>
-        <w:t xml:space="preserve">"Resampled training distribution:\n", </w:t>
-      </w:r>
-      <w:proofErr w:type="spellStart"/>
-      <w:r>
-        <w:t>y_res.value_</w:t>
-      </w:r>
-      <w:proofErr w:type="gramStart"/>
-      <w:r>
-        <w:t>counts</w:t>
-      </w:r>
-      <w:proofErr w:type="spellEnd"/>
-      <w:r>
-        <w:t>(</w:t>
-      </w:r>
-      <w:proofErr w:type="gramEnd"/>
-      <w:r>
-        <w:t>))</w:t>
-      </w:r>
-    </w:p>
-    <w:p>
-      <w:pPr>
-        <w:jc w:val="both"/>
-      </w:pPr>
-      <w:proofErr w:type="spellStart"/>
-      <w:r>
-        <w:t>rf_model</w:t>
-      </w:r>
-      <w:proofErr w:type="spellEnd"/>
-      <w:r>
-        <w:t xml:space="preserve"> = RandomForestClassifier(n_estimators=</w:t>
-      </w:r>
-      <w:proofErr w:type="gramStart"/>
-      <w:r>
-        <w:t>100,max</w:t>
-      </w:r>
-      <w:proofErr w:type="gramEnd"/>
-      <w:r>
-        <w:t>_depth=</w:t>
-      </w:r>
-      <w:proofErr w:type="gramStart"/>
-      <w:r>
-        <w:t>15,random</w:t>
-      </w:r>
-      <w:proofErr w:type="gramEnd"/>
-      <w:r>
-        <w:t>_state=</w:t>
-      </w:r>
-      <w:proofErr w:type="gramStart"/>
-      <w:r>
-        <w:t>42,class</w:t>
-      </w:r>
-      <w:proofErr w:type="gramEnd"/>
-      <w:r>
-        <w:t>_weight='balanced')</w:t>
-      </w:r>
-    </w:p>
-    <w:p>
-      <w:pPr>
-        <w:jc w:val="both"/>
-      </w:pPr>
-      <w:proofErr w:type="spellStart"/>
-      <w:proofErr w:type="gramStart"/>
-      <w:r>
-        <w:t>rf_model.fit</w:t>
-      </w:r>
-      <w:proofErr w:type="spellEnd"/>
-      <w:r>
-        <w:t>(</w:t>
-      </w:r>
-      <w:proofErr w:type="spellStart"/>
-      <w:proofErr w:type="gramEnd"/>
-      <w:r>
-        <w:t>X_res</w:t>
-      </w:r>
-      <w:proofErr w:type="spellEnd"/>
-      <w:r>
-        <w:t xml:space="preserve">, </w:t>
-      </w:r>
-      <w:proofErr w:type="spellStart"/>
-      <w:r>
-        <w:t>y_res</w:t>
-      </w:r>
-      <w:proofErr w:type="spellEnd"/>
-      <w:r>
-        <w:t>)</w:t>
-      </w:r>
-    </w:p>
-    <w:p>
-      <w:pPr>
-        <w:jc w:val="both"/>
-      </w:pPr>
-      <w:proofErr w:type="spellStart"/>
-      <w:r>
-        <w:t>y_pred</w:t>
-      </w:r>
-      <w:proofErr w:type="spellEnd"/>
-      <w:r>
-        <w:t xml:space="preserve"> = </w:t>
-      </w:r>
-      <w:proofErr w:type="spellStart"/>
-      <w:r>
-        <w:t>rf_</w:t>
-      </w:r>
-      <w:proofErr w:type="gramStart"/>
-      <w:r>
-        <w:t>model.predict</w:t>
-      </w:r>
-      <w:proofErr w:type="spellEnd"/>
-      <w:proofErr w:type="gramEnd"/>
-      <w:r>
-        <w:t>(</w:t>
-      </w:r>
-      <w:proofErr w:type="spellStart"/>
-      <w:r>
-        <w:t>X_test</w:t>
-      </w:r>
-      <w:proofErr w:type="spellEnd"/>
-      <w:r>
-        <w:t>)</w:t>
-      </w:r>
-    </w:p>
-    <w:p>
-      <w:pPr>
-        <w:jc w:val="both"/>
-      </w:pPr>
-      <w:proofErr w:type="gramStart"/>
-      <w:r>
-        <w:t>print(</w:t>
-      </w:r>
-      <w:proofErr w:type="gramEnd"/>
-      <w:r>
-        <w:t xml:space="preserve">"Classification Report:\n", </w:t>
-      </w:r>
-      <w:proofErr w:type="spellStart"/>
-      <w:r>
-        <w:t>classification_</w:t>
-      </w:r>
-      <w:proofErr w:type="gramStart"/>
-      <w:r>
-        <w:t>report</w:t>
-      </w:r>
-      <w:proofErr w:type="spellEnd"/>
-      <w:r>
-        <w:t>(</w:t>
-      </w:r>
-      <w:proofErr w:type="spellStart"/>
-      <w:proofErr w:type="gramEnd"/>
-      <w:r>
-        <w:t>y_test</w:t>
-      </w:r>
-      <w:proofErr w:type="spellEnd"/>
-      <w:r>
-        <w:t xml:space="preserve">, </w:t>
-      </w:r>
-      <w:proofErr w:type="spellStart"/>
-      <w:r>
-        <w:t>y_pred</w:t>
-      </w:r>
-      <w:proofErr w:type="spellEnd"/>
-      <w:r>
-        <w:t>))</w:t>
-      </w:r>
-    </w:p>
-    <w:p>
-      <w:pPr>
-        <w:jc w:val="both"/>
-      </w:pPr>
-      <w:proofErr w:type="gramStart"/>
-      <w:r>
-        <w:t>print(</w:t>
-      </w:r>
-      <w:proofErr w:type="gramEnd"/>
-      <w:r>
-        <w:t xml:space="preserve">"Confusion Matrix:\n", </w:t>
-      </w:r>
-      <w:proofErr w:type="spellStart"/>
-      <w:r>
-        <w:t>confusion_</w:t>
-      </w:r>
-      <w:proofErr w:type="gramStart"/>
-      <w:r>
-        <w:t>matrix</w:t>
-      </w:r>
-      <w:proofErr w:type="spellEnd"/>
-      <w:r>
-        <w:t>(</w:t>
-      </w:r>
-      <w:proofErr w:type="spellStart"/>
-      <w:proofErr w:type="gramEnd"/>
-      <w:r>
-        <w:t>y_test</w:t>
-      </w:r>
-      <w:proofErr w:type="spellEnd"/>
-      <w:r>
-        <w:t xml:space="preserve">, </w:t>
-      </w:r>
-      <w:proofErr w:type="spellStart"/>
-      <w:r>
-        <w:t>y_pred</w:t>
-      </w:r>
-      <w:proofErr w:type="spellEnd"/>
-      <w:r>
-        <w:t>))</w:t>
+        <w:t>X_res, y_res = smote.fit_resample(X_train, y_train)</w:t>
+      </w:r>
+    </w:p>
+    <w:p>
+      <w:pPr>
+        <w:jc w:val="both"/>
+      </w:pPr>
+      <w:r>
+        <w:t>print("Original training distribution:\n", y_train.value_counts())</w:t>
+      </w:r>
+    </w:p>
+    <w:p>
+      <w:pPr>
+        <w:jc w:val="both"/>
+      </w:pPr>
+      <w:r>
+        <w:t>print("Resampled training distribution:\n", y_res.value_counts())</w:t>
+      </w:r>
+    </w:p>
+    <w:p>
+      <w:pPr>
+        <w:jc w:val="both"/>
+      </w:pPr>
+      <w:r>
+        <w:t>rf_model = RandomForestClassifier(n_estimators=100,max_depth=15,random_state=42,class_weight='balanced')</w:t>
+      </w:r>
+    </w:p>
+    <w:p>
+      <w:pPr>
+        <w:jc w:val="both"/>
+      </w:pPr>
+      <w:r>
+        <w:t>rf_model.fit(X_res, y_res)</w:t>
+      </w:r>
+    </w:p>
+    <w:p>
+      <w:pPr>
+        <w:jc w:val="both"/>
+      </w:pPr>
+      <w:r>
+        <w:t>y_pred = rf_model.predict(X_test)</w:t>
+      </w:r>
+    </w:p>
+    <w:p>
+      <w:pPr>
+        <w:jc w:val="both"/>
+      </w:pPr>
+      <w:r>
+        <w:t>print("Classification Report:\n", classification_report(y_test, y_pred))</w:t>
+      </w:r>
+    </w:p>
+    <w:p>
+      <w:pPr>
+        <w:jc w:val="both"/>
+      </w:pPr>
+      <w:r>
+        <w:t>print("Confusion Matrix:\n", confusion_matrix(y_test, y_pred))</w:t>
       </w:r>
     </w:p>
     <w:p>
@@ -17252,359 +15497,104 @@
         <w:jc w:val="both"/>
       </w:pPr>
       <w:r>
-        <w:t xml:space="preserve">from </w:t>
-      </w:r>
-      <w:proofErr w:type="spellStart"/>
-      <w:proofErr w:type="gramStart"/>
-      <w:r>
-        <w:t>sklearn.ensemble</w:t>
-      </w:r>
-      <w:proofErr w:type="spellEnd"/>
-      <w:proofErr w:type="gramEnd"/>
-      <w:r>
-        <w:t xml:space="preserve"> import </w:t>
-      </w:r>
-      <w:proofErr w:type="spellStart"/>
-      <w:r>
-        <w:t>GradientBoostingClassifier</w:t>
-      </w:r>
-      <w:proofErr w:type="spellEnd"/>
-    </w:p>
-    <w:p>
-      <w:pPr>
-        <w:jc w:val="both"/>
-      </w:pPr>
-      <w:r>
-        <w:t xml:space="preserve">from </w:t>
-      </w:r>
-      <w:proofErr w:type="spellStart"/>
-      <w:proofErr w:type="gramStart"/>
-      <w:r>
-        <w:t>imblearn.over</w:t>
-      </w:r>
-      <w:proofErr w:type="gramEnd"/>
-      <w:r>
-        <w:t>_sampling</w:t>
-      </w:r>
-      <w:proofErr w:type="spellEnd"/>
-      <w:r>
-        <w:t xml:space="preserve"> import SMOTE</w:t>
-      </w:r>
-    </w:p>
-    <w:p>
-      <w:pPr>
-        <w:jc w:val="both"/>
-      </w:pPr>
-      <w:r>
-        <w:t xml:space="preserve">from </w:t>
-      </w:r>
-      <w:proofErr w:type="spellStart"/>
-      <w:proofErr w:type="gramStart"/>
-      <w:r>
-        <w:t>sklearn.model</w:t>
-      </w:r>
-      <w:proofErr w:type="gramEnd"/>
-      <w:r>
-        <w:t>_selection</w:t>
-      </w:r>
-      <w:proofErr w:type="spellEnd"/>
-      <w:r>
-        <w:t xml:space="preserve"> import </w:t>
-      </w:r>
-      <w:proofErr w:type="spellStart"/>
-      <w:r>
-        <w:t>train_test_split</w:t>
-      </w:r>
-      <w:proofErr w:type="spellEnd"/>
-    </w:p>
-    <w:p>
-      <w:pPr>
-        <w:jc w:val="both"/>
-      </w:pPr>
-      <w:r>
-        <w:t xml:space="preserve">from </w:t>
-      </w:r>
-      <w:proofErr w:type="spellStart"/>
-      <w:proofErr w:type="gramStart"/>
-      <w:r>
-        <w:t>sklearn.metrics</w:t>
-      </w:r>
-      <w:proofErr w:type="spellEnd"/>
-      <w:proofErr w:type="gramEnd"/>
-      <w:r>
-        <w:t xml:space="preserve"> import </w:t>
-      </w:r>
-      <w:proofErr w:type="spellStart"/>
-      <w:r>
-        <w:t>classification_report</w:t>
-      </w:r>
-      <w:proofErr w:type="spellEnd"/>
-      <w:r>
-        <w:t xml:space="preserve">, </w:t>
-      </w:r>
-      <w:proofErr w:type="spellStart"/>
-      <w:r>
-        <w:t>confusion_matrix</w:t>
-      </w:r>
-      <w:proofErr w:type="spellEnd"/>
-    </w:p>
-    <w:p>
-      <w:pPr>
-        <w:jc w:val="both"/>
-      </w:pPr>
-      <w:r>
-        <w:t xml:space="preserve">X = </w:t>
-      </w:r>
-      <w:proofErr w:type="spellStart"/>
-      <w:proofErr w:type="gramStart"/>
-      <w:r>
-        <w:t>data.drop</w:t>
-      </w:r>
-      <w:proofErr w:type="spellEnd"/>
-      <w:proofErr w:type="gramEnd"/>
-      <w:r>
-        <w:t>(columns</w:t>
-      </w:r>
-      <w:proofErr w:type="gramStart"/>
-      <w:r>
-        <w:t>=[</w:t>
-      </w:r>
-      <w:proofErr w:type="gramEnd"/>
-      <w:r>
-        <w:t>'</w:t>
-      </w:r>
-      <w:proofErr w:type="spellStart"/>
-      <w:r>
-        <w:t>Risk_Level</w:t>
-      </w:r>
-      <w:proofErr w:type="spellEnd"/>
-      <w:r>
-        <w:t>', 'treatment', '</w:t>
-      </w:r>
-      <w:proofErr w:type="spellStart"/>
-      <w:r>
-        <w:t>Mental_Health_History</w:t>
-      </w:r>
-      <w:proofErr w:type="spellEnd"/>
-      <w:r>
-        <w:t>', '</w:t>
-      </w:r>
-      <w:proofErr w:type="spellStart"/>
-      <w:r>
-        <w:t>Mood_Swings</w:t>
-      </w:r>
-      <w:proofErr w:type="spellEnd"/>
-      <w:r>
-        <w:t>'])</w:t>
-      </w:r>
-    </w:p>
-    <w:p>
-      <w:pPr>
-        <w:jc w:val="both"/>
-      </w:pPr>
-      <w:r>
-        <w:t>y = data['</w:t>
-      </w:r>
-      <w:proofErr w:type="spellStart"/>
-      <w:r>
-        <w:t>Risk_Level</w:t>
-      </w:r>
-      <w:proofErr w:type="spellEnd"/>
-      <w:r>
-        <w:t>']</w:t>
-      </w:r>
-    </w:p>
-    <w:p>
-      <w:pPr>
-        <w:jc w:val="both"/>
-      </w:pPr>
-      <w:proofErr w:type="spellStart"/>
-      <w:r>
-        <w:t>X_train</w:t>
-      </w:r>
-      <w:proofErr w:type="spellEnd"/>
-      <w:r>
-        <w:t xml:space="preserve">, </w:t>
-      </w:r>
-      <w:proofErr w:type="spellStart"/>
-      <w:r>
-        <w:t>X_test</w:t>
-      </w:r>
-      <w:proofErr w:type="spellEnd"/>
-      <w:r>
-        <w:t xml:space="preserve">, </w:t>
-      </w:r>
-      <w:proofErr w:type="spellStart"/>
-      <w:r>
-        <w:t>y_train</w:t>
-      </w:r>
-      <w:proofErr w:type="spellEnd"/>
-      <w:r>
-        <w:t xml:space="preserve">, </w:t>
-      </w:r>
-      <w:proofErr w:type="spellStart"/>
-      <w:r>
-        <w:t>y_test</w:t>
-      </w:r>
-      <w:proofErr w:type="spellEnd"/>
-      <w:r>
-        <w:t xml:space="preserve"> = </w:t>
-      </w:r>
-      <w:proofErr w:type="spellStart"/>
-      <w:r>
-        <w:t>train_test_</w:t>
-      </w:r>
-      <w:proofErr w:type="gramStart"/>
-      <w:r>
-        <w:t>split</w:t>
-      </w:r>
-      <w:proofErr w:type="spellEnd"/>
-      <w:r>
-        <w:t>(</w:t>
-      </w:r>
-      <w:proofErr w:type="gramEnd"/>
-      <w:r>
-        <w:t xml:space="preserve">X, y, </w:t>
-      </w:r>
-      <w:proofErr w:type="spellStart"/>
-      <w:r>
-        <w:t>test_size</w:t>
-      </w:r>
-      <w:proofErr w:type="spellEnd"/>
-      <w:r>
-        <w:t xml:space="preserve">=0.3, </w:t>
-      </w:r>
-      <w:proofErr w:type="spellStart"/>
-      <w:r>
-        <w:t>random_state</w:t>
-      </w:r>
-      <w:proofErr w:type="spellEnd"/>
-      <w:r>
-        <w:t>=42, stratify=y)</w:t>
-      </w:r>
-    </w:p>
-    <w:p>
-      <w:pPr>
-        <w:jc w:val="both"/>
-      </w:pPr>
-      <w:proofErr w:type="spellStart"/>
-      <w:r>
-        <w:t>majority_count</w:t>
-      </w:r>
-      <w:proofErr w:type="spellEnd"/>
-      <w:r>
-        <w:t xml:space="preserve"> = </w:t>
-      </w:r>
-      <w:proofErr w:type="spellStart"/>
-      <w:r>
-        <w:t>y_train.value_counts</w:t>
-      </w:r>
-      <w:proofErr w:type="spellEnd"/>
-      <w:proofErr w:type="gramStart"/>
-      <w:r>
-        <w:t>()[</w:t>
-      </w:r>
-      <w:proofErr w:type="gramEnd"/>
-      <w:r>
-        <w:t>'High']</w:t>
-      </w:r>
-    </w:p>
-    <w:p>
-      <w:pPr>
-        <w:jc w:val="both"/>
-      </w:pPr>
-      <w:proofErr w:type="spellStart"/>
-      <w:r>
-        <w:t>low_count</w:t>
-      </w:r>
-      <w:proofErr w:type="spellEnd"/>
-      <w:r>
-        <w:t xml:space="preserve"> = </w:t>
-      </w:r>
-      <w:proofErr w:type="spellStart"/>
-      <w:r>
-        <w:t>y_train.value_counts</w:t>
-      </w:r>
-      <w:proofErr w:type="spellEnd"/>
-      <w:proofErr w:type="gramStart"/>
-      <w:r>
-        <w:t>()[</w:t>
-      </w:r>
-      <w:proofErr w:type="gramEnd"/>
-      <w:r>
-        <w:t>'Low']</w:t>
-      </w:r>
-    </w:p>
-    <w:p>
-      <w:pPr>
-        <w:jc w:val="both"/>
-      </w:pPr>
-      <w:proofErr w:type="spellStart"/>
-      <w:r>
-        <w:t>medium_count</w:t>
-      </w:r>
-      <w:proofErr w:type="spellEnd"/>
-      <w:r>
-        <w:t xml:space="preserve"> = </w:t>
-      </w:r>
-      <w:proofErr w:type="spellStart"/>
-      <w:r>
-        <w:t>y_train.value_counts</w:t>
-      </w:r>
-      <w:proofErr w:type="spellEnd"/>
-      <w:proofErr w:type="gramStart"/>
-      <w:r>
-        <w:t>()[</w:t>
-      </w:r>
-      <w:proofErr w:type="gramEnd"/>
-      <w:r>
-        <w:t>'Medium']</w:t>
-      </w:r>
-    </w:p>
-    <w:p>
-      <w:pPr>
-        <w:jc w:val="both"/>
-      </w:pPr>
-      <w:proofErr w:type="spellStart"/>
+        <w:t>from sklearn.ensemble import GradientBoostingClassifier</w:t>
+      </w:r>
+    </w:p>
+    <w:p>
+      <w:pPr>
+        <w:jc w:val="both"/>
+      </w:pPr>
+      <w:r>
+        <w:t>from imblearn.over_sampling import SMOTE</w:t>
+      </w:r>
+    </w:p>
+    <w:p>
+      <w:pPr>
+        <w:jc w:val="both"/>
+      </w:pPr>
+      <w:r>
+        <w:t>from sklearn.model_selection import train_test_split</w:t>
+      </w:r>
+    </w:p>
+    <w:p>
+      <w:pPr>
+        <w:jc w:val="both"/>
+      </w:pPr>
+      <w:r>
+        <w:t>from sklearn.metrics import classification_report, confusion_matrix</w:t>
+      </w:r>
+    </w:p>
+    <w:p>
+      <w:pPr>
+        <w:jc w:val="both"/>
+      </w:pPr>
+      <w:r>
+        <w:t>X = data.drop(columns=['Risk_Level', 'treatment', 'Mental_Health_History', 'Mood_Swings'])</w:t>
+      </w:r>
+    </w:p>
+    <w:p>
+      <w:pPr>
+        <w:jc w:val="both"/>
+      </w:pPr>
+      <w:r>
+        <w:t>y = data['Risk_Level']</w:t>
+      </w:r>
+    </w:p>
+    <w:p>
+      <w:pPr>
+        <w:jc w:val="both"/>
+      </w:pPr>
+      <w:r>
+        <w:t>X_train, X_test, y_train, y_test = train_test_split(X, y, test_size=0.3, random_state=42, stratify=y)</w:t>
+      </w:r>
+    </w:p>
+    <w:p>
+      <w:pPr>
+        <w:jc w:val="both"/>
+      </w:pPr>
+      <w:r>
+        <w:t>majority_count = y_train.value_counts()['High']</w:t>
+      </w:r>
+    </w:p>
+    <w:p>
+      <w:pPr>
+        <w:jc w:val="both"/>
+      </w:pPr>
+      <w:r>
+        <w:t>low_count = y_train.value_counts()['Low']</w:t>
+      </w:r>
+    </w:p>
+    <w:p>
+      <w:pPr>
+        <w:jc w:val="both"/>
+      </w:pPr>
+      <w:r>
+        <w:t>medium_count = y_train.value_counts()['Medium']</w:t>
+      </w:r>
+    </w:p>
+    <w:p>
+      <w:pPr>
+        <w:jc w:val="both"/>
+      </w:pPr>
       <w:r>
         <w:lastRenderedPageBreak/>
-        <w:t>sampling_strategy</w:t>
-      </w:r>
-      <w:proofErr w:type="spellEnd"/>
-      <w:r>
-        <w:t xml:space="preserve"> = {</w:t>
-      </w:r>
-    </w:p>
-    <w:p>
-      <w:pPr>
-        <w:jc w:val="both"/>
-      </w:pPr>
-      <w:r>
-        <w:t xml:space="preserve">    'Low': </w:t>
-      </w:r>
-      <w:proofErr w:type="spellStart"/>
-      <w:r>
-        <w:t>low_count</w:t>
-      </w:r>
-      <w:proofErr w:type="spellEnd"/>
-      <w:r>
-        <w:t xml:space="preserve"> * 4,</w:t>
-      </w:r>
-    </w:p>
-    <w:p>
-      <w:pPr>
-        <w:jc w:val="both"/>
-      </w:pPr>
-      <w:r>
-        <w:t xml:space="preserve">    'Medium': </w:t>
-      </w:r>
-      <w:proofErr w:type="spellStart"/>
-      <w:r>
-        <w:t>majority_count</w:t>
-      </w:r>
-      <w:proofErr w:type="spellEnd"/>
-      <w:r>
-        <w:t>,</w:t>
+        <w:t>sampling_strategy = {</w:t>
+      </w:r>
+    </w:p>
+    <w:p>
+      <w:pPr>
+        <w:jc w:val="both"/>
+      </w:pPr>
+      <w:r>
+        <w:t xml:space="preserve">    'Low': low_count * 4,</w:t>
+      </w:r>
+    </w:p>
+    <w:p>
+      <w:pPr>
+        <w:jc w:val="both"/>
+      </w:pPr>
+      <w:r>
+        <w:t xml:space="preserve">    'Medium': majority_count,</w:t>
       </w:r>
     </w:p>
     <w:p>
@@ -17620,348 +15610,71 @@
         <w:jc w:val="both"/>
       </w:pPr>
       <w:r>
-        <w:t xml:space="preserve">smote = </w:t>
-      </w:r>
-      <w:proofErr w:type="gramStart"/>
-      <w:r>
-        <w:t>SMOTE(</w:t>
-      </w:r>
-      <w:proofErr w:type="spellStart"/>
-      <w:proofErr w:type="gramEnd"/>
-      <w:r>
-        <w:t>sampling_strategy</w:t>
-      </w:r>
-      <w:proofErr w:type="spellEnd"/>
-      <w:r>
-        <w:t>=</w:t>
-      </w:r>
-      <w:proofErr w:type="spellStart"/>
-      <w:r>
-        <w:t>sampling_strategy</w:t>
-      </w:r>
-      <w:proofErr w:type="spellEnd"/>
-      <w:r>
-        <w:t xml:space="preserve">, </w:t>
-      </w:r>
-      <w:proofErr w:type="spellStart"/>
-      <w:r>
-        <w:t>random_state</w:t>
-      </w:r>
-      <w:proofErr w:type="spellEnd"/>
-      <w:r>
-        <w:t>=42)</w:t>
-      </w:r>
-    </w:p>
-    <w:p>
-      <w:pPr>
-        <w:jc w:val="both"/>
-      </w:pPr>
-      <w:proofErr w:type="spellStart"/>
-      <w:r>
-        <w:t>X_res</w:t>
-      </w:r>
-      <w:proofErr w:type="spellEnd"/>
-      <w:r>
-        <w:t xml:space="preserve">, </w:t>
-      </w:r>
-      <w:proofErr w:type="spellStart"/>
-      <w:r>
-        <w:t>y_res</w:t>
-      </w:r>
-      <w:proofErr w:type="spellEnd"/>
-      <w:r>
-        <w:t xml:space="preserve"> = </w:t>
-      </w:r>
-      <w:proofErr w:type="spellStart"/>
-      <w:r>
-        <w:t>smote.fit_</w:t>
-      </w:r>
-      <w:proofErr w:type="gramStart"/>
-      <w:r>
-        <w:t>resample</w:t>
-      </w:r>
-      <w:proofErr w:type="spellEnd"/>
-      <w:r>
-        <w:t>(</w:t>
-      </w:r>
-      <w:proofErr w:type="spellStart"/>
-      <w:proofErr w:type="gramEnd"/>
-      <w:r>
-        <w:t>X_train</w:t>
-      </w:r>
-      <w:proofErr w:type="spellEnd"/>
-      <w:r>
-        <w:t xml:space="preserve">, </w:t>
-      </w:r>
-      <w:proofErr w:type="spellStart"/>
-      <w:r>
-        <w:t>y_train</w:t>
-      </w:r>
-      <w:proofErr w:type="spellEnd"/>
-      <w:r>
-        <w:t>)</w:t>
-      </w:r>
-    </w:p>
-    <w:p>
-      <w:pPr>
-        <w:jc w:val="both"/>
-      </w:pPr>
-      <w:proofErr w:type="gramStart"/>
-      <w:r>
-        <w:t>print(</w:t>
-      </w:r>
-      <w:proofErr w:type="gramEnd"/>
-      <w:r>
-        <w:t xml:space="preserve">"Original training distribution:\n", </w:t>
-      </w:r>
-      <w:proofErr w:type="spellStart"/>
-      <w:r>
-        <w:t>y_train.value_</w:t>
-      </w:r>
-      <w:proofErr w:type="gramStart"/>
-      <w:r>
-        <w:t>counts</w:t>
-      </w:r>
-      <w:proofErr w:type="spellEnd"/>
-      <w:r>
-        <w:t>(</w:t>
-      </w:r>
-      <w:proofErr w:type="gramEnd"/>
-      <w:r>
-        <w:t>))</w:t>
-      </w:r>
-    </w:p>
-    <w:p>
-      <w:pPr>
-        <w:jc w:val="both"/>
-      </w:pPr>
-      <w:proofErr w:type="gramStart"/>
-      <w:r>
-        <w:t>print(</w:t>
-      </w:r>
-      <w:proofErr w:type="gramEnd"/>
-      <w:r>
-        <w:t xml:space="preserve">"Resampled training distribution:\n", </w:t>
-      </w:r>
-      <w:proofErr w:type="spellStart"/>
-      <w:r>
-        <w:t>y_res.value_</w:t>
-      </w:r>
-      <w:proofErr w:type="gramStart"/>
-      <w:r>
-        <w:t>counts</w:t>
-      </w:r>
-      <w:proofErr w:type="spellEnd"/>
-      <w:r>
-        <w:t>(</w:t>
-      </w:r>
-      <w:proofErr w:type="gramEnd"/>
-      <w:r>
-        <w:t>))</w:t>
-      </w:r>
-    </w:p>
-    <w:p>
-      <w:pPr>
-        <w:jc w:val="both"/>
-      </w:pPr>
-      <w:proofErr w:type="spellStart"/>
-      <w:r>
-        <w:t>gb_model</w:t>
-      </w:r>
-      <w:proofErr w:type="spellEnd"/>
-      <w:r>
-        <w:t xml:space="preserve"> = </w:t>
-      </w:r>
-      <w:proofErr w:type="spellStart"/>
-      <w:proofErr w:type="gramStart"/>
-      <w:r>
-        <w:t>GradientBoostingClassifier</w:t>
-      </w:r>
-      <w:proofErr w:type="spellEnd"/>
-      <w:r>
-        <w:t>(</w:t>
-      </w:r>
-      <w:proofErr w:type="spellStart"/>
-      <w:proofErr w:type="gramEnd"/>
-      <w:r>
-        <w:t>n_estimators</w:t>
-      </w:r>
-      <w:proofErr w:type="spellEnd"/>
-      <w:r>
-        <w:t xml:space="preserve">=200, </w:t>
-      </w:r>
-      <w:proofErr w:type="spellStart"/>
-      <w:r>
-        <w:t>max_depth</w:t>
-      </w:r>
-      <w:proofErr w:type="spellEnd"/>
-      <w:r>
-        <w:t xml:space="preserve">=8, </w:t>
-      </w:r>
-      <w:proofErr w:type="spellStart"/>
-      <w:r>
-        <w:t>learning_rate</w:t>
-      </w:r>
-      <w:proofErr w:type="spellEnd"/>
-      <w:r>
-        <w:t xml:space="preserve">=0.1, </w:t>
-      </w:r>
-      <w:proofErr w:type="spellStart"/>
-      <w:r>
-        <w:t>random_state</w:t>
-      </w:r>
-      <w:proofErr w:type="spellEnd"/>
-      <w:r>
-        <w:t>=42)</w:t>
-      </w:r>
-    </w:p>
-    <w:p>
-      <w:pPr>
-        <w:jc w:val="both"/>
-      </w:pPr>
-      <w:proofErr w:type="spellStart"/>
-      <w:proofErr w:type="gramStart"/>
-      <w:r>
-        <w:t>gb_model.fit</w:t>
-      </w:r>
-      <w:proofErr w:type="spellEnd"/>
-      <w:r>
-        <w:t>(</w:t>
-      </w:r>
-      <w:proofErr w:type="spellStart"/>
-      <w:proofErr w:type="gramEnd"/>
-      <w:r>
-        <w:t>X_res</w:t>
-      </w:r>
-      <w:proofErr w:type="spellEnd"/>
-      <w:r>
-        <w:t xml:space="preserve">, </w:t>
-      </w:r>
-      <w:proofErr w:type="spellStart"/>
-      <w:r>
-        <w:t>y_res</w:t>
-      </w:r>
-      <w:proofErr w:type="spellEnd"/>
-      <w:r>
-        <w:t>)</w:t>
-      </w:r>
-    </w:p>
-    <w:p>
-      <w:pPr>
-        <w:jc w:val="both"/>
-      </w:pPr>
-      <w:proofErr w:type="spellStart"/>
-      <w:r>
-        <w:t>y_pred</w:t>
-      </w:r>
-      <w:proofErr w:type="spellEnd"/>
-      <w:r>
-        <w:t xml:space="preserve"> = </w:t>
-      </w:r>
-      <w:proofErr w:type="spellStart"/>
-      <w:r>
-        <w:t>gb_</w:t>
-      </w:r>
-      <w:proofErr w:type="gramStart"/>
-      <w:r>
-        <w:t>model.predict</w:t>
-      </w:r>
-      <w:proofErr w:type="spellEnd"/>
-      <w:proofErr w:type="gramEnd"/>
-      <w:r>
-        <w:t>(</w:t>
-      </w:r>
-      <w:proofErr w:type="spellStart"/>
-      <w:r>
-        <w:t>X_test</w:t>
-      </w:r>
-      <w:proofErr w:type="spellEnd"/>
-      <w:r>
-        <w:t>)</w:t>
-      </w:r>
-    </w:p>
-    <w:p>
-      <w:pPr>
-        <w:jc w:val="both"/>
-      </w:pPr>
-      <w:proofErr w:type="gramStart"/>
-      <w:r>
-        <w:t>print(</w:t>
-      </w:r>
-      <w:proofErr w:type="gramEnd"/>
-      <w:r>
-        <w:t xml:space="preserve">"\n--- Gradient Boosting Classification Report ---\n", </w:t>
-      </w:r>
-      <w:proofErr w:type="spellStart"/>
-      <w:r>
-        <w:t>classification_</w:t>
-      </w:r>
-      <w:proofErr w:type="gramStart"/>
-      <w:r>
-        <w:t>report</w:t>
-      </w:r>
-      <w:proofErr w:type="spellEnd"/>
-      <w:r>
-        <w:t>(</w:t>
-      </w:r>
-      <w:proofErr w:type="spellStart"/>
-      <w:proofErr w:type="gramEnd"/>
-      <w:r>
-        <w:t>y_test</w:t>
-      </w:r>
-      <w:proofErr w:type="spellEnd"/>
-      <w:r>
-        <w:t xml:space="preserve">, </w:t>
-      </w:r>
-      <w:proofErr w:type="spellStart"/>
-      <w:r>
-        <w:t>y_pred</w:t>
-      </w:r>
-      <w:proofErr w:type="spellEnd"/>
-      <w:r>
-        <w:t>))</w:t>
-      </w:r>
-    </w:p>
-    <w:p>
-      <w:pPr>
-        <w:jc w:val="both"/>
-      </w:pPr>
-      <w:proofErr w:type="gramStart"/>
-      <w:r>
-        <w:t>print(</w:t>
-      </w:r>
-      <w:proofErr w:type="gramEnd"/>
-      <w:r>
-        <w:t xml:space="preserve">"Gradient Boosting Confusion Matrix:\n", </w:t>
-      </w:r>
-      <w:proofErr w:type="spellStart"/>
-      <w:r>
-        <w:t>confusion_</w:t>
-      </w:r>
-      <w:proofErr w:type="gramStart"/>
-      <w:r>
-        <w:t>matrix</w:t>
-      </w:r>
-      <w:proofErr w:type="spellEnd"/>
-      <w:r>
-        <w:t>(</w:t>
-      </w:r>
-      <w:proofErr w:type="spellStart"/>
-      <w:proofErr w:type="gramEnd"/>
-      <w:r>
-        <w:t>y_test</w:t>
-      </w:r>
-      <w:proofErr w:type="spellEnd"/>
-      <w:r>
-        <w:t xml:space="preserve">, </w:t>
-      </w:r>
-      <w:proofErr w:type="spellStart"/>
-      <w:r>
-        <w:t>y_pred</w:t>
-      </w:r>
-      <w:proofErr w:type="spellEnd"/>
-      <w:r>
-        <w:t>))</w:t>
+        <w:t>smote = SMOTE(sampling_strategy=sampling_strategy, random_state=42)</w:t>
+      </w:r>
+    </w:p>
+    <w:p>
+      <w:pPr>
+        <w:jc w:val="both"/>
+      </w:pPr>
+      <w:r>
+        <w:t>X_res, y_res = smote.fit_resample(X_train, y_train)</w:t>
+      </w:r>
+    </w:p>
+    <w:p>
+      <w:pPr>
+        <w:jc w:val="both"/>
+      </w:pPr>
+      <w:r>
+        <w:t>print("Original training distribution:\n", y_train.value_counts())</w:t>
+      </w:r>
+    </w:p>
+    <w:p>
+      <w:pPr>
+        <w:jc w:val="both"/>
+      </w:pPr>
+      <w:r>
+        <w:t>print("Resampled training distribution:\n", y_res.value_counts())</w:t>
+      </w:r>
+    </w:p>
+    <w:p>
+      <w:pPr>
+        <w:jc w:val="both"/>
+      </w:pPr>
+      <w:r>
+        <w:t>gb_model = GradientBoostingClassifier(n_estimators=200, max_depth=8, learning_rate=0.1, random_state=42)</w:t>
+      </w:r>
+    </w:p>
+    <w:p>
+      <w:pPr>
+        <w:jc w:val="both"/>
+      </w:pPr>
+      <w:r>
+        <w:t>gb_model.fit(X_res, y_res)</w:t>
+      </w:r>
+    </w:p>
+    <w:p>
+      <w:pPr>
+        <w:jc w:val="both"/>
+      </w:pPr>
+      <w:r>
+        <w:t>y_pred = gb_model.predict(X_test)</w:t>
+      </w:r>
+    </w:p>
+    <w:p>
+      <w:pPr>
+        <w:jc w:val="both"/>
+      </w:pPr>
+      <w:r>
+        <w:t>print("\n--- Gradient Boosting Classification Report ---\n", classification_report(y_test, y_pred))</w:t>
+      </w:r>
+    </w:p>
+    <w:p>
+      <w:pPr>
+        <w:jc w:val="both"/>
+      </w:pPr>
+      <w:r>
+        <w:t>print("Gradient Boosting Confusion Matrix:\n", confusion_matrix(y_test, y_pred))</w:t>
       </w:r>
     </w:p>
     <w:p>
@@ -18034,15 +15747,27 @@
         </w:rPr>
         <w:t xml:space="preserve">Training </w:t>
       </w:r>
-      <w:proofErr w:type="spellStart"/>
-      <w:r>
-        <w:rPr>
-          <w:b/>
-          <w:bCs/>
-        </w:rPr>
-        <w:t>XGBoost</w:t>
-      </w:r>
-      <w:proofErr w:type="spellEnd"/>
+      <w:r>
+        <w:rPr>
+          <w:b/>
+          <w:bCs/>
+        </w:rPr>
+        <w:t xml:space="preserve">XGBoost </w:t>
+      </w:r>
+      <w:r>
+        <w:rPr>
+          <w:b/>
+          <w:bCs/>
+        </w:rPr>
+        <w:t>as the first Initial</w:t>
+      </w:r>
+      <w:r>
+        <w:rPr>
+          <w:b/>
+          <w:bCs/>
+        </w:rPr>
+        <w:t xml:space="preserve"> Advanced Ensemble Method</w:t>
+      </w:r>
       <w:r>
         <w:rPr>
           <w:b/>
@@ -18055,69 +15780,15 @@
           <w:b/>
           <w:bCs/>
         </w:rPr>
-        <w:t>as the first Initial</w:t>
-      </w:r>
-      <w:r>
-        <w:rPr>
-          <w:b/>
-          <w:bCs/>
-        </w:rPr>
-        <w:t xml:space="preserve"> Advanced Ensemble Method</w:t>
-      </w:r>
-      <w:r>
-        <w:rPr>
-          <w:b/>
-          <w:bCs/>
-        </w:rPr>
-        <w:t xml:space="preserve"> </w:t>
-      </w:r>
-      <w:r>
-        <w:rPr>
-          <w:b/>
-          <w:bCs/>
-        </w:rPr>
-        <w:t xml:space="preserve">to Compare with </w:t>
-      </w:r>
-      <w:proofErr w:type="spellStart"/>
-      <w:r>
-        <w:rPr>
-          <w:b/>
-          <w:bCs/>
-        </w:rPr>
-        <w:t>CatBoost</w:t>
-      </w:r>
-      <w:proofErr w:type="spellEnd"/>
-      <w:r>
-        <w:rPr>
-          <w:b/>
-          <w:bCs/>
-        </w:rPr>
-        <w:t xml:space="preserve"> and </w:t>
-      </w:r>
-      <w:proofErr w:type="spellStart"/>
-      <w:r>
-        <w:rPr>
-          <w:b/>
-          <w:bCs/>
-        </w:rPr>
-        <w:t>LightGBM</w:t>
-      </w:r>
-      <w:proofErr w:type="spellEnd"/>
-    </w:p>
-    <w:p>
-      <w:pPr>
-        <w:jc w:val="both"/>
-      </w:pPr>
-      <w:r>
-        <w:t xml:space="preserve">def </w:t>
-      </w:r>
-      <w:proofErr w:type="spellStart"/>
-      <w:r>
-        <w:t>define_risk</w:t>
-      </w:r>
-      <w:proofErr w:type="spellEnd"/>
-      <w:r>
-        <w:t>(row):</w:t>
+        <w:t>to Compare with CatBoost and LightGBM</w:t>
+      </w:r>
+    </w:p>
+    <w:p>
+      <w:pPr>
+        <w:jc w:val="both"/>
+      </w:pPr>
+      <w:r>
+        <w:t>def define_risk(row):</w:t>
       </w:r>
     </w:p>
     <w:p>
@@ -18133,23 +15804,7 @@
         <w:jc w:val="both"/>
       </w:pPr>
       <w:r>
-        <w:t xml:space="preserve">        (row['</w:t>
-      </w:r>
-      <w:proofErr w:type="spellStart"/>
-      <w:r>
-        <w:t>Mental_Health_History</w:t>
-      </w:r>
-      <w:proofErr w:type="spellEnd"/>
-      <w:r>
-        <w:t>'] == 2 and row['</w:t>
-      </w:r>
-      <w:proofErr w:type="spellStart"/>
-      <w:r>
-        <w:t>Mood_Swings</w:t>
-      </w:r>
-      <w:proofErr w:type="spellEnd"/>
-      <w:r>
-        <w:t>'] == 2)):</w:t>
+        <w:t xml:space="preserve">        (row['Mental_Health_History'] == 2 and row['Mood_Swings'] == 2)):</w:t>
       </w:r>
     </w:p>
     <w:p>
@@ -18176,15 +15831,7 @@
         <w:jc w:val="both"/>
       </w:pPr>
       <w:r>
-        <w:t xml:space="preserve">        row['</w:t>
-      </w:r>
-      <w:proofErr w:type="spellStart"/>
-      <w:r>
-        <w:t>Mental_Health_History</w:t>
-      </w:r>
-      <w:proofErr w:type="spellEnd"/>
-      <w:r>
-        <w:t xml:space="preserve">'] == 0 and </w:t>
+        <w:t xml:space="preserve">        row['Mental_Health_History'] == 0 and </w:t>
       </w:r>
     </w:p>
     <w:p>
@@ -18193,15 +15840,7 @@
       </w:pPr>
       <w:r>
         <w:lastRenderedPageBreak/>
-        <w:t xml:space="preserve">        row['</w:t>
-      </w:r>
-      <w:proofErr w:type="spellStart"/>
-      <w:r>
-        <w:t>Mood_Swings</w:t>
-      </w:r>
-      <w:proofErr w:type="spellEnd"/>
-      <w:r>
-        <w:t>'] == 0):</w:t>
+        <w:t xml:space="preserve">        row['Mood_Swings'] == 0):</w:t>
       </w:r>
     </w:p>
     <w:p>
@@ -18227,311 +15866,89 @@
       <w:pPr>
         <w:jc w:val="both"/>
       </w:pPr>
-      <w:proofErr w:type="spellStart"/>
-      <w:r>
-        <w:t>bool_cols</w:t>
-      </w:r>
-      <w:proofErr w:type="spellEnd"/>
-      <w:r>
-        <w:t xml:space="preserve"> = </w:t>
-      </w:r>
-      <w:proofErr w:type="spellStart"/>
-      <w:proofErr w:type="gramStart"/>
-      <w:r>
-        <w:t>data.select</w:t>
-      </w:r>
-      <w:proofErr w:type="gramEnd"/>
-      <w:r>
-        <w:t>_dtypes</w:t>
-      </w:r>
-      <w:proofErr w:type="spellEnd"/>
-      <w:r>
-        <w:t>('bool'</w:t>
-      </w:r>
-      <w:proofErr w:type="gramStart"/>
-      <w:r>
-        <w:t>).columns</w:t>
-      </w:r>
-      <w:proofErr w:type="gramEnd"/>
-    </w:p>
-    <w:p>
-      <w:pPr>
-        <w:jc w:val="both"/>
-      </w:pPr>
-      <w:r>
-        <w:t>data[</w:t>
-      </w:r>
-      <w:proofErr w:type="spellStart"/>
-      <w:r>
-        <w:t>bool_cols</w:t>
-      </w:r>
-      <w:proofErr w:type="spellEnd"/>
-      <w:r>
-        <w:t>] = data[</w:t>
-      </w:r>
-      <w:proofErr w:type="spellStart"/>
-      <w:r>
-        <w:t>bool_cols</w:t>
-      </w:r>
-      <w:proofErr w:type="spellEnd"/>
-      <w:proofErr w:type="gramStart"/>
-      <w:r>
-        <w:t>].</w:t>
-      </w:r>
-      <w:proofErr w:type="spellStart"/>
-      <w:r>
-        <w:t>astype</w:t>
-      </w:r>
-      <w:proofErr w:type="spellEnd"/>
-      <w:proofErr w:type="gramEnd"/>
-      <w:r>
-        <w:t>(int)</w:t>
-      </w:r>
-    </w:p>
-    <w:p>
-      <w:pPr>
-        <w:jc w:val="both"/>
-      </w:pPr>
-      <w:r>
-        <w:t xml:space="preserve">X = </w:t>
-      </w:r>
-      <w:proofErr w:type="spellStart"/>
-      <w:proofErr w:type="gramStart"/>
-      <w:r>
-        <w:t>data.drop</w:t>
-      </w:r>
-      <w:proofErr w:type="spellEnd"/>
-      <w:proofErr w:type="gramEnd"/>
-      <w:r>
-        <w:t>(columns</w:t>
-      </w:r>
-      <w:proofErr w:type="gramStart"/>
-      <w:r>
-        <w:t>=[</w:t>
-      </w:r>
-      <w:proofErr w:type="gramEnd"/>
-      <w:r>
-        <w:t>'</w:t>
-      </w:r>
-      <w:proofErr w:type="spellStart"/>
-      <w:r>
-        <w:t>Risk_Level</w:t>
-      </w:r>
-      <w:proofErr w:type="spellEnd"/>
-      <w:r>
-        <w:t>', 'treatment', '</w:t>
-      </w:r>
-      <w:proofErr w:type="spellStart"/>
-      <w:r>
-        <w:t>Mental_Health_History</w:t>
-      </w:r>
-      <w:proofErr w:type="spellEnd"/>
-      <w:r>
-        <w:t>', '</w:t>
-      </w:r>
-      <w:proofErr w:type="spellStart"/>
-      <w:r>
-        <w:t>Mood_Swings</w:t>
-      </w:r>
-      <w:proofErr w:type="spellEnd"/>
-      <w:r>
-        <w:t>'])</w:t>
-      </w:r>
-    </w:p>
-    <w:p>
-      <w:pPr>
-        <w:jc w:val="both"/>
-      </w:pPr>
-      <w:r>
-        <w:t>y = data['</w:t>
-      </w:r>
-      <w:proofErr w:type="spellStart"/>
-      <w:r>
-        <w:t>Risk_Level</w:t>
-      </w:r>
-      <w:proofErr w:type="spellEnd"/>
-      <w:r>
-        <w:t>']</w:t>
-      </w:r>
-    </w:p>
-    <w:p>
-      <w:pPr>
-        <w:jc w:val="both"/>
-      </w:pPr>
-      <w:proofErr w:type="spellStart"/>
-      <w:r>
-        <w:t>X_train</w:t>
-      </w:r>
-      <w:proofErr w:type="spellEnd"/>
-      <w:r>
-        <w:t xml:space="preserve">, </w:t>
-      </w:r>
-      <w:proofErr w:type="spellStart"/>
-      <w:r>
-        <w:t>X_test</w:t>
-      </w:r>
-      <w:proofErr w:type="spellEnd"/>
-      <w:r>
-        <w:t xml:space="preserve">, </w:t>
-      </w:r>
-      <w:proofErr w:type="spellStart"/>
-      <w:r>
-        <w:t>y_train</w:t>
-      </w:r>
-      <w:proofErr w:type="spellEnd"/>
-      <w:r>
-        <w:t xml:space="preserve">, </w:t>
-      </w:r>
-      <w:proofErr w:type="spellStart"/>
-      <w:r>
-        <w:t>y_test</w:t>
-      </w:r>
-      <w:proofErr w:type="spellEnd"/>
-      <w:r>
-        <w:t xml:space="preserve"> = </w:t>
-      </w:r>
-      <w:proofErr w:type="spellStart"/>
-      <w:r>
-        <w:t>train_test_</w:t>
-      </w:r>
-      <w:proofErr w:type="gramStart"/>
-      <w:r>
-        <w:t>split</w:t>
-      </w:r>
-      <w:proofErr w:type="spellEnd"/>
-      <w:r>
-        <w:t>(</w:t>
-      </w:r>
-      <w:proofErr w:type="gramEnd"/>
-      <w:r>
-        <w:t xml:space="preserve">X, y, </w:t>
-      </w:r>
-      <w:proofErr w:type="spellStart"/>
-      <w:r>
-        <w:t>test_size</w:t>
-      </w:r>
-      <w:proofErr w:type="spellEnd"/>
-      <w:r>
-        <w:t xml:space="preserve">=0.3, </w:t>
-      </w:r>
-      <w:proofErr w:type="spellStart"/>
-      <w:r>
-        <w:t>random_state</w:t>
-      </w:r>
-      <w:proofErr w:type="spellEnd"/>
-      <w:r>
-        <w:t>=42, stratify=y)</w:t>
-      </w:r>
-    </w:p>
-    <w:p>
-      <w:pPr>
-        <w:jc w:val="both"/>
-      </w:pPr>
-      <w:proofErr w:type="spellStart"/>
-      <w:r>
-        <w:t>majority_count</w:t>
-      </w:r>
-      <w:proofErr w:type="spellEnd"/>
-      <w:r>
-        <w:t xml:space="preserve"> = </w:t>
-      </w:r>
-      <w:proofErr w:type="spellStart"/>
-      <w:r>
-        <w:t>y_train.value_counts</w:t>
-      </w:r>
-      <w:proofErr w:type="spellEnd"/>
-      <w:proofErr w:type="gramStart"/>
-      <w:r>
-        <w:t>()[</w:t>
-      </w:r>
-      <w:proofErr w:type="gramEnd"/>
-      <w:r>
-        <w:t>'High']</w:t>
-      </w:r>
-    </w:p>
-    <w:p>
-      <w:pPr>
-        <w:jc w:val="both"/>
-      </w:pPr>
-      <w:proofErr w:type="spellStart"/>
-      <w:r>
-        <w:t>low_count</w:t>
-      </w:r>
-      <w:proofErr w:type="spellEnd"/>
-      <w:r>
-        <w:t xml:space="preserve"> = </w:t>
-      </w:r>
-      <w:proofErr w:type="spellStart"/>
-      <w:r>
-        <w:t>y_train.value_counts</w:t>
-      </w:r>
-      <w:proofErr w:type="spellEnd"/>
-      <w:proofErr w:type="gramStart"/>
-      <w:r>
-        <w:t>()[</w:t>
-      </w:r>
-      <w:proofErr w:type="gramEnd"/>
-      <w:r>
-        <w:t>'Low']</w:t>
-      </w:r>
-    </w:p>
-    <w:p>
-      <w:pPr>
-        <w:jc w:val="both"/>
-      </w:pPr>
-      <w:proofErr w:type="spellStart"/>
-      <w:r>
-        <w:t>sampling_strategy</w:t>
-      </w:r>
-      <w:proofErr w:type="spellEnd"/>
-      <w:r>
-        <w:t xml:space="preserve"> = {</w:t>
-      </w:r>
-    </w:p>
-    <w:p>
-      <w:pPr>
-        <w:jc w:val="both"/>
-      </w:pPr>
-      <w:r>
-        <w:t xml:space="preserve">    'Low': </w:t>
-      </w:r>
-      <w:proofErr w:type="spellStart"/>
-      <w:r>
-        <w:t>low_count</w:t>
-      </w:r>
-      <w:proofErr w:type="spellEnd"/>
-      <w:r>
-        <w:t xml:space="preserve"> * 4,</w:t>
-      </w:r>
-    </w:p>
-    <w:p>
-      <w:pPr>
-        <w:jc w:val="both"/>
-      </w:pPr>
-      <w:r>
-        <w:t xml:space="preserve">    'Medium': </w:t>
-      </w:r>
-      <w:proofErr w:type="spellStart"/>
-      <w:r>
-        <w:t>majority_count</w:t>
-      </w:r>
-      <w:proofErr w:type="spellEnd"/>
-      <w:r>
-        <w:t xml:space="preserve">, </w:t>
-      </w:r>
-    </w:p>
-    <w:p>
-      <w:pPr>
-        <w:jc w:val="both"/>
-      </w:pPr>
-      <w:r>
-        <w:t xml:space="preserve">    'High': </w:t>
-      </w:r>
-      <w:proofErr w:type="spellStart"/>
-      <w:r>
-        <w:t>majority_count</w:t>
-      </w:r>
-      <w:proofErr w:type="spellEnd"/>
+      <w:r>
+        <w:t>bool_cols = data.select_dtypes('bool').columns</w:t>
+      </w:r>
+    </w:p>
+    <w:p>
+      <w:pPr>
+        <w:jc w:val="both"/>
+      </w:pPr>
+      <w:r>
+        <w:t>data[bool_cols] = data[bool_cols].astype(int)</w:t>
+      </w:r>
+    </w:p>
+    <w:p>
+      <w:pPr>
+        <w:jc w:val="both"/>
+      </w:pPr>
+      <w:r>
+        <w:t>X = data.drop(columns=['Risk_Level', 'treatment', 'Mental_Health_History', 'Mood_Swings'])</w:t>
+      </w:r>
+    </w:p>
+    <w:p>
+      <w:pPr>
+        <w:jc w:val="both"/>
+      </w:pPr>
+      <w:r>
+        <w:t>y = data['Risk_Level']</w:t>
+      </w:r>
+    </w:p>
+    <w:p>
+      <w:pPr>
+        <w:jc w:val="both"/>
+      </w:pPr>
+      <w:r>
+        <w:t>X_train, X_test, y_train, y_test = train_test_split(X, y, test_size=0.3, random_state=42, stratify=y)</w:t>
+      </w:r>
+    </w:p>
+    <w:p>
+      <w:pPr>
+        <w:jc w:val="both"/>
+      </w:pPr>
+      <w:r>
+        <w:t>majority_count = y_train.value_counts()['High']</w:t>
+      </w:r>
+    </w:p>
+    <w:p>
+      <w:pPr>
+        <w:jc w:val="both"/>
+      </w:pPr>
+      <w:r>
+        <w:t>low_count = y_train.value_counts()['Low']</w:t>
+      </w:r>
+    </w:p>
+    <w:p>
+      <w:pPr>
+        <w:jc w:val="both"/>
+      </w:pPr>
+      <w:r>
+        <w:t>sampling_strategy = {</w:t>
+      </w:r>
+    </w:p>
+    <w:p>
+      <w:pPr>
+        <w:jc w:val="both"/>
+      </w:pPr>
+      <w:r>
+        <w:t xml:space="preserve">    'Low': low_count * 4,</w:t>
+      </w:r>
+    </w:p>
+    <w:p>
+      <w:pPr>
+        <w:jc w:val="both"/>
+      </w:pPr>
+      <w:r>
+        <w:t xml:space="preserve">    'Medium': majority_count, </w:t>
+      </w:r>
+    </w:p>
+    <w:p>
+      <w:pPr>
+        <w:jc w:val="both"/>
+      </w:pPr>
+      <w:r>
+        <w:t xml:space="preserve">    'High': majority_count</w:t>
+      </w:r>
     </w:p>
     <w:p>
       <w:pPr>
@@ -18546,84 +15963,142 @@
         <w:jc w:val="both"/>
       </w:pPr>
       <w:r>
-        <w:t xml:space="preserve">smote = </w:t>
-      </w:r>
-      <w:proofErr w:type="gramStart"/>
-      <w:r>
-        <w:t>SMOTE(</w:t>
-      </w:r>
-      <w:proofErr w:type="spellStart"/>
-      <w:proofErr w:type="gramEnd"/>
-      <w:r>
-        <w:t>sampling_strategy</w:t>
-      </w:r>
-      <w:proofErr w:type="spellEnd"/>
-      <w:r>
-        <w:t>=</w:t>
-      </w:r>
-      <w:proofErr w:type="spellStart"/>
-      <w:r>
-        <w:t>sampling_strategy</w:t>
-      </w:r>
-      <w:proofErr w:type="spellEnd"/>
-      <w:r>
-        <w:t xml:space="preserve">, </w:t>
-      </w:r>
-      <w:proofErr w:type="spellStart"/>
-      <w:r>
-        <w:t>random_state</w:t>
-      </w:r>
-      <w:proofErr w:type="spellEnd"/>
-      <w:r>
-        <w:t>=42)</w:t>
-      </w:r>
-    </w:p>
-    <w:p>
-      <w:pPr>
-        <w:jc w:val="both"/>
-      </w:pPr>
-      <w:proofErr w:type="spellStart"/>
-      <w:r>
-        <w:t>X_res</w:t>
-      </w:r>
-      <w:proofErr w:type="spellEnd"/>
-      <w:r>
-        <w:t xml:space="preserve">, </w:t>
-      </w:r>
-      <w:proofErr w:type="spellStart"/>
-      <w:r>
-        <w:t>y_res</w:t>
-      </w:r>
-      <w:proofErr w:type="spellEnd"/>
-      <w:r>
-        <w:t xml:space="preserve"> = </w:t>
-      </w:r>
-      <w:proofErr w:type="spellStart"/>
-      <w:r>
-        <w:t>smote.fit_</w:t>
-      </w:r>
-      <w:proofErr w:type="gramStart"/>
-      <w:r>
-        <w:t>resample</w:t>
-      </w:r>
-      <w:proofErr w:type="spellEnd"/>
-      <w:r>
-        <w:t>(</w:t>
-      </w:r>
-      <w:proofErr w:type="spellStart"/>
-      <w:proofErr w:type="gramEnd"/>
-      <w:r>
-        <w:t>X_train</w:t>
-      </w:r>
-      <w:proofErr w:type="spellEnd"/>
-      <w:r>
-        <w:t xml:space="preserve">, </w:t>
-      </w:r>
-      <w:proofErr w:type="spellStart"/>
-      <w:r>
-        <w:t>y_train</w:t>
-      </w:r>
-      <w:proofErr w:type="spellEnd"/>
+        <w:t>smote = SMOTE(sampling_strategy=sampling_strategy, random_state=42)</w:t>
+      </w:r>
+    </w:p>
+    <w:p>
+      <w:pPr>
+        <w:jc w:val="both"/>
+      </w:pPr>
+      <w:r>
+        <w:t>X_res, y_res = smote.fit_resample(X_train, y_train)</w:t>
+      </w:r>
+    </w:p>
+    <w:p>
+      <w:pPr>
+        <w:jc w:val="both"/>
+      </w:pPr>
+      <w:r>
+        <w:t>print("Original training distribution:\n", y_train.value_counts())</w:t>
+      </w:r>
+    </w:p>
+    <w:p>
+      <w:pPr>
+        <w:jc w:val="both"/>
+      </w:pPr>
+      <w:r>
+        <w:t>print("Resampled training distribution:\n", y_res.value_counts())</w:t>
+      </w:r>
+    </w:p>
+    <w:p>
+      <w:pPr>
+        <w:jc w:val="both"/>
+      </w:pPr>
+      <w:r>
+        <w:t>label_map = {'Low': 0, 'Medium': 1, 'High': 2}</w:t>
+      </w:r>
+    </w:p>
+    <w:p>
+      <w:pPr>
+        <w:jc w:val="both"/>
+      </w:pPr>
+      <w:r>
+        <w:t>y_train_xgb = y_res.map(label_map)</w:t>
+      </w:r>
+    </w:p>
+    <w:p>
+      <w:pPr>
+        <w:jc w:val="both"/>
+      </w:pPr>
+      <w:r>
+        <w:t>y_test_xgb = y_test.map(label_map)</w:t>
+      </w:r>
+    </w:p>
+    <w:p>
+      <w:pPr>
+        <w:jc w:val="both"/>
+      </w:pPr>
+      <w:r>
+        <w:t>xgb_model = xgb.XGBClassifier(</w:t>
+      </w:r>
+    </w:p>
+    <w:p>
+      <w:pPr>
+        <w:jc w:val="both"/>
+      </w:pPr>
+      <w:r>
+        <w:t xml:space="preserve">    objective='multi:softmax',</w:t>
+      </w:r>
+    </w:p>
+    <w:p>
+      <w:pPr>
+        <w:jc w:val="both"/>
+      </w:pPr>
+      <w:r>
+        <w:t xml:space="preserve">    num_class=3,</w:t>
+      </w:r>
+    </w:p>
+    <w:p>
+      <w:pPr>
+        <w:jc w:val="both"/>
+      </w:pPr>
+      <w:r>
+        <w:t xml:space="preserve">    n_estimators=200,</w:t>
+      </w:r>
+    </w:p>
+    <w:p>
+      <w:pPr>
+        <w:jc w:val="both"/>
+      </w:pPr>
+      <w:r>
+        <w:t xml:space="preserve">    max_depth=10,</w:t>
+      </w:r>
+    </w:p>
+    <w:p>
+      <w:pPr>
+        <w:jc w:val="both"/>
+      </w:pPr>
+      <w:r>
+        <w:t xml:space="preserve">    learning_rate=0.05,</w:t>
+      </w:r>
+    </w:p>
+    <w:p>
+      <w:pPr>
+        <w:jc w:val="both"/>
+      </w:pPr>
+      <w:r>
+        <w:t xml:space="preserve">    eval_metric='merror', </w:t>
+      </w:r>
+    </w:p>
+    <w:p>
+      <w:pPr>
+        <w:jc w:val="both"/>
+      </w:pPr>
+      <w:r>
+        <w:lastRenderedPageBreak/>
+        <w:t xml:space="preserve">    use_label_encoder=False,</w:t>
+      </w:r>
+    </w:p>
+    <w:p>
+      <w:pPr>
+        <w:jc w:val="both"/>
+      </w:pPr>
+      <w:r>
+        <w:t xml:space="preserve">    random_state=42,</w:t>
+      </w:r>
+    </w:p>
+    <w:p>
+      <w:pPr>
+        <w:jc w:val="both"/>
+      </w:pPr>
+      <w:r>
+        <w:t xml:space="preserve">       n_jobs=-1</w:t>
+      </w:r>
+    </w:p>
+    <w:p>
+      <w:pPr>
+        <w:jc w:val="both"/>
+      </w:pPr>
       <w:r>
         <w:t>)</w:t>
       </w:r>
@@ -18632,566 +16107,56 @@
       <w:pPr>
         <w:jc w:val="both"/>
       </w:pPr>
-      <w:proofErr w:type="gramStart"/>
-      <w:r>
-        <w:t>print(</w:t>
-      </w:r>
-      <w:proofErr w:type="gramEnd"/>
-      <w:r>
-        <w:t xml:space="preserve">"Original training distribution:\n", </w:t>
-      </w:r>
-      <w:proofErr w:type="spellStart"/>
-      <w:r>
-        <w:t>y_train.value_</w:t>
-      </w:r>
-      <w:proofErr w:type="gramStart"/>
-      <w:r>
-        <w:t>counts</w:t>
-      </w:r>
-      <w:proofErr w:type="spellEnd"/>
-      <w:r>
-        <w:t>(</w:t>
-      </w:r>
-      <w:proofErr w:type="gramEnd"/>
-      <w:r>
-        <w:t>))</w:t>
-      </w:r>
-    </w:p>
-    <w:p>
-      <w:pPr>
-        <w:jc w:val="both"/>
-      </w:pPr>
-      <w:proofErr w:type="gramStart"/>
-      <w:r>
-        <w:t>print(</w:t>
-      </w:r>
-      <w:proofErr w:type="gramEnd"/>
-      <w:r>
-        <w:t xml:space="preserve">"Resampled training distribution:\n", </w:t>
-      </w:r>
-      <w:proofErr w:type="spellStart"/>
-      <w:r>
-        <w:t>y_res.value_</w:t>
-      </w:r>
-      <w:proofErr w:type="gramStart"/>
-      <w:r>
-        <w:t>counts</w:t>
-      </w:r>
-      <w:proofErr w:type="spellEnd"/>
-      <w:r>
-        <w:t>(</w:t>
-      </w:r>
-      <w:proofErr w:type="gramEnd"/>
-      <w:r>
-        <w:t>))</w:t>
-      </w:r>
-    </w:p>
-    <w:p>
-      <w:pPr>
-        <w:jc w:val="both"/>
-      </w:pPr>
-      <w:proofErr w:type="spellStart"/>
-      <w:r>
-        <w:t>label_map</w:t>
-      </w:r>
-      <w:proofErr w:type="spellEnd"/>
-      <w:r>
-        <w:t xml:space="preserve"> = {'Low': 0, 'Medium': 1, 'High': 2}</w:t>
-      </w:r>
-    </w:p>
-    <w:p>
-      <w:pPr>
-        <w:jc w:val="both"/>
-      </w:pPr>
-      <w:proofErr w:type="spellStart"/>
-      <w:r>
-        <w:t>y_train_xgb</w:t>
-      </w:r>
-      <w:proofErr w:type="spellEnd"/>
-      <w:r>
-        <w:t xml:space="preserve"> = </w:t>
-      </w:r>
-      <w:proofErr w:type="spellStart"/>
-      <w:r>
-        <w:t>y_res.map</w:t>
-      </w:r>
-      <w:proofErr w:type="spellEnd"/>
-      <w:r>
-        <w:t>(</w:t>
-      </w:r>
-      <w:proofErr w:type="spellStart"/>
-      <w:r>
-        <w:t>label_map</w:t>
-      </w:r>
-      <w:proofErr w:type="spellEnd"/>
-      <w:r>
-        <w:t>)</w:t>
-      </w:r>
-    </w:p>
-    <w:p>
-      <w:pPr>
-        <w:jc w:val="both"/>
-      </w:pPr>
-      <w:proofErr w:type="spellStart"/>
-      <w:r>
-        <w:t>y_test_xgb</w:t>
-      </w:r>
-      <w:proofErr w:type="spellEnd"/>
-      <w:r>
-        <w:t xml:space="preserve"> = </w:t>
-      </w:r>
-      <w:proofErr w:type="spellStart"/>
-      <w:r>
-        <w:t>y_test.map</w:t>
-      </w:r>
-      <w:proofErr w:type="spellEnd"/>
-      <w:r>
-        <w:t>(</w:t>
-      </w:r>
-      <w:proofErr w:type="spellStart"/>
-      <w:r>
-        <w:t>label_map</w:t>
-      </w:r>
-      <w:proofErr w:type="spellEnd"/>
-      <w:r>
-        <w:t>)</w:t>
-      </w:r>
-    </w:p>
-    <w:p>
-      <w:pPr>
-        <w:jc w:val="both"/>
-      </w:pPr>
-      <w:proofErr w:type="spellStart"/>
-      <w:r>
-        <w:t>xgb_model</w:t>
-      </w:r>
-      <w:proofErr w:type="spellEnd"/>
-      <w:r>
-        <w:t xml:space="preserve"> = </w:t>
-      </w:r>
-      <w:proofErr w:type="spellStart"/>
-      <w:proofErr w:type="gramStart"/>
-      <w:r>
-        <w:t>xgb.XGBClassifier</w:t>
-      </w:r>
-      <w:proofErr w:type="spellEnd"/>
-      <w:proofErr w:type="gramEnd"/>
-      <w:r>
-        <w:t>(</w:t>
-      </w:r>
-    </w:p>
-    <w:p>
-      <w:pPr>
-        <w:jc w:val="both"/>
-      </w:pPr>
-      <w:r>
-        <w:t xml:space="preserve">    objective='</w:t>
-      </w:r>
-      <w:proofErr w:type="spellStart"/>
-      <w:proofErr w:type="gramStart"/>
-      <w:r>
-        <w:t>multi:softmax</w:t>
-      </w:r>
-      <w:proofErr w:type="spellEnd"/>
-      <w:proofErr w:type="gramEnd"/>
-      <w:r>
-        <w:t>',</w:t>
-      </w:r>
-    </w:p>
-    <w:p>
-      <w:pPr>
-        <w:jc w:val="both"/>
-      </w:pPr>
-      <w:r>
-        <w:t xml:space="preserve">    </w:t>
-      </w:r>
-      <w:proofErr w:type="spellStart"/>
-      <w:r>
-        <w:t>num_class</w:t>
-      </w:r>
-      <w:proofErr w:type="spellEnd"/>
-      <w:r>
-        <w:t>=3,</w:t>
-      </w:r>
-    </w:p>
-    <w:p>
-      <w:pPr>
-        <w:jc w:val="both"/>
-      </w:pPr>
-      <w:r>
-        <w:t xml:space="preserve">    </w:t>
-      </w:r>
-      <w:proofErr w:type="spellStart"/>
-      <w:r>
-        <w:t>n_estimators</w:t>
-      </w:r>
-      <w:proofErr w:type="spellEnd"/>
-      <w:r>
-        <w:t>=200,</w:t>
-      </w:r>
-    </w:p>
-    <w:p>
-      <w:pPr>
-        <w:jc w:val="both"/>
-      </w:pPr>
-      <w:r>
-        <w:t xml:space="preserve">    </w:t>
-      </w:r>
-      <w:proofErr w:type="spellStart"/>
-      <w:r>
-        <w:t>max_depth</w:t>
-      </w:r>
-      <w:proofErr w:type="spellEnd"/>
-      <w:r>
-        <w:t>=10,</w:t>
-      </w:r>
-    </w:p>
-    <w:p>
-      <w:pPr>
-        <w:jc w:val="both"/>
-      </w:pPr>
-      <w:r>
-        <w:t xml:space="preserve">    </w:t>
-      </w:r>
-      <w:proofErr w:type="spellStart"/>
-      <w:r>
-        <w:t>learning_rate</w:t>
-      </w:r>
-      <w:proofErr w:type="spellEnd"/>
-      <w:r>
-        <w:t>=0.05,</w:t>
-      </w:r>
-    </w:p>
-    <w:p>
-      <w:pPr>
-        <w:jc w:val="both"/>
-      </w:pPr>
-      <w:r>
-        <w:t xml:space="preserve">    </w:t>
-      </w:r>
-      <w:proofErr w:type="spellStart"/>
-      <w:r>
-        <w:t>eval_metric</w:t>
-      </w:r>
-      <w:proofErr w:type="spellEnd"/>
-      <w:r>
-        <w:t>='</w:t>
-      </w:r>
-      <w:proofErr w:type="spellStart"/>
-      <w:r>
-        <w:t>merror</w:t>
-      </w:r>
-      <w:proofErr w:type="spellEnd"/>
-      <w:r>
-        <w:t xml:space="preserve">', </w:t>
-      </w:r>
-    </w:p>
-    <w:p>
-      <w:pPr>
-        <w:jc w:val="both"/>
-      </w:pPr>
-      <w:r>
-        <w:lastRenderedPageBreak/>
-        <w:t xml:space="preserve">    </w:t>
-      </w:r>
-      <w:proofErr w:type="spellStart"/>
-      <w:r>
-        <w:t>use_label_encoder</w:t>
-      </w:r>
-      <w:proofErr w:type="spellEnd"/>
-      <w:r>
-        <w:t>=False,</w:t>
-      </w:r>
-    </w:p>
-    <w:p>
-      <w:pPr>
-        <w:jc w:val="both"/>
-      </w:pPr>
-      <w:r>
-        <w:t xml:space="preserve">    </w:t>
-      </w:r>
-      <w:proofErr w:type="spellStart"/>
-      <w:r>
-        <w:t>random_state</w:t>
-      </w:r>
-      <w:proofErr w:type="spellEnd"/>
-      <w:r>
-        <w:t>=42,</w:t>
-      </w:r>
-    </w:p>
-    <w:p>
-      <w:pPr>
-        <w:jc w:val="both"/>
-      </w:pPr>
-      <w:r>
-        <w:t xml:space="preserve">       </w:t>
-      </w:r>
-      <w:proofErr w:type="spellStart"/>
-      <w:r>
-        <w:t>n_jobs</w:t>
-      </w:r>
-      <w:proofErr w:type="spellEnd"/>
-      <w:r>
-        <w:t>=-1</w:t>
-      </w:r>
-    </w:p>
-    <w:p>
-      <w:pPr>
-        <w:jc w:val="both"/>
-      </w:pPr>
-      <w:r>
-        <w:t>)</w:t>
-      </w:r>
-    </w:p>
-    <w:p>
-      <w:pPr>
-        <w:jc w:val="both"/>
-      </w:pPr>
-      <w:proofErr w:type="gramStart"/>
-      <w:r>
-        <w:t>print(</w:t>
-      </w:r>
-      <w:proofErr w:type="gramEnd"/>
-      <w:r>
-        <w:t>"\</w:t>
-      </w:r>
-      <w:proofErr w:type="spellStart"/>
-      <w:r>
-        <w:t>nFitting</w:t>
-      </w:r>
-      <w:proofErr w:type="spellEnd"/>
-      <w:r>
-        <w:t xml:space="preserve"> </w:t>
-      </w:r>
-      <w:proofErr w:type="spellStart"/>
-      <w:r>
-        <w:t>XGBoost</w:t>
-      </w:r>
-      <w:proofErr w:type="spellEnd"/>
-      <w:r>
-        <w:t xml:space="preserve"> Model on SMOTE Resampled Data...")</w:t>
-      </w:r>
-    </w:p>
-    <w:p>
-      <w:pPr>
-        <w:jc w:val="both"/>
-      </w:pPr>
-      <w:proofErr w:type="spellStart"/>
-      <w:proofErr w:type="gramStart"/>
-      <w:r>
-        <w:t>xgb_model.fit</w:t>
-      </w:r>
-      <w:proofErr w:type="spellEnd"/>
-      <w:r>
-        <w:t>(</w:t>
-      </w:r>
-      <w:proofErr w:type="spellStart"/>
-      <w:proofErr w:type="gramEnd"/>
-      <w:r>
-        <w:t>X_res</w:t>
-      </w:r>
-      <w:proofErr w:type="spellEnd"/>
-      <w:r>
-        <w:t xml:space="preserve">, </w:t>
-      </w:r>
-      <w:proofErr w:type="spellStart"/>
-      <w:r>
-        <w:t>y_train_xgb</w:t>
-      </w:r>
-      <w:proofErr w:type="spellEnd"/>
-      <w:r>
-        <w:t>)</w:t>
-      </w:r>
-    </w:p>
-    <w:p>
-      <w:pPr>
-        <w:jc w:val="both"/>
-      </w:pPr>
-      <w:proofErr w:type="spellStart"/>
-      <w:r>
-        <w:t>y_pred_xgb_int</w:t>
-      </w:r>
-      <w:proofErr w:type="spellEnd"/>
-      <w:r>
-        <w:t xml:space="preserve"> = </w:t>
-      </w:r>
-      <w:proofErr w:type="spellStart"/>
-      <w:r>
-        <w:t>xgb_</w:t>
-      </w:r>
-      <w:proofErr w:type="gramStart"/>
-      <w:r>
-        <w:t>model.predict</w:t>
-      </w:r>
-      <w:proofErr w:type="spellEnd"/>
-      <w:proofErr w:type="gramEnd"/>
-      <w:r>
-        <w:t>(</w:t>
-      </w:r>
-      <w:proofErr w:type="spellStart"/>
-      <w:r>
-        <w:t>X_test</w:t>
-      </w:r>
-      <w:proofErr w:type="spellEnd"/>
-      <w:r>
-        <w:t>)</w:t>
-      </w:r>
-    </w:p>
-    <w:p>
-      <w:pPr>
-        <w:jc w:val="both"/>
-      </w:pPr>
-      <w:proofErr w:type="spellStart"/>
-      <w:r>
-        <w:t>reverse_label_map</w:t>
-      </w:r>
-      <w:proofErr w:type="spellEnd"/>
-      <w:r>
-        <w:t xml:space="preserve"> = {0: 'Low', 1: 'Medium', 2: 'High'}</w:t>
-      </w:r>
-    </w:p>
-    <w:p>
-      <w:pPr>
-        <w:jc w:val="both"/>
-      </w:pPr>
-      <w:proofErr w:type="spellStart"/>
-      <w:r>
-        <w:t>y_pred_xgb</w:t>
-      </w:r>
-      <w:proofErr w:type="spellEnd"/>
-      <w:r>
-        <w:t xml:space="preserve"> = </w:t>
-      </w:r>
-      <w:proofErr w:type="spellStart"/>
-      <w:proofErr w:type="gramStart"/>
-      <w:r>
-        <w:t>pd.Series</w:t>
-      </w:r>
-      <w:proofErr w:type="spellEnd"/>
-      <w:proofErr w:type="gramEnd"/>
-      <w:r>
-        <w:t>(</w:t>
-      </w:r>
-      <w:proofErr w:type="spellStart"/>
-      <w:r>
-        <w:t>y_pred_xgb_int</w:t>
-      </w:r>
-      <w:proofErr w:type="spellEnd"/>
-      <w:proofErr w:type="gramStart"/>
-      <w:r>
-        <w:t>).map</w:t>
-      </w:r>
-      <w:proofErr w:type="gramEnd"/>
-      <w:r>
-        <w:t>(</w:t>
-      </w:r>
-      <w:proofErr w:type="spellStart"/>
-      <w:r>
-        <w:t>reverse_label_map</w:t>
-      </w:r>
-      <w:proofErr w:type="spellEnd"/>
-      <w:r>
-        <w:t>)</w:t>
-      </w:r>
-    </w:p>
-    <w:p>
-      <w:pPr>
-        <w:jc w:val="both"/>
-      </w:pPr>
-      <w:proofErr w:type="gramStart"/>
-      <w:r>
-        <w:t>print(</w:t>
-      </w:r>
-      <w:proofErr w:type="gramEnd"/>
-      <w:r>
-        <w:t xml:space="preserve">"\n--- </w:t>
-      </w:r>
-      <w:proofErr w:type="spellStart"/>
-      <w:r>
-        <w:t>XGBoost</w:t>
-      </w:r>
-      <w:proofErr w:type="spellEnd"/>
-      <w:r>
-        <w:t xml:space="preserve"> Classification Report (SMOTE Baseline) ---\n", </w:t>
-      </w:r>
-      <w:proofErr w:type="spellStart"/>
-      <w:r>
-        <w:t>classification_</w:t>
-      </w:r>
-      <w:proofErr w:type="gramStart"/>
-      <w:r>
-        <w:t>report</w:t>
-      </w:r>
-      <w:proofErr w:type="spellEnd"/>
-      <w:r>
-        <w:t>(</w:t>
-      </w:r>
-      <w:proofErr w:type="spellStart"/>
-      <w:proofErr w:type="gramEnd"/>
-      <w:r>
-        <w:t>y_test</w:t>
-      </w:r>
-      <w:proofErr w:type="spellEnd"/>
-      <w:r>
-        <w:t xml:space="preserve">, </w:t>
-      </w:r>
-      <w:proofErr w:type="spellStart"/>
-      <w:r>
-        <w:t>y_pred_xgb</w:t>
-      </w:r>
-      <w:proofErr w:type="spellEnd"/>
-      <w:r>
-        <w:t>))</w:t>
-      </w:r>
-    </w:p>
-    <w:p>
-      <w:pPr>
-        <w:jc w:val="both"/>
-      </w:pPr>
-      <w:proofErr w:type="gramStart"/>
-      <w:r>
-        <w:t>print(</w:t>
-      </w:r>
-      <w:proofErr w:type="gramEnd"/>
-      <w:r>
-        <w:t>"</w:t>
-      </w:r>
-      <w:proofErr w:type="spellStart"/>
-      <w:r>
-        <w:t>XGBoost</w:t>
-      </w:r>
-      <w:proofErr w:type="spellEnd"/>
-      <w:r>
-        <w:t xml:space="preserve"> Confusion Matrix:\n", </w:t>
-      </w:r>
-      <w:proofErr w:type="spellStart"/>
-      <w:r>
-        <w:t>confusion_</w:t>
-      </w:r>
-      <w:proofErr w:type="gramStart"/>
-      <w:r>
-        <w:t>matrix</w:t>
-      </w:r>
-      <w:proofErr w:type="spellEnd"/>
-      <w:r>
-        <w:t>(</w:t>
-      </w:r>
-      <w:proofErr w:type="spellStart"/>
-      <w:proofErr w:type="gramEnd"/>
-      <w:r>
-        <w:t>y_test</w:t>
-      </w:r>
-      <w:proofErr w:type="spellEnd"/>
-      <w:r>
-        <w:t xml:space="preserve">, </w:t>
-      </w:r>
-      <w:proofErr w:type="spellStart"/>
-      <w:r>
-        <w:t>y_pred_xgb</w:t>
-      </w:r>
-      <w:proofErr w:type="spellEnd"/>
-      <w:r>
-        <w:t>))</w:t>
+      <w:r>
+        <w:t>print("\nFitting XGBoost Model on SMOTE Resampled Data...")</w:t>
+      </w:r>
+    </w:p>
+    <w:p>
+      <w:pPr>
+        <w:jc w:val="both"/>
+      </w:pPr>
+      <w:r>
+        <w:t>xgb_model.fit(X_res, y_train_xgb)</w:t>
+      </w:r>
+    </w:p>
+    <w:p>
+      <w:pPr>
+        <w:jc w:val="both"/>
+      </w:pPr>
+      <w:r>
+        <w:t>y_pred_xgb_int = xgb_model.predict(X_test)</w:t>
+      </w:r>
+    </w:p>
+    <w:p>
+      <w:pPr>
+        <w:jc w:val="both"/>
+      </w:pPr>
+      <w:r>
+        <w:t>reverse_label_map = {0: 'Low', 1: 'Medium', 2: 'High'}</w:t>
+      </w:r>
+    </w:p>
+    <w:p>
+      <w:pPr>
+        <w:jc w:val="both"/>
+      </w:pPr>
+      <w:r>
+        <w:t>y_pred_xgb = pd.Series(y_pred_xgb_int).map(reverse_label_map)</w:t>
+      </w:r>
+    </w:p>
+    <w:p>
+      <w:pPr>
+        <w:jc w:val="both"/>
+      </w:pPr>
+      <w:r>
+        <w:t>print("\n--- XGBoost Classification Report (SMOTE Baseline) ---\n", classification_report(y_test, y_pred_xgb))</w:t>
+      </w:r>
+    </w:p>
+    <w:p>
+      <w:pPr>
+        <w:jc w:val="both"/>
+      </w:pPr>
+      <w:r>
+        <w:t>print("XGBoost Confusion Matrix:\n", confusion_matrix(y_test, y_pred_xgb))</w:t>
       </w:r>
     </w:p>
     <w:p>

--- a/All reports and proposals/23085795_RANAN_BARUA_IPR.docx
+++ b/All reports and proposals/23085795_RANAN_BARUA_IPR.docx
@@ -244,6 +244,7 @@
         </w:rPr>
         <w:t xml:space="preserve">I with </w:t>
       </w:r>
+      <w:proofErr w:type="spellStart"/>
       <w:r>
         <w:rPr>
           <w:rFonts w:ascii="Amasis MT Pro Black" w:eastAsia="Yu Gothic UI Semibold" w:hAnsi="Amasis MT Pro Black"/>
@@ -261,6 +262,7 @@
         </w:rPr>
         <w:t>treamlit</w:t>
       </w:r>
+      <w:proofErr w:type="spellEnd"/>
       <w:r>
         <w:rPr>
           <w:rFonts w:ascii="Amasis MT Pro Black" w:eastAsia="Yu Gothic UI Semibold" w:hAnsi="Amasis MT Pro Black"/>
@@ -3863,8 +3865,8 @@
       <w:r>
         <w:t>1. Background Research and Literature Research</w:t>
       </w:r>
+      <w:bookmarkEnd w:id="0"/>
       <w:bookmarkEnd w:id="1"/>
-      <w:bookmarkEnd w:id="0"/>
       <w:r>
         <w:t> </w:t>
       </w:r>
@@ -3999,11 +4001,16 @@
       <w:r>
         <w:t xml:space="preserve">seeking treatment which eventually creates a barrier for the early diagnosis </w:t>
       </w:r>
+      <w:proofErr w:type="gramStart"/>
       <w:r>
         <w:t>of</w:t>
       </w:r>
       <w:r>
-        <w:t xml:space="preserve">  individuals.</w:t>
+        <w:t xml:space="preserve">  individuals</w:t>
+      </w:r>
+      <w:proofErr w:type="gramEnd"/>
+      <w:r>
+        <w:t>.</w:t>
       </w:r>
       <w:r>
         <w:t xml:space="preserve"> According to a r</w:t>
@@ -4016,7 +4023,6 @@
           <w:id w:val="-63729926"/>
           <w:citation/>
         </w:sdtPr>
-        <w:sdtEndPr/>
         <w:sdtContent>
           <w:r>
             <w:fldChar w:fldCharType="begin"/>
@@ -4139,10 +4145,28 @@
         <w:t>ensemble methods</w:t>
       </w:r>
       <w:r>
-        <w:t xml:space="preserve"> (CatBoost,LightGBM) in mental health study</w:t>
-      </w:r>
-      <w:r>
-        <w:t xml:space="preserve"> to assess their potential. An additional goal of the project is to build a Streamlit interface that provides users with an interactive platform, allowing them to grasp the model's insights and interpret the model's predictions.</w:t>
+        <w:t xml:space="preserve"> (</w:t>
+      </w:r>
+      <w:proofErr w:type="spellStart"/>
+      <w:proofErr w:type="gramStart"/>
+      <w:r>
+        <w:t>CatBoost,LightGBM</w:t>
+      </w:r>
+      <w:proofErr w:type="spellEnd"/>
+      <w:proofErr w:type="gramEnd"/>
+      <w:r>
+        <w:t>) in mental health study</w:t>
+      </w:r>
+      <w:r>
+        <w:t xml:space="preserve"> to assess their potential. An additional goal of the project is to build a </w:t>
+      </w:r>
+      <w:proofErr w:type="spellStart"/>
+      <w:r>
+        <w:t>Streamlit</w:t>
+      </w:r>
+      <w:proofErr w:type="spellEnd"/>
+      <w:r>
+        <w:t xml:space="preserve"> interface that provides users with an interactive platform, allowing them to grasp the model's insights and interpret the model's predictions.</w:t>
       </w:r>
     </w:p>
     <w:p>
@@ -4212,7 +4236,23 @@
         <w:t xml:space="preserve">Advanced Model Optimization: </w:t>
       </w:r>
       <w:r>
-        <w:t>To implement and evaluate, and fine-tune several advanced models (CatBoost, LightGBM, BRFC, and Stacked Ensembles) that are infrequent in the mental health analysis industry, with high possibilities of examining if they outperform the conventional models.</w:t>
+        <w:t>To implement and evaluate, and fine-tune several advanced models (</w:t>
+      </w:r>
+      <w:proofErr w:type="spellStart"/>
+      <w:r>
+        <w:t>CatBoost</w:t>
+      </w:r>
+      <w:proofErr w:type="spellEnd"/>
+      <w:r>
+        <w:t xml:space="preserve">, </w:t>
+      </w:r>
+      <w:proofErr w:type="spellStart"/>
+      <w:r>
+        <w:t>LightGBM</w:t>
+      </w:r>
+      <w:proofErr w:type="spellEnd"/>
+      <w:r>
+        <w:t>, BRFC, and Stacked Ensembles) that are infrequent in the mental health analysis industry, with high possibilities of examining if they outperform the conventional models.</w:t>
       </w:r>
     </w:p>
     <w:p>
@@ -4270,7 +4310,15 @@
         <w:t>develop</w:t>
       </w:r>
       <w:r>
-        <w:t xml:space="preserve"> a Streamlit Interface on the final </w:t>
+        <w:t xml:space="preserve"> a </w:t>
+      </w:r>
+      <w:proofErr w:type="spellStart"/>
+      <w:r>
+        <w:t>Streamlit</w:t>
+      </w:r>
+      <w:proofErr w:type="spellEnd"/>
+      <w:r>
+        <w:t xml:space="preserve"> Interface on the final </w:t>
       </w:r>
       <w:r>
         <w:t>selected</w:t>
@@ -4329,10 +4377,18 @@
         <w:t xml:space="preserve">problem that is not influenced by a single contributor rather is </w:t>
       </w:r>
       <w:r>
-        <w:t xml:space="preserve">shaped by  </w:t>
-      </w:r>
-      <w:r>
-        <w:t xml:space="preserve">several </w:t>
+        <w:t xml:space="preserve">shaped </w:t>
+      </w:r>
+      <w:proofErr w:type="gramStart"/>
+      <w:r>
+        <w:t xml:space="preserve">by  </w:t>
+      </w:r>
+      <w:r>
+        <w:t>several</w:t>
+      </w:r>
+      <w:proofErr w:type="gramEnd"/>
+      <w:r>
+        <w:t xml:space="preserve"> </w:t>
       </w:r>
       <w:r>
         <w:t xml:space="preserve">behavioural and demographic features and understanding the </w:t>
@@ -4512,8 +4568,15 @@
       <w:r>
         <w:t xml:space="preserve">individual boosting methods such as </w:t>
       </w:r>
-      <w:r>
-        <w:t>Catboost,LightGBM and</w:t>
+      <w:proofErr w:type="spellStart"/>
+      <w:proofErr w:type="gramStart"/>
+      <w:r>
+        <w:t>Catboost,LightGBM</w:t>
+      </w:r>
+      <w:proofErr w:type="spellEnd"/>
+      <w:proofErr w:type="gramEnd"/>
+      <w:r>
+        <w:t xml:space="preserve"> and</w:t>
       </w:r>
       <w:r>
         <w:t xml:space="preserve"> </w:t>
@@ -4627,7 +4690,6 @@
           <w:id w:val="-1207714063"/>
           <w:citation/>
         </w:sdtPr>
-        <w:sdtEndPr/>
         <w:sdtContent>
           <w:r>
             <w:fldChar w:fldCharType="begin"/>
@@ -4675,7 +4737,6 @@
           <w:id w:val="2124869987"/>
           <w:citation/>
         </w:sdtPr>
-        <w:sdtEndPr/>
         <w:sdtContent>
           <w:r>
             <w:fldChar w:fldCharType="begin"/>
@@ -4871,7 +4932,6 @@
           <w:id w:val="2079703396"/>
           <w:citation/>
         </w:sdtPr>
-        <w:sdtEndPr/>
         <w:sdtContent>
           <w:r>
             <w:rPr>
@@ -4979,7 +5039,6 @@
           <w:id w:val="249005979"/>
           <w:citation/>
         </w:sdtPr>
-        <w:sdtEndPr/>
         <w:sdtContent>
           <w:r>
             <w:rPr>
@@ -5081,7 +5140,6 @@
           <w:id w:val="67085881"/>
           <w:citation/>
         </w:sdtPr>
-        <w:sdtEndPr/>
         <w:sdtContent>
           <w:r>
             <w:rPr>
@@ -5131,7 +5189,31 @@
         <w:t xml:space="preserve"> </w:t>
       </w:r>
       <w:r>
-        <w:t>showed that XGBoost, a member of the Gradient Boosting family, outperformed the conventional algorithms when predicting outcomes like stress and depression. Therefore, the project plans to implement other advanced forms of the Gradient Boosting Algorithm, which include CatBoost and LightGBM, for their capability to handle large, complex datasets and deliver fast prediction efficiency.</w:t>
+        <w:t xml:space="preserve">showed that </w:t>
+      </w:r>
+      <w:proofErr w:type="spellStart"/>
+      <w:r>
+        <w:t>XGBoost</w:t>
+      </w:r>
+      <w:proofErr w:type="spellEnd"/>
+      <w:r>
+        <w:t xml:space="preserve">, a member of the Gradient Boosting family, outperformed the conventional algorithms when predicting outcomes like stress and depression. Therefore, the project plans to implement other advanced forms of the Gradient Boosting Algorithm, which include </w:t>
+      </w:r>
+      <w:proofErr w:type="spellStart"/>
+      <w:r>
+        <w:t>CatBoost</w:t>
+      </w:r>
+      <w:proofErr w:type="spellEnd"/>
+      <w:r>
+        <w:t xml:space="preserve"> and </w:t>
+      </w:r>
+      <w:proofErr w:type="spellStart"/>
+      <w:r>
+        <w:t>LightGBM</w:t>
+      </w:r>
+      <w:proofErr w:type="spellEnd"/>
+      <w:r>
+        <w:t>, for their capability to handle large, complex datasets and deliver fast prediction efficiency.</w:t>
       </w:r>
     </w:p>
     <w:p>
@@ -5157,7 +5239,6 @@
           <w:id w:val="-341859776"/>
           <w:citation/>
         </w:sdtPr>
-        <w:sdtEndPr/>
         <w:sdtContent>
           <w:r>
             <w:rPr>
@@ -5538,7 +5619,23 @@
       </w:r>
       <w:r>
         <w:lastRenderedPageBreak/>
-        <w:t>the decision of implementing advanced Gradient Boosting Techniques such as CatBoost and LightGBM. Additionally, the requirement of Explainable AI (XAI) methods was identified from the insights of the findings.</w:t>
+        <w:t xml:space="preserve">the decision of implementing advanced Gradient Boosting Techniques such as </w:t>
+      </w:r>
+      <w:proofErr w:type="spellStart"/>
+      <w:r>
+        <w:t>CatBoost</w:t>
+      </w:r>
+      <w:proofErr w:type="spellEnd"/>
+      <w:r>
+        <w:t xml:space="preserve"> and </w:t>
+      </w:r>
+      <w:proofErr w:type="spellStart"/>
+      <w:r>
+        <w:t>LightGBM</w:t>
+      </w:r>
+      <w:proofErr w:type="spellEnd"/>
+      <w:r>
+        <w:t>. Additionally, the requirement of Explainable AI (XAI) methods was identified from the insights of the findings.</w:t>
       </w:r>
     </w:p>
     <w:p>
@@ -5608,7 +5705,25 @@
           <w:b/>
           <w:bCs/>
         </w:rPr>
-        <w:t xml:space="preserve"> : Comparision of Models and Parameters of Related Research</w:t>
+        <w:t xml:space="preserve"> : </w:t>
+      </w:r>
+      <w:proofErr w:type="spellStart"/>
+      <w:r>
+        <w:rPr>
+          <w:rFonts w:ascii="Times New Roman" w:hAnsi="Times New Roman" w:cs="Times New Roman"/>
+          <w:b/>
+          <w:bCs/>
+        </w:rPr>
+        <w:t>Comparision</w:t>
+      </w:r>
+      <w:proofErr w:type="spellEnd"/>
+      <w:r>
+        <w:rPr>
+          <w:rFonts w:ascii="Times New Roman" w:hAnsi="Times New Roman" w:cs="Times New Roman"/>
+          <w:b/>
+          <w:bCs/>
+        </w:rPr>
+        <w:t xml:space="preserve"> of Models and Parameters of Related Research</w:t>
       </w:r>
       <w:r>
         <w:rPr>
@@ -5834,7 +5949,6 @@
                 <w:id w:val="1540241193"/>
                 <w:citation/>
               </w:sdtPr>
-              <w:sdtEndPr/>
               <w:sdtContent>
                 <w:r>
                   <w:rPr>
@@ -5916,7 +6030,39 @@
                 <w:sz w:val="16"/>
                 <w:szCs w:val="16"/>
               </w:rPr>
-              <w:t xml:space="preserve">Random Forest, Decision Tree, Logistical Regression, OneR, Naïve Bayes, NNge </w:t>
+              <w:t xml:space="preserve">Random Forest, Decision Tree, Logistical Regression, </w:t>
+            </w:r>
+            <w:proofErr w:type="spellStart"/>
+            <w:r>
+              <w:rPr>
+                <w:sz w:val="16"/>
+                <w:szCs w:val="16"/>
+              </w:rPr>
+              <w:t>OneR</w:t>
+            </w:r>
+            <w:proofErr w:type="spellEnd"/>
+            <w:r>
+              <w:rPr>
+                <w:sz w:val="16"/>
+                <w:szCs w:val="16"/>
+              </w:rPr>
+              <w:t xml:space="preserve">, Naïve Bayes, </w:t>
+            </w:r>
+            <w:proofErr w:type="spellStart"/>
+            <w:r>
+              <w:rPr>
+                <w:sz w:val="16"/>
+                <w:szCs w:val="16"/>
+              </w:rPr>
+              <w:t>NNge</w:t>
+            </w:r>
+            <w:proofErr w:type="spellEnd"/>
+            <w:r>
+              <w:rPr>
+                <w:sz w:val="16"/>
+                <w:szCs w:val="16"/>
+              </w:rPr>
+              <w:t xml:space="preserve"> </w:t>
             </w:r>
           </w:p>
         </w:tc>
@@ -6030,7 +6176,6 @@
                 <w:id w:val="1509480247"/>
                 <w:citation/>
               </w:sdtPr>
-              <w:sdtEndPr/>
               <w:sdtContent>
                 <w:r>
                   <w:rPr>
@@ -6226,7 +6371,6 @@
                 <w:id w:val="1973011730"/>
                 <w:citation/>
               </w:sdtPr>
-              <w:sdtEndPr/>
               <w:sdtContent>
                 <w:r>
                   <w:rPr>
@@ -6308,7 +6452,23 @@
                 <w:sz w:val="16"/>
                 <w:szCs w:val="16"/>
               </w:rPr>
-              <w:t xml:space="preserve">Decision Tree, Naive Bayes, Random Forest, K-Nearest Neighbours, XGBoost </w:t>
+              <w:t xml:space="preserve">Decision Tree, Naive Bayes, Random Forest, K-Nearest Neighbours, </w:t>
+            </w:r>
+            <w:proofErr w:type="spellStart"/>
+            <w:r>
+              <w:rPr>
+                <w:sz w:val="16"/>
+                <w:szCs w:val="16"/>
+              </w:rPr>
+              <w:t>XGBoost</w:t>
+            </w:r>
+            <w:proofErr w:type="spellEnd"/>
+            <w:r>
+              <w:rPr>
+                <w:sz w:val="16"/>
+                <w:szCs w:val="16"/>
+              </w:rPr>
+              <w:t xml:space="preserve"> </w:t>
             </w:r>
           </w:p>
         </w:tc>
@@ -6324,12 +6484,78 @@
                 <w:szCs w:val="16"/>
               </w:rPr>
             </w:pPr>
-            <w:r>
-              <w:rPr>
-                <w:sz w:val="16"/>
-                <w:szCs w:val="16"/>
-              </w:rPr>
-              <w:t>XGBoost(η=0.3, max_depth=6, nrounds=100, early_stopping_rounds=10, verbose=1)</w:t>
+            <w:proofErr w:type="spellStart"/>
+            <w:proofErr w:type="gramStart"/>
+            <w:r>
+              <w:rPr>
+                <w:sz w:val="16"/>
+                <w:szCs w:val="16"/>
+              </w:rPr>
+              <w:t>XGBoost</w:t>
+            </w:r>
+            <w:proofErr w:type="spellEnd"/>
+            <w:r>
+              <w:rPr>
+                <w:sz w:val="16"/>
+                <w:szCs w:val="16"/>
+              </w:rPr>
+              <w:t>(</w:t>
+            </w:r>
+            <w:proofErr w:type="gramEnd"/>
+            <w:r>
+              <w:rPr>
+                <w:sz w:val="16"/>
+                <w:szCs w:val="16"/>
+              </w:rPr>
+              <w:t xml:space="preserve">η=0.3, </w:t>
+            </w:r>
+            <w:proofErr w:type="spellStart"/>
+            <w:r>
+              <w:rPr>
+                <w:sz w:val="16"/>
+                <w:szCs w:val="16"/>
+              </w:rPr>
+              <w:t>max_depth</w:t>
+            </w:r>
+            <w:proofErr w:type="spellEnd"/>
+            <w:r>
+              <w:rPr>
+                <w:sz w:val="16"/>
+                <w:szCs w:val="16"/>
+              </w:rPr>
+              <w:t xml:space="preserve">=6, </w:t>
+            </w:r>
+            <w:proofErr w:type="spellStart"/>
+            <w:r>
+              <w:rPr>
+                <w:sz w:val="16"/>
+                <w:szCs w:val="16"/>
+              </w:rPr>
+              <w:t>nrounds</w:t>
+            </w:r>
+            <w:proofErr w:type="spellEnd"/>
+            <w:r>
+              <w:rPr>
+                <w:sz w:val="16"/>
+                <w:szCs w:val="16"/>
+              </w:rPr>
+              <w:t xml:space="preserve">=100, </w:t>
+            </w:r>
+            <w:proofErr w:type="spellStart"/>
+            <w:r>
+              <w:rPr>
+                <w:sz w:val="16"/>
+                <w:szCs w:val="16"/>
+              </w:rPr>
+              <w:t>early_stopping_rounds</w:t>
+            </w:r>
+            <w:proofErr w:type="spellEnd"/>
+            <w:r>
+              <w:rPr>
+                <w:sz w:val="16"/>
+                <w:szCs w:val="16"/>
+              </w:rPr>
+              <w:t>=10, verbose=1)</w:t>
             </w:r>
           </w:p>
         </w:tc>
@@ -6422,7 +6648,6 @@
                 <w:id w:val="-91322731"/>
                 <w:citation/>
               </w:sdtPr>
-              <w:sdtEndPr/>
               <w:sdtContent>
                 <w:r>
                   <w:rPr>
@@ -6478,12 +6703,21 @@
                 <w:szCs w:val="16"/>
               </w:rPr>
             </w:pPr>
-            <w:r>
-              <w:rPr>
-                <w:sz w:val="16"/>
-                <w:szCs w:val="16"/>
-              </w:rPr>
-              <w:t>Survery Dataset from Kaggle</w:t>
+            <w:proofErr w:type="spellStart"/>
+            <w:r>
+              <w:rPr>
+                <w:sz w:val="16"/>
+                <w:szCs w:val="16"/>
+              </w:rPr>
+              <w:t>Survery</w:t>
+            </w:r>
+            <w:proofErr w:type="spellEnd"/>
+            <w:r>
+              <w:rPr>
+                <w:sz w:val="16"/>
+                <w:szCs w:val="16"/>
+              </w:rPr>
+              <w:t xml:space="preserve"> Dataset from Kaggle</w:t>
             </w:r>
           </w:p>
         </w:tc>
@@ -6618,7 +6852,6 @@
                 <w:id w:val="-1798373710"/>
                 <w:citation/>
               </w:sdtPr>
-              <w:sdtEndPr/>
               <w:sdtContent>
                 <w:r>
                   <w:rPr>
@@ -6721,7 +6954,80 @@
                 <w:sz w:val="16"/>
                 <w:szCs w:val="16"/>
               </w:rPr>
-              <w:t>Random Forest(max_depth=10, min_samples_leaf=1, min_samples_split=2, n_estimators=200)</w:t>
+              <w:t xml:space="preserve">Random </w:t>
+            </w:r>
+            <w:proofErr w:type="gramStart"/>
+            <w:r>
+              <w:rPr>
+                <w:sz w:val="16"/>
+                <w:szCs w:val="16"/>
+              </w:rPr>
+              <w:t>Forest(</w:t>
+            </w:r>
+            <w:proofErr w:type="spellStart"/>
+            <w:proofErr w:type="gramEnd"/>
+            <w:r>
+              <w:rPr>
+                <w:sz w:val="16"/>
+                <w:szCs w:val="16"/>
+              </w:rPr>
+              <w:t>max_depth</w:t>
+            </w:r>
+            <w:proofErr w:type="spellEnd"/>
+            <w:r>
+              <w:rPr>
+                <w:sz w:val="16"/>
+                <w:szCs w:val="16"/>
+              </w:rPr>
+              <w:t xml:space="preserve">=10, </w:t>
+            </w:r>
+            <w:proofErr w:type="spellStart"/>
+            <w:r>
+              <w:rPr>
+                <w:sz w:val="16"/>
+                <w:szCs w:val="16"/>
+              </w:rPr>
+              <w:t>min_samples_leaf</w:t>
+            </w:r>
+            <w:proofErr w:type="spellEnd"/>
+            <w:r>
+              <w:rPr>
+                <w:sz w:val="16"/>
+                <w:szCs w:val="16"/>
+              </w:rPr>
+              <w:t xml:space="preserve">=1, </w:t>
+            </w:r>
+            <w:proofErr w:type="spellStart"/>
+            <w:r>
+              <w:rPr>
+                <w:sz w:val="16"/>
+                <w:szCs w:val="16"/>
+              </w:rPr>
+              <w:t>min_samples_split</w:t>
+            </w:r>
+            <w:proofErr w:type="spellEnd"/>
+            <w:r>
+              <w:rPr>
+                <w:sz w:val="16"/>
+                <w:szCs w:val="16"/>
+              </w:rPr>
+              <w:t xml:space="preserve">=2, </w:t>
+            </w:r>
+            <w:proofErr w:type="spellStart"/>
+            <w:r>
+              <w:rPr>
+                <w:sz w:val="16"/>
+                <w:szCs w:val="16"/>
+              </w:rPr>
+              <w:t>n_estimators</w:t>
+            </w:r>
+            <w:proofErr w:type="spellEnd"/>
+            <w:r>
+              <w:rPr>
+                <w:sz w:val="16"/>
+                <w:szCs w:val="16"/>
+              </w:rPr>
+              <w:t>=200)</w:t>
             </w:r>
           </w:p>
         </w:tc>
@@ -6814,7 +7120,6 @@
                 <w:id w:val="1433094410"/>
                 <w:citation/>
               </w:sdtPr>
-              <w:sdtEndPr/>
               <w:sdtContent>
                 <w:r>
                   <w:rPr>
@@ -6911,7 +7216,23 @@
                 <w:sz w:val="16"/>
                 <w:szCs w:val="16"/>
               </w:rPr>
-              <w:t xml:space="preserve">Random Forest, XGBoost, Decision Tree, Gaussian Naive Bayes </w:t>
+              <w:t xml:space="preserve">Random Forest, </w:t>
+            </w:r>
+            <w:proofErr w:type="spellStart"/>
+            <w:r>
+              <w:rPr>
+                <w:sz w:val="16"/>
+                <w:szCs w:val="16"/>
+              </w:rPr>
+              <w:t>XGBoost</w:t>
+            </w:r>
+            <w:proofErr w:type="spellEnd"/>
+            <w:r>
+              <w:rPr>
+                <w:sz w:val="16"/>
+                <w:szCs w:val="16"/>
+              </w:rPr>
+              <w:t xml:space="preserve">, Decision Tree, Gaussian Naive Bayes </w:t>
             </w:r>
           </w:p>
         </w:tc>
@@ -7033,7 +7354,6 @@
                 <w:id w:val="1134361586"/>
                 <w:citation/>
               </w:sdtPr>
-              <w:sdtEndPr/>
               <w:sdtContent>
                 <w:r>
                   <w:rPr>
@@ -7247,7 +7567,6 @@
                 <w:id w:val="-1294512150"/>
                 <w:citation/>
               </w:sdtPr>
-              <w:sdtEndPr/>
               <w:sdtContent>
                 <w:r>
                   <w:rPr>
@@ -7443,7 +7762,6 @@
                 <w:id w:val="-1386862260"/>
                 <w:citation/>
               </w:sdtPr>
-              <w:sdtEndPr/>
               <w:sdtContent>
                 <w:r>
                   <w:rPr>
@@ -7562,7 +7880,31 @@
                 <w:sz w:val="16"/>
                 <w:szCs w:val="16"/>
               </w:rPr>
-              <w:t>Gradient Boosting(Estimators=1000, learning rate=0.0001, max</w:t>
+              <w:t xml:space="preserve">Gradient </w:t>
+            </w:r>
+            <w:proofErr w:type="gramStart"/>
+            <w:r>
+              <w:rPr>
+                <w:sz w:val="16"/>
+                <w:szCs w:val="16"/>
+              </w:rPr>
+              <w:t>Boosting(</w:t>
+            </w:r>
+            <w:proofErr w:type="gramEnd"/>
+            <w:r>
+              <w:rPr>
+                <w:sz w:val="16"/>
+                <w:szCs w:val="16"/>
+              </w:rPr>
+              <w:t xml:space="preserve">Estimators=1000, learning rate=0.0001, </w:t>
+            </w:r>
+            <w:proofErr w:type="spellStart"/>
+            <w:r>
+              <w:rPr>
+                <w:sz w:val="16"/>
+                <w:szCs w:val="16"/>
+              </w:rPr>
+              <w:t>max</w:t>
             </w:r>
             <w:r>
               <w:rPr>
@@ -7576,7 +7918,47 @@
                 <w:sz w:val="16"/>
                 <w:szCs w:val="16"/>
               </w:rPr>
-              <w:t>depth=17, min_samples_split=10, min_samples_leaf=5, sub-sample=0.5, loss=exponential)</w:t>
+              <w:t>depth</w:t>
+            </w:r>
+            <w:proofErr w:type="spellEnd"/>
+            <w:r>
+              <w:rPr>
+                <w:sz w:val="16"/>
+                <w:szCs w:val="16"/>
+              </w:rPr>
+              <w:t xml:space="preserve">=17, </w:t>
+            </w:r>
+            <w:proofErr w:type="spellStart"/>
+            <w:r>
+              <w:rPr>
+                <w:sz w:val="16"/>
+                <w:szCs w:val="16"/>
+              </w:rPr>
+              <w:t>min_samples_split</w:t>
+            </w:r>
+            <w:proofErr w:type="spellEnd"/>
+            <w:r>
+              <w:rPr>
+                <w:sz w:val="16"/>
+                <w:szCs w:val="16"/>
+              </w:rPr>
+              <w:t xml:space="preserve">=10, </w:t>
+            </w:r>
+            <w:proofErr w:type="spellStart"/>
+            <w:r>
+              <w:rPr>
+                <w:sz w:val="16"/>
+                <w:szCs w:val="16"/>
+              </w:rPr>
+              <w:t>min_samples_leaf</w:t>
+            </w:r>
+            <w:proofErr w:type="spellEnd"/>
+            <w:r>
+              <w:rPr>
+                <w:sz w:val="16"/>
+                <w:szCs w:val="16"/>
+              </w:rPr>
+              <w:t>=5, sub-sample=0.5, loss=exponential)</w:t>
             </w:r>
           </w:p>
         </w:tc>
@@ -7669,7 +8051,6 @@
                 <w:id w:val="-1059788158"/>
                 <w:citation/>
               </w:sdtPr>
-              <w:sdtEndPr/>
               <w:sdtContent>
                 <w:r>
                   <w:rPr>
@@ -7865,7 +8246,6 @@
                 <w:id w:val="109714293"/>
                 <w:citation/>
               </w:sdtPr>
-              <w:sdtEndPr/>
               <w:sdtContent>
                 <w:r>
                   <w:rPr>
@@ -8061,7 +8441,6 @@
                 <w:id w:val="-1088536309"/>
                 <w:citation/>
               </w:sdtPr>
-              <w:sdtEndPr/>
               <w:sdtContent>
                 <w:r>
                   <w:rPr>
@@ -8280,7 +8659,6 @@
                 <w:id w:val="1314906808"/>
                 <w:citation/>
               </w:sdtPr>
-              <w:sdtEndPr/>
               <w:sdtContent>
                 <w:r>
                   <w:rPr>
@@ -8490,7 +8868,6 @@
                 <w:id w:val="-562166980"/>
                 <w:citation/>
               </w:sdtPr>
-              <w:sdtEndPr/>
               <w:sdtContent>
                 <w:r>
                   <w:rPr>
@@ -8579,7 +8956,23 @@
                 <w:sz w:val="16"/>
                 <w:szCs w:val="16"/>
               </w:rPr>
-              <w:t>Generalized Linear Regression, LASSO regression, Support Vector Regression, CART, XGBoost, Random Forest</w:t>
+              <w:t xml:space="preserve">Generalized Linear Regression, LASSO regression, Support Vector Regression, CART, </w:t>
+            </w:r>
+            <w:proofErr w:type="spellStart"/>
+            <w:r>
+              <w:rPr>
+                <w:sz w:val="16"/>
+                <w:szCs w:val="16"/>
+              </w:rPr>
+              <w:t>XGBoost</w:t>
+            </w:r>
+            <w:proofErr w:type="spellEnd"/>
+            <w:r>
+              <w:rPr>
+                <w:sz w:val="16"/>
+                <w:szCs w:val="16"/>
+              </w:rPr>
+              <w:t>, Random Forest</w:t>
             </w:r>
           </w:p>
         </w:tc>
@@ -8615,7 +9008,71 @@
                 <w:sz w:val="16"/>
                 <w:szCs w:val="16"/>
               </w:rPr>
-              <w:t>(max_depth=10, max_features=5, min_samples_leaf=3, n_estimators=45)</w:t>
+              <w:t>(</w:t>
+            </w:r>
+            <w:proofErr w:type="spellStart"/>
+            <w:r>
+              <w:rPr>
+                <w:sz w:val="16"/>
+                <w:szCs w:val="16"/>
+              </w:rPr>
+              <w:t>max_depth</w:t>
+            </w:r>
+            <w:proofErr w:type="spellEnd"/>
+            <w:r>
+              <w:rPr>
+                <w:sz w:val="16"/>
+                <w:szCs w:val="16"/>
+              </w:rPr>
+              <w:t xml:space="preserve">=10, </w:t>
+            </w:r>
+            <w:proofErr w:type="spellStart"/>
+            <w:r>
+              <w:rPr>
+                <w:sz w:val="16"/>
+                <w:szCs w:val="16"/>
+              </w:rPr>
+              <w:t>max_features</w:t>
+            </w:r>
+            <w:proofErr w:type="spellEnd"/>
+            <w:r>
+              <w:rPr>
+                <w:sz w:val="16"/>
+                <w:szCs w:val="16"/>
+              </w:rPr>
+              <w:t xml:space="preserve">=5, </w:t>
+            </w:r>
+            <w:proofErr w:type="spellStart"/>
+            <w:r>
+              <w:rPr>
+                <w:sz w:val="16"/>
+                <w:szCs w:val="16"/>
+              </w:rPr>
+              <w:t>min_samples_leaf</w:t>
+            </w:r>
+            <w:proofErr w:type="spellEnd"/>
+            <w:r>
+              <w:rPr>
+                <w:sz w:val="16"/>
+                <w:szCs w:val="16"/>
+              </w:rPr>
+              <w:t xml:space="preserve">=3, </w:t>
+            </w:r>
+            <w:proofErr w:type="spellStart"/>
+            <w:r>
+              <w:rPr>
+                <w:sz w:val="16"/>
+                <w:szCs w:val="16"/>
+              </w:rPr>
+              <w:t>n_estimators</w:t>
+            </w:r>
+            <w:proofErr w:type="spellEnd"/>
+            <w:r>
+              <w:rPr>
+                <w:sz w:val="16"/>
+                <w:szCs w:val="16"/>
+              </w:rPr>
+              <w:t>=45)</w:t>
             </w:r>
           </w:p>
         </w:tc>
@@ -8701,7 +9158,6 @@
                 <w:id w:val="-1644029812"/>
                 <w:citation/>
               </w:sdtPr>
-              <w:sdtEndPr/>
               <w:sdtContent>
                 <w:r>
                   <w:rPr>
@@ -8799,19 +9255,44 @@
               </w:rPr>
               <w:t xml:space="preserve"> Logistic Regression, </w:t>
             </w:r>
-            <w:r>
-              <w:rPr>
-                <w:sz w:val="16"/>
-                <w:szCs w:val="16"/>
-              </w:rPr>
-              <w:t>XGBoost,</w:t>
-            </w:r>
-            <w:r>
-              <w:rPr>
-                <w:sz w:val="16"/>
-                <w:szCs w:val="16"/>
-              </w:rPr>
-              <w:t xml:space="preserve"> Naive Bayes ,Random Forest, Decision Tree</w:t>
+            <w:proofErr w:type="spellStart"/>
+            <w:r>
+              <w:rPr>
+                <w:sz w:val="16"/>
+                <w:szCs w:val="16"/>
+              </w:rPr>
+              <w:t>XGBoost</w:t>
+            </w:r>
+            <w:proofErr w:type="spellEnd"/>
+            <w:r>
+              <w:rPr>
+                <w:sz w:val="16"/>
+                <w:szCs w:val="16"/>
+              </w:rPr>
+              <w:t>,</w:t>
+            </w:r>
+            <w:r>
+              <w:rPr>
+                <w:sz w:val="16"/>
+                <w:szCs w:val="16"/>
+              </w:rPr>
+              <w:t xml:space="preserve"> Naive </w:t>
+            </w:r>
+            <w:proofErr w:type="gramStart"/>
+            <w:r>
+              <w:rPr>
+                <w:sz w:val="16"/>
+                <w:szCs w:val="16"/>
+              </w:rPr>
+              <w:t>Bayes ,Random</w:t>
+            </w:r>
+            <w:proofErr w:type="gramEnd"/>
+            <w:r>
+              <w:rPr>
+                <w:sz w:val="16"/>
+                <w:szCs w:val="16"/>
+              </w:rPr>
+              <w:t xml:space="preserve"> Forest, Decision Tree</w:t>
             </w:r>
           </w:p>
         </w:tc>
@@ -8912,8 +9393,13 @@
         <w:t>The dataset used in the project is from</w:t>
       </w:r>
       <w:r>
-        <w:t xml:space="preserve"> Bhavik Jikadara</w:t>
-      </w:r>
+        <w:t xml:space="preserve"> Bhavik </w:t>
+      </w:r>
+      <w:proofErr w:type="spellStart"/>
+      <w:r>
+        <w:t>Jikadara</w:t>
+      </w:r>
+      <w:proofErr w:type="spellEnd"/>
       <w:r>
         <w:t xml:space="preserve"> (Mental Health Dataset) which is available on Kaggle. The </w:t>
       </w:r>
@@ -10323,8 +10809,13 @@
         <w:t xml:space="preserve"> pattern. Although these two features may be related</w:t>
       </w:r>
       <w:r>
-        <w:t xml:space="preserve"> in a logical sense</w:t>
-      </w:r>
+        <w:t xml:space="preserve"> in a logical </w:t>
+      </w:r>
+      <w:proofErr w:type="gramStart"/>
+      <w:r>
+        <w:t>sense</w:t>
+      </w:r>
+      <w:proofErr w:type="gramEnd"/>
       <w:r>
         <w:t xml:space="preserve"> but the dataset doesn’t demonstrate any solid evidence to </w:t>
       </w:r>
@@ -10356,8 +10847,13 @@
         <w:t>Random Forest, Gradient Boost</w:t>
       </w:r>
       <w:r>
-        <w:t xml:space="preserve"> and XGboost</w:t>
-      </w:r>
+        <w:t xml:space="preserve"> and </w:t>
+      </w:r>
+      <w:proofErr w:type="spellStart"/>
+      <w:r>
+        <w:t>XGboost</w:t>
+      </w:r>
+      <w:proofErr w:type="spellEnd"/>
       <w:r>
         <w:t xml:space="preserve"> were implemented as </w:t>
       </w:r>
@@ -10365,7 +10861,23 @@
         <w:t>i</w:t>
       </w:r>
       <w:r>
-        <w:t>nitial prototype Models to later compare their results with advanced models from the same family, such as CatBoost and LightGBM. The simple models provide a starting point for the analysis of the more advanced machine learning implications.</w:t>
+        <w:t xml:space="preserve">nitial prototype Models to later compare their results with advanced models from the same family, such as </w:t>
+      </w:r>
+      <w:proofErr w:type="spellStart"/>
+      <w:r>
+        <w:t>CatBoost</w:t>
+      </w:r>
+      <w:proofErr w:type="spellEnd"/>
+      <w:r>
+        <w:t xml:space="preserve"> and </w:t>
+      </w:r>
+      <w:proofErr w:type="spellStart"/>
+      <w:r>
+        <w:t>LightGBM</w:t>
+      </w:r>
+      <w:proofErr w:type="spellEnd"/>
+      <w:r>
+        <w:t>. The simple models provide a starting point for the analysis of the more advanced machine learning implications.</w:t>
       </w:r>
       <w:r>
         <w:t xml:space="preserve"> The following table shows the comparison of the </w:t>
@@ -10460,7 +10972,25 @@
           <w:b/>
           <w:bCs/>
         </w:rPr>
-        <w:t>: Comparision of Initial Models</w:t>
+        <w:t xml:space="preserve">: </w:t>
+      </w:r>
+      <w:proofErr w:type="spellStart"/>
+      <w:r>
+        <w:rPr>
+          <w:rFonts w:ascii="Times New Roman" w:hAnsi="Times New Roman" w:cs="Times New Roman"/>
+          <w:b/>
+          <w:bCs/>
+        </w:rPr>
+        <w:t>Comparision</w:t>
+      </w:r>
+      <w:proofErr w:type="spellEnd"/>
+      <w:r>
+        <w:rPr>
+          <w:rFonts w:ascii="Times New Roman" w:hAnsi="Times New Roman" w:cs="Times New Roman"/>
+          <w:b/>
+          <w:bCs/>
+        </w:rPr>
+        <w:t xml:space="preserve"> of Initial Models</w:t>
       </w:r>
       <w:bookmarkEnd w:id="40"/>
       <w:bookmarkEnd w:id="41"/>
@@ -10663,9 +11193,11 @@
             <w:pPr>
               <w:jc w:val="both"/>
             </w:pPr>
+            <w:proofErr w:type="spellStart"/>
             <w:r>
               <w:t>XGBoost</w:t>
             </w:r>
+            <w:proofErr w:type="spellEnd"/>
           </w:p>
         </w:tc>
         <w:tc>
@@ -11256,7 +11788,39 @@
         <w:t>was</w:t>
       </w:r>
       <w:r>
-        <w:t xml:space="preserve"> the class imbalance. The introduction of SMOTE generates significant noise, which does not generalize well for the test, especially in the case of AdaBoost. The project plans to switch from data-level resampling to an algorithm-based solution implementing CatBoost and LightGBM with their dedicated scale_pos_weight or class_weight parameters.</w:t>
+        <w:t xml:space="preserve"> the class imbalance. The introduction of SMOTE generates significant noise, which does not generalize well for the test, especially in the case of AdaBoost. The project plans to switch from data-level resampling to an algorithm-based solution implementing </w:t>
+      </w:r>
+      <w:proofErr w:type="spellStart"/>
+      <w:r>
+        <w:t>CatBoost</w:t>
+      </w:r>
+      <w:proofErr w:type="spellEnd"/>
+      <w:r>
+        <w:t xml:space="preserve"> and </w:t>
+      </w:r>
+      <w:proofErr w:type="spellStart"/>
+      <w:r>
+        <w:t>LightGBM</w:t>
+      </w:r>
+      <w:proofErr w:type="spellEnd"/>
+      <w:r>
+        <w:t xml:space="preserve"> with their dedicated </w:t>
+      </w:r>
+      <w:proofErr w:type="spellStart"/>
+      <w:r>
+        <w:t>scale_pos_weight</w:t>
+      </w:r>
+      <w:proofErr w:type="spellEnd"/>
+      <w:r>
+        <w:t xml:space="preserve"> or </w:t>
+      </w:r>
+      <w:proofErr w:type="spellStart"/>
+      <w:r>
+        <w:t>class_weight</w:t>
+      </w:r>
+      <w:proofErr w:type="spellEnd"/>
+      <w:r>
+        <w:t xml:space="preserve"> parameters.</w:t>
       </w:r>
     </w:p>
     <w:p>
@@ -11416,7 +11980,6 @@
           <w:id w:val="-1039192981"/>
           <w:citation/>
         </w:sdtPr>
-        <w:sdtEndPr/>
         <w:sdtContent>
           <w:r>
             <w:fldChar w:fldCharType="begin"/>
@@ -11501,7 +12064,6 @@
           <w:id w:val="270677688"/>
           <w:citation/>
         </w:sdtPr>
-        <w:sdtEndPr/>
         <w:sdtContent>
           <w:r>
             <w:fldChar w:fldCharType="begin"/>
@@ -11596,7 +12158,6 @@
           <w:id w:val="-775491515"/>
           <w:citation/>
         </w:sdtPr>
-        <w:sdtEndPr/>
         <w:sdtContent>
           <w:r>
             <w:fldChar w:fldCharType="begin"/>
@@ -11728,7 +12289,15 @@
         <w:jc w:val="both"/>
       </w:pPr>
       <w:r>
-        <w:t>The project’s scope to create a multi-level mental health prediction system is fixed to deliver the final deliverables promptly, adhering to the academic requirement. However, the project is still flexible for adjustments based on the model’s performance and insights gained from data analysis. The project is organized to deliver a few timely objectives at each stage, better detailed in the Gantt chart below. The main resources of the project are generally technological, which include the resources for conducting model training, such as Python, Jupyter Notebooks, and a</w:t>
+        <w:t xml:space="preserve">The project’s scope to create a multi-level mental health prediction system is fixed to deliver the final deliverables promptly, adhering to the academic requirement. However, the project is still flexible for adjustments based on the model’s performance and insights gained from data analysis. The project is organized to deliver a few timely objectives at each stage, better detailed in the Gantt chart below. The main resources of the project are generally technological, which include the resources for conducting model training, such as Python, </w:t>
+      </w:r>
+      <w:proofErr w:type="spellStart"/>
+      <w:r>
+        <w:t>Jupyter</w:t>
+      </w:r>
+      <w:proofErr w:type="spellEnd"/>
+      <w:r>
+        <w:t xml:space="preserve"> Notebooks, and a</w:t>
       </w:r>
       <w:r>
         <w:t xml:space="preserve"> proper</w:t>
@@ -11773,7 +12342,15 @@
         <w:t xml:space="preserve"> To be up to date with both version control and timeline management and </w:t>
       </w:r>
       <w:r>
-        <w:t>development toll like Github will also be utilized.</w:t>
+        <w:t xml:space="preserve">development toll like </w:t>
+      </w:r>
+      <w:proofErr w:type="spellStart"/>
+      <w:r>
+        <w:t>Github</w:t>
+      </w:r>
+      <w:proofErr w:type="spellEnd"/>
+      <w:r>
+        <w:t xml:space="preserve"> will also be utilized.</w:t>
       </w:r>
       <w:r>
         <w:t xml:space="preserve"> The project’s current risk management strategy is focused on adjusting to an alternative solution </w:t>
@@ -12341,7 +12918,15 @@
               <w:t>Baseline Model Training and Evaluation</w:t>
             </w:r>
             <w:r>
-              <w:t xml:space="preserve"> (RF/Adaboost)</w:t>
+              <w:t xml:space="preserve"> (RF/</w:t>
+            </w:r>
+            <w:proofErr w:type="spellStart"/>
+            <w:r>
+              <w:t>Adaboost</w:t>
+            </w:r>
+            <w:proofErr w:type="spellEnd"/>
+            <w:r>
+              <w:t>)</w:t>
             </w:r>
           </w:p>
         </w:tc>
@@ -12406,13 +12991,21 @@
               <w:jc w:val="both"/>
             </w:pPr>
             <w:r>
-              <w:t>Implement and Tuning Cat</w:t>
+              <w:t xml:space="preserve">Implement and Tuning </w:t>
+            </w:r>
+            <w:proofErr w:type="spellStart"/>
+            <w:r>
+              <w:t>Cat</w:t>
             </w:r>
             <w:r>
               <w:t>B</w:t>
             </w:r>
             <w:r>
-              <w:t xml:space="preserve">oost </w:t>
+              <w:t>oost</w:t>
+            </w:r>
+            <w:proofErr w:type="spellEnd"/>
+            <w:r>
+              <w:t xml:space="preserve"> </w:t>
             </w:r>
           </w:p>
         </w:tc>
@@ -12453,8 +13046,13 @@
             <w:r>
               <w:t xml:space="preserve">Optimised </w:t>
             </w:r>
-            <w:r>
-              <w:t>CatBoost model with classification report</w:t>
+            <w:proofErr w:type="spellStart"/>
+            <w:r>
+              <w:t>CatBoost</w:t>
+            </w:r>
+            <w:proofErr w:type="spellEnd"/>
+            <w:r>
+              <w:t xml:space="preserve"> model with classification report</w:t>
             </w:r>
           </w:p>
         </w:tc>
@@ -12469,8 +13067,13 @@
               <w:jc w:val="both"/>
             </w:pPr>
             <w:r>
-              <w:t>Implementing and Tuning LightGBM</w:t>
-            </w:r>
+              <w:t xml:space="preserve">Implementing and Tuning </w:t>
+            </w:r>
+            <w:proofErr w:type="spellStart"/>
+            <w:r>
+              <w:t>LightGBM</w:t>
+            </w:r>
+            <w:proofErr w:type="spellEnd"/>
           </w:p>
         </w:tc>
         <w:tc>
@@ -12508,7 +13111,15 @@
               <w:jc w:val="both"/>
             </w:pPr>
             <w:r>
-              <w:t xml:space="preserve">Optimised LightGBM model with </w:t>
+              <w:t xml:space="preserve">Optimised </w:t>
+            </w:r>
+            <w:proofErr w:type="spellStart"/>
+            <w:r>
+              <w:t>LightGBM</w:t>
+            </w:r>
+            <w:proofErr w:type="spellEnd"/>
+            <w:r>
+              <w:t xml:space="preserve"> model with </w:t>
             </w:r>
             <w:r>
               <w:t>classification</w:t>
@@ -12526,8 +13137,13 @@
               <w:jc w:val="both"/>
             </w:pPr>
             <w:r>
-              <w:t>Final Model Selection and Architecture Documentaion</w:t>
-            </w:r>
+              <w:t xml:space="preserve">Final Model Selection and Architecture </w:t>
+            </w:r>
+            <w:proofErr w:type="spellStart"/>
+            <w:r>
+              <w:t>Documentaion</w:t>
+            </w:r>
+            <w:proofErr w:type="spellEnd"/>
           </w:p>
         </w:tc>
         <w:tc>
@@ -12633,8 +13249,13 @@
             <w:pPr>
               <w:jc w:val="both"/>
             </w:pPr>
-            <w:r>
-              <w:t>Streamlit Interface Creation and Integration</w:t>
+            <w:proofErr w:type="spellStart"/>
+            <w:r>
+              <w:t>Streamlit</w:t>
+            </w:r>
+            <w:proofErr w:type="spellEnd"/>
+            <w:r>
+              <w:t xml:space="preserve"> Interface Creation and Integration</w:t>
             </w:r>
           </w:p>
         </w:tc>
@@ -13099,7 +13720,15 @@
         <w:t>s</w:t>
       </w:r>
       <w:r>
-        <w:t xml:space="preserve"> built-in feature importance and SHAP values, ensuring clarity. User experience will be measured through regular usability testing of the Streamlit Interface, ensuring the users have ease in interacting with the platform. Cross-validation and </w:t>
+        <w:t xml:space="preserve"> built-in feature importance and SHAP values, ensuring clarity. User experience will be measured through regular usability testing of the </w:t>
+      </w:r>
+      <w:proofErr w:type="spellStart"/>
+      <w:r>
+        <w:t>Streamlit</w:t>
+      </w:r>
+      <w:proofErr w:type="spellEnd"/>
+      <w:r>
+        <w:t xml:space="preserve"> Interface, ensuring the users have ease in interacting with the platform. Cross-validation and </w:t>
       </w:r>
       <w:r>
         <w:t>regular S</w:t>
@@ -13114,8 +13743,13 @@
         <w:t>eedback will ensure the project’s robustness, and class imbalance will be addressed through both SMOTE and in-built algorithmic features. The progress of the project will be monitored through Gantt chart</w:t>
       </w:r>
       <w:r>
-        <w:t xml:space="preserve"> and GitHub commits</w:t>
-      </w:r>
+        <w:t xml:space="preserve"> and GitHub </w:t>
+      </w:r>
+      <w:proofErr w:type="gramStart"/>
+      <w:r>
+        <w:t>commits</w:t>
+      </w:r>
+      <w:proofErr w:type="gramEnd"/>
       <w:r>
         <w:t xml:space="preserve"> to ensure that the progress is in sync with the timeline. The project value will be assessed through the practical implications of the mental health predictions and the academic contribution in applying machine learning in mental health research with explainable AI.</w:t>
       </w:r>
@@ -13190,7 +13824,15 @@
         <w:t>not only</w:t>
       </w:r>
       <w:r>
-        <w:t xml:space="preserve"> aligns with my career goals in data science and analytics </w:t>
+        <w:t xml:space="preserve"> aligns with my career goals in data science and </w:t>
+      </w:r>
+      <w:proofErr w:type="gramStart"/>
+      <w:r>
+        <w:t>analytics</w:t>
+      </w:r>
+      <w:proofErr w:type="gramEnd"/>
+      <w:r>
+        <w:t xml:space="preserve"> </w:t>
       </w:r>
       <w:r>
         <w:t xml:space="preserve">but the </w:t>
@@ -13239,7 +13881,31 @@
         <w:jc w:val="both"/>
       </w:pPr>
       <w:r>
-        <w:t>The artefact that the project is developing involves creating a predictive machine learning model that has the classification ability to distinguish between low, medium and high-risk categories, focusing upon mental health-based indicators present in the dataset. The project will primarily utilise higher members of the boosting algorithm family, such as CatBoost and LightGBM, to deal with complex, highly complex, and imbalanced datasets and still provide accurate and precise predictions. In Addition, the model will introduce an interactive Streamlit-based interface, ensuring accessibility for users who find non-clinical early diagnosis superior, and will enable them to use and interpret real-</w:t>
+        <w:t xml:space="preserve">The artefact that the project is developing involves creating a predictive machine learning model that has the classification ability to distinguish between low, medium and high-risk categories, focusing upon mental health-based indicators present in the dataset. The project will primarily utilise higher members of the boosting algorithm family, such as </w:t>
+      </w:r>
+      <w:proofErr w:type="spellStart"/>
+      <w:r>
+        <w:t>CatBoost</w:t>
+      </w:r>
+      <w:proofErr w:type="spellEnd"/>
+      <w:r>
+        <w:t xml:space="preserve"> and </w:t>
+      </w:r>
+      <w:proofErr w:type="spellStart"/>
+      <w:r>
+        <w:t>LightGBM</w:t>
+      </w:r>
+      <w:proofErr w:type="spellEnd"/>
+      <w:r>
+        <w:t xml:space="preserve">, to deal with complex, highly complex, and imbalanced datasets and still provide accurate and precise predictions. In Addition, the model will introduce an interactive </w:t>
+      </w:r>
+      <w:proofErr w:type="spellStart"/>
+      <w:r>
+        <w:t>Streamlit</w:t>
+      </w:r>
+      <w:proofErr w:type="spellEnd"/>
+      <w:r>
+        <w:t>-based interface, ensuring accessibility for users who find non-clinical early diagnosis superior, and will enable them to use and interpret real-</w:t>
       </w:r>
       <w:r>
         <w:lastRenderedPageBreak/>
@@ -13323,7 +13989,23 @@
         <w:jc w:val="both"/>
       </w:pPr>
       <w:r>
-        <w:t>Finally, the choice of methodologies and the models can be clearly justified as Catboost and LightGBM are designed to handle large nonlinear datasets, even with the presence of imbalance, which other conventional prototype models often fail to do. At the same time stacked ensemble method combines the strengths of each model to achieve reliability. The choice of SHAP value</w:t>
+        <w:t xml:space="preserve">Finally, the choice of methodologies and the models can be clearly justified as </w:t>
+      </w:r>
+      <w:proofErr w:type="spellStart"/>
+      <w:r>
+        <w:t>Catboost</w:t>
+      </w:r>
+      <w:proofErr w:type="spellEnd"/>
+      <w:r>
+        <w:t xml:space="preserve"> and </w:t>
+      </w:r>
+      <w:proofErr w:type="spellStart"/>
+      <w:r>
+        <w:t>LightGBM</w:t>
+      </w:r>
+      <w:proofErr w:type="spellEnd"/>
+      <w:r>
+        <w:t xml:space="preserve"> are designed to handle large nonlinear datasets, even with the presence of imbalance, which other conventional prototype models often fail to do. At the same time stacked ensemble method combines the strengths of each model to achieve reliability. The choice of SHAP value</w:t>
       </w:r>
       <w:r>
         <w:t xml:space="preserve"> was made</w:t>
@@ -13417,7 +14099,6 @@
           <w:docPartUnique/>
         </w:docPartObj>
       </w:sdtPr>
-      <w:sdtEndPr/>
       <w:sdtContent>
         <w:p>
           <w:pPr>
@@ -13430,7 +14111,6 @@
             <w:id w:val="111145805"/>
             <w:bibliography/>
           </w:sdtPr>
-          <w:sdtEndPr/>
           <w:sdtContent>
             <w:p>
               <w:pPr>
@@ -14221,8 +14901,23 @@
       <w:pPr>
         <w:jc w:val="both"/>
       </w:pPr>
-      <w:r>
-        <w:t>data.isnull().sum()</w:t>
+      <w:proofErr w:type="spellStart"/>
+      <w:proofErr w:type="gramStart"/>
+      <w:r>
+        <w:t>data.isnull</w:t>
+      </w:r>
+      <w:proofErr w:type="spellEnd"/>
+      <w:proofErr w:type="gramEnd"/>
+      <w:r>
+        <w:t>(</w:t>
+      </w:r>
+      <w:proofErr w:type="gramStart"/>
+      <w:r>
+        <w:t>).sum</w:t>
+      </w:r>
+      <w:proofErr w:type="gramEnd"/>
+      <w:r>
+        <w:t>()</w:t>
       </w:r>
       <w:r>
         <w:br/>
@@ -14310,7 +15005,31 @@
         <w:jc w:val="both"/>
       </w:pPr>
       <w:r>
-        <w:t>data['self_employed'].value_counts(dropna=False)</w:t>
+        <w:t>data['</w:t>
+      </w:r>
+      <w:proofErr w:type="spellStart"/>
+      <w:r>
+        <w:t>self_employed</w:t>
+      </w:r>
+      <w:proofErr w:type="spellEnd"/>
+      <w:r>
+        <w:t>'].</w:t>
+      </w:r>
+      <w:proofErr w:type="spellStart"/>
+      <w:r>
+        <w:t>value_counts</w:t>
+      </w:r>
+      <w:proofErr w:type="spellEnd"/>
+      <w:r>
+        <w:t>(</w:t>
+      </w:r>
+      <w:proofErr w:type="spellStart"/>
+      <w:r>
+        <w:t>dropna</w:t>
+      </w:r>
+      <w:proofErr w:type="spellEnd"/>
+      <w:r>
+        <w:t>=False)</w:t>
       </w:r>
       <w:r>
         <w:br/>
@@ -14369,21 +15088,95 @@
           <w:b/>
           <w:bCs/>
         </w:rPr>
-        <w:t>Filling the NaN value with the majority Class</w:t>
-      </w:r>
-    </w:p>
-    <w:p>
-      <w:pPr>
-        <w:jc w:val="both"/>
-      </w:pPr>
-      <w:r>
-        <w:t>data['self_employed']=data['self_employed'].fillna('No')</w:t>
+        <w:t xml:space="preserve">Filling the </w:t>
+      </w:r>
+      <w:proofErr w:type="spellStart"/>
+      <w:r>
+        <w:rPr>
+          <w:b/>
+          <w:bCs/>
+        </w:rPr>
+        <w:t>NaN</w:t>
+      </w:r>
+      <w:proofErr w:type="spellEnd"/>
+      <w:r>
+        <w:rPr>
+          <w:b/>
+          <w:bCs/>
+        </w:rPr>
+        <w:t xml:space="preserve"> value with the majority Class</w:t>
+      </w:r>
+    </w:p>
+    <w:p>
+      <w:pPr>
+        <w:jc w:val="both"/>
+      </w:pPr>
+      <w:r>
+        <w:t>data['</w:t>
+      </w:r>
+      <w:proofErr w:type="spellStart"/>
+      <w:r>
+        <w:t>self_employed</w:t>
+      </w:r>
+      <w:proofErr w:type="spellEnd"/>
+      <w:proofErr w:type="gramStart"/>
+      <w:r>
+        <w:t>']=</w:t>
+      </w:r>
+      <w:proofErr w:type="gramEnd"/>
+      <w:r>
+        <w:t>data['</w:t>
+      </w:r>
+      <w:proofErr w:type="spellStart"/>
+      <w:r>
+        <w:t>self_employed</w:t>
+      </w:r>
+      <w:proofErr w:type="spellEnd"/>
+      <w:r>
+        <w:t>'</w:t>
+      </w:r>
+      <w:proofErr w:type="gramStart"/>
+      <w:r>
+        <w:t>].</w:t>
+      </w:r>
+      <w:proofErr w:type="spellStart"/>
+      <w:r>
+        <w:t>fillna</w:t>
+      </w:r>
+      <w:proofErr w:type="spellEnd"/>
+      <w:proofErr w:type="gramEnd"/>
+      <w:r>
+        <w:t>('No')</w:t>
       </w:r>
       <w:r>
         <w:br/>
       </w:r>
       <w:r>
-        <w:t>data['self_employed'].value_counts(dropna=False)</w:t>
+        <w:t>data['</w:t>
+      </w:r>
+      <w:proofErr w:type="spellStart"/>
+      <w:r>
+        <w:t>self_employed</w:t>
+      </w:r>
+      <w:proofErr w:type="spellEnd"/>
+      <w:r>
+        <w:t>'].</w:t>
+      </w:r>
+      <w:proofErr w:type="spellStart"/>
+      <w:r>
+        <w:t>value_counts</w:t>
+      </w:r>
+      <w:proofErr w:type="spellEnd"/>
+      <w:r>
+        <w:t>(</w:t>
+      </w:r>
+      <w:proofErr w:type="spellStart"/>
+      <w:r>
+        <w:t>dropna</w:t>
+      </w:r>
+      <w:proofErr w:type="spellEnd"/>
+      <w:r>
+        <w:t>=False)</w:t>
       </w:r>
     </w:p>
     <w:p>
@@ -14451,8 +15244,23 @@
       <w:pPr>
         <w:jc w:val="both"/>
       </w:pPr>
-      <w:r>
-        <w:t>data.isnull().sum()</w:t>
+      <w:proofErr w:type="spellStart"/>
+      <w:proofErr w:type="gramStart"/>
+      <w:r>
+        <w:t>data.isnull</w:t>
+      </w:r>
+      <w:proofErr w:type="spellEnd"/>
+      <w:proofErr w:type="gramEnd"/>
+      <w:r>
+        <w:t>(</w:t>
+      </w:r>
+      <w:proofErr w:type="gramStart"/>
+      <w:r>
+        <w:t>).sum</w:t>
+      </w:r>
+      <w:proofErr w:type="gramEnd"/>
+      <w:r>
+        <w:t>()</w:t>
       </w:r>
     </w:p>
     <w:p>
@@ -14529,15 +15337,54 @@
         <w:jc w:val="both"/>
       </w:pPr>
       <w:r>
-        <w:t>data = data.drop_duplicates()</w:t>
-      </w:r>
-    </w:p>
-    <w:p>
-      <w:pPr>
-        <w:jc w:val="both"/>
-      </w:pPr>
-      <w:r>
-        <w:t>print(data.duplicated().any())</w:t>
+        <w:t xml:space="preserve">data = </w:t>
+      </w:r>
+      <w:proofErr w:type="spellStart"/>
+      <w:proofErr w:type="gramStart"/>
+      <w:r>
+        <w:t>data.drop</w:t>
+      </w:r>
+      <w:proofErr w:type="gramEnd"/>
+      <w:r>
+        <w:t>_</w:t>
+      </w:r>
+      <w:proofErr w:type="gramStart"/>
+      <w:r>
+        <w:t>duplicates</w:t>
+      </w:r>
+      <w:proofErr w:type="spellEnd"/>
+      <w:r>
+        <w:t>(</w:t>
+      </w:r>
+      <w:proofErr w:type="gramEnd"/>
+      <w:r>
+        <w:t>)</w:t>
+      </w:r>
+    </w:p>
+    <w:p>
+      <w:pPr>
+        <w:jc w:val="both"/>
+      </w:pPr>
+      <w:r>
+        <w:t>print(</w:t>
+      </w:r>
+      <w:proofErr w:type="spellStart"/>
+      <w:proofErr w:type="gramStart"/>
+      <w:r>
+        <w:t>data.duplicated</w:t>
+      </w:r>
+      <w:proofErr w:type="spellEnd"/>
+      <w:proofErr w:type="gramEnd"/>
+      <w:r>
+        <w:t>(</w:t>
+      </w:r>
+      <w:proofErr w:type="gramStart"/>
+      <w:r>
+        <w:t>).any</w:t>
+      </w:r>
+      <w:proofErr w:type="gramEnd"/>
+      <w:r>
+        <w:t>())</w:t>
       </w:r>
     </w:p>
     <w:p>
@@ -14561,8 +15408,23 @@
         <w:jc w:val="both"/>
       </w:pPr>
       <w:r>
-        <w:t>from sklearn.preprocessing import LabelEncoder</w:t>
-      </w:r>
+        <w:t xml:space="preserve">from </w:t>
+      </w:r>
+      <w:proofErr w:type="spellStart"/>
+      <w:proofErr w:type="gramStart"/>
+      <w:r>
+        <w:t>sklearn.preprocessing</w:t>
+      </w:r>
+      <w:proofErr w:type="spellEnd"/>
+      <w:proofErr w:type="gramEnd"/>
+      <w:r>
+        <w:t xml:space="preserve"> import </w:t>
+      </w:r>
+      <w:proofErr w:type="spellStart"/>
+      <w:r>
+        <w:t>LabelEncoder</w:t>
+      </w:r>
+      <w:proofErr w:type="spellEnd"/>
     </w:p>
     <w:p>
       <w:pPr>
@@ -14577,95 +15439,380 @@
         <w:jc w:val="both"/>
       </w:pPr>
       <w:r>
-        <w:t>for col in binary_cols:</w:t>
-      </w:r>
-    </w:p>
-    <w:p>
-      <w:pPr>
-        <w:jc w:val="both"/>
-      </w:pPr>
-      <w:r>
-        <w:t xml:space="preserve">    data[col]=LabelEncoder().fit_transform(data[col])</w:t>
-      </w:r>
-    </w:p>
-    <w:p>
-      <w:pPr>
-        <w:jc w:val="both"/>
-      </w:pPr>
-      <w:r>
-        <w:t>data['Days_Indoors']= data['Days_Indoors'].map({'Go out Every day': 0, '1-14 days': 1, '15-30 days': 2, '31-60 days': 3, 'More than 2 months': 4})</w:t>
-      </w:r>
-    </w:p>
-    <w:p>
-      <w:pPr>
-        <w:jc w:val="both"/>
-      </w:pPr>
-      <w:r>
-        <w:t>data['Growing_Stress'] = data['Growing_Stress'].map({'No': 0, 'Maybe': 1, 'Yes': 2})</w:t>
-      </w:r>
-    </w:p>
-    <w:p>
-      <w:pPr>
-        <w:jc w:val="both"/>
-      </w:pPr>
-      <w:r>
-        <w:t>data['Changes_Habits'] = data['Changes_Habits'].map({'No': 0, 'Maybe': 1, 'Yes': 2})</w:t>
-      </w:r>
-    </w:p>
-    <w:p>
-      <w:pPr>
-        <w:jc w:val="both"/>
-      </w:pPr>
-      <w:r>
-        <w:t>data['Mental_Health_History'] = data['Mental_Health_History'].map({'No': 0, 'Maybe': 1, 'Yes': 2})</w:t>
-      </w:r>
-    </w:p>
-    <w:p>
-      <w:pPr>
-        <w:jc w:val="both"/>
-      </w:pPr>
-      <w:r>
-        <w:t>data['Mood_Swings'] = data['Mood_Swings'].map({'Low': 0, 'Medium': 1, 'High': 2})</w:t>
-      </w:r>
-    </w:p>
-    <w:p>
-      <w:pPr>
-        <w:jc w:val="both"/>
-      </w:pPr>
-      <w:r>
-        <w:t>data['Work_Interest'] = data['Work_Interest'].map({'No': 0, 'Maybe': 1, 'Yes': 2})</w:t>
-      </w:r>
-    </w:p>
-    <w:p>
-      <w:pPr>
-        <w:jc w:val="both"/>
-      </w:pPr>
-      <w:r>
-        <w:t>data['Social_Weakness'] = data['Social_Weakness'].map({'No': 0, 'Maybe': 1, 'Yes': 2})</w:t>
-      </w:r>
-    </w:p>
-    <w:p>
-      <w:pPr>
-        <w:jc w:val="both"/>
-      </w:pPr>
-      <w:r>
-        <w:t>data['mental_health_interview'] = data['mental_health_interview'].map({'No': 0, 'Maybe': 1, 'Yes': 2})</w:t>
-      </w:r>
-    </w:p>
-    <w:p>
-      <w:pPr>
-        <w:jc w:val="both"/>
-      </w:pPr>
-      <w:r>
-        <w:t>data['care_options'] = data['care_options'].map({'No': 0, 'Maybe': 1, 'Yes': 2, 'Not sure': 1})</w:t>
-      </w:r>
-    </w:p>
-    <w:p>
-      <w:pPr>
-        <w:jc w:val="both"/>
-      </w:pPr>
-      <w:r>
-        <w:t>data = pd.get_dummies(data, columns=['Country', 'Occupation'], drop_first=True)</w:t>
+        <w:t xml:space="preserve">for col in </w:t>
+      </w:r>
+      <w:proofErr w:type="spellStart"/>
+      <w:r>
+        <w:t>binary_cols</w:t>
+      </w:r>
+      <w:proofErr w:type="spellEnd"/>
+      <w:r>
+        <w:t>:</w:t>
+      </w:r>
+    </w:p>
+    <w:p>
+      <w:pPr>
+        <w:jc w:val="both"/>
+      </w:pPr>
+      <w:r>
+        <w:t xml:space="preserve">    data[col]=</w:t>
+      </w:r>
+      <w:proofErr w:type="spellStart"/>
+      <w:r>
+        <w:t>LabelEncoder</w:t>
+      </w:r>
+      <w:proofErr w:type="spellEnd"/>
+      <w:r>
+        <w:t>(</w:t>
+      </w:r>
+      <w:proofErr w:type="gramStart"/>
+      <w:r>
+        <w:t>).</w:t>
+      </w:r>
+      <w:proofErr w:type="spellStart"/>
+      <w:r>
+        <w:t>fit</w:t>
+      </w:r>
+      <w:proofErr w:type="gramEnd"/>
+      <w:r>
+        <w:t>_transform</w:t>
+      </w:r>
+      <w:proofErr w:type="spellEnd"/>
+      <w:r>
+        <w:t>(data[col])</w:t>
+      </w:r>
+    </w:p>
+    <w:p>
+      <w:pPr>
+        <w:jc w:val="both"/>
+      </w:pPr>
+      <w:r>
+        <w:t>data['</w:t>
+      </w:r>
+      <w:proofErr w:type="spellStart"/>
+      <w:r>
+        <w:t>Days_Indoors</w:t>
+      </w:r>
+      <w:proofErr w:type="spellEnd"/>
+      <w:proofErr w:type="gramStart"/>
+      <w:r>
+        <w:t>']=</w:t>
+      </w:r>
+      <w:proofErr w:type="gramEnd"/>
+      <w:r>
+        <w:t xml:space="preserve"> data['</w:t>
+      </w:r>
+      <w:proofErr w:type="spellStart"/>
+      <w:r>
+        <w:t>Days_Indoors</w:t>
+      </w:r>
+      <w:proofErr w:type="spellEnd"/>
+      <w:r>
+        <w:t>'</w:t>
+      </w:r>
+      <w:proofErr w:type="gramStart"/>
+      <w:r>
+        <w:t>].map</w:t>
+      </w:r>
+      <w:proofErr w:type="gramEnd"/>
+      <w:r>
+        <w:t>({'Go out Every day': 0, '1-14 days': 1, '15-30 days': 2, '31-60 days': 3, 'More than 2 months': 4})</w:t>
+      </w:r>
+    </w:p>
+    <w:p>
+      <w:pPr>
+        <w:jc w:val="both"/>
+      </w:pPr>
+      <w:r>
+        <w:t>data['</w:t>
+      </w:r>
+      <w:proofErr w:type="spellStart"/>
+      <w:r>
+        <w:t>Growing_Stress</w:t>
+      </w:r>
+      <w:proofErr w:type="spellEnd"/>
+      <w:r>
+        <w:t>'] = data['</w:t>
+      </w:r>
+      <w:proofErr w:type="spellStart"/>
+      <w:r>
+        <w:t>Growing_Stress</w:t>
+      </w:r>
+      <w:proofErr w:type="spellEnd"/>
+      <w:r>
+        <w:t>'</w:t>
+      </w:r>
+      <w:proofErr w:type="gramStart"/>
+      <w:r>
+        <w:t>].map</w:t>
+      </w:r>
+      <w:proofErr w:type="gramEnd"/>
+      <w:r>
+        <w:t>({'No': 0, 'Maybe': 1, 'Yes': 2})</w:t>
+      </w:r>
+    </w:p>
+    <w:p>
+      <w:pPr>
+        <w:jc w:val="both"/>
+      </w:pPr>
+      <w:r>
+        <w:t>data['</w:t>
+      </w:r>
+      <w:proofErr w:type="spellStart"/>
+      <w:r>
+        <w:t>Changes_Habits</w:t>
+      </w:r>
+      <w:proofErr w:type="spellEnd"/>
+      <w:r>
+        <w:t>'] = data['</w:t>
+      </w:r>
+      <w:proofErr w:type="spellStart"/>
+      <w:r>
+        <w:t>Changes_Habits</w:t>
+      </w:r>
+      <w:proofErr w:type="spellEnd"/>
+      <w:r>
+        <w:t>'</w:t>
+      </w:r>
+      <w:proofErr w:type="gramStart"/>
+      <w:r>
+        <w:t>].map</w:t>
+      </w:r>
+      <w:proofErr w:type="gramEnd"/>
+      <w:r>
+        <w:t>({'No': 0, 'Maybe': 1, 'Yes': 2})</w:t>
+      </w:r>
+    </w:p>
+    <w:p>
+      <w:pPr>
+        <w:jc w:val="both"/>
+      </w:pPr>
+      <w:r>
+        <w:t>data['</w:t>
+      </w:r>
+      <w:proofErr w:type="spellStart"/>
+      <w:r>
+        <w:t>Mental_Health_History</w:t>
+      </w:r>
+      <w:proofErr w:type="spellEnd"/>
+      <w:r>
+        <w:t>'] = data['</w:t>
+      </w:r>
+      <w:proofErr w:type="spellStart"/>
+      <w:r>
+        <w:t>Mental_Health_History</w:t>
+      </w:r>
+      <w:proofErr w:type="spellEnd"/>
+      <w:r>
+        <w:t>'</w:t>
+      </w:r>
+      <w:proofErr w:type="gramStart"/>
+      <w:r>
+        <w:t>].map</w:t>
+      </w:r>
+      <w:proofErr w:type="gramEnd"/>
+      <w:r>
+        <w:t>({'No': 0, 'Maybe': 1, 'Yes': 2})</w:t>
+      </w:r>
+    </w:p>
+    <w:p>
+      <w:pPr>
+        <w:jc w:val="both"/>
+      </w:pPr>
+      <w:r>
+        <w:t>data['</w:t>
+      </w:r>
+      <w:proofErr w:type="spellStart"/>
+      <w:r>
+        <w:t>Mood_Swings</w:t>
+      </w:r>
+      <w:proofErr w:type="spellEnd"/>
+      <w:r>
+        <w:t>'] = data['</w:t>
+      </w:r>
+      <w:proofErr w:type="spellStart"/>
+      <w:r>
+        <w:t>Mood_Swings</w:t>
+      </w:r>
+      <w:proofErr w:type="spellEnd"/>
+      <w:r>
+        <w:t>'</w:t>
+      </w:r>
+      <w:proofErr w:type="gramStart"/>
+      <w:r>
+        <w:t>].map</w:t>
+      </w:r>
+      <w:proofErr w:type="gramEnd"/>
+      <w:r>
+        <w:t>({'Low': 0, 'Medium': 1, 'High': 2})</w:t>
+      </w:r>
+    </w:p>
+    <w:p>
+      <w:pPr>
+        <w:jc w:val="both"/>
+      </w:pPr>
+      <w:r>
+        <w:t>data['</w:t>
+      </w:r>
+      <w:proofErr w:type="spellStart"/>
+      <w:r>
+        <w:t>Work_Interest</w:t>
+      </w:r>
+      <w:proofErr w:type="spellEnd"/>
+      <w:r>
+        <w:t>'] = data['</w:t>
+      </w:r>
+      <w:proofErr w:type="spellStart"/>
+      <w:r>
+        <w:t>Work_Interest</w:t>
+      </w:r>
+      <w:proofErr w:type="spellEnd"/>
+      <w:r>
+        <w:t>'</w:t>
+      </w:r>
+      <w:proofErr w:type="gramStart"/>
+      <w:r>
+        <w:t>].map</w:t>
+      </w:r>
+      <w:proofErr w:type="gramEnd"/>
+      <w:r>
+        <w:t>({'No': 0, 'Maybe': 1, 'Yes': 2})</w:t>
+      </w:r>
+    </w:p>
+    <w:p>
+      <w:pPr>
+        <w:jc w:val="both"/>
+      </w:pPr>
+      <w:r>
+        <w:t>data['</w:t>
+      </w:r>
+      <w:proofErr w:type="spellStart"/>
+      <w:r>
+        <w:t>Social_Weakness</w:t>
+      </w:r>
+      <w:proofErr w:type="spellEnd"/>
+      <w:r>
+        <w:t>'] = data['</w:t>
+      </w:r>
+      <w:proofErr w:type="spellStart"/>
+      <w:r>
+        <w:t>Social_Weakness</w:t>
+      </w:r>
+      <w:proofErr w:type="spellEnd"/>
+      <w:r>
+        <w:t>'</w:t>
+      </w:r>
+      <w:proofErr w:type="gramStart"/>
+      <w:r>
+        <w:t>].map</w:t>
+      </w:r>
+      <w:proofErr w:type="gramEnd"/>
+      <w:r>
+        <w:t>({'No': 0, 'Maybe': 1, 'Yes': 2})</w:t>
+      </w:r>
+    </w:p>
+    <w:p>
+      <w:pPr>
+        <w:jc w:val="both"/>
+      </w:pPr>
+      <w:r>
+        <w:t>data['</w:t>
+      </w:r>
+      <w:proofErr w:type="spellStart"/>
+      <w:r>
+        <w:t>mental_health_interview</w:t>
+      </w:r>
+      <w:proofErr w:type="spellEnd"/>
+      <w:r>
+        <w:t>'] = data['</w:t>
+      </w:r>
+      <w:proofErr w:type="spellStart"/>
+      <w:r>
+        <w:t>mental_health_interview</w:t>
+      </w:r>
+      <w:proofErr w:type="spellEnd"/>
+      <w:r>
+        <w:t>'</w:t>
+      </w:r>
+      <w:proofErr w:type="gramStart"/>
+      <w:r>
+        <w:t>].map</w:t>
+      </w:r>
+      <w:proofErr w:type="gramEnd"/>
+      <w:r>
+        <w:t>({'No': 0, 'Maybe': 1, 'Yes': 2})</w:t>
+      </w:r>
+    </w:p>
+    <w:p>
+      <w:pPr>
+        <w:jc w:val="both"/>
+      </w:pPr>
+      <w:r>
+        <w:t>data['</w:t>
+      </w:r>
+      <w:proofErr w:type="spellStart"/>
+      <w:r>
+        <w:t>care_options</w:t>
+      </w:r>
+      <w:proofErr w:type="spellEnd"/>
+      <w:r>
+        <w:t>'] = data['</w:t>
+      </w:r>
+      <w:proofErr w:type="spellStart"/>
+      <w:r>
+        <w:t>care_options</w:t>
+      </w:r>
+      <w:proofErr w:type="spellEnd"/>
+      <w:r>
+        <w:t>'</w:t>
+      </w:r>
+      <w:proofErr w:type="gramStart"/>
+      <w:r>
+        <w:t>].map</w:t>
+      </w:r>
+      <w:proofErr w:type="gramEnd"/>
+      <w:r>
+        <w:t>({'No': 0, 'Maybe': 1, 'Yes': 2, 'Not sure': 1})</w:t>
+      </w:r>
+    </w:p>
+    <w:p>
+      <w:pPr>
+        <w:jc w:val="both"/>
+      </w:pPr>
+      <w:r>
+        <w:t xml:space="preserve">data = </w:t>
+      </w:r>
+      <w:proofErr w:type="spellStart"/>
+      <w:r>
+        <w:t>pd.get_</w:t>
+      </w:r>
+      <w:proofErr w:type="gramStart"/>
+      <w:r>
+        <w:t>dummies</w:t>
+      </w:r>
+      <w:proofErr w:type="spellEnd"/>
+      <w:r>
+        <w:t>(</w:t>
+      </w:r>
+      <w:proofErr w:type="gramEnd"/>
+      <w:r>
+        <w:t>data, columns</w:t>
+      </w:r>
+      <w:proofErr w:type="gramStart"/>
+      <w:r>
+        <w:t>=[</w:t>
+      </w:r>
+      <w:proofErr w:type="gramEnd"/>
+      <w:r>
+        <w:t xml:space="preserve">'Country', 'Occupation'], </w:t>
+      </w:r>
+      <w:proofErr w:type="spellStart"/>
+      <w:r>
+        <w:t>drop_first</w:t>
+      </w:r>
+      <w:proofErr w:type="spellEnd"/>
+      <w:r>
+        <w:t>=True)</w:t>
       </w:r>
     </w:p>
     <w:p>
@@ -14749,7 +15896,17 @@
         <w:jc w:val="both"/>
       </w:pPr>
       <w:r>
-        <w:t>data=data.drop(columns=['Timestamp'])</w:t>
+        <w:t>data=</w:t>
+      </w:r>
+      <w:proofErr w:type="spellStart"/>
+      <w:proofErr w:type="gramStart"/>
+      <w:r>
+        <w:t>data.drop</w:t>
+      </w:r>
+      <w:proofErr w:type="spellEnd"/>
+      <w:proofErr w:type="gramEnd"/>
+      <w:r>
+        <w:t>(columns=['Timestamp'])</w:t>
       </w:r>
     </w:p>
     <w:p>
@@ -14819,7 +15976,23 @@
           <w:b/>
           <w:bCs/>
         </w:rPr>
-        <w:t>efining the Risk_Level column with Appropriate Logic</w:t>
+        <w:t xml:space="preserve">efining the </w:t>
+      </w:r>
+      <w:proofErr w:type="spellStart"/>
+      <w:r>
+        <w:rPr>
+          <w:b/>
+          <w:bCs/>
+        </w:rPr>
+        <w:t>Risk_Level</w:t>
+      </w:r>
+      <w:proofErr w:type="spellEnd"/>
+      <w:r>
+        <w:rPr>
+          <w:b/>
+          <w:bCs/>
+        </w:rPr>
+        <w:t xml:space="preserve"> column with Appropriate Logic</w:t>
       </w:r>
       <w:r>
         <w:rPr>
@@ -14834,7 +16007,15 @@
         <w:jc w:val="both"/>
       </w:pPr>
       <w:r>
-        <w:t>def define_risk(row):</w:t>
+        <w:t xml:space="preserve">def </w:t>
+      </w:r>
+      <w:proofErr w:type="spellStart"/>
+      <w:r>
+        <w:t>define_risk</w:t>
+      </w:r>
+      <w:proofErr w:type="spellEnd"/>
+      <w:r>
+        <w:t>(row):</w:t>
       </w:r>
     </w:p>
     <w:p>
@@ -14850,7 +16031,23 @@
         <w:jc w:val="both"/>
       </w:pPr>
       <w:r>
-        <w:t xml:space="preserve">        (row['Mental_Health_History'] == 'Yes' and row['Mood_Swings'] == 'High')):</w:t>
+        <w:t xml:space="preserve">        (row['</w:t>
+      </w:r>
+      <w:proofErr w:type="spellStart"/>
+      <w:r>
+        <w:t>Mental_Health_History</w:t>
+      </w:r>
+      <w:proofErr w:type="spellEnd"/>
+      <w:r>
+        <w:t>'] == 'Yes' and row['</w:t>
+      </w:r>
+      <w:proofErr w:type="spellStart"/>
+      <w:r>
+        <w:t>Mood_Swings</w:t>
+      </w:r>
+      <w:proofErr w:type="spellEnd"/>
+      <w:r>
+        <w:t>'] == 'High')):</w:t>
       </w:r>
     </w:p>
     <w:p>
@@ -14874,15 +16071,31 @@
         <w:jc w:val="both"/>
       </w:pPr>
       <w:r>
-        <w:t xml:space="preserve">        row['Mental_Health_History'] == 'No' and</w:t>
-      </w:r>
-    </w:p>
-    <w:p>
-      <w:pPr>
-        <w:jc w:val="both"/>
-      </w:pPr>
-      <w:r>
-        <w:t xml:space="preserve">        row['Mood_Swings'] == 'Low'):</w:t>
+        <w:t xml:space="preserve">        row['</w:t>
+      </w:r>
+      <w:proofErr w:type="spellStart"/>
+      <w:r>
+        <w:t>Mental_Health_History</w:t>
+      </w:r>
+      <w:proofErr w:type="spellEnd"/>
+      <w:r>
+        <w:t>'] == 'No' and</w:t>
+      </w:r>
+    </w:p>
+    <w:p>
+      <w:pPr>
+        <w:jc w:val="both"/>
+      </w:pPr>
+      <w:r>
+        <w:t xml:space="preserve">        row['</w:t>
+      </w:r>
+      <w:proofErr w:type="spellStart"/>
+      <w:r>
+        <w:t>Mood_Swings</w:t>
+      </w:r>
+      <w:proofErr w:type="spellEnd"/>
+      <w:r>
+        <w:t>'] == 'Low'):</w:t>
       </w:r>
     </w:p>
     <w:p>
@@ -14906,15 +16119,65 @@
         <w:jc w:val="both"/>
       </w:pPr>
       <w:r>
-        <w:t>data['Risk_Level'] = data.apply(define_risk, axis=1)</w:t>
-      </w:r>
-    </w:p>
-    <w:p>
-      <w:pPr>
-        <w:jc w:val="both"/>
-      </w:pPr>
-      <w:r>
-        <w:t>print(data['Risk_Level'].value_counts())</w:t>
+        <w:t>data['</w:t>
+      </w:r>
+      <w:proofErr w:type="spellStart"/>
+      <w:r>
+        <w:t>Risk_Level</w:t>
+      </w:r>
+      <w:proofErr w:type="spellEnd"/>
+      <w:r>
+        <w:t xml:space="preserve">'] = </w:t>
+      </w:r>
+      <w:proofErr w:type="spellStart"/>
+      <w:proofErr w:type="gramStart"/>
+      <w:r>
+        <w:t>data.apply</w:t>
+      </w:r>
+      <w:proofErr w:type="spellEnd"/>
+      <w:proofErr w:type="gramEnd"/>
+      <w:r>
+        <w:t>(</w:t>
+      </w:r>
+      <w:proofErr w:type="spellStart"/>
+      <w:r>
+        <w:t>define_risk</w:t>
+      </w:r>
+      <w:proofErr w:type="spellEnd"/>
+      <w:r>
+        <w:t>, axis=1)</w:t>
+      </w:r>
+    </w:p>
+    <w:p>
+      <w:pPr>
+        <w:jc w:val="both"/>
+      </w:pPr>
+      <w:r>
+        <w:t>print(data['</w:t>
+      </w:r>
+      <w:proofErr w:type="spellStart"/>
+      <w:r>
+        <w:t>Risk_Level</w:t>
+      </w:r>
+      <w:proofErr w:type="spellEnd"/>
+      <w:r>
+        <w:t>'].</w:t>
+      </w:r>
+      <w:proofErr w:type="spellStart"/>
+      <w:r>
+        <w:t>value_</w:t>
+      </w:r>
+      <w:proofErr w:type="gramStart"/>
+      <w:r>
+        <w:t>counts</w:t>
+      </w:r>
+      <w:proofErr w:type="spellEnd"/>
+      <w:r>
+        <w:t>(</w:t>
+      </w:r>
+      <w:proofErr w:type="gramEnd"/>
+      <w:r>
+        <w:t>))</w:t>
       </w:r>
     </w:p>
     <w:p>
@@ -14982,40 +16245,107 @@
       <w:pPr>
         <w:jc w:val="both"/>
       </w:pPr>
-      <w:r>
-        <w:t>majority_count = y_train.value_counts()['High']</w:t>
-      </w:r>
-    </w:p>
-    <w:p>
-      <w:pPr>
-        <w:jc w:val="both"/>
-      </w:pPr>
-      <w:r>
-        <w:t>low_count = y_train.value_counts()['Low']</w:t>
-      </w:r>
-    </w:p>
-    <w:p>
-      <w:pPr>
-        <w:jc w:val="both"/>
-      </w:pPr>
-      <w:r>
-        <w:t>medium_count = y_train.value_counts()['Medium']</w:t>
-      </w:r>
-    </w:p>
-    <w:p>
-      <w:pPr>
-        <w:jc w:val="both"/>
-      </w:pPr>
-      <w:r>
-        <w:t>sampling_strategy = {</w:t>
-      </w:r>
-    </w:p>
-    <w:p>
-      <w:pPr>
-        <w:jc w:val="both"/>
-      </w:pPr>
-      <w:r>
-        <w:t xml:space="preserve">    'Low': low_count * 4,     </w:t>
+      <w:proofErr w:type="spellStart"/>
+      <w:r>
+        <w:t>majority_count</w:t>
+      </w:r>
+      <w:proofErr w:type="spellEnd"/>
+      <w:r>
+        <w:t xml:space="preserve"> = </w:t>
+      </w:r>
+      <w:proofErr w:type="spellStart"/>
+      <w:r>
+        <w:t>y_train.value_counts</w:t>
+      </w:r>
+      <w:proofErr w:type="spellEnd"/>
+      <w:proofErr w:type="gramStart"/>
+      <w:r>
+        <w:t>()[</w:t>
+      </w:r>
+      <w:proofErr w:type="gramEnd"/>
+      <w:r>
+        <w:t>'High']</w:t>
+      </w:r>
+    </w:p>
+    <w:p>
+      <w:pPr>
+        <w:jc w:val="both"/>
+      </w:pPr>
+      <w:proofErr w:type="spellStart"/>
+      <w:r>
+        <w:t>low_count</w:t>
+      </w:r>
+      <w:proofErr w:type="spellEnd"/>
+      <w:r>
+        <w:t xml:space="preserve"> = </w:t>
+      </w:r>
+      <w:proofErr w:type="spellStart"/>
+      <w:r>
+        <w:t>y_train.value_counts</w:t>
+      </w:r>
+      <w:proofErr w:type="spellEnd"/>
+      <w:proofErr w:type="gramStart"/>
+      <w:r>
+        <w:t>()[</w:t>
+      </w:r>
+      <w:proofErr w:type="gramEnd"/>
+      <w:r>
+        <w:t>'Low']</w:t>
+      </w:r>
+    </w:p>
+    <w:p>
+      <w:pPr>
+        <w:jc w:val="both"/>
+      </w:pPr>
+      <w:proofErr w:type="spellStart"/>
+      <w:r>
+        <w:t>medium_count</w:t>
+      </w:r>
+      <w:proofErr w:type="spellEnd"/>
+      <w:r>
+        <w:t xml:space="preserve"> = </w:t>
+      </w:r>
+      <w:proofErr w:type="spellStart"/>
+      <w:r>
+        <w:t>y_train.value_counts</w:t>
+      </w:r>
+      <w:proofErr w:type="spellEnd"/>
+      <w:proofErr w:type="gramStart"/>
+      <w:r>
+        <w:t>()[</w:t>
+      </w:r>
+      <w:proofErr w:type="gramEnd"/>
+      <w:r>
+        <w:t>'Medium']</w:t>
+      </w:r>
+    </w:p>
+    <w:p>
+      <w:pPr>
+        <w:jc w:val="both"/>
+      </w:pPr>
+      <w:proofErr w:type="spellStart"/>
+      <w:r>
+        <w:t>sampling_strategy</w:t>
+      </w:r>
+      <w:proofErr w:type="spellEnd"/>
+      <w:r>
+        <w:t xml:space="preserve"> = {</w:t>
+      </w:r>
+    </w:p>
+    <w:p>
+      <w:pPr>
+        <w:jc w:val="both"/>
+      </w:pPr>
+      <w:r>
+        <w:t xml:space="preserve">    'Low': </w:t>
+      </w:r>
+      <w:proofErr w:type="spellStart"/>
+      <w:r>
+        <w:t>low_count</w:t>
+      </w:r>
+      <w:proofErr w:type="spellEnd"/>
+      <w:r>
+        <w:t xml:space="preserve"> * 4,     </w:t>
       </w:r>
     </w:p>
     <w:p>
@@ -15024,7 +16354,28 @@
       </w:pPr>
       <w:r>
         <w:lastRenderedPageBreak/>
-        <w:t xml:space="preserve">    'Medium': max(500, y_train.value_counts()['Medium'] * 2)     </w:t>
+        <w:t xml:space="preserve">    'Medium': </w:t>
+      </w:r>
+      <w:proofErr w:type="gramStart"/>
+      <w:r>
+        <w:t>max(</w:t>
+      </w:r>
+      <w:proofErr w:type="gramEnd"/>
+      <w:r>
+        <w:t xml:space="preserve">500, </w:t>
+      </w:r>
+      <w:proofErr w:type="spellStart"/>
+      <w:r>
+        <w:t>y_train.value_counts</w:t>
+      </w:r>
+      <w:proofErr w:type="spellEnd"/>
+      <w:proofErr w:type="gramStart"/>
+      <w:r>
+        <w:t>()[</w:t>
+      </w:r>
+      <w:proofErr w:type="gramEnd"/>
+      <w:r>
+        <w:t xml:space="preserve">'Medium'] * 2)     </w:t>
       </w:r>
     </w:p>
     <w:p>
@@ -15040,7 +16391,36 @@
         <w:jc w:val="both"/>
       </w:pPr>
       <w:r>
-        <w:t>smote = SMOTE(sampling_strategy=sampling_strategy, random_state=42)</w:t>
+        <w:t xml:space="preserve">smote = </w:t>
+      </w:r>
+      <w:proofErr w:type="gramStart"/>
+      <w:r>
+        <w:t>SMOTE(</w:t>
+      </w:r>
+      <w:proofErr w:type="spellStart"/>
+      <w:proofErr w:type="gramEnd"/>
+      <w:r>
+        <w:t>sampling_strategy</w:t>
+      </w:r>
+      <w:proofErr w:type="spellEnd"/>
+      <w:r>
+        <w:t>=</w:t>
+      </w:r>
+      <w:proofErr w:type="spellStart"/>
+      <w:r>
+        <w:t>sampling_strategy</w:t>
+      </w:r>
+      <w:proofErr w:type="spellEnd"/>
+      <w:r>
+        <w:t xml:space="preserve">, </w:t>
+      </w:r>
+      <w:proofErr w:type="spellStart"/>
+      <w:r>
+        <w:t>random_state</w:t>
+      </w:r>
+      <w:proofErr w:type="spellEnd"/>
+      <w:r>
+        <w:t>=42)</w:t>
       </w:r>
     </w:p>
     <w:p>
@@ -15201,103 +16581,371 @@
         <w:jc w:val="both"/>
       </w:pPr>
       <w:r>
-        <w:t>from sklearn.model_selection import train_test_split</w:t>
-      </w:r>
-    </w:p>
-    <w:p>
-      <w:pPr>
-        <w:jc w:val="both"/>
-      </w:pPr>
-      <w:r>
-        <w:t>from sklearn.ensemble import RandomForestClassifier</w:t>
-      </w:r>
-    </w:p>
-    <w:p>
-      <w:pPr>
-        <w:jc w:val="both"/>
-      </w:pPr>
-      <w:r>
-        <w:t>from sklearn.metrics import classification_report, confusion_matrix</w:t>
-      </w:r>
-    </w:p>
-    <w:p>
-      <w:pPr>
-        <w:jc w:val="both"/>
-      </w:pPr>
-      <w:r>
-        <w:t>from imblearn.over_sampling import SMOTE</w:t>
-      </w:r>
-    </w:p>
-    <w:p>
-      <w:pPr>
-        <w:jc w:val="both"/>
-      </w:pPr>
-      <w:r>
-        <w:t>X = data.drop(columns=['Risk_Level', 'treatment', 'Mental_Health_History', 'Mood_Swings'])</w:t>
-      </w:r>
-    </w:p>
-    <w:p>
-      <w:pPr>
-        <w:jc w:val="both"/>
-      </w:pPr>
-      <w:r>
-        <w:t>y = data['Risk_Level']</w:t>
-      </w:r>
-    </w:p>
-    <w:p>
-      <w:pPr>
-        <w:jc w:val="both"/>
-      </w:pPr>
-      <w:r>
-        <w:t>X_train, X_test, y_train, y_test = train_test_split(X, y, test_size=0.3, random_state=42, stratify=y)</w:t>
-      </w:r>
-    </w:p>
-    <w:p>
-      <w:pPr>
-        <w:jc w:val="both"/>
-      </w:pPr>
-      <w:r>
-        <w:t>majority_count = y_train.value_counts()['High']</w:t>
-      </w:r>
-    </w:p>
-    <w:p>
-      <w:pPr>
-        <w:jc w:val="both"/>
-      </w:pPr>
-      <w:r>
-        <w:t>low_count = y_train.value_counts()['Low']</w:t>
-      </w:r>
-    </w:p>
-    <w:p>
-      <w:pPr>
-        <w:jc w:val="both"/>
-      </w:pPr>
-      <w:r>
-        <w:t>medium_count = y_train.value_counts()['Medium']</w:t>
-      </w:r>
-    </w:p>
-    <w:p>
-      <w:pPr>
-        <w:jc w:val="both"/>
-      </w:pPr>
-      <w:r>
-        <w:t>sampling_strategy = {</w:t>
-      </w:r>
-    </w:p>
-    <w:p>
-      <w:pPr>
-        <w:jc w:val="both"/>
-      </w:pPr>
-      <w:r>
-        <w:t xml:space="preserve">    'Low': low_count * 4,     </w:t>
-      </w:r>
-    </w:p>
-    <w:p>
-      <w:pPr>
-        <w:jc w:val="both"/>
-      </w:pPr>
-      <w:r>
-        <w:t xml:space="preserve">    'Medium': max(500, y_train.value_counts()['Medium'] * 2)   </w:t>
+        <w:t xml:space="preserve">from </w:t>
+      </w:r>
+      <w:proofErr w:type="spellStart"/>
+      <w:proofErr w:type="gramStart"/>
+      <w:r>
+        <w:t>sklearn.model</w:t>
+      </w:r>
+      <w:proofErr w:type="gramEnd"/>
+      <w:r>
+        <w:t>_selection</w:t>
+      </w:r>
+      <w:proofErr w:type="spellEnd"/>
+      <w:r>
+        <w:t xml:space="preserve"> import </w:t>
+      </w:r>
+      <w:proofErr w:type="spellStart"/>
+      <w:r>
+        <w:t>train_test_split</w:t>
+      </w:r>
+      <w:proofErr w:type="spellEnd"/>
+    </w:p>
+    <w:p>
+      <w:pPr>
+        <w:jc w:val="both"/>
+      </w:pPr>
+      <w:r>
+        <w:t xml:space="preserve">from </w:t>
+      </w:r>
+      <w:proofErr w:type="spellStart"/>
+      <w:proofErr w:type="gramStart"/>
+      <w:r>
+        <w:t>sklearn.ensemble</w:t>
+      </w:r>
+      <w:proofErr w:type="spellEnd"/>
+      <w:proofErr w:type="gramEnd"/>
+      <w:r>
+        <w:t xml:space="preserve"> import </w:t>
+      </w:r>
+      <w:proofErr w:type="spellStart"/>
+      <w:r>
+        <w:t>RandomForestClassifier</w:t>
+      </w:r>
+      <w:proofErr w:type="spellEnd"/>
+    </w:p>
+    <w:p>
+      <w:pPr>
+        <w:jc w:val="both"/>
+      </w:pPr>
+      <w:r>
+        <w:t xml:space="preserve">from </w:t>
+      </w:r>
+      <w:proofErr w:type="spellStart"/>
+      <w:proofErr w:type="gramStart"/>
+      <w:r>
+        <w:t>sklearn.metrics</w:t>
+      </w:r>
+      <w:proofErr w:type="spellEnd"/>
+      <w:proofErr w:type="gramEnd"/>
+      <w:r>
+        <w:t xml:space="preserve"> import </w:t>
+      </w:r>
+      <w:proofErr w:type="spellStart"/>
+      <w:r>
+        <w:t>classification_report</w:t>
+      </w:r>
+      <w:proofErr w:type="spellEnd"/>
+      <w:r>
+        <w:t xml:space="preserve">, </w:t>
+      </w:r>
+      <w:proofErr w:type="spellStart"/>
+      <w:r>
+        <w:t>confusion_matrix</w:t>
+      </w:r>
+      <w:proofErr w:type="spellEnd"/>
+    </w:p>
+    <w:p>
+      <w:pPr>
+        <w:jc w:val="both"/>
+      </w:pPr>
+      <w:r>
+        <w:t xml:space="preserve">from </w:t>
+      </w:r>
+      <w:proofErr w:type="spellStart"/>
+      <w:proofErr w:type="gramStart"/>
+      <w:r>
+        <w:t>imblearn.over</w:t>
+      </w:r>
+      <w:proofErr w:type="gramEnd"/>
+      <w:r>
+        <w:t>_sampling</w:t>
+      </w:r>
+      <w:proofErr w:type="spellEnd"/>
+      <w:r>
+        <w:t xml:space="preserve"> import SMOTE</w:t>
+      </w:r>
+    </w:p>
+    <w:p>
+      <w:pPr>
+        <w:jc w:val="both"/>
+      </w:pPr>
+      <w:r>
+        <w:t xml:space="preserve">X = </w:t>
+      </w:r>
+      <w:proofErr w:type="spellStart"/>
+      <w:proofErr w:type="gramStart"/>
+      <w:r>
+        <w:t>data.drop</w:t>
+      </w:r>
+      <w:proofErr w:type="spellEnd"/>
+      <w:proofErr w:type="gramEnd"/>
+      <w:r>
+        <w:t>(columns</w:t>
+      </w:r>
+      <w:proofErr w:type="gramStart"/>
+      <w:r>
+        <w:t>=[</w:t>
+      </w:r>
+      <w:proofErr w:type="gramEnd"/>
+      <w:r>
+        <w:t>'</w:t>
+      </w:r>
+      <w:proofErr w:type="spellStart"/>
+      <w:r>
+        <w:t>Risk_Level</w:t>
+      </w:r>
+      <w:proofErr w:type="spellEnd"/>
+      <w:r>
+        <w:t>', 'treatment', '</w:t>
+      </w:r>
+      <w:proofErr w:type="spellStart"/>
+      <w:r>
+        <w:t>Mental_Health_History</w:t>
+      </w:r>
+      <w:proofErr w:type="spellEnd"/>
+      <w:r>
+        <w:t>', '</w:t>
+      </w:r>
+      <w:proofErr w:type="spellStart"/>
+      <w:r>
+        <w:t>Mood_Swings</w:t>
+      </w:r>
+      <w:proofErr w:type="spellEnd"/>
+      <w:r>
+        <w:t>'])</w:t>
+      </w:r>
+    </w:p>
+    <w:p>
+      <w:pPr>
+        <w:jc w:val="both"/>
+      </w:pPr>
+      <w:r>
+        <w:t>y = data['</w:t>
+      </w:r>
+      <w:proofErr w:type="spellStart"/>
+      <w:r>
+        <w:t>Risk_Level</w:t>
+      </w:r>
+      <w:proofErr w:type="spellEnd"/>
+      <w:r>
+        <w:t>']</w:t>
+      </w:r>
+    </w:p>
+    <w:p>
+      <w:pPr>
+        <w:jc w:val="both"/>
+      </w:pPr>
+      <w:proofErr w:type="spellStart"/>
+      <w:r>
+        <w:t>X_train</w:t>
+      </w:r>
+      <w:proofErr w:type="spellEnd"/>
+      <w:r>
+        <w:t xml:space="preserve">, </w:t>
+      </w:r>
+      <w:proofErr w:type="spellStart"/>
+      <w:r>
+        <w:t>X_test</w:t>
+      </w:r>
+      <w:proofErr w:type="spellEnd"/>
+      <w:r>
+        <w:t xml:space="preserve">, </w:t>
+      </w:r>
+      <w:proofErr w:type="spellStart"/>
+      <w:r>
+        <w:t>y_train</w:t>
+      </w:r>
+      <w:proofErr w:type="spellEnd"/>
+      <w:r>
+        <w:t xml:space="preserve">, </w:t>
+      </w:r>
+      <w:proofErr w:type="spellStart"/>
+      <w:r>
+        <w:t>y_test</w:t>
+      </w:r>
+      <w:proofErr w:type="spellEnd"/>
+      <w:r>
+        <w:t xml:space="preserve"> = </w:t>
+      </w:r>
+      <w:proofErr w:type="spellStart"/>
+      <w:r>
+        <w:t>train_test_</w:t>
+      </w:r>
+      <w:proofErr w:type="gramStart"/>
+      <w:r>
+        <w:t>split</w:t>
+      </w:r>
+      <w:proofErr w:type="spellEnd"/>
+      <w:r>
+        <w:t>(</w:t>
+      </w:r>
+      <w:proofErr w:type="gramEnd"/>
+      <w:r>
+        <w:t xml:space="preserve">X, y, </w:t>
+      </w:r>
+      <w:proofErr w:type="spellStart"/>
+      <w:r>
+        <w:t>test_size</w:t>
+      </w:r>
+      <w:proofErr w:type="spellEnd"/>
+      <w:r>
+        <w:t xml:space="preserve">=0.3, </w:t>
+      </w:r>
+      <w:proofErr w:type="spellStart"/>
+      <w:r>
+        <w:t>random_state</w:t>
+      </w:r>
+      <w:proofErr w:type="spellEnd"/>
+      <w:r>
+        <w:t>=42, stratify=y)</w:t>
+      </w:r>
+    </w:p>
+    <w:p>
+      <w:pPr>
+        <w:jc w:val="both"/>
+      </w:pPr>
+      <w:proofErr w:type="spellStart"/>
+      <w:r>
+        <w:t>majority_count</w:t>
+      </w:r>
+      <w:proofErr w:type="spellEnd"/>
+      <w:r>
+        <w:t xml:space="preserve"> = </w:t>
+      </w:r>
+      <w:proofErr w:type="spellStart"/>
+      <w:r>
+        <w:t>y_train.value_counts</w:t>
+      </w:r>
+      <w:proofErr w:type="spellEnd"/>
+      <w:proofErr w:type="gramStart"/>
+      <w:r>
+        <w:t>()[</w:t>
+      </w:r>
+      <w:proofErr w:type="gramEnd"/>
+      <w:r>
+        <w:t>'High']</w:t>
+      </w:r>
+    </w:p>
+    <w:p>
+      <w:pPr>
+        <w:jc w:val="both"/>
+      </w:pPr>
+      <w:proofErr w:type="spellStart"/>
+      <w:r>
+        <w:t>low_count</w:t>
+      </w:r>
+      <w:proofErr w:type="spellEnd"/>
+      <w:r>
+        <w:t xml:space="preserve"> = </w:t>
+      </w:r>
+      <w:proofErr w:type="spellStart"/>
+      <w:r>
+        <w:t>y_train.value_counts</w:t>
+      </w:r>
+      <w:proofErr w:type="spellEnd"/>
+      <w:proofErr w:type="gramStart"/>
+      <w:r>
+        <w:t>()[</w:t>
+      </w:r>
+      <w:proofErr w:type="gramEnd"/>
+      <w:r>
+        <w:t>'Low']</w:t>
+      </w:r>
+    </w:p>
+    <w:p>
+      <w:pPr>
+        <w:jc w:val="both"/>
+      </w:pPr>
+      <w:proofErr w:type="spellStart"/>
+      <w:r>
+        <w:t>medium_count</w:t>
+      </w:r>
+      <w:proofErr w:type="spellEnd"/>
+      <w:r>
+        <w:t xml:space="preserve"> = </w:t>
+      </w:r>
+      <w:proofErr w:type="spellStart"/>
+      <w:r>
+        <w:t>y_train.value_counts</w:t>
+      </w:r>
+      <w:proofErr w:type="spellEnd"/>
+      <w:proofErr w:type="gramStart"/>
+      <w:r>
+        <w:t>()[</w:t>
+      </w:r>
+      <w:proofErr w:type="gramEnd"/>
+      <w:r>
+        <w:t>'Medium']</w:t>
+      </w:r>
+    </w:p>
+    <w:p>
+      <w:pPr>
+        <w:jc w:val="both"/>
+      </w:pPr>
+      <w:proofErr w:type="spellStart"/>
+      <w:r>
+        <w:t>sampling_strategy</w:t>
+      </w:r>
+      <w:proofErr w:type="spellEnd"/>
+      <w:r>
+        <w:t xml:space="preserve"> = {</w:t>
+      </w:r>
+    </w:p>
+    <w:p>
+      <w:pPr>
+        <w:jc w:val="both"/>
+      </w:pPr>
+      <w:r>
+        <w:t xml:space="preserve">    'Low': </w:t>
+      </w:r>
+      <w:proofErr w:type="spellStart"/>
+      <w:r>
+        <w:t>low_count</w:t>
+      </w:r>
+      <w:proofErr w:type="spellEnd"/>
+      <w:r>
+        <w:t xml:space="preserve"> * 4,     </w:t>
+      </w:r>
+    </w:p>
+    <w:p>
+      <w:pPr>
+        <w:jc w:val="both"/>
+      </w:pPr>
+      <w:r>
+        <w:t xml:space="preserve">    'Medium': </w:t>
+      </w:r>
+      <w:proofErr w:type="gramStart"/>
+      <w:r>
+        <w:t>max(</w:t>
+      </w:r>
+      <w:proofErr w:type="gramEnd"/>
+      <w:r>
+        <w:t xml:space="preserve">500, </w:t>
+      </w:r>
+      <w:proofErr w:type="spellStart"/>
+      <w:r>
+        <w:t>y_train.value_counts</w:t>
+      </w:r>
+      <w:proofErr w:type="spellEnd"/>
+      <w:proofErr w:type="gramStart"/>
+      <w:r>
+        <w:t>()[</w:t>
+      </w:r>
+      <w:proofErr w:type="gramEnd"/>
+      <w:r>
+        <w:t xml:space="preserve">'Medium'] * 2)   </w:t>
       </w:r>
     </w:p>
     <w:p>
@@ -15313,72 +16961,331 @@
         <w:jc w:val="both"/>
       </w:pPr>
       <w:r>
-        <w:t>smote = SMOTE(sampling_strategy=sampling_strategy, random_state=42)</w:t>
-      </w:r>
-    </w:p>
-    <w:p>
-      <w:pPr>
-        <w:jc w:val="both"/>
-      </w:pPr>
+        <w:t xml:space="preserve">smote = </w:t>
+      </w:r>
+      <w:proofErr w:type="gramStart"/>
+      <w:r>
+        <w:t>SMOTE(</w:t>
+      </w:r>
+      <w:proofErr w:type="spellStart"/>
+      <w:proofErr w:type="gramEnd"/>
+      <w:r>
+        <w:t>sampling_strategy</w:t>
+      </w:r>
+      <w:proofErr w:type="spellEnd"/>
+      <w:r>
+        <w:t>=</w:t>
+      </w:r>
+      <w:proofErr w:type="spellStart"/>
+      <w:r>
+        <w:t>sampling_strategy</w:t>
+      </w:r>
+      <w:proofErr w:type="spellEnd"/>
+      <w:r>
+        <w:t xml:space="preserve">, </w:t>
+      </w:r>
+      <w:proofErr w:type="spellStart"/>
+      <w:r>
+        <w:t>random_state</w:t>
+      </w:r>
+      <w:proofErr w:type="spellEnd"/>
+      <w:r>
+        <w:t>=42)</w:t>
+      </w:r>
+    </w:p>
+    <w:p>
+      <w:pPr>
+        <w:jc w:val="both"/>
+      </w:pPr>
+      <w:proofErr w:type="spellStart"/>
       <w:r>
         <w:lastRenderedPageBreak/>
-        <w:t>X_res, y_res = smote.fit_resample(X_train, y_train)</w:t>
-      </w:r>
-    </w:p>
-    <w:p>
-      <w:pPr>
-        <w:jc w:val="both"/>
-      </w:pPr>
-      <w:r>
-        <w:t>print("Original training distribution:\n", y_train.value_counts())</w:t>
-      </w:r>
-    </w:p>
-    <w:p>
-      <w:pPr>
-        <w:jc w:val="both"/>
-      </w:pPr>
-      <w:r>
-        <w:t>print("Resampled training distribution:\n", y_res.value_counts())</w:t>
-      </w:r>
-    </w:p>
-    <w:p>
-      <w:pPr>
-        <w:jc w:val="both"/>
-      </w:pPr>
-      <w:r>
-        <w:t>rf_model = RandomForestClassifier(n_estimators=100,max_depth=15,random_state=42,class_weight='balanced')</w:t>
-      </w:r>
-    </w:p>
-    <w:p>
-      <w:pPr>
-        <w:jc w:val="both"/>
-      </w:pPr>
-      <w:r>
-        <w:t>rf_model.fit(X_res, y_res)</w:t>
-      </w:r>
-    </w:p>
-    <w:p>
-      <w:pPr>
-        <w:jc w:val="both"/>
-      </w:pPr>
-      <w:r>
-        <w:t>y_pred = rf_model.predict(X_test)</w:t>
-      </w:r>
-    </w:p>
-    <w:p>
-      <w:pPr>
-        <w:jc w:val="both"/>
-      </w:pPr>
-      <w:r>
-        <w:t>print("Classification Report:\n", classification_report(y_test, y_pred))</w:t>
-      </w:r>
-    </w:p>
-    <w:p>
-      <w:pPr>
-        <w:jc w:val="both"/>
-      </w:pPr>
-      <w:r>
-        <w:t>print("Confusion Matrix:\n", confusion_matrix(y_test, y_pred))</w:t>
+        <w:t>X_res</w:t>
+      </w:r>
+      <w:proofErr w:type="spellEnd"/>
+      <w:r>
+        <w:t xml:space="preserve">, </w:t>
+      </w:r>
+      <w:proofErr w:type="spellStart"/>
+      <w:r>
+        <w:t>y_res</w:t>
+      </w:r>
+      <w:proofErr w:type="spellEnd"/>
+      <w:r>
+        <w:t xml:space="preserve"> = </w:t>
+      </w:r>
+      <w:proofErr w:type="spellStart"/>
+      <w:r>
+        <w:t>smote.fit_</w:t>
+      </w:r>
+      <w:proofErr w:type="gramStart"/>
+      <w:r>
+        <w:t>resample</w:t>
+      </w:r>
+      <w:proofErr w:type="spellEnd"/>
+      <w:r>
+        <w:t>(</w:t>
+      </w:r>
+      <w:proofErr w:type="spellStart"/>
+      <w:proofErr w:type="gramEnd"/>
+      <w:r>
+        <w:t>X_train</w:t>
+      </w:r>
+      <w:proofErr w:type="spellEnd"/>
+      <w:r>
+        <w:t xml:space="preserve">, </w:t>
+      </w:r>
+      <w:proofErr w:type="spellStart"/>
+      <w:r>
+        <w:t>y_train</w:t>
+      </w:r>
+      <w:proofErr w:type="spellEnd"/>
+      <w:r>
+        <w:t>)</w:t>
+      </w:r>
+    </w:p>
+    <w:p>
+      <w:pPr>
+        <w:jc w:val="both"/>
+      </w:pPr>
+      <w:proofErr w:type="gramStart"/>
+      <w:r>
+        <w:t>print(</w:t>
+      </w:r>
+      <w:proofErr w:type="gramEnd"/>
+      <w:r>
+        <w:t xml:space="preserve">"Original training distribution:\n", </w:t>
+      </w:r>
+      <w:proofErr w:type="spellStart"/>
+      <w:r>
+        <w:t>y_train.value_</w:t>
+      </w:r>
+      <w:proofErr w:type="gramStart"/>
+      <w:r>
+        <w:t>counts</w:t>
+      </w:r>
+      <w:proofErr w:type="spellEnd"/>
+      <w:r>
+        <w:t>(</w:t>
+      </w:r>
+      <w:proofErr w:type="gramEnd"/>
+      <w:r>
+        <w:t>))</w:t>
+      </w:r>
+    </w:p>
+    <w:p>
+      <w:pPr>
+        <w:jc w:val="both"/>
+      </w:pPr>
+      <w:proofErr w:type="gramStart"/>
+      <w:r>
+        <w:t>print(</w:t>
+      </w:r>
+      <w:proofErr w:type="gramEnd"/>
+      <w:r>
+        <w:t xml:space="preserve">"Resampled training distribution:\n", </w:t>
+      </w:r>
+      <w:proofErr w:type="spellStart"/>
+      <w:r>
+        <w:t>y_res.value_</w:t>
+      </w:r>
+      <w:proofErr w:type="gramStart"/>
+      <w:r>
+        <w:t>counts</w:t>
+      </w:r>
+      <w:proofErr w:type="spellEnd"/>
+      <w:r>
+        <w:t>(</w:t>
+      </w:r>
+      <w:proofErr w:type="gramEnd"/>
+      <w:r>
+        <w:t>))</w:t>
+      </w:r>
+    </w:p>
+    <w:p>
+      <w:pPr>
+        <w:jc w:val="both"/>
+      </w:pPr>
+      <w:proofErr w:type="spellStart"/>
+      <w:r>
+        <w:t>rf_model</w:t>
+      </w:r>
+      <w:proofErr w:type="spellEnd"/>
+      <w:r>
+        <w:t xml:space="preserve"> = RandomForestClassifier(n_estimators=</w:t>
+      </w:r>
+      <w:proofErr w:type="gramStart"/>
+      <w:r>
+        <w:t>100,max</w:t>
+      </w:r>
+      <w:proofErr w:type="gramEnd"/>
+      <w:r>
+        <w:t>_depth=</w:t>
+      </w:r>
+      <w:proofErr w:type="gramStart"/>
+      <w:r>
+        <w:t>15,random</w:t>
+      </w:r>
+      <w:proofErr w:type="gramEnd"/>
+      <w:r>
+        <w:t>_state=</w:t>
+      </w:r>
+      <w:proofErr w:type="gramStart"/>
+      <w:r>
+        <w:t>42,class</w:t>
+      </w:r>
+      <w:proofErr w:type="gramEnd"/>
+      <w:r>
+        <w:t>_weight='balanced')</w:t>
+      </w:r>
+    </w:p>
+    <w:p>
+      <w:pPr>
+        <w:jc w:val="both"/>
+      </w:pPr>
+      <w:proofErr w:type="spellStart"/>
+      <w:proofErr w:type="gramStart"/>
+      <w:r>
+        <w:t>rf_model.fit</w:t>
+      </w:r>
+      <w:proofErr w:type="spellEnd"/>
+      <w:r>
+        <w:t>(</w:t>
+      </w:r>
+      <w:proofErr w:type="spellStart"/>
+      <w:proofErr w:type="gramEnd"/>
+      <w:r>
+        <w:t>X_res</w:t>
+      </w:r>
+      <w:proofErr w:type="spellEnd"/>
+      <w:r>
+        <w:t xml:space="preserve">, </w:t>
+      </w:r>
+      <w:proofErr w:type="spellStart"/>
+      <w:r>
+        <w:t>y_res</w:t>
+      </w:r>
+      <w:proofErr w:type="spellEnd"/>
+      <w:r>
+        <w:t>)</w:t>
+      </w:r>
+    </w:p>
+    <w:p>
+      <w:pPr>
+        <w:jc w:val="both"/>
+      </w:pPr>
+      <w:proofErr w:type="spellStart"/>
+      <w:r>
+        <w:t>y_pred</w:t>
+      </w:r>
+      <w:proofErr w:type="spellEnd"/>
+      <w:r>
+        <w:t xml:space="preserve"> = </w:t>
+      </w:r>
+      <w:proofErr w:type="spellStart"/>
+      <w:r>
+        <w:t>rf_</w:t>
+      </w:r>
+      <w:proofErr w:type="gramStart"/>
+      <w:r>
+        <w:t>model.predict</w:t>
+      </w:r>
+      <w:proofErr w:type="spellEnd"/>
+      <w:proofErr w:type="gramEnd"/>
+      <w:r>
+        <w:t>(</w:t>
+      </w:r>
+      <w:proofErr w:type="spellStart"/>
+      <w:r>
+        <w:t>X_test</w:t>
+      </w:r>
+      <w:proofErr w:type="spellEnd"/>
+      <w:r>
+        <w:t>)</w:t>
+      </w:r>
+    </w:p>
+    <w:p>
+      <w:pPr>
+        <w:jc w:val="both"/>
+      </w:pPr>
+      <w:proofErr w:type="gramStart"/>
+      <w:r>
+        <w:t>print(</w:t>
+      </w:r>
+      <w:proofErr w:type="gramEnd"/>
+      <w:r>
+        <w:t xml:space="preserve">"Classification Report:\n", </w:t>
+      </w:r>
+      <w:proofErr w:type="spellStart"/>
+      <w:r>
+        <w:t>classification_</w:t>
+      </w:r>
+      <w:proofErr w:type="gramStart"/>
+      <w:r>
+        <w:t>report</w:t>
+      </w:r>
+      <w:proofErr w:type="spellEnd"/>
+      <w:r>
+        <w:t>(</w:t>
+      </w:r>
+      <w:proofErr w:type="spellStart"/>
+      <w:proofErr w:type="gramEnd"/>
+      <w:r>
+        <w:t>y_test</w:t>
+      </w:r>
+      <w:proofErr w:type="spellEnd"/>
+      <w:r>
+        <w:t xml:space="preserve">, </w:t>
+      </w:r>
+      <w:proofErr w:type="spellStart"/>
+      <w:r>
+        <w:t>y_pred</w:t>
+      </w:r>
+      <w:proofErr w:type="spellEnd"/>
+      <w:r>
+        <w:t>))</w:t>
+      </w:r>
+    </w:p>
+    <w:p>
+      <w:pPr>
+        <w:jc w:val="both"/>
+      </w:pPr>
+      <w:proofErr w:type="gramStart"/>
+      <w:r>
+        <w:t>print(</w:t>
+      </w:r>
+      <w:proofErr w:type="gramEnd"/>
+      <w:r>
+        <w:t xml:space="preserve">"Confusion Matrix:\n", </w:t>
+      </w:r>
+      <w:proofErr w:type="spellStart"/>
+      <w:r>
+        <w:t>confusion_</w:t>
+      </w:r>
+      <w:proofErr w:type="gramStart"/>
+      <w:r>
+        <w:t>matrix</w:t>
+      </w:r>
+      <w:proofErr w:type="spellEnd"/>
+      <w:r>
+        <w:t>(</w:t>
+      </w:r>
+      <w:proofErr w:type="spellStart"/>
+      <w:proofErr w:type="gramEnd"/>
+      <w:r>
+        <w:t>y_test</w:t>
+      </w:r>
+      <w:proofErr w:type="spellEnd"/>
+      <w:r>
+        <w:t xml:space="preserve">, </w:t>
+      </w:r>
+      <w:proofErr w:type="spellStart"/>
+      <w:r>
+        <w:t>y_pred</w:t>
+      </w:r>
+      <w:proofErr w:type="spellEnd"/>
+      <w:r>
+        <w:t>))</w:t>
       </w:r>
     </w:p>
     <w:p>
@@ -15497,104 +17404,359 @@
         <w:jc w:val="both"/>
       </w:pPr>
       <w:r>
-        <w:t>from sklearn.ensemble import GradientBoostingClassifier</w:t>
-      </w:r>
-    </w:p>
-    <w:p>
-      <w:pPr>
-        <w:jc w:val="both"/>
-      </w:pPr>
-      <w:r>
-        <w:t>from imblearn.over_sampling import SMOTE</w:t>
-      </w:r>
-    </w:p>
-    <w:p>
-      <w:pPr>
-        <w:jc w:val="both"/>
-      </w:pPr>
-      <w:r>
-        <w:t>from sklearn.model_selection import train_test_split</w:t>
-      </w:r>
-    </w:p>
-    <w:p>
-      <w:pPr>
-        <w:jc w:val="both"/>
-      </w:pPr>
-      <w:r>
-        <w:t>from sklearn.metrics import classification_report, confusion_matrix</w:t>
-      </w:r>
-    </w:p>
-    <w:p>
-      <w:pPr>
-        <w:jc w:val="both"/>
-      </w:pPr>
-      <w:r>
-        <w:t>X = data.drop(columns=['Risk_Level', 'treatment', 'Mental_Health_History', 'Mood_Swings'])</w:t>
-      </w:r>
-    </w:p>
-    <w:p>
-      <w:pPr>
-        <w:jc w:val="both"/>
-      </w:pPr>
-      <w:r>
-        <w:t>y = data['Risk_Level']</w:t>
-      </w:r>
-    </w:p>
-    <w:p>
-      <w:pPr>
-        <w:jc w:val="both"/>
-      </w:pPr>
-      <w:r>
-        <w:t>X_train, X_test, y_train, y_test = train_test_split(X, y, test_size=0.3, random_state=42, stratify=y)</w:t>
-      </w:r>
-    </w:p>
-    <w:p>
-      <w:pPr>
-        <w:jc w:val="both"/>
-      </w:pPr>
-      <w:r>
-        <w:t>majority_count = y_train.value_counts()['High']</w:t>
-      </w:r>
-    </w:p>
-    <w:p>
-      <w:pPr>
-        <w:jc w:val="both"/>
-      </w:pPr>
-      <w:r>
-        <w:t>low_count = y_train.value_counts()['Low']</w:t>
-      </w:r>
-    </w:p>
-    <w:p>
-      <w:pPr>
-        <w:jc w:val="both"/>
-      </w:pPr>
-      <w:r>
-        <w:t>medium_count = y_train.value_counts()['Medium']</w:t>
-      </w:r>
-    </w:p>
-    <w:p>
-      <w:pPr>
-        <w:jc w:val="both"/>
-      </w:pPr>
+        <w:t xml:space="preserve">from </w:t>
+      </w:r>
+      <w:proofErr w:type="spellStart"/>
+      <w:proofErr w:type="gramStart"/>
+      <w:r>
+        <w:t>sklearn.ensemble</w:t>
+      </w:r>
+      <w:proofErr w:type="spellEnd"/>
+      <w:proofErr w:type="gramEnd"/>
+      <w:r>
+        <w:t xml:space="preserve"> import </w:t>
+      </w:r>
+      <w:proofErr w:type="spellStart"/>
+      <w:r>
+        <w:t>GradientBoostingClassifier</w:t>
+      </w:r>
+      <w:proofErr w:type="spellEnd"/>
+    </w:p>
+    <w:p>
+      <w:pPr>
+        <w:jc w:val="both"/>
+      </w:pPr>
+      <w:r>
+        <w:t xml:space="preserve">from </w:t>
+      </w:r>
+      <w:proofErr w:type="spellStart"/>
+      <w:proofErr w:type="gramStart"/>
+      <w:r>
+        <w:t>imblearn.over</w:t>
+      </w:r>
+      <w:proofErr w:type="gramEnd"/>
+      <w:r>
+        <w:t>_sampling</w:t>
+      </w:r>
+      <w:proofErr w:type="spellEnd"/>
+      <w:r>
+        <w:t xml:space="preserve"> import SMOTE</w:t>
+      </w:r>
+    </w:p>
+    <w:p>
+      <w:pPr>
+        <w:jc w:val="both"/>
+      </w:pPr>
+      <w:r>
+        <w:t xml:space="preserve">from </w:t>
+      </w:r>
+      <w:proofErr w:type="spellStart"/>
+      <w:proofErr w:type="gramStart"/>
+      <w:r>
+        <w:t>sklearn.model</w:t>
+      </w:r>
+      <w:proofErr w:type="gramEnd"/>
+      <w:r>
+        <w:t>_selection</w:t>
+      </w:r>
+      <w:proofErr w:type="spellEnd"/>
+      <w:r>
+        <w:t xml:space="preserve"> import </w:t>
+      </w:r>
+      <w:proofErr w:type="spellStart"/>
+      <w:r>
+        <w:t>train_test_split</w:t>
+      </w:r>
+      <w:proofErr w:type="spellEnd"/>
+    </w:p>
+    <w:p>
+      <w:pPr>
+        <w:jc w:val="both"/>
+      </w:pPr>
+      <w:r>
+        <w:t xml:space="preserve">from </w:t>
+      </w:r>
+      <w:proofErr w:type="spellStart"/>
+      <w:proofErr w:type="gramStart"/>
+      <w:r>
+        <w:t>sklearn.metrics</w:t>
+      </w:r>
+      <w:proofErr w:type="spellEnd"/>
+      <w:proofErr w:type="gramEnd"/>
+      <w:r>
+        <w:t xml:space="preserve"> import </w:t>
+      </w:r>
+      <w:proofErr w:type="spellStart"/>
+      <w:r>
+        <w:t>classification_report</w:t>
+      </w:r>
+      <w:proofErr w:type="spellEnd"/>
+      <w:r>
+        <w:t xml:space="preserve">, </w:t>
+      </w:r>
+      <w:proofErr w:type="spellStart"/>
+      <w:r>
+        <w:t>confusion_matrix</w:t>
+      </w:r>
+      <w:proofErr w:type="spellEnd"/>
+    </w:p>
+    <w:p>
+      <w:pPr>
+        <w:jc w:val="both"/>
+      </w:pPr>
+      <w:r>
+        <w:t xml:space="preserve">X = </w:t>
+      </w:r>
+      <w:proofErr w:type="spellStart"/>
+      <w:proofErr w:type="gramStart"/>
+      <w:r>
+        <w:t>data.drop</w:t>
+      </w:r>
+      <w:proofErr w:type="spellEnd"/>
+      <w:proofErr w:type="gramEnd"/>
+      <w:r>
+        <w:t>(columns</w:t>
+      </w:r>
+      <w:proofErr w:type="gramStart"/>
+      <w:r>
+        <w:t>=[</w:t>
+      </w:r>
+      <w:proofErr w:type="gramEnd"/>
+      <w:r>
+        <w:t>'</w:t>
+      </w:r>
+      <w:proofErr w:type="spellStart"/>
+      <w:r>
+        <w:t>Risk_Level</w:t>
+      </w:r>
+      <w:proofErr w:type="spellEnd"/>
+      <w:r>
+        <w:t>', 'treatment', '</w:t>
+      </w:r>
+      <w:proofErr w:type="spellStart"/>
+      <w:r>
+        <w:t>Mental_Health_History</w:t>
+      </w:r>
+      <w:proofErr w:type="spellEnd"/>
+      <w:r>
+        <w:t>', '</w:t>
+      </w:r>
+      <w:proofErr w:type="spellStart"/>
+      <w:r>
+        <w:t>Mood_Swings</w:t>
+      </w:r>
+      <w:proofErr w:type="spellEnd"/>
+      <w:r>
+        <w:t>'])</w:t>
+      </w:r>
+    </w:p>
+    <w:p>
+      <w:pPr>
+        <w:jc w:val="both"/>
+      </w:pPr>
+      <w:r>
+        <w:t>y = data['</w:t>
+      </w:r>
+      <w:proofErr w:type="spellStart"/>
+      <w:r>
+        <w:t>Risk_Level</w:t>
+      </w:r>
+      <w:proofErr w:type="spellEnd"/>
+      <w:r>
+        <w:t>']</w:t>
+      </w:r>
+    </w:p>
+    <w:p>
+      <w:pPr>
+        <w:jc w:val="both"/>
+      </w:pPr>
+      <w:proofErr w:type="spellStart"/>
+      <w:r>
+        <w:t>X_train</w:t>
+      </w:r>
+      <w:proofErr w:type="spellEnd"/>
+      <w:r>
+        <w:t xml:space="preserve">, </w:t>
+      </w:r>
+      <w:proofErr w:type="spellStart"/>
+      <w:r>
+        <w:t>X_test</w:t>
+      </w:r>
+      <w:proofErr w:type="spellEnd"/>
+      <w:r>
+        <w:t xml:space="preserve">, </w:t>
+      </w:r>
+      <w:proofErr w:type="spellStart"/>
+      <w:r>
+        <w:t>y_train</w:t>
+      </w:r>
+      <w:proofErr w:type="spellEnd"/>
+      <w:r>
+        <w:t xml:space="preserve">, </w:t>
+      </w:r>
+      <w:proofErr w:type="spellStart"/>
+      <w:r>
+        <w:t>y_test</w:t>
+      </w:r>
+      <w:proofErr w:type="spellEnd"/>
+      <w:r>
+        <w:t xml:space="preserve"> = </w:t>
+      </w:r>
+      <w:proofErr w:type="spellStart"/>
+      <w:r>
+        <w:t>train_test_</w:t>
+      </w:r>
+      <w:proofErr w:type="gramStart"/>
+      <w:r>
+        <w:t>split</w:t>
+      </w:r>
+      <w:proofErr w:type="spellEnd"/>
+      <w:r>
+        <w:t>(</w:t>
+      </w:r>
+      <w:proofErr w:type="gramEnd"/>
+      <w:r>
+        <w:t xml:space="preserve">X, y, </w:t>
+      </w:r>
+      <w:proofErr w:type="spellStart"/>
+      <w:r>
+        <w:t>test_size</w:t>
+      </w:r>
+      <w:proofErr w:type="spellEnd"/>
+      <w:r>
+        <w:t xml:space="preserve">=0.3, </w:t>
+      </w:r>
+      <w:proofErr w:type="spellStart"/>
+      <w:r>
+        <w:t>random_state</w:t>
+      </w:r>
+      <w:proofErr w:type="spellEnd"/>
+      <w:r>
+        <w:t>=42, stratify=y)</w:t>
+      </w:r>
+    </w:p>
+    <w:p>
+      <w:pPr>
+        <w:jc w:val="both"/>
+      </w:pPr>
+      <w:proofErr w:type="spellStart"/>
+      <w:r>
+        <w:t>majority_count</w:t>
+      </w:r>
+      <w:proofErr w:type="spellEnd"/>
+      <w:r>
+        <w:t xml:space="preserve"> = </w:t>
+      </w:r>
+      <w:proofErr w:type="spellStart"/>
+      <w:r>
+        <w:t>y_train.value_counts</w:t>
+      </w:r>
+      <w:proofErr w:type="spellEnd"/>
+      <w:proofErr w:type="gramStart"/>
+      <w:r>
+        <w:t>()[</w:t>
+      </w:r>
+      <w:proofErr w:type="gramEnd"/>
+      <w:r>
+        <w:t>'High']</w:t>
+      </w:r>
+    </w:p>
+    <w:p>
+      <w:pPr>
+        <w:jc w:val="both"/>
+      </w:pPr>
+      <w:proofErr w:type="spellStart"/>
+      <w:r>
+        <w:t>low_count</w:t>
+      </w:r>
+      <w:proofErr w:type="spellEnd"/>
+      <w:r>
+        <w:t xml:space="preserve"> = </w:t>
+      </w:r>
+      <w:proofErr w:type="spellStart"/>
+      <w:r>
+        <w:t>y_train.value_counts</w:t>
+      </w:r>
+      <w:proofErr w:type="spellEnd"/>
+      <w:proofErr w:type="gramStart"/>
+      <w:r>
+        <w:t>()[</w:t>
+      </w:r>
+      <w:proofErr w:type="gramEnd"/>
+      <w:r>
+        <w:t>'Low']</w:t>
+      </w:r>
+    </w:p>
+    <w:p>
+      <w:pPr>
+        <w:jc w:val="both"/>
+      </w:pPr>
+      <w:proofErr w:type="spellStart"/>
+      <w:r>
+        <w:t>medium_count</w:t>
+      </w:r>
+      <w:proofErr w:type="spellEnd"/>
+      <w:r>
+        <w:t xml:space="preserve"> = </w:t>
+      </w:r>
+      <w:proofErr w:type="spellStart"/>
+      <w:r>
+        <w:t>y_train.value_counts</w:t>
+      </w:r>
+      <w:proofErr w:type="spellEnd"/>
+      <w:proofErr w:type="gramStart"/>
+      <w:r>
+        <w:t>()[</w:t>
+      </w:r>
+      <w:proofErr w:type="gramEnd"/>
+      <w:r>
+        <w:t>'Medium']</w:t>
+      </w:r>
+    </w:p>
+    <w:p>
+      <w:pPr>
+        <w:jc w:val="both"/>
+      </w:pPr>
+      <w:proofErr w:type="spellStart"/>
       <w:r>
         <w:lastRenderedPageBreak/>
-        <w:t>sampling_strategy = {</w:t>
-      </w:r>
-    </w:p>
-    <w:p>
-      <w:pPr>
-        <w:jc w:val="both"/>
-      </w:pPr>
-      <w:r>
-        <w:t xml:space="preserve">    'Low': low_count * 4,</w:t>
-      </w:r>
-    </w:p>
-    <w:p>
-      <w:pPr>
-        <w:jc w:val="both"/>
-      </w:pPr>
-      <w:r>
-        <w:t xml:space="preserve">    'Medium': majority_count,</w:t>
+        <w:t>sampling_strategy</w:t>
+      </w:r>
+      <w:proofErr w:type="spellEnd"/>
+      <w:r>
+        <w:t xml:space="preserve"> = {</w:t>
+      </w:r>
+    </w:p>
+    <w:p>
+      <w:pPr>
+        <w:jc w:val="both"/>
+      </w:pPr>
+      <w:r>
+        <w:t xml:space="preserve">    'Low': </w:t>
+      </w:r>
+      <w:proofErr w:type="spellStart"/>
+      <w:r>
+        <w:t>low_count</w:t>
+      </w:r>
+      <w:proofErr w:type="spellEnd"/>
+      <w:r>
+        <w:t xml:space="preserve"> * 4,</w:t>
+      </w:r>
+    </w:p>
+    <w:p>
+      <w:pPr>
+        <w:jc w:val="both"/>
+      </w:pPr>
+      <w:r>
+        <w:t xml:space="preserve">    'Medium': </w:t>
+      </w:r>
+      <w:proofErr w:type="spellStart"/>
+      <w:r>
+        <w:t>majority_count</w:t>
+      </w:r>
+      <w:proofErr w:type="spellEnd"/>
+      <w:r>
+        <w:t>,</w:t>
       </w:r>
     </w:p>
     <w:p>
@@ -15610,71 +17772,348 @@
         <w:jc w:val="both"/>
       </w:pPr>
       <w:r>
-        <w:t>smote = SMOTE(sampling_strategy=sampling_strategy, random_state=42)</w:t>
-      </w:r>
-    </w:p>
-    <w:p>
-      <w:pPr>
-        <w:jc w:val="both"/>
-      </w:pPr>
-      <w:r>
-        <w:t>X_res, y_res = smote.fit_resample(X_train, y_train)</w:t>
-      </w:r>
-    </w:p>
-    <w:p>
-      <w:pPr>
-        <w:jc w:val="both"/>
-      </w:pPr>
-      <w:r>
-        <w:t>print("Original training distribution:\n", y_train.value_counts())</w:t>
-      </w:r>
-    </w:p>
-    <w:p>
-      <w:pPr>
-        <w:jc w:val="both"/>
-      </w:pPr>
-      <w:r>
-        <w:t>print("Resampled training distribution:\n", y_res.value_counts())</w:t>
-      </w:r>
-    </w:p>
-    <w:p>
-      <w:pPr>
-        <w:jc w:val="both"/>
-      </w:pPr>
-      <w:r>
-        <w:t>gb_model = GradientBoostingClassifier(n_estimators=200, max_depth=8, learning_rate=0.1, random_state=42)</w:t>
-      </w:r>
-    </w:p>
-    <w:p>
-      <w:pPr>
-        <w:jc w:val="both"/>
-      </w:pPr>
-      <w:r>
-        <w:t>gb_model.fit(X_res, y_res)</w:t>
-      </w:r>
-    </w:p>
-    <w:p>
-      <w:pPr>
-        <w:jc w:val="both"/>
-      </w:pPr>
-      <w:r>
-        <w:t>y_pred = gb_model.predict(X_test)</w:t>
-      </w:r>
-    </w:p>
-    <w:p>
-      <w:pPr>
-        <w:jc w:val="both"/>
-      </w:pPr>
-      <w:r>
-        <w:t>print("\n--- Gradient Boosting Classification Report ---\n", classification_report(y_test, y_pred))</w:t>
-      </w:r>
-    </w:p>
-    <w:p>
-      <w:pPr>
-        <w:jc w:val="both"/>
-      </w:pPr>
-      <w:r>
-        <w:t>print("Gradient Boosting Confusion Matrix:\n", confusion_matrix(y_test, y_pred))</w:t>
+        <w:t xml:space="preserve">smote = </w:t>
+      </w:r>
+      <w:proofErr w:type="gramStart"/>
+      <w:r>
+        <w:t>SMOTE(</w:t>
+      </w:r>
+      <w:proofErr w:type="spellStart"/>
+      <w:proofErr w:type="gramEnd"/>
+      <w:r>
+        <w:t>sampling_strategy</w:t>
+      </w:r>
+      <w:proofErr w:type="spellEnd"/>
+      <w:r>
+        <w:t>=</w:t>
+      </w:r>
+      <w:proofErr w:type="spellStart"/>
+      <w:r>
+        <w:t>sampling_strategy</w:t>
+      </w:r>
+      <w:proofErr w:type="spellEnd"/>
+      <w:r>
+        <w:t xml:space="preserve">, </w:t>
+      </w:r>
+      <w:proofErr w:type="spellStart"/>
+      <w:r>
+        <w:t>random_state</w:t>
+      </w:r>
+      <w:proofErr w:type="spellEnd"/>
+      <w:r>
+        <w:t>=42)</w:t>
+      </w:r>
+    </w:p>
+    <w:p>
+      <w:pPr>
+        <w:jc w:val="both"/>
+      </w:pPr>
+      <w:proofErr w:type="spellStart"/>
+      <w:r>
+        <w:t>X_res</w:t>
+      </w:r>
+      <w:proofErr w:type="spellEnd"/>
+      <w:r>
+        <w:t xml:space="preserve">, </w:t>
+      </w:r>
+      <w:proofErr w:type="spellStart"/>
+      <w:r>
+        <w:t>y_res</w:t>
+      </w:r>
+      <w:proofErr w:type="spellEnd"/>
+      <w:r>
+        <w:t xml:space="preserve"> = </w:t>
+      </w:r>
+      <w:proofErr w:type="spellStart"/>
+      <w:r>
+        <w:t>smote.fit_</w:t>
+      </w:r>
+      <w:proofErr w:type="gramStart"/>
+      <w:r>
+        <w:t>resample</w:t>
+      </w:r>
+      <w:proofErr w:type="spellEnd"/>
+      <w:r>
+        <w:t>(</w:t>
+      </w:r>
+      <w:proofErr w:type="spellStart"/>
+      <w:proofErr w:type="gramEnd"/>
+      <w:r>
+        <w:t>X_train</w:t>
+      </w:r>
+      <w:proofErr w:type="spellEnd"/>
+      <w:r>
+        <w:t xml:space="preserve">, </w:t>
+      </w:r>
+      <w:proofErr w:type="spellStart"/>
+      <w:r>
+        <w:t>y_train</w:t>
+      </w:r>
+      <w:proofErr w:type="spellEnd"/>
+      <w:r>
+        <w:t>)</w:t>
+      </w:r>
+    </w:p>
+    <w:p>
+      <w:pPr>
+        <w:jc w:val="both"/>
+      </w:pPr>
+      <w:proofErr w:type="gramStart"/>
+      <w:r>
+        <w:t>print(</w:t>
+      </w:r>
+      <w:proofErr w:type="gramEnd"/>
+      <w:r>
+        <w:t xml:space="preserve">"Original training distribution:\n", </w:t>
+      </w:r>
+      <w:proofErr w:type="spellStart"/>
+      <w:r>
+        <w:t>y_train.value_</w:t>
+      </w:r>
+      <w:proofErr w:type="gramStart"/>
+      <w:r>
+        <w:t>counts</w:t>
+      </w:r>
+      <w:proofErr w:type="spellEnd"/>
+      <w:r>
+        <w:t>(</w:t>
+      </w:r>
+      <w:proofErr w:type="gramEnd"/>
+      <w:r>
+        <w:t>))</w:t>
+      </w:r>
+    </w:p>
+    <w:p>
+      <w:pPr>
+        <w:jc w:val="both"/>
+      </w:pPr>
+      <w:proofErr w:type="gramStart"/>
+      <w:r>
+        <w:t>print(</w:t>
+      </w:r>
+      <w:proofErr w:type="gramEnd"/>
+      <w:r>
+        <w:t xml:space="preserve">"Resampled training distribution:\n", </w:t>
+      </w:r>
+      <w:proofErr w:type="spellStart"/>
+      <w:r>
+        <w:t>y_res.value_</w:t>
+      </w:r>
+      <w:proofErr w:type="gramStart"/>
+      <w:r>
+        <w:t>counts</w:t>
+      </w:r>
+      <w:proofErr w:type="spellEnd"/>
+      <w:r>
+        <w:t>(</w:t>
+      </w:r>
+      <w:proofErr w:type="gramEnd"/>
+      <w:r>
+        <w:t>))</w:t>
+      </w:r>
+    </w:p>
+    <w:p>
+      <w:pPr>
+        <w:jc w:val="both"/>
+      </w:pPr>
+      <w:proofErr w:type="spellStart"/>
+      <w:r>
+        <w:t>gb_model</w:t>
+      </w:r>
+      <w:proofErr w:type="spellEnd"/>
+      <w:r>
+        <w:t xml:space="preserve"> = </w:t>
+      </w:r>
+      <w:proofErr w:type="spellStart"/>
+      <w:proofErr w:type="gramStart"/>
+      <w:r>
+        <w:t>GradientBoostingClassifier</w:t>
+      </w:r>
+      <w:proofErr w:type="spellEnd"/>
+      <w:r>
+        <w:t>(</w:t>
+      </w:r>
+      <w:proofErr w:type="spellStart"/>
+      <w:proofErr w:type="gramEnd"/>
+      <w:r>
+        <w:t>n_estimators</w:t>
+      </w:r>
+      <w:proofErr w:type="spellEnd"/>
+      <w:r>
+        <w:t xml:space="preserve">=200, </w:t>
+      </w:r>
+      <w:proofErr w:type="spellStart"/>
+      <w:r>
+        <w:t>max_depth</w:t>
+      </w:r>
+      <w:proofErr w:type="spellEnd"/>
+      <w:r>
+        <w:t xml:space="preserve">=8, </w:t>
+      </w:r>
+      <w:proofErr w:type="spellStart"/>
+      <w:r>
+        <w:t>learning_rate</w:t>
+      </w:r>
+      <w:proofErr w:type="spellEnd"/>
+      <w:r>
+        <w:t xml:space="preserve">=0.1, </w:t>
+      </w:r>
+      <w:proofErr w:type="spellStart"/>
+      <w:r>
+        <w:t>random_state</w:t>
+      </w:r>
+      <w:proofErr w:type="spellEnd"/>
+      <w:r>
+        <w:t>=42)</w:t>
+      </w:r>
+    </w:p>
+    <w:p>
+      <w:pPr>
+        <w:jc w:val="both"/>
+      </w:pPr>
+      <w:proofErr w:type="spellStart"/>
+      <w:proofErr w:type="gramStart"/>
+      <w:r>
+        <w:t>gb_model.fit</w:t>
+      </w:r>
+      <w:proofErr w:type="spellEnd"/>
+      <w:r>
+        <w:t>(</w:t>
+      </w:r>
+      <w:proofErr w:type="spellStart"/>
+      <w:proofErr w:type="gramEnd"/>
+      <w:r>
+        <w:t>X_res</w:t>
+      </w:r>
+      <w:proofErr w:type="spellEnd"/>
+      <w:r>
+        <w:t xml:space="preserve">, </w:t>
+      </w:r>
+      <w:proofErr w:type="spellStart"/>
+      <w:r>
+        <w:t>y_res</w:t>
+      </w:r>
+      <w:proofErr w:type="spellEnd"/>
+      <w:r>
+        <w:t>)</w:t>
+      </w:r>
+    </w:p>
+    <w:p>
+      <w:pPr>
+        <w:jc w:val="both"/>
+      </w:pPr>
+      <w:proofErr w:type="spellStart"/>
+      <w:r>
+        <w:t>y_pred</w:t>
+      </w:r>
+      <w:proofErr w:type="spellEnd"/>
+      <w:r>
+        <w:t xml:space="preserve"> = </w:t>
+      </w:r>
+      <w:proofErr w:type="spellStart"/>
+      <w:r>
+        <w:t>gb_</w:t>
+      </w:r>
+      <w:proofErr w:type="gramStart"/>
+      <w:r>
+        <w:t>model.predict</w:t>
+      </w:r>
+      <w:proofErr w:type="spellEnd"/>
+      <w:proofErr w:type="gramEnd"/>
+      <w:r>
+        <w:t>(</w:t>
+      </w:r>
+      <w:proofErr w:type="spellStart"/>
+      <w:r>
+        <w:t>X_test</w:t>
+      </w:r>
+      <w:proofErr w:type="spellEnd"/>
+      <w:r>
+        <w:t>)</w:t>
+      </w:r>
+    </w:p>
+    <w:p>
+      <w:pPr>
+        <w:jc w:val="both"/>
+      </w:pPr>
+      <w:proofErr w:type="gramStart"/>
+      <w:r>
+        <w:t>print(</w:t>
+      </w:r>
+      <w:proofErr w:type="gramEnd"/>
+      <w:r>
+        <w:t xml:space="preserve">"\n--- Gradient Boosting Classification Report ---\n", </w:t>
+      </w:r>
+      <w:proofErr w:type="spellStart"/>
+      <w:r>
+        <w:t>classification_</w:t>
+      </w:r>
+      <w:proofErr w:type="gramStart"/>
+      <w:r>
+        <w:t>report</w:t>
+      </w:r>
+      <w:proofErr w:type="spellEnd"/>
+      <w:r>
+        <w:t>(</w:t>
+      </w:r>
+      <w:proofErr w:type="spellStart"/>
+      <w:proofErr w:type="gramEnd"/>
+      <w:r>
+        <w:t>y_test</w:t>
+      </w:r>
+      <w:proofErr w:type="spellEnd"/>
+      <w:r>
+        <w:t xml:space="preserve">, </w:t>
+      </w:r>
+      <w:proofErr w:type="spellStart"/>
+      <w:r>
+        <w:t>y_pred</w:t>
+      </w:r>
+      <w:proofErr w:type="spellEnd"/>
+      <w:r>
+        <w:t>))</w:t>
+      </w:r>
+    </w:p>
+    <w:p>
+      <w:pPr>
+        <w:jc w:val="both"/>
+      </w:pPr>
+      <w:proofErr w:type="gramStart"/>
+      <w:r>
+        <w:t>print(</w:t>
+      </w:r>
+      <w:proofErr w:type="gramEnd"/>
+      <w:r>
+        <w:t xml:space="preserve">"Gradient Boosting Confusion Matrix:\n", </w:t>
+      </w:r>
+      <w:proofErr w:type="spellStart"/>
+      <w:r>
+        <w:t>confusion_</w:t>
+      </w:r>
+      <w:proofErr w:type="gramStart"/>
+      <w:r>
+        <w:t>matrix</w:t>
+      </w:r>
+      <w:proofErr w:type="spellEnd"/>
+      <w:r>
+        <w:t>(</w:t>
+      </w:r>
+      <w:proofErr w:type="spellStart"/>
+      <w:proofErr w:type="gramEnd"/>
+      <w:r>
+        <w:t>y_test</w:t>
+      </w:r>
+      <w:proofErr w:type="spellEnd"/>
+      <w:r>
+        <w:t xml:space="preserve">, </w:t>
+      </w:r>
+      <w:proofErr w:type="spellStart"/>
+      <w:r>
+        <w:t>y_pred</w:t>
+      </w:r>
+      <w:proofErr w:type="spellEnd"/>
+      <w:r>
+        <w:t>))</w:t>
       </w:r>
     </w:p>
     <w:p>
@@ -15747,12 +18186,21 @@
         </w:rPr>
         <w:t xml:space="preserve">Training </w:t>
       </w:r>
-      <w:r>
-        <w:rPr>
-          <w:b/>
-          <w:bCs/>
-        </w:rPr>
-        <w:t xml:space="preserve">XGBoost </w:t>
+      <w:proofErr w:type="spellStart"/>
+      <w:r>
+        <w:rPr>
+          <w:b/>
+          <w:bCs/>
+        </w:rPr>
+        <w:t>XGBoost</w:t>
+      </w:r>
+      <w:proofErr w:type="spellEnd"/>
+      <w:r>
+        <w:rPr>
+          <w:b/>
+          <w:bCs/>
+        </w:rPr>
+        <w:t xml:space="preserve"> </w:t>
       </w:r>
       <w:r>
         <w:rPr>
@@ -15780,15 +18228,48 @@
           <w:b/>
           <w:bCs/>
         </w:rPr>
-        <w:t>to Compare with CatBoost and LightGBM</w:t>
-      </w:r>
-    </w:p>
-    <w:p>
-      <w:pPr>
-        <w:jc w:val="both"/>
-      </w:pPr>
-      <w:r>
-        <w:t>def define_risk(row):</w:t>
+        <w:t xml:space="preserve">to Compare with </w:t>
+      </w:r>
+      <w:proofErr w:type="spellStart"/>
+      <w:r>
+        <w:rPr>
+          <w:b/>
+          <w:bCs/>
+        </w:rPr>
+        <w:t>CatBoost</w:t>
+      </w:r>
+      <w:proofErr w:type="spellEnd"/>
+      <w:r>
+        <w:rPr>
+          <w:b/>
+          <w:bCs/>
+        </w:rPr>
+        <w:t xml:space="preserve"> and </w:t>
+      </w:r>
+      <w:proofErr w:type="spellStart"/>
+      <w:r>
+        <w:rPr>
+          <w:b/>
+          <w:bCs/>
+        </w:rPr>
+        <w:t>LightGBM</w:t>
+      </w:r>
+      <w:proofErr w:type="spellEnd"/>
+    </w:p>
+    <w:p>
+      <w:pPr>
+        <w:jc w:val="both"/>
+      </w:pPr>
+      <w:r>
+        <w:t xml:space="preserve">def </w:t>
+      </w:r>
+      <w:proofErr w:type="spellStart"/>
+      <w:r>
+        <w:t>define_risk</w:t>
+      </w:r>
+      <w:proofErr w:type="spellEnd"/>
+      <w:r>
+        <w:t>(row):</w:t>
       </w:r>
     </w:p>
     <w:p>
@@ -15804,7 +18285,23 @@
         <w:jc w:val="both"/>
       </w:pPr>
       <w:r>
-        <w:t xml:space="preserve">        (row['Mental_Health_History'] == 2 and row['Mood_Swings'] == 2)):</w:t>
+        <w:t xml:space="preserve">        (row['</w:t>
+      </w:r>
+      <w:proofErr w:type="spellStart"/>
+      <w:r>
+        <w:t>Mental_Health_History</w:t>
+      </w:r>
+      <w:proofErr w:type="spellEnd"/>
+      <w:r>
+        <w:t>'] == 2 and row['</w:t>
+      </w:r>
+      <w:proofErr w:type="spellStart"/>
+      <w:r>
+        <w:t>Mood_Swings</w:t>
+      </w:r>
+      <w:proofErr w:type="spellEnd"/>
+      <w:r>
+        <w:t>'] == 2)):</w:t>
       </w:r>
     </w:p>
     <w:p>
@@ -15831,7 +18328,15 @@
         <w:jc w:val="both"/>
       </w:pPr>
       <w:r>
-        <w:t xml:space="preserve">        row['Mental_Health_History'] == 0 and </w:t>
+        <w:t xml:space="preserve">        row['</w:t>
+      </w:r>
+      <w:proofErr w:type="spellStart"/>
+      <w:r>
+        <w:t>Mental_Health_History</w:t>
+      </w:r>
+      <w:proofErr w:type="spellEnd"/>
+      <w:r>
+        <w:t xml:space="preserve">'] == 0 and </w:t>
       </w:r>
     </w:p>
     <w:p>
@@ -15840,7 +18345,15 @@
       </w:pPr>
       <w:r>
         <w:lastRenderedPageBreak/>
-        <w:t xml:space="preserve">        row['Mood_Swings'] == 0):</w:t>
+        <w:t xml:space="preserve">        row['</w:t>
+      </w:r>
+      <w:proofErr w:type="spellStart"/>
+      <w:r>
+        <w:t>Mood_Swings</w:t>
+      </w:r>
+      <w:proofErr w:type="spellEnd"/>
+      <w:r>
+        <w:t>'] == 0):</w:t>
       </w:r>
     </w:p>
     <w:p>
@@ -15866,89 +18379,311 @@
       <w:pPr>
         <w:jc w:val="both"/>
       </w:pPr>
-      <w:r>
-        <w:t>bool_cols = data.select_dtypes('bool').columns</w:t>
-      </w:r>
-    </w:p>
-    <w:p>
-      <w:pPr>
-        <w:jc w:val="both"/>
-      </w:pPr>
-      <w:r>
-        <w:t>data[bool_cols] = data[bool_cols].astype(int)</w:t>
-      </w:r>
-    </w:p>
-    <w:p>
-      <w:pPr>
-        <w:jc w:val="both"/>
-      </w:pPr>
-      <w:r>
-        <w:t>X = data.drop(columns=['Risk_Level', 'treatment', 'Mental_Health_History', 'Mood_Swings'])</w:t>
-      </w:r>
-    </w:p>
-    <w:p>
-      <w:pPr>
-        <w:jc w:val="both"/>
-      </w:pPr>
-      <w:r>
-        <w:t>y = data['Risk_Level']</w:t>
-      </w:r>
-    </w:p>
-    <w:p>
-      <w:pPr>
-        <w:jc w:val="both"/>
-      </w:pPr>
-      <w:r>
-        <w:t>X_train, X_test, y_train, y_test = train_test_split(X, y, test_size=0.3, random_state=42, stratify=y)</w:t>
-      </w:r>
-    </w:p>
-    <w:p>
-      <w:pPr>
-        <w:jc w:val="both"/>
-      </w:pPr>
-      <w:r>
-        <w:t>majority_count = y_train.value_counts()['High']</w:t>
-      </w:r>
-    </w:p>
-    <w:p>
-      <w:pPr>
-        <w:jc w:val="both"/>
-      </w:pPr>
-      <w:r>
-        <w:t>low_count = y_train.value_counts()['Low']</w:t>
-      </w:r>
-    </w:p>
-    <w:p>
-      <w:pPr>
-        <w:jc w:val="both"/>
-      </w:pPr>
-      <w:r>
-        <w:t>sampling_strategy = {</w:t>
-      </w:r>
-    </w:p>
-    <w:p>
-      <w:pPr>
-        <w:jc w:val="both"/>
-      </w:pPr>
-      <w:r>
-        <w:t xml:space="preserve">    'Low': low_count * 4,</w:t>
-      </w:r>
-    </w:p>
-    <w:p>
-      <w:pPr>
-        <w:jc w:val="both"/>
-      </w:pPr>
-      <w:r>
-        <w:t xml:space="preserve">    'Medium': majority_count, </w:t>
-      </w:r>
-    </w:p>
-    <w:p>
-      <w:pPr>
-        <w:jc w:val="both"/>
-      </w:pPr>
-      <w:r>
-        <w:t xml:space="preserve">    'High': majority_count</w:t>
-      </w:r>
+      <w:proofErr w:type="spellStart"/>
+      <w:r>
+        <w:t>bool_cols</w:t>
+      </w:r>
+      <w:proofErr w:type="spellEnd"/>
+      <w:r>
+        <w:t xml:space="preserve"> = </w:t>
+      </w:r>
+      <w:proofErr w:type="spellStart"/>
+      <w:proofErr w:type="gramStart"/>
+      <w:r>
+        <w:t>data.select</w:t>
+      </w:r>
+      <w:proofErr w:type="gramEnd"/>
+      <w:r>
+        <w:t>_dtypes</w:t>
+      </w:r>
+      <w:proofErr w:type="spellEnd"/>
+      <w:r>
+        <w:t>('bool'</w:t>
+      </w:r>
+      <w:proofErr w:type="gramStart"/>
+      <w:r>
+        <w:t>).columns</w:t>
+      </w:r>
+      <w:proofErr w:type="gramEnd"/>
+    </w:p>
+    <w:p>
+      <w:pPr>
+        <w:jc w:val="both"/>
+      </w:pPr>
+      <w:r>
+        <w:t>data[</w:t>
+      </w:r>
+      <w:proofErr w:type="spellStart"/>
+      <w:r>
+        <w:t>bool_cols</w:t>
+      </w:r>
+      <w:proofErr w:type="spellEnd"/>
+      <w:r>
+        <w:t>] = data[</w:t>
+      </w:r>
+      <w:proofErr w:type="spellStart"/>
+      <w:r>
+        <w:t>bool_cols</w:t>
+      </w:r>
+      <w:proofErr w:type="spellEnd"/>
+      <w:proofErr w:type="gramStart"/>
+      <w:r>
+        <w:t>].</w:t>
+      </w:r>
+      <w:proofErr w:type="spellStart"/>
+      <w:r>
+        <w:t>astype</w:t>
+      </w:r>
+      <w:proofErr w:type="spellEnd"/>
+      <w:proofErr w:type="gramEnd"/>
+      <w:r>
+        <w:t>(int)</w:t>
+      </w:r>
+    </w:p>
+    <w:p>
+      <w:pPr>
+        <w:jc w:val="both"/>
+      </w:pPr>
+      <w:r>
+        <w:t xml:space="preserve">X = </w:t>
+      </w:r>
+      <w:proofErr w:type="spellStart"/>
+      <w:proofErr w:type="gramStart"/>
+      <w:r>
+        <w:t>data.drop</w:t>
+      </w:r>
+      <w:proofErr w:type="spellEnd"/>
+      <w:proofErr w:type="gramEnd"/>
+      <w:r>
+        <w:t>(columns</w:t>
+      </w:r>
+      <w:proofErr w:type="gramStart"/>
+      <w:r>
+        <w:t>=[</w:t>
+      </w:r>
+      <w:proofErr w:type="gramEnd"/>
+      <w:r>
+        <w:t>'</w:t>
+      </w:r>
+      <w:proofErr w:type="spellStart"/>
+      <w:r>
+        <w:t>Risk_Level</w:t>
+      </w:r>
+      <w:proofErr w:type="spellEnd"/>
+      <w:r>
+        <w:t>', 'treatment', '</w:t>
+      </w:r>
+      <w:proofErr w:type="spellStart"/>
+      <w:r>
+        <w:t>Mental_Health_History</w:t>
+      </w:r>
+      <w:proofErr w:type="spellEnd"/>
+      <w:r>
+        <w:t>', '</w:t>
+      </w:r>
+      <w:proofErr w:type="spellStart"/>
+      <w:r>
+        <w:t>Mood_Swings</w:t>
+      </w:r>
+      <w:proofErr w:type="spellEnd"/>
+      <w:r>
+        <w:t>'])</w:t>
+      </w:r>
+    </w:p>
+    <w:p>
+      <w:pPr>
+        <w:jc w:val="both"/>
+      </w:pPr>
+      <w:r>
+        <w:t>y = data['</w:t>
+      </w:r>
+      <w:proofErr w:type="spellStart"/>
+      <w:r>
+        <w:t>Risk_Level</w:t>
+      </w:r>
+      <w:proofErr w:type="spellEnd"/>
+      <w:r>
+        <w:t>']</w:t>
+      </w:r>
+    </w:p>
+    <w:p>
+      <w:pPr>
+        <w:jc w:val="both"/>
+      </w:pPr>
+      <w:proofErr w:type="spellStart"/>
+      <w:r>
+        <w:t>X_train</w:t>
+      </w:r>
+      <w:proofErr w:type="spellEnd"/>
+      <w:r>
+        <w:t xml:space="preserve">, </w:t>
+      </w:r>
+      <w:proofErr w:type="spellStart"/>
+      <w:r>
+        <w:t>X_test</w:t>
+      </w:r>
+      <w:proofErr w:type="spellEnd"/>
+      <w:r>
+        <w:t xml:space="preserve">, </w:t>
+      </w:r>
+      <w:proofErr w:type="spellStart"/>
+      <w:r>
+        <w:t>y_train</w:t>
+      </w:r>
+      <w:proofErr w:type="spellEnd"/>
+      <w:r>
+        <w:t xml:space="preserve">, </w:t>
+      </w:r>
+      <w:proofErr w:type="spellStart"/>
+      <w:r>
+        <w:t>y_test</w:t>
+      </w:r>
+      <w:proofErr w:type="spellEnd"/>
+      <w:r>
+        <w:t xml:space="preserve"> = </w:t>
+      </w:r>
+      <w:proofErr w:type="spellStart"/>
+      <w:r>
+        <w:t>train_test_</w:t>
+      </w:r>
+      <w:proofErr w:type="gramStart"/>
+      <w:r>
+        <w:t>split</w:t>
+      </w:r>
+      <w:proofErr w:type="spellEnd"/>
+      <w:r>
+        <w:t>(</w:t>
+      </w:r>
+      <w:proofErr w:type="gramEnd"/>
+      <w:r>
+        <w:t xml:space="preserve">X, y, </w:t>
+      </w:r>
+      <w:proofErr w:type="spellStart"/>
+      <w:r>
+        <w:t>test_size</w:t>
+      </w:r>
+      <w:proofErr w:type="spellEnd"/>
+      <w:r>
+        <w:t xml:space="preserve">=0.3, </w:t>
+      </w:r>
+      <w:proofErr w:type="spellStart"/>
+      <w:r>
+        <w:t>random_state</w:t>
+      </w:r>
+      <w:proofErr w:type="spellEnd"/>
+      <w:r>
+        <w:t>=42, stratify=y)</w:t>
+      </w:r>
+    </w:p>
+    <w:p>
+      <w:pPr>
+        <w:jc w:val="both"/>
+      </w:pPr>
+      <w:proofErr w:type="spellStart"/>
+      <w:r>
+        <w:t>majority_count</w:t>
+      </w:r>
+      <w:proofErr w:type="spellEnd"/>
+      <w:r>
+        <w:t xml:space="preserve"> = </w:t>
+      </w:r>
+      <w:proofErr w:type="spellStart"/>
+      <w:r>
+        <w:t>y_train.value_counts</w:t>
+      </w:r>
+      <w:proofErr w:type="spellEnd"/>
+      <w:proofErr w:type="gramStart"/>
+      <w:r>
+        <w:t>()[</w:t>
+      </w:r>
+      <w:proofErr w:type="gramEnd"/>
+      <w:r>
+        <w:t>'High']</w:t>
+      </w:r>
+    </w:p>
+    <w:p>
+      <w:pPr>
+        <w:jc w:val="both"/>
+      </w:pPr>
+      <w:proofErr w:type="spellStart"/>
+      <w:r>
+        <w:t>low_count</w:t>
+      </w:r>
+      <w:proofErr w:type="spellEnd"/>
+      <w:r>
+        <w:t xml:space="preserve"> = </w:t>
+      </w:r>
+      <w:proofErr w:type="spellStart"/>
+      <w:r>
+        <w:t>y_train.value_counts</w:t>
+      </w:r>
+      <w:proofErr w:type="spellEnd"/>
+      <w:proofErr w:type="gramStart"/>
+      <w:r>
+        <w:t>()[</w:t>
+      </w:r>
+      <w:proofErr w:type="gramEnd"/>
+      <w:r>
+        <w:t>'Low']</w:t>
+      </w:r>
+    </w:p>
+    <w:p>
+      <w:pPr>
+        <w:jc w:val="both"/>
+      </w:pPr>
+      <w:proofErr w:type="spellStart"/>
+      <w:r>
+        <w:t>sampling_strategy</w:t>
+      </w:r>
+      <w:proofErr w:type="spellEnd"/>
+      <w:r>
+        <w:t xml:space="preserve"> = {</w:t>
+      </w:r>
+    </w:p>
+    <w:p>
+      <w:pPr>
+        <w:jc w:val="both"/>
+      </w:pPr>
+      <w:r>
+        <w:t xml:space="preserve">    'Low': </w:t>
+      </w:r>
+      <w:proofErr w:type="spellStart"/>
+      <w:r>
+        <w:t>low_count</w:t>
+      </w:r>
+      <w:proofErr w:type="spellEnd"/>
+      <w:r>
+        <w:t xml:space="preserve"> * 4,</w:t>
+      </w:r>
+    </w:p>
+    <w:p>
+      <w:pPr>
+        <w:jc w:val="both"/>
+      </w:pPr>
+      <w:r>
+        <w:t xml:space="preserve">    'Medium': </w:t>
+      </w:r>
+      <w:proofErr w:type="spellStart"/>
+      <w:r>
+        <w:t>majority_count</w:t>
+      </w:r>
+      <w:proofErr w:type="spellEnd"/>
+      <w:r>
+        <w:t xml:space="preserve">, </w:t>
+      </w:r>
+    </w:p>
+    <w:p>
+      <w:pPr>
+        <w:jc w:val="both"/>
+      </w:pPr>
+      <w:r>
+        <w:t xml:space="preserve">    'High': </w:t>
+      </w:r>
+      <w:proofErr w:type="spellStart"/>
+      <w:r>
+        <w:t>majority_count</w:t>
+      </w:r>
+      <w:proofErr w:type="spellEnd"/>
     </w:p>
     <w:p>
       <w:pPr>
@@ -15963,111 +18698,344 @@
         <w:jc w:val="both"/>
       </w:pPr>
       <w:r>
-        <w:t>smote = SMOTE(sampling_strategy=sampling_strategy, random_state=42)</w:t>
-      </w:r>
-    </w:p>
-    <w:p>
-      <w:pPr>
-        <w:jc w:val="both"/>
-      </w:pPr>
-      <w:r>
-        <w:t>X_res, y_res = smote.fit_resample(X_train, y_train)</w:t>
-      </w:r>
-    </w:p>
-    <w:p>
-      <w:pPr>
-        <w:jc w:val="both"/>
-      </w:pPr>
-      <w:r>
-        <w:t>print("Original training distribution:\n", y_train.value_counts())</w:t>
-      </w:r>
-    </w:p>
-    <w:p>
-      <w:pPr>
-        <w:jc w:val="both"/>
-      </w:pPr>
-      <w:r>
-        <w:t>print("Resampled training distribution:\n", y_res.value_counts())</w:t>
-      </w:r>
-    </w:p>
-    <w:p>
-      <w:pPr>
-        <w:jc w:val="both"/>
-      </w:pPr>
-      <w:r>
-        <w:t>label_map = {'Low': 0, 'Medium': 1, 'High': 2}</w:t>
-      </w:r>
-    </w:p>
-    <w:p>
-      <w:pPr>
-        <w:jc w:val="both"/>
-      </w:pPr>
-      <w:r>
-        <w:t>y_train_xgb = y_res.map(label_map)</w:t>
-      </w:r>
-    </w:p>
-    <w:p>
-      <w:pPr>
-        <w:jc w:val="both"/>
-      </w:pPr>
-      <w:r>
-        <w:t>y_test_xgb = y_test.map(label_map)</w:t>
-      </w:r>
-    </w:p>
-    <w:p>
-      <w:pPr>
-        <w:jc w:val="both"/>
-      </w:pPr>
-      <w:r>
-        <w:t>xgb_model = xgb.XGBClassifier(</w:t>
-      </w:r>
-    </w:p>
-    <w:p>
-      <w:pPr>
-        <w:jc w:val="both"/>
-      </w:pPr>
-      <w:r>
-        <w:t xml:space="preserve">    objective='multi:softmax',</w:t>
-      </w:r>
-    </w:p>
-    <w:p>
-      <w:pPr>
-        <w:jc w:val="both"/>
-      </w:pPr>
-      <w:r>
-        <w:t xml:space="preserve">    num_class=3,</w:t>
-      </w:r>
-    </w:p>
-    <w:p>
-      <w:pPr>
-        <w:jc w:val="both"/>
-      </w:pPr>
-      <w:r>
-        <w:t xml:space="preserve">    n_estimators=200,</w:t>
-      </w:r>
-    </w:p>
-    <w:p>
-      <w:pPr>
-        <w:jc w:val="both"/>
-      </w:pPr>
-      <w:r>
-        <w:t xml:space="preserve">    max_depth=10,</w:t>
-      </w:r>
-    </w:p>
-    <w:p>
-      <w:pPr>
-        <w:jc w:val="both"/>
-      </w:pPr>
-      <w:r>
-        <w:t xml:space="preserve">    learning_rate=0.05,</w:t>
-      </w:r>
-    </w:p>
-    <w:p>
-      <w:pPr>
-        <w:jc w:val="both"/>
-      </w:pPr>
-      <w:r>
-        <w:t xml:space="preserve">    eval_metric='merror', </w:t>
+        <w:t xml:space="preserve">smote = </w:t>
+      </w:r>
+      <w:proofErr w:type="gramStart"/>
+      <w:r>
+        <w:t>SMOTE(</w:t>
+      </w:r>
+      <w:proofErr w:type="spellStart"/>
+      <w:proofErr w:type="gramEnd"/>
+      <w:r>
+        <w:t>sampling_strategy</w:t>
+      </w:r>
+      <w:proofErr w:type="spellEnd"/>
+      <w:r>
+        <w:t>=</w:t>
+      </w:r>
+      <w:proofErr w:type="spellStart"/>
+      <w:r>
+        <w:t>sampling_strategy</w:t>
+      </w:r>
+      <w:proofErr w:type="spellEnd"/>
+      <w:r>
+        <w:t xml:space="preserve">, </w:t>
+      </w:r>
+      <w:proofErr w:type="spellStart"/>
+      <w:r>
+        <w:t>random_state</w:t>
+      </w:r>
+      <w:proofErr w:type="spellEnd"/>
+      <w:r>
+        <w:t>=42)</w:t>
+      </w:r>
+    </w:p>
+    <w:p>
+      <w:pPr>
+        <w:jc w:val="both"/>
+      </w:pPr>
+      <w:proofErr w:type="spellStart"/>
+      <w:r>
+        <w:t>X_res</w:t>
+      </w:r>
+      <w:proofErr w:type="spellEnd"/>
+      <w:r>
+        <w:t xml:space="preserve">, </w:t>
+      </w:r>
+      <w:proofErr w:type="spellStart"/>
+      <w:r>
+        <w:t>y_res</w:t>
+      </w:r>
+      <w:proofErr w:type="spellEnd"/>
+      <w:r>
+        <w:t xml:space="preserve"> = </w:t>
+      </w:r>
+      <w:proofErr w:type="spellStart"/>
+      <w:r>
+        <w:t>smote.fit_</w:t>
+      </w:r>
+      <w:proofErr w:type="gramStart"/>
+      <w:r>
+        <w:t>resample</w:t>
+      </w:r>
+      <w:proofErr w:type="spellEnd"/>
+      <w:r>
+        <w:t>(</w:t>
+      </w:r>
+      <w:proofErr w:type="spellStart"/>
+      <w:proofErr w:type="gramEnd"/>
+      <w:r>
+        <w:t>X_train</w:t>
+      </w:r>
+      <w:proofErr w:type="spellEnd"/>
+      <w:r>
+        <w:t xml:space="preserve">, </w:t>
+      </w:r>
+      <w:proofErr w:type="spellStart"/>
+      <w:r>
+        <w:t>y_train</w:t>
+      </w:r>
+      <w:proofErr w:type="spellEnd"/>
+      <w:r>
+        <w:t>)</w:t>
+      </w:r>
+    </w:p>
+    <w:p>
+      <w:pPr>
+        <w:jc w:val="both"/>
+      </w:pPr>
+      <w:proofErr w:type="gramStart"/>
+      <w:r>
+        <w:t>print(</w:t>
+      </w:r>
+      <w:proofErr w:type="gramEnd"/>
+      <w:r>
+        <w:t xml:space="preserve">"Original training distribution:\n", </w:t>
+      </w:r>
+      <w:proofErr w:type="spellStart"/>
+      <w:r>
+        <w:t>y_train.value_</w:t>
+      </w:r>
+      <w:proofErr w:type="gramStart"/>
+      <w:r>
+        <w:t>counts</w:t>
+      </w:r>
+      <w:proofErr w:type="spellEnd"/>
+      <w:r>
+        <w:t>(</w:t>
+      </w:r>
+      <w:proofErr w:type="gramEnd"/>
+      <w:r>
+        <w:t>))</w:t>
+      </w:r>
+    </w:p>
+    <w:p>
+      <w:pPr>
+        <w:jc w:val="both"/>
+      </w:pPr>
+      <w:proofErr w:type="gramStart"/>
+      <w:r>
+        <w:t>print(</w:t>
+      </w:r>
+      <w:proofErr w:type="gramEnd"/>
+      <w:r>
+        <w:t xml:space="preserve">"Resampled training distribution:\n", </w:t>
+      </w:r>
+      <w:proofErr w:type="spellStart"/>
+      <w:r>
+        <w:t>y_res.value_</w:t>
+      </w:r>
+      <w:proofErr w:type="gramStart"/>
+      <w:r>
+        <w:t>counts</w:t>
+      </w:r>
+      <w:proofErr w:type="spellEnd"/>
+      <w:r>
+        <w:t>(</w:t>
+      </w:r>
+      <w:proofErr w:type="gramEnd"/>
+      <w:r>
+        <w:t>))</w:t>
+      </w:r>
+    </w:p>
+    <w:p>
+      <w:pPr>
+        <w:jc w:val="both"/>
+      </w:pPr>
+      <w:proofErr w:type="spellStart"/>
+      <w:r>
+        <w:t>label_map</w:t>
+      </w:r>
+      <w:proofErr w:type="spellEnd"/>
+      <w:r>
+        <w:t xml:space="preserve"> = {'Low': 0, 'Medium': 1, 'High': 2}</w:t>
+      </w:r>
+    </w:p>
+    <w:p>
+      <w:pPr>
+        <w:jc w:val="both"/>
+      </w:pPr>
+      <w:proofErr w:type="spellStart"/>
+      <w:r>
+        <w:t>y_train_xgb</w:t>
+      </w:r>
+      <w:proofErr w:type="spellEnd"/>
+      <w:r>
+        <w:t xml:space="preserve"> = </w:t>
+      </w:r>
+      <w:proofErr w:type="spellStart"/>
+      <w:r>
+        <w:t>y_res.map</w:t>
+      </w:r>
+      <w:proofErr w:type="spellEnd"/>
+      <w:r>
+        <w:t>(</w:t>
+      </w:r>
+      <w:proofErr w:type="spellStart"/>
+      <w:r>
+        <w:t>label_map</w:t>
+      </w:r>
+      <w:proofErr w:type="spellEnd"/>
+      <w:r>
+        <w:t>)</w:t>
+      </w:r>
+    </w:p>
+    <w:p>
+      <w:pPr>
+        <w:jc w:val="both"/>
+      </w:pPr>
+      <w:proofErr w:type="spellStart"/>
+      <w:r>
+        <w:t>y_test_xgb</w:t>
+      </w:r>
+      <w:proofErr w:type="spellEnd"/>
+      <w:r>
+        <w:t xml:space="preserve"> = </w:t>
+      </w:r>
+      <w:proofErr w:type="spellStart"/>
+      <w:r>
+        <w:t>y_test.map</w:t>
+      </w:r>
+      <w:proofErr w:type="spellEnd"/>
+      <w:r>
+        <w:t>(</w:t>
+      </w:r>
+      <w:proofErr w:type="spellStart"/>
+      <w:r>
+        <w:t>label_map</w:t>
+      </w:r>
+      <w:proofErr w:type="spellEnd"/>
+      <w:r>
+        <w:t>)</w:t>
+      </w:r>
+    </w:p>
+    <w:p>
+      <w:pPr>
+        <w:jc w:val="both"/>
+      </w:pPr>
+      <w:proofErr w:type="spellStart"/>
+      <w:r>
+        <w:t>xgb_model</w:t>
+      </w:r>
+      <w:proofErr w:type="spellEnd"/>
+      <w:r>
+        <w:t xml:space="preserve"> = </w:t>
+      </w:r>
+      <w:proofErr w:type="spellStart"/>
+      <w:proofErr w:type="gramStart"/>
+      <w:r>
+        <w:t>xgb.XGBClassifier</w:t>
+      </w:r>
+      <w:proofErr w:type="spellEnd"/>
+      <w:proofErr w:type="gramEnd"/>
+      <w:r>
+        <w:t>(</w:t>
+      </w:r>
+    </w:p>
+    <w:p>
+      <w:pPr>
+        <w:jc w:val="both"/>
+      </w:pPr>
+      <w:r>
+        <w:t xml:space="preserve">    objective='</w:t>
+      </w:r>
+      <w:proofErr w:type="spellStart"/>
+      <w:proofErr w:type="gramStart"/>
+      <w:r>
+        <w:t>multi:softmax</w:t>
+      </w:r>
+      <w:proofErr w:type="spellEnd"/>
+      <w:proofErr w:type="gramEnd"/>
+      <w:r>
+        <w:t>',</w:t>
+      </w:r>
+    </w:p>
+    <w:p>
+      <w:pPr>
+        <w:jc w:val="both"/>
+      </w:pPr>
+      <w:r>
+        <w:t xml:space="preserve">    </w:t>
+      </w:r>
+      <w:proofErr w:type="spellStart"/>
+      <w:r>
+        <w:t>num_class</w:t>
+      </w:r>
+      <w:proofErr w:type="spellEnd"/>
+      <w:r>
+        <w:t>=3,</w:t>
+      </w:r>
+    </w:p>
+    <w:p>
+      <w:pPr>
+        <w:jc w:val="both"/>
+      </w:pPr>
+      <w:r>
+        <w:t xml:space="preserve">    </w:t>
+      </w:r>
+      <w:proofErr w:type="spellStart"/>
+      <w:r>
+        <w:t>n_estimators</w:t>
+      </w:r>
+      <w:proofErr w:type="spellEnd"/>
+      <w:r>
+        <w:t>=200,</w:t>
+      </w:r>
+    </w:p>
+    <w:p>
+      <w:pPr>
+        <w:jc w:val="both"/>
+      </w:pPr>
+      <w:r>
+        <w:t xml:space="preserve">    </w:t>
+      </w:r>
+      <w:proofErr w:type="spellStart"/>
+      <w:r>
+        <w:t>max_depth</w:t>
+      </w:r>
+      <w:proofErr w:type="spellEnd"/>
+      <w:r>
+        <w:t>=10,</w:t>
+      </w:r>
+    </w:p>
+    <w:p>
+      <w:pPr>
+        <w:jc w:val="both"/>
+      </w:pPr>
+      <w:r>
+        <w:t xml:space="preserve">    </w:t>
+      </w:r>
+      <w:proofErr w:type="spellStart"/>
+      <w:r>
+        <w:t>learning_rate</w:t>
+      </w:r>
+      <w:proofErr w:type="spellEnd"/>
+      <w:r>
+        <w:t>=0.05,</w:t>
+      </w:r>
+    </w:p>
+    <w:p>
+      <w:pPr>
+        <w:jc w:val="both"/>
+      </w:pPr>
+      <w:r>
+        <w:t xml:space="preserve">    </w:t>
+      </w:r>
+      <w:proofErr w:type="spellStart"/>
+      <w:r>
+        <w:t>eval_metric</w:t>
+      </w:r>
+      <w:proofErr w:type="spellEnd"/>
+      <w:r>
+        <w:t>='</w:t>
+      </w:r>
+      <w:proofErr w:type="spellStart"/>
+      <w:r>
+        <w:t>merror</w:t>
+      </w:r>
+      <w:proofErr w:type="spellEnd"/>
+      <w:r>
+        <w:t xml:space="preserve">', </w:t>
       </w:r>
     </w:p>
     <w:p>
@@ -16076,23 +19044,47 @@
       </w:pPr>
       <w:r>
         <w:lastRenderedPageBreak/>
-        <w:t xml:space="preserve">    use_label_encoder=False,</w:t>
-      </w:r>
-    </w:p>
-    <w:p>
-      <w:pPr>
-        <w:jc w:val="both"/>
-      </w:pPr>
-      <w:r>
-        <w:t xml:space="preserve">    random_state=42,</w:t>
-      </w:r>
-    </w:p>
-    <w:p>
-      <w:pPr>
-        <w:jc w:val="both"/>
-      </w:pPr>
-      <w:r>
-        <w:t xml:space="preserve">       n_jobs=-1</w:t>
+        <w:t xml:space="preserve">    </w:t>
+      </w:r>
+      <w:proofErr w:type="spellStart"/>
+      <w:r>
+        <w:t>use_label_encoder</w:t>
+      </w:r>
+      <w:proofErr w:type="spellEnd"/>
+      <w:r>
+        <w:t>=False,</w:t>
+      </w:r>
+    </w:p>
+    <w:p>
+      <w:pPr>
+        <w:jc w:val="both"/>
+      </w:pPr>
+      <w:r>
+        <w:t xml:space="preserve">    </w:t>
+      </w:r>
+      <w:proofErr w:type="spellStart"/>
+      <w:r>
+        <w:t>random_state</w:t>
+      </w:r>
+      <w:proofErr w:type="spellEnd"/>
+      <w:r>
+        <w:t>=42,</w:t>
+      </w:r>
+    </w:p>
+    <w:p>
+      <w:pPr>
+        <w:jc w:val="both"/>
+      </w:pPr>
+      <w:r>
+        <w:t xml:space="preserve">       </w:t>
+      </w:r>
+      <w:proofErr w:type="spellStart"/>
+      <w:r>
+        <w:t>n_jobs</w:t>
+      </w:r>
+      <w:proofErr w:type="spellEnd"/>
+      <w:r>
+        <w:t>=-1</w:t>
       </w:r>
     </w:p>
     <w:p>
@@ -16107,56 +19099,251 @@
       <w:pPr>
         <w:jc w:val="both"/>
       </w:pPr>
-      <w:r>
-        <w:t>print("\nFitting XGBoost Model on SMOTE Resampled Data...")</w:t>
-      </w:r>
-    </w:p>
-    <w:p>
-      <w:pPr>
-        <w:jc w:val="both"/>
-      </w:pPr>
-      <w:r>
-        <w:t>xgb_model.fit(X_res, y_train_xgb)</w:t>
-      </w:r>
-    </w:p>
-    <w:p>
-      <w:pPr>
-        <w:jc w:val="both"/>
-      </w:pPr>
-      <w:r>
-        <w:t>y_pred_xgb_int = xgb_model.predict(X_test)</w:t>
-      </w:r>
-    </w:p>
-    <w:p>
-      <w:pPr>
-        <w:jc w:val="both"/>
-      </w:pPr>
-      <w:r>
-        <w:t>reverse_label_map = {0: 'Low', 1: 'Medium', 2: 'High'}</w:t>
-      </w:r>
-    </w:p>
-    <w:p>
-      <w:pPr>
-        <w:jc w:val="both"/>
-      </w:pPr>
-      <w:r>
-        <w:t>y_pred_xgb = pd.Series(y_pred_xgb_int).map(reverse_label_map)</w:t>
-      </w:r>
-    </w:p>
-    <w:p>
-      <w:pPr>
-        <w:jc w:val="both"/>
-      </w:pPr>
-      <w:r>
-        <w:t>print("\n--- XGBoost Classification Report (SMOTE Baseline) ---\n", classification_report(y_test, y_pred_xgb))</w:t>
-      </w:r>
-    </w:p>
-    <w:p>
-      <w:pPr>
-        <w:jc w:val="both"/>
-      </w:pPr>
-      <w:r>
-        <w:t>print("XGBoost Confusion Matrix:\n", confusion_matrix(y_test, y_pred_xgb))</w:t>
+      <w:proofErr w:type="gramStart"/>
+      <w:r>
+        <w:t>print(</w:t>
+      </w:r>
+      <w:proofErr w:type="gramEnd"/>
+      <w:r>
+        <w:t>"\</w:t>
+      </w:r>
+      <w:proofErr w:type="spellStart"/>
+      <w:r>
+        <w:t>nFitting</w:t>
+      </w:r>
+      <w:proofErr w:type="spellEnd"/>
+      <w:r>
+        <w:t xml:space="preserve"> </w:t>
+      </w:r>
+      <w:proofErr w:type="spellStart"/>
+      <w:r>
+        <w:t>XGBoost</w:t>
+      </w:r>
+      <w:proofErr w:type="spellEnd"/>
+      <w:r>
+        <w:t xml:space="preserve"> Model on SMOTE Resampled Data...")</w:t>
+      </w:r>
+    </w:p>
+    <w:p>
+      <w:pPr>
+        <w:jc w:val="both"/>
+      </w:pPr>
+      <w:proofErr w:type="spellStart"/>
+      <w:proofErr w:type="gramStart"/>
+      <w:r>
+        <w:t>xgb_model.fit</w:t>
+      </w:r>
+      <w:proofErr w:type="spellEnd"/>
+      <w:r>
+        <w:t>(</w:t>
+      </w:r>
+      <w:proofErr w:type="spellStart"/>
+      <w:proofErr w:type="gramEnd"/>
+      <w:r>
+        <w:t>X_res</w:t>
+      </w:r>
+      <w:proofErr w:type="spellEnd"/>
+      <w:r>
+        <w:t xml:space="preserve">, </w:t>
+      </w:r>
+      <w:proofErr w:type="spellStart"/>
+      <w:r>
+        <w:t>y_train_xgb</w:t>
+      </w:r>
+      <w:proofErr w:type="spellEnd"/>
+      <w:r>
+        <w:t>)</w:t>
+      </w:r>
+    </w:p>
+    <w:p>
+      <w:pPr>
+        <w:jc w:val="both"/>
+      </w:pPr>
+      <w:proofErr w:type="spellStart"/>
+      <w:r>
+        <w:t>y_pred_xgb_int</w:t>
+      </w:r>
+      <w:proofErr w:type="spellEnd"/>
+      <w:r>
+        <w:t xml:space="preserve"> = </w:t>
+      </w:r>
+      <w:proofErr w:type="spellStart"/>
+      <w:r>
+        <w:t>xgb_</w:t>
+      </w:r>
+      <w:proofErr w:type="gramStart"/>
+      <w:r>
+        <w:t>model.predict</w:t>
+      </w:r>
+      <w:proofErr w:type="spellEnd"/>
+      <w:proofErr w:type="gramEnd"/>
+      <w:r>
+        <w:t>(</w:t>
+      </w:r>
+      <w:proofErr w:type="spellStart"/>
+      <w:r>
+        <w:t>X_test</w:t>
+      </w:r>
+      <w:proofErr w:type="spellEnd"/>
+      <w:r>
+        <w:t>)</w:t>
+      </w:r>
+    </w:p>
+    <w:p>
+      <w:pPr>
+        <w:jc w:val="both"/>
+      </w:pPr>
+      <w:proofErr w:type="spellStart"/>
+      <w:r>
+        <w:t>reverse_label_map</w:t>
+      </w:r>
+      <w:proofErr w:type="spellEnd"/>
+      <w:r>
+        <w:t xml:space="preserve"> = {0: 'Low', 1: 'Medium', 2: 'High'}</w:t>
+      </w:r>
+    </w:p>
+    <w:p>
+      <w:pPr>
+        <w:jc w:val="both"/>
+      </w:pPr>
+      <w:proofErr w:type="spellStart"/>
+      <w:r>
+        <w:t>y_pred_xgb</w:t>
+      </w:r>
+      <w:proofErr w:type="spellEnd"/>
+      <w:r>
+        <w:t xml:space="preserve"> = </w:t>
+      </w:r>
+      <w:proofErr w:type="spellStart"/>
+      <w:proofErr w:type="gramStart"/>
+      <w:r>
+        <w:t>pd.Series</w:t>
+      </w:r>
+      <w:proofErr w:type="spellEnd"/>
+      <w:proofErr w:type="gramEnd"/>
+      <w:r>
+        <w:t>(</w:t>
+      </w:r>
+      <w:proofErr w:type="spellStart"/>
+      <w:r>
+        <w:t>y_pred_xgb_int</w:t>
+      </w:r>
+      <w:proofErr w:type="spellEnd"/>
+      <w:proofErr w:type="gramStart"/>
+      <w:r>
+        <w:t>).map</w:t>
+      </w:r>
+      <w:proofErr w:type="gramEnd"/>
+      <w:r>
+        <w:t>(</w:t>
+      </w:r>
+      <w:proofErr w:type="spellStart"/>
+      <w:r>
+        <w:t>reverse_label_map</w:t>
+      </w:r>
+      <w:proofErr w:type="spellEnd"/>
+      <w:r>
+        <w:t>)</w:t>
+      </w:r>
+    </w:p>
+    <w:p>
+      <w:pPr>
+        <w:jc w:val="both"/>
+      </w:pPr>
+      <w:proofErr w:type="gramStart"/>
+      <w:r>
+        <w:t>print(</w:t>
+      </w:r>
+      <w:proofErr w:type="gramEnd"/>
+      <w:r>
+        <w:t xml:space="preserve">"\n--- </w:t>
+      </w:r>
+      <w:proofErr w:type="spellStart"/>
+      <w:r>
+        <w:t>XGBoost</w:t>
+      </w:r>
+      <w:proofErr w:type="spellEnd"/>
+      <w:r>
+        <w:t xml:space="preserve"> Classification Report (SMOTE Baseline) ---\n", </w:t>
+      </w:r>
+      <w:proofErr w:type="spellStart"/>
+      <w:r>
+        <w:t>classification_</w:t>
+      </w:r>
+      <w:proofErr w:type="gramStart"/>
+      <w:r>
+        <w:t>report</w:t>
+      </w:r>
+      <w:proofErr w:type="spellEnd"/>
+      <w:r>
+        <w:t>(</w:t>
+      </w:r>
+      <w:proofErr w:type="spellStart"/>
+      <w:proofErr w:type="gramEnd"/>
+      <w:r>
+        <w:t>y_test</w:t>
+      </w:r>
+      <w:proofErr w:type="spellEnd"/>
+      <w:r>
+        <w:t xml:space="preserve">, </w:t>
+      </w:r>
+      <w:proofErr w:type="spellStart"/>
+      <w:r>
+        <w:t>y_pred_xgb</w:t>
+      </w:r>
+      <w:proofErr w:type="spellEnd"/>
+      <w:r>
+        <w:t>))</w:t>
+      </w:r>
+    </w:p>
+    <w:p>
+      <w:pPr>
+        <w:jc w:val="both"/>
+      </w:pPr>
+      <w:proofErr w:type="gramStart"/>
+      <w:r>
+        <w:t>print(</w:t>
+      </w:r>
+      <w:proofErr w:type="gramEnd"/>
+      <w:r>
+        <w:t>"</w:t>
+      </w:r>
+      <w:proofErr w:type="spellStart"/>
+      <w:r>
+        <w:t>XGBoost</w:t>
+      </w:r>
+      <w:proofErr w:type="spellEnd"/>
+      <w:r>
+        <w:t xml:space="preserve"> Confusion Matrix:\n", </w:t>
+      </w:r>
+      <w:proofErr w:type="spellStart"/>
+      <w:r>
+        <w:t>confusion_</w:t>
+      </w:r>
+      <w:proofErr w:type="gramStart"/>
+      <w:r>
+        <w:t>matrix</w:t>
+      </w:r>
+      <w:proofErr w:type="spellEnd"/>
+      <w:r>
+        <w:t>(</w:t>
+      </w:r>
+      <w:proofErr w:type="spellStart"/>
+      <w:proofErr w:type="gramEnd"/>
+      <w:r>
+        <w:t>y_test</w:t>
+      </w:r>
+      <w:proofErr w:type="spellEnd"/>
+      <w:r>
+        <w:t xml:space="preserve">, </w:t>
+      </w:r>
+      <w:proofErr w:type="spellStart"/>
+      <w:r>
+        <w:t>y_pred_xgb</w:t>
+      </w:r>
+      <w:proofErr w:type="spellEnd"/>
+      <w:r>
+        <w:t>))</w:t>
       </w:r>
     </w:p>
     <w:p>
